--- a/extra/report/No.バッチ_テストケース.docx
+++ b/extra/report/No.バッチ_テストケース.docx
@@ -256,25 +256,23 @@
                 <w:color w:val="000000"/>
                 <w:sz w:val="20"/>
               </w:rPr>
-              <w:t>T_BILLING_DATA」</w:t>
-            </w:r>
-          </w:p>
-          <w:p>
-            <w:pPr>
-              <w:widowControl/>
-              <w:rPr>
-                <w:rFonts w:ascii="游ゴシック" w:eastAsia="游ゴシック" w:hAnsi="游ゴシック"/>
+              <w:t>T_BILLING_DATA」請求明細デー</w:t>
+            </w:r>
+            <w:r>
+              <w:rPr>
+                <w:rFonts w:ascii="游ゴシック" w:eastAsia="游ゴシック" w:hAnsi="游ゴシック" w:hint="eastAsia"/>
                 <w:color w:val="000000"/>
                 <w:sz w:val="20"/>
               </w:rPr>
-            </w:pPr>
+              <w:t>タ</w:t>
+            </w:r>
             <w:r>
               <w:rPr>
                 <w:rFonts w:ascii="游ゴシック" w:eastAsia="游ゴシック" w:hAnsi="游ゴシック" w:hint="eastAsia"/>
                 <w:color w:val="000000"/>
                 <w:sz w:val="20"/>
               </w:rPr>
-              <w:t>請求明細データテーブル</w:t>
+              <w:t>テーブル</w:t>
             </w:r>
             <w:r>
               <w:rPr>
@@ -291,38 +289,8 @@
                 <w:color w:val="000000"/>
                 <w:sz w:val="20"/>
               </w:rPr>
-              <w:t>T_BILLING_DETAIL_DATA」</w:t>
-            </w:r>
-          </w:p>
-          <w:p>
-            <w:pPr>
-              <w:widowControl/>
-              <w:rPr>
-                <w:rFonts w:ascii="游ゴシック" w:eastAsia="游ゴシック" w:hAnsi="游ゴシック"/>
-                <w:color w:val="000000"/>
-                <w:kern w:val="0"/>
-                <w:sz w:val="20"/>
-              </w:rPr>
-            </w:pPr>
-            <w:r>
-              <w:rPr>
-                <w:rFonts w:ascii="游ゴシック" w:eastAsia="游ゴシック" w:hAnsi="游ゴシック" w:hint="eastAsia"/>
-                <w:color w:val="000000"/>
-                <w:sz w:val="20"/>
-              </w:rPr>
-              <w:t>請求データ状況テーブル「T_BILLING_STATUS」</w:t>
-            </w:r>
-          </w:p>
-          <w:p>
-            <w:pPr>
-              <w:widowControl/>
-              <w:rPr>
-                <w:rFonts w:ascii="游ゴシック" w:eastAsia="游ゴシック" w:hAnsi="游ゴシック"/>
-                <w:color w:val="000000"/>
-                <w:kern w:val="0"/>
-                <w:sz w:val="20"/>
-              </w:rPr>
-            </w:pPr>
+              <w:t>T_BILLING_DETAIL_DATA」請求データ状況テーブル「T_BILLING_STATUS」</w:t>
+            </w:r>
             <w:r>
               <w:rPr>
                 <w:rFonts w:ascii="游ゴシック" w:eastAsia="游ゴシック" w:hAnsi="游ゴシック" w:hint="eastAsia"/>
@@ -523,7 +491,44 @@
                 <w:rFonts w:ascii="游ゴシック" w:eastAsia="游ゴシック" w:hAnsi="游ゴシック" w:hint="eastAsia"/>
                 <w:sz w:val="20"/>
               </w:rPr>
-              <w:t>コマンドライン引数を6文字入力してプログラムを実行した時に、「不正な値です。」とコンソールに表示されない</w:t>
+              <w:t>コマンドライン引数を</w:t>
+            </w:r>
+            <w:r>
+              <w:rPr>
+                <w:rFonts w:ascii="游ゴシック" w:eastAsia="游ゴシック" w:hAnsi="游ゴシック"/>
+                <w:sz w:val="20"/>
+              </w:rPr>
+              <w:t>”</w:t>
+            </w:r>
+            <w:proofErr w:type="spellStart"/>
+            <w:r>
+              <w:rPr>
+                <w:rFonts w:ascii="游ゴシック" w:eastAsia="游ゴシック" w:hAnsi="游ゴシック"/>
+                <w:sz w:val="20"/>
+              </w:rPr>
+              <w:t>abcdef</w:t>
+            </w:r>
+            <w:proofErr w:type="spellEnd"/>
+            <w:r>
+              <w:rPr>
+                <w:rFonts w:ascii="游ゴシック" w:eastAsia="游ゴシック" w:hAnsi="游ゴシック"/>
+                <w:sz w:val="20"/>
+              </w:rPr>
+              <w:t>”</w:t>
+            </w:r>
+            <w:r>
+              <w:rPr>
+                <w:rFonts w:ascii="游ゴシック" w:eastAsia="游ゴシック" w:hAnsi="游ゴシック" w:hint="eastAsia"/>
+                <w:sz w:val="20"/>
+              </w:rPr>
+              <w:t>と</w:t>
+            </w:r>
+            <w:r>
+              <w:rPr>
+                <w:rFonts w:ascii="游ゴシック" w:eastAsia="游ゴシック" w:hAnsi="游ゴシック" w:hint="eastAsia"/>
+                <w:sz w:val="20"/>
+              </w:rPr>
+              <w:t>入力してプログラムを実行した時に、「不正な値です。」とコンソールに表示されない</w:t>
             </w:r>
           </w:p>
         </w:tc>
@@ -636,7 +641,37 @@
                 <w:rFonts w:ascii="游ゴシック" w:eastAsia="游ゴシック" w:hAnsi="游ゴシック" w:hint="eastAsia"/>
                 <w:sz w:val="20"/>
               </w:rPr>
-              <w:t>コマンドライン引数を7文字以上入力してプログラムを実行した時に「不正な値です。」とコンソールが表示される</w:t>
+              <w:t>コマンドライン引数を</w:t>
+            </w:r>
+            <w:r>
+              <w:rPr>
+                <w:rFonts w:ascii="游ゴシック" w:eastAsia="游ゴシック" w:hAnsi="游ゴシック" w:hint="eastAsia"/>
+                <w:sz w:val="20"/>
+              </w:rPr>
+              <w:t>“</w:t>
+            </w:r>
+            <w:proofErr w:type="spellStart"/>
+            <w:r>
+              <w:rPr>
+                <w:rFonts w:ascii="游ゴシック" w:eastAsia="游ゴシック" w:hAnsi="游ゴシック" w:hint="eastAsia"/>
+                <w:sz w:val="20"/>
+              </w:rPr>
+              <w:t>abcdefg</w:t>
+            </w:r>
+            <w:proofErr w:type="spellEnd"/>
+            <w:r>
+              <w:rPr>
+                <w:rFonts w:ascii="游ゴシック" w:eastAsia="游ゴシック" w:hAnsi="游ゴシック" w:hint="eastAsia"/>
+                <w:sz w:val="20"/>
+              </w:rPr>
+              <w:t>”と</w:t>
+            </w:r>
+            <w:r>
+              <w:rPr>
+                <w:rFonts w:ascii="游ゴシック" w:eastAsia="游ゴシック" w:hAnsi="游ゴシック" w:hint="eastAsia"/>
+                <w:sz w:val="20"/>
+              </w:rPr>
+              <w:t>入力してプログラムを実行した時に「不正な値です。」とコンソールが表示される</w:t>
             </w:r>
           </w:p>
         </w:tc>
@@ -749,7 +784,37 @@
                 <w:rFonts w:ascii="游ゴシック" w:eastAsia="游ゴシック" w:hAnsi="游ゴシック" w:hint="eastAsia"/>
                 <w:sz w:val="20"/>
               </w:rPr>
-              <w:t>コマンドライン引数を5文字以下入力してプログラムを実行した時に「不正な値です。」とコンソールが表示される</w:t>
+              <w:t>コマンドライン引数を</w:t>
+            </w:r>
+            <w:r>
+              <w:rPr>
+                <w:rFonts w:ascii="游ゴシック" w:eastAsia="游ゴシック" w:hAnsi="游ゴシック"/>
+                <w:sz w:val="20"/>
+              </w:rPr>
+              <w:t>”</w:t>
+            </w:r>
+            <w:proofErr w:type="spellStart"/>
+            <w:r>
+              <w:rPr>
+                <w:rFonts w:ascii="游ゴシック" w:eastAsia="游ゴシック" w:hAnsi="游ゴシック"/>
+                <w:sz w:val="20"/>
+              </w:rPr>
+              <w:t>abcde</w:t>
+            </w:r>
+            <w:proofErr w:type="spellEnd"/>
+            <w:r>
+              <w:rPr>
+                <w:rFonts w:ascii="游ゴシック" w:eastAsia="游ゴシック" w:hAnsi="游ゴシック"/>
+                <w:sz w:val="20"/>
+              </w:rPr>
+              <w:t>”</w:t>
+            </w:r>
+            <w:r>
+              <w:rPr>
+                <w:rFonts w:ascii="游ゴシック" w:eastAsia="游ゴシック" w:hAnsi="游ゴシック" w:hint="eastAsia"/>
+                <w:sz w:val="20"/>
+              </w:rPr>
+              <w:t>入力してプログラムを実行した時に「不正な値です。」とコンソールが表示される</w:t>
             </w:r>
           </w:p>
         </w:tc>
@@ -1057,6 +1122,7 @@
         <w:tc>
           <w:tcPr>
             <w:tcW w:w="5355" w:type="dxa"/>
+            <w:vMerge w:val="restart"/>
             <w:vAlign w:val="center"/>
           </w:tcPr>
           <w:p>
@@ -1130,14 +1196,7 @@
                 <w:rFonts w:ascii="游ゴシック" w:eastAsia="游ゴシック" w:hAnsi="游ゴシック" w:hint="eastAsia"/>
                 <w:sz w:val="20"/>
               </w:rPr>
-              <w:t>コマンドライン</w:t>
-            </w:r>
-            <w:r>
-              <w:rPr>
-                <w:rFonts w:ascii="游ゴシック" w:eastAsia="游ゴシック" w:hAnsi="游ゴシック" w:hint="eastAsia"/>
-                <w:sz w:val="20"/>
-              </w:rPr>
-              <w:t>引数に</w:t>
+              <w:t>コマンドライン引数に</w:t>
             </w:r>
             <w:r>
               <w:rPr>
@@ -1171,11 +1230,35 @@
             </w:r>
             <w:r>
               <w:rPr>
-                <w:rFonts w:ascii="游ゴシック" w:eastAsia="游ゴシック" w:hAnsi="游ゴシック" w:hint="eastAsia"/>
+                <w:rFonts w:ascii="游ゴシック" w:eastAsia="游ゴシック" w:hAnsi="游ゴシック"/>
                 <w:color w:val="000000"/>
                 <w:sz w:val="20"/>
               </w:rPr>
-              <w:t>プログラムが正常終了する</w:t>
+              <w:t>”09</w:t>
+            </w:r>
+            <w:r>
+              <w:rPr>
+                <w:rFonts w:ascii="游ゴシック" w:eastAsia="游ゴシック" w:hAnsi="游ゴシック" w:hint="eastAsia"/>
+                <w:color w:val="000000"/>
+                <w:sz w:val="20"/>
+              </w:rPr>
+              <w:t>月分は確定済みです。</w:t>
+            </w:r>
+            <w:r>
+              <w:rPr>
+                <w:rFonts w:ascii="游ゴシック" w:eastAsia="游ゴシック" w:hAnsi="游ゴシック"/>
+                <w:color w:val="000000"/>
+                <w:sz w:val="20"/>
+              </w:rPr>
+              <w:t>”</w:t>
+            </w:r>
+            <w:r>
+              <w:rPr>
+                <w:rFonts w:ascii="游ゴシック" w:eastAsia="游ゴシック" w:hAnsi="游ゴシック" w:hint="eastAsia"/>
+                <w:color w:val="000000"/>
+                <w:sz w:val="20"/>
+              </w:rPr>
+              <w:t>とログ表示されてプログラムが正常終了する</w:t>
             </w:r>
           </w:p>
         </w:tc>
@@ -1250,101 +1333,109 @@
                 <w:rFonts w:ascii="游ゴシック" w:eastAsia="游ゴシック" w:hAnsi="游ゴシック" w:hint="eastAsia"/>
                 <w:sz w:val="20"/>
               </w:rPr>
+              <w:t>7</w:t>
+            </w:r>
+          </w:p>
+        </w:tc>
+        <w:tc>
+          <w:tcPr>
+            <w:tcW w:w="5355" w:type="dxa"/>
+            <w:vMerge/>
+            <w:vAlign w:val="center"/>
+          </w:tcPr>
+          <w:p>
+            <w:pPr>
+              <w:snapToGrid w:val="0"/>
+              <w:rPr>
+                <w:rFonts w:ascii="游ゴシック" w:eastAsia="游ゴシック" w:hAnsi="游ゴシック"/>
+                <w:sz w:val="20"/>
+              </w:rPr>
+            </w:pPr>
+          </w:p>
+        </w:tc>
+        <w:tc>
+          <w:tcPr>
+            <w:tcW w:w="4935" w:type="dxa"/>
+            <w:vAlign w:val="center"/>
+          </w:tcPr>
+          <w:p>
+            <w:pPr>
+              <w:snapToGrid w:val="0"/>
+              <w:rPr>
+                <w:rFonts w:ascii="游ゴシック" w:eastAsia="游ゴシック" w:hAnsi="游ゴシック"/>
+                <w:sz w:val="20"/>
+              </w:rPr>
+            </w:pPr>
+            <w:r>
+              <w:rPr>
+                <w:rFonts w:ascii="游ゴシック" w:eastAsia="游ゴシック" w:hAnsi="游ゴシック" w:hint="eastAsia"/>
+                <w:sz w:val="20"/>
+              </w:rPr>
+              <w:t>一致しない場合は</w:t>
+            </w:r>
+            <w:r>
+              <w:rPr>
+                <w:rFonts w:ascii="游ゴシック" w:eastAsia="游ゴシック" w:hAnsi="游ゴシック"/>
+                <w:sz w:val="20"/>
+              </w:rPr>
+              <w:t>”</w:t>
+            </w:r>
+            <w:r>
+              <w:rPr>
+                <w:rFonts w:ascii="游ゴシック" w:eastAsia="游ゴシック" w:hAnsi="游ゴシック" w:hint="eastAsia"/>
+                <w:sz w:val="20"/>
+              </w:rPr>
+              <w:t>データーベースから2</w:t>
+            </w:r>
+            <w:r>
+              <w:rPr>
+                <w:rFonts w:ascii="游ゴシック" w:eastAsia="游ゴシック" w:hAnsi="游ゴシック"/>
+                <w:sz w:val="20"/>
+              </w:rPr>
+              <w:t>025</w:t>
+            </w:r>
+            <w:r>
+              <w:rPr>
+                <w:rFonts w:ascii="游ゴシック" w:eastAsia="游ゴシック" w:hAnsi="游ゴシック" w:hint="eastAsia"/>
+                <w:sz w:val="20"/>
+              </w:rPr>
+              <w:t>年0</w:t>
+            </w:r>
+            <w:r>
+              <w:rPr>
+                <w:rFonts w:ascii="游ゴシック" w:eastAsia="游ゴシック" w:hAnsi="游ゴシック"/>
+                <w:sz w:val="20"/>
+              </w:rPr>
+              <w:t>9</w:t>
+            </w:r>
+            <w:r>
+              <w:rPr>
+                <w:rFonts w:ascii="游ゴシック" w:eastAsia="游ゴシック" w:hAnsi="游ゴシック" w:hint="eastAsia"/>
+                <w:sz w:val="20"/>
+              </w:rPr>
+              <w:t>月分の未確定請求情報を削除しました。</w:t>
+            </w:r>
+            <w:r>
+              <w:rPr>
+                <w:rFonts w:ascii="游ゴシック" w:eastAsia="游ゴシック" w:hAnsi="游ゴシック"/>
+                <w:sz w:val="20"/>
+              </w:rPr>
+              <w:t>”</w:t>
+            </w:r>
+            <w:r>
+              <w:rPr>
+                <w:rFonts w:ascii="游ゴシック" w:eastAsia="游ゴシック" w:hAnsi="游ゴシック" w:hint="eastAsia"/>
+                <w:sz w:val="20"/>
+              </w:rPr>
+              <w:t>とコンソール</w:t>
+            </w:r>
+            <w:r>
+              <w:rPr>
+                <w:rFonts w:ascii="游ゴシック" w:eastAsia="游ゴシック" w:hAnsi="游ゴシック" w:hint="eastAsia"/>
+                <w:sz w:val="20"/>
+              </w:rPr>
               <w:lastRenderedPageBreak/>
-              <w:t>7</w:t>
-            </w:r>
-          </w:p>
-        </w:tc>
-        <w:tc>
-          <w:tcPr>
-            <w:tcW w:w="5355" w:type="dxa"/>
-            <w:vAlign w:val="center"/>
-          </w:tcPr>
-          <w:p>
-            <w:pPr>
-              <w:snapToGrid w:val="0"/>
-              <w:rPr>
-                <w:rFonts w:ascii="游ゴシック" w:eastAsia="游ゴシック" w:hAnsi="游ゴシック"/>
-                <w:sz w:val="20"/>
-              </w:rPr>
-            </w:pPr>
-          </w:p>
-        </w:tc>
-        <w:tc>
-          <w:tcPr>
-            <w:tcW w:w="4935" w:type="dxa"/>
-            <w:vAlign w:val="center"/>
-          </w:tcPr>
-          <w:p>
-            <w:pPr>
-              <w:snapToGrid w:val="0"/>
-              <w:rPr>
-                <w:rFonts w:ascii="游ゴシック" w:eastAsia="游ゴシック" w:hAnsi="游ゴシック" w:hint="eastAsia"/>
-                <w:sz w:val="20"/>
-              </w:rPr>
-            </w:pPr>
-            <w:r>
-              <w:rPr>
-                <w:rFonts w:ascii="游ゴシック" w:eastAsia="游ゴシック" w:hAnsi="游ゴシック" w:hint="eastAsia"/>
-                <w:sz w:val="20"/>
-              </w:rPr>
-              <w:t>一致しない場合は</w:t>
-            </w:r>
-            <w:r>
-              <w:rPr>
-                <w:rFonts w:ascii="游ゴシック" w:eastAsia="游ゴシック" w:hAnsi="游ゴシック"/>
-                <w:sz w:val="20"/>
-              </w:rPr>
-              <w:t>”</w:t>
-            </w:r>
-            <w:r>
-              <w:rPr>
-                <w:rFonts w:ascii="游ゴシック" w:eastAsia="游ゴシック" w:hAnsi="游ゴシック" w:hint="eastAsia"/>
-                <w:sz w:val="20"/>
-              </w:rPr>
-              <w:t>データーベースから2</w:t>
-            </w:r>
-            <w:r>
-              <w:rPr>
-                <w:rFonts w:ascii="游ゴシック" w:eastAsia="游ゴシック" w:hAnsi="游ゴシック"/>
-                <w:sz w:val="20"/>
-              </w:rPr>
-              <w:t>025</w:t>
-            </w:r>
-            <w:r>
-              <w:rPr>
-                <w:rFonts w:ascii="游ゴシック" w:eastAsia="游ゴシック" w:hAnsi="游ゴシック" w:hint="eastAsia"/>
-                <w:sz w:val="20"/>
-              </w:rPr>
-              <w:t>年0</w:t>
-            </w:r>
-            <w:r>
-              <w:rPr>
-                <w:rFonts w:ascii="游ゴシック" w:eastAsia="游ゴシック" w:hAnsi="游ゴシック"/>
-                <w:sz w:val="20"/>
-              </w:rPr>
-              <w:t>9</w:t>
-            </w:r>
-            <w:r>
-              <w:rPr>
-                <w:rFonts w:ascii="游ゴシック" w:eastAsia="游ゴシック" w:hAnsi="游ゴシック" w:hint="eastAsia"/>
-                <w:sz w:val="20"/>
-              </w:rPr>
-              <w:t>月分の未確定請求情報を削除しました。</w:t>
-            </w:r>
-            <w:r>
-              <w:rPr>
-                <w:rFonts w:ascii="游ゴシック" w:eastAsia="游ゴシック" w:hAnsi="游ゴシック"/>
-                <w:sz w:val="20"/>
-              </w:rPr>
-              <w:t>”</w:t>
-            </w:r>
-            <w:r>
-              <w:rPr>
-                <w:rFonts w:ascii="游ゴシック" w:eastAsia="游ゴシック" w:hAnsi="游ゴシック" w:hint="eastAsia"/>
-                <w:sz w:val="20"/>
-              </w:rPr>
-              <w:t>とコンソールに表示される</w:t>
+              <w:t>に表示される</w:t>
             </w:r>
           </w:p>
         </w:tc>
@@ -1426,6 +1517,7 @@
         <w:tc>
           <w:tcPr>
             <w:tcW w:w="5355" w:type="dxa"/>
+            <w:vMerge/>
             <w:vAlign w:val="center"/>
           </w:tcPr>
           <w:p>
@@ -1456,42 +1548,28 @@
                 <w:rFonts w:ascii="游ゴシック" w:eastAsia="游ゴシック" w:hAnsi="游ゴシック" w:hint="eastAsia"/>
                 <w:sz w:val="20"/>
               </w:rPr>
-              <w:t>テストケース7</w:t>
-            </w:r>
-            <w:r>
-              <w:rPr>
-                <w:rFonts w:ascii="游ゴシック" w:eastAsia="游ゴシック" w:hAnsi="游ゴシック" w:hint="eastAsia"/>
-                <w:sz w:val="20"/>
-              </w:rPr>
-              <w:t>を</w:t>
-            </w:r>
-            <w:r>
-              <w:rPr>
-                <w:rFonts w:ascii="游ゴシック" w:eastAsia="游ゴシック" w:hAnsi="游ゴシック" w:hint="eastAsia"/>
-                <w:sz w:val="20"/>
-              </w:rPr>
-              <w:t>実行後に対象年月が「請求年月列に、F</w:t>
-            </w:r>
-            <w:r>
-              <w:rPr>
-                <w:rFonts w:ascii="游ゴシック" w:eastAsia="游ゴシック" w:hAnsi="游ゴシック"/>
-                <w:sz w:val="20"/>
-              </w:rPr>
-              <w:t>ALSE</w:t>
-            </w:r>
-            <w:r>
-              <w:rPr>
-                <w:rFonts w:ascii="游ゴシック" w:eastAsia="游ゴシック" w:hAnsi="游ゴシック"/>
-                <w:sz w:val="20"/>
-              </w:rPr>
-              <w:t>が</w:t>
-            </w:r>
-            <w:r>
-              <w:rPr>
-                <w:rFonts w:ascii="游ゴシック" w:eastAsia="游ゴシック" w:hAnsi="游ゴシック"/>
-                <w:sz w:val="20"/>
-              </w:rPr>
-              <w:t>「</w:t>
+              <w:t>テストケース7を実行後に“2022509”が「請求年月列に、</w:t>
+            </w:r>
+            <w:r>
+              <w:rPr>
+                <w:rFonts w:ascii="游ゴシック" w:eastAsia="游ゴシック" w:hAnsi="游ゴシック"/>
+                <w:sz w:val="20"/>
+              </w:rPr>
+              <w:t>”</w:t>
+            </w:r>
+            <w:r>
+              <w:rPr>
+                <w:rFonts w:ascii="游ゴシック" w:eastAsia="游ゴシック" w:hAnsi="游ゴシック" w:hint="eastAsia"/>
+                <w:sz w:val="20"/>
+              </w:rPr>
+              <w:t>F</w:t>
+            </w:r>
+            <w:r>
+              <w:rPr>
+                <w:rFonts w:ascii="游ゴシック" w:eastAsia="游ゴシック" w:hAnsi="游ゴシック"/>
+                <w:sz w:val="20"/>
+              </w:rPr>
+              <w:t>ALSE”が「</w:t>
             </w:r>
             <w:r>
               <w:rPr>
@@ -1585,7 +1663,7 @@
               <w:snapToGrid w:val="0"/>
               <w:jc w:val="center"/>
               <w:rPr>
-                <w:rFonts w:ascii="游ゴシック" w:eastAsia="游ゴシック" w:hAnsi="游ゴシック" w:hint="eastAsia"/>
+                <w:rFonts w:ascii="游ゴシック" w:eastAsia="游ゴシック" w:hAnsi="游ゴシック"/>
                 <w:sz w:val="20"/>
               </w:rPr>
             </w:pPr>
@@ -1662,7 +1740,7 @@
             <w:pPr>
               <w:snapToGrid w:val="0"/>
               <w:rPr>
-                <w:rFonts w:ascii="游ゴシック" w:eastAsia="游ゴシック" w:hAnsi="游ゴシック" w:hint="eastAsia"/>
+                <w:rFonts w:ascii="游ゴシック" w:eastAsia="游ゴシック" w:hAnsi="游ゴシック"/>
                 <w:sz w:val="20"/>
               </w:rPr>
             </w:pPr>
@@ -1696,15 +1774,7 @@
                 <w:color w:val="000000"/>
                 <w:sz w:val="20"/>
               </w:rPr>
-              <w:t>02509</w:t>
-            </w:r>
-            <w:r>
-              <w:rPr>
-                <w:rFonts w:ascii="游ゴシック" w:eastAsia="游ゴシック" w:hAnsi="游ゴシック"/>
-                <w:color w:val="000000"/>
-                <w:sz w:val="20"/>
-              </w:rPr>
-              <w:t>”</w:t>
+              <w:t>02509”</w:t>
             </w:r>
             <w:r>
               <w:rPr>
@@ -1794,7 +1864,7 @@
               <w:snapToGrid w:val="0"/>
               <w:jc w:val="center"/>
               <w:rPr>
-                <w:rFonts w:ascii="游ゴシック" w:eastAsia="游ゴシック" w:hAnsi="游ゴシック" w:hint="eastAsia"/>
+                <w:rFonts w:ascii="游ゴシック" w:eastAsia="游ゴシック" w:hAnsi="游ゴシック"/>
                 <w:sz w:val="20"/>
               </w:rPr>
             </w:pPr>
@@ -1817,6 +1887,7 @@
         <w:tc>
           <w:tcPr>
             <w:tcW w:w="5355" w:type="dxa"/>
+            <w:vMerge w:val="restart"/>
             <w:vAlign w:val="center"/>
           </w:tcPr>
           <w:p>
@@ -1873,16 +1944,16 @@
             <w:pPr>
               <w:snapToGrid w:val="0"/>
               <w:rPr>
-                <w:rFonts w:ascii="游ゴシック" w:eastAsia="游ゴシック" w:hAnsi="游ゴシック" w:hint="eastAsia"/>
-                <w:sz w:val="20"/>
-              </w:rPr>
-            </w:pPr>
-            <w:r>
-              <w:rPr>
-                <w:rFonts w:ascii="游ゴシック" w:eastAsia="游ゴシック" w:hAnsi="游ゴシック" w:hint="eastAsia"/>
-                <w:sz w:val="20"/>
-              </w:rPr>
-              <w:t>請求年月に対象年月が表示される</w:t>
+                <w:rFonts w:ascii="游ゴシック" w:eastAsia="游ゴシック" w:hAnsi="游ゴシック"/>
+                <w:sz w:val="20"/>
+              </w:rPr>
+            </w:pPr>
+            <w:r>
+              <w:rPr>
+                <w:rFonts w:ascii="游ゴシック" w:eastAsia="游ゴシック" w:hAnsi="游ゴシック" w:hint="eastAsia"/>
+                <w:sz w:val="20"/>
+              </w:rPr>
+              <w:t>請求年月に対象年月が登録される</w:t>
             </w:r>
           </w:p>
         </w:tc>
@@ -1948,7 +2019,7 @@
               <w:snapToGrid w:val="0"/>
               <w:jc w:val="center"/>
               <w:rPr>
-                <w:rFonts w:ascii="游ゴシック" w:eastAsia="游ゴシック" w:hAnsi="游ゴシック" w:hint="eastAsia"/>
+                <w:rFonts w:ascii="游ゴシック" w:eastAsia="游ゴシック" w:hAnsi="游ゴシック"/>
                 <w:sz w:val="20"/>
               </w:rPr>
             </w:pPr>
@@ -1971,6 +2042,7 @@
         <w:tc>
           <w:tcPr>
             <w:tcW w:w="5355" w:type="dxa"/>
+            <w:vMerge/>
             <w:vAlign w:val="center"/>
           </w:tcPr>
           <w:p>
@@ -1992,7 +2064,7 @@
             <w:pPr>
               <w:snapToGrid w:val="0"/>
               <w:rPr>
-                <w:rFonts w:ascii="游ゴシック" w:eastAsia="游ゴシック" w:hAnsi="游ゴシック" w:hint="eastAsia"/>
+                <w:rFonts w:ascii="游ゴシック" w:eastAsia="游ゴシック" w:hAnsi="游ゴシック"/>
                 <w:sz w:val="20"/>
               </w:rPr>
             </w:pPr>
@@ -2029,7 +2101,7 @@
                 <w:rFonts w:ascii="游ゴシック" w:eastAsia="游ゴシック" w:hAnsi="游ゴシック" w:hint="eastAsia"/>
                 <w:sz w:val="20"/>
               </w:rPr>
-              <w:t>が表示される</w:t>
+              <w:t>が登録される</w:t>
             </w:r>
           </w:p>
         </w:tc>
@@ -2118,6 +2190,7 @@
         <w:tc>
           <w:tcPr>
             <w:tcW w:w="5355" w:type="dxa"/>
+            <w:vMerge/>
             <w:vAlign w:val="center"/>
           </w:tcPr>
           <w:p>
@@ -2139,16 +2212,16 @@
             <w:pPr>
               <w:snapToGrid w:val="0"/>
               <w:rPr>
-                <w:rFonts w:ascii="游ゴシック" w:eastAsia="游ゴシック" w:hAnsi="游ゴシック" w:hint="eastAsia"/>
-                <w:sz w:val="20"/>
-              </w:rPr>
-            </w:pPr>
-            <w:r>
-              <w:rPr>
-                <w:rFonts w:ascii="游ゴシック" w:eastAsia="游ゴシック" w:hAnsi="游ゴシック" w:hint="eastAsia"/>
-                <w:sz w:val="20"/>
-              </w:rPr>
-              <w:t>メールアドレスに有効な加入者のメールアドレスが表示される</w:t>
+                <w:rFonts w:ascii="游ゴシック" w:eastAsia="游ゴシック" w:hAnsi="游ゴシック"/>
+                <w:sz w:val="20"/>
+              </w:rPr>
+            </w:pPr>
+            <w:r>
+              <w:rPr>
+                <w:rFonts w:ascii="游ゴシック" w:eastAsia="游ゴシック" w:hAnsi="游ゴシック" w:hint="eastAsia"/>
+                <w:sz w:val="20"/>
+              </w:rPr>
+              <w:t>メールアドレスに有効な加入者のメールアドレスが登録される</w:t>
             </w:r>
           </w:p>
         </w:tc>
@@ -2237,6 +2310,7 @@
         <w:tc>
           <w:tcPr>
             <w:tcW w:w="5355" w:type="dxa"/>
+            <w:vMerge/>
             <w:vAlign w:val="center"/>
           </w:tcPr>
           <w:p>
@@ -2258,16 +2332,16 @@
             <w:pPr>
               <w:snapToGrid w:val="0"/>
               <w:rPr>
-                <w:rFonts w:ascii="游ゴシック" w:eastAsia="游ゴシック" w:hAnsi="游ゴシック" w:hint="eastAsia"/>
-                <w:sz w:val="20"/>
-              </w:rPr>
-            </w:pPr>
-            <w:r>
-              <w:rPr>
-                <w:rFonts w:ascii="游ゴシック" w:eastAsia="游ゴシック" w:hAnsi="游ゴシック" w:hint="eastAsia"/>
-                <w:sz w:val="20"/>
-              </w:rPr>
-              <w:t>氏名に有効な加入者の氏名が表示される</w:t>
+                <w:rFonts w:ascii="游ゴシック" w:eastAsia="游ゴシック" w:hAnsi="游ゴシック"/>
+                <w:sz w:val="20"/>
+              </w:rPr>
+            </w:pPr>
+            <w:r>
+              <w:rPr>
+                <w:rFonts w:ascii="游ゴシック" w:eastAsia="游ゴシック" w:hAnsi="游ゴシック" w:hint="eastAsia"/>
+                <w:sz w:val="20"/>
+              </w:rPr>
+              <w:t>氏名に有効な加入者の氏名が登録される</w:t>
             </w:r>
           </w:p>
         </w:tc>
@@ -2356,6 +2430,7 @@
         <w:tc>
           <w:tcPr>
             <w:tcW w:w="5355" w:type="dxa"/>
+            <w:vMerge/>
             <w:vAlign w:val="center"/>
           </w:tcPr>
           <w:p>
@@ -2377,16 +2452,16 @@
             <w:pPr>
               <w:snapToGrid w:val="0"/>
               <w:rPr>
-                <w:rFonts w:ascii="游ゴシック" w:eastAsia="游ゴシック" w:hAnsi="游ゴシック" w:hint="eastAsia"/>
-                <w:sz w:val="20"/>
-              </w:rPr>
-            </w:pPr>
-            <w:r>
-              <w:rPr>
-                <w:rFonts w:ascii="游ゴシック" w:eastAsia="游ゴシック" w:hAnsi="游ゴシック" w:hint="eastAsia"/>
-                <w:sz w:val="20"/>
-              </w:rPr>
-              <w:t>住所に有効な加入者の住所が表示される</w:t>
+                <w:rFonts w:ascii="游ゴシック" w:eastAsia="游ゴシック" w:hAnsi="游ゴシック"/>
+                <w:sz w:val="20"/>
+              </w:rPr>
+            </w:pPr>
+            <w:r>
+              <w:rPr>
+                <w:rFonts w:ascii="游ゴシック" w:eastAsia="游ゴシック" w:hAnsi="游ゴシック" w:hint="eastAsia"/>
+                <w:sz w:val="20"/>
+              </w:rPr>
+              <w:t>住所に有効な加入者の住所が登録される</w:t>
             </w:r>
           </w:p>
         </w:tc>
@@ -2475,6 +2550,7 @@
         <w:tc>
           <w:tcPr>
             <w:tcW w:w="5355" w:type="dxa"/>
+            <w:vMerge/>
             <w:vAlign w:val="center"/>
           </w:tcPr>
           <w:p>
@@ -2495,16 +2571,16 @@
             <w:pPr>
               <w:snapToGrid w:val="0"/>
               <w:rPr>
-                <w:rFonts w:ascii="游ゴシック" w:eastAsia="游ゴシック" w:hAnsi="游ゴシック" w:hint="eastAsia"/>
-                <w:sz w:val="20"/>
-              </w:rPr>
-            </w:pPr>
-            <w:r>
-              <w:rPr>
-                <w:rFonts w:ascii="游ゴシック" w:eastAsia="游ゴシック" w:hAnsi="游ゴシック" w:hint="eastAsia"/>
-                <w:sz w:val="20"/>
-              </w:rPr>
-              <w:t>加入日に有効な加入者の加入日が表示される</w:t>
+                <w:rFonts w:ascii="游ゴシック" w:eastAsia="游ゴシック" w:hAnsi="游ゴシック"/>
+                <w:sz w:val="20"/>
+              </w:rPr>
+            </w:pPr>
+            <w:r>
+              <w:rPr>
+                <w:rFonts w:ascii="游ゴシック" w:eastAsia="游ゴシック" w:hAnsi="游ゴシック" w:hint="eastAsia"/>
+                <w:sz w:val="20"/>
+              </w:rPr>
+              <w:t>加入日に有効な加入者の加入日が登録される</w:t>
             </w:r>
           </w:p>
         </w:tc>
@@ -2593,6 +2669,7 @@
         <w:tc>
           <w:tcPr>
             <w:tcW w:w="5355" w:type="dxa"/>
+            <w:vMerge/>
             <w:vAlign w:val="center"/>
           </w:tcPr>
           <w:p>
@@ -2611,17 +2688,12 @@
             <w:vAlign w:val="center"/>
           </w:tcPr>
           <w:p>
-            <w:pPr>
-              <w:rPr>
-                <w:rFonts w:hint="eastAsia"/>
-              </w:rPr>
-            </w:pPr>
-            <w:r>
-              <w:rPr>
-                <w:rFonts w:ascii="游ゴシック" w:eastAsia="游ゴシック" w:hAnsi="游ゴシック" w:hint="eastAsia"/>
-                <w:sz w:val="20"/>
-              </w:rPr>
-              <w:t>解約日に有効な加入者の解約日が表示される</w:t>
+            <w:r>
+              <w:rPr>
+                <w:rFonts w:ascii="游ゴシック" w:eastAsia="游ゴシック" w:hAnsi="游ゴシック" w:hint="eastAsia"/>
+                <w:sz w:val="20"/>
+              </w:rPr>
+              <w:t>解約日に有効な加入者の解約日が登録される</w:t>
             </w:r>
           </w:p>
         </w:tc>
@@ -2687,7 +2759,7 @@
               <w:snapToGrid w:val="0"/>
               <w:jc w:val="center"/>
               <w:rPr>
-                <w:rFonts w:ascii="游ゴシック" w:eastAsia="游ゴシック" w:hAnsi="游ゴシック" w:hint="eastAsia"/>
+                <w:rFonts w:ascii="游ゴシック" w:eastAsia="游ゴシック" w:hAnsi="游ゴシック"/>
                 <w:sz w:val="20"/>
               </w:rPr>
             </w:pPr>
@@ -2710,6 +2782,7 @@
         <w:tc>
           <w:tcPr>
             <w:tcW w:w="5355" w:type="dxa"/>
+            <w:vMerge/>
             <w:vAlign w:val="center"/>
           </w:tcPr>
           <w:p>
@@ -2730,16 +2803,16 @@
           <w:p>
             <w:pPr>
               <w:rPr>
-                <w:rFonts w:ascii="游ゴシック" w:eastAsia="游ゴシック" w:hAnsi="游ゴシック" w:hint="eastAsia"/>
-                <w:sz w:val="20"/>
-              </w:rPr>
-            </w:pPr>
-            <w:r>
-              <w:rPr>
-                <w:rFonts w:ascii="游ゴシック" w:eastAsia="游ゴシック" w:hAnsi="游ゴシック" w:hint="eastAsia"/>
-                <w:sz w:val="20"/>
-              </w:rPr>
-              <w:t>決済方法に有効な加入者の決済方法が表示される</w:t>
+                <w:rFonts w:ascii="游ゴシック" w:eastAsia="游ゴシック" w:hAnsi="游ゴシック"/>
+                <w:sz w:val="20"/>
+              </w:rPr>
+            </w:pPr>
+            <w:r>
+              <w:rPr>
+                <w:rFonts w:ascii="游ゴシック" w:eastAsia="游ゴシック" w:hAnsi="游ゴシック" w:hint="eastAsia"/>
+                <w:sz w:val="20"/>
+              </w:rPr>
+              <w:t>決済方法に有効な加入者の決済方法が登録される</w:t>
             </w:r>
           </w:p>
         </w:tc>
@@ -2805,16 +2878,15 @@
               <w:snapToGrid w:val="0"/>
               <w:jc w:val="center"/>
               <w:rPr>
-                <w:rFonts w:ascii="游ゴシック" w:eastAsia="游ゴシック" w:hAnsi="游ゴシック" w:hint="eastAsia"/>
-                <w:sz w:val="20"/>
-              </w:rPr>
-            </w:pPr>
-            <w:r>
-              <w:rPr>
-                <w:rFonts w:ascii="游ゴシック" w:eastAsia="游ゴシック" w:hAnsi="游ゴシック" w:hint="eastAsia"/>
-                <w:sz w:val="20"/>
-              </w:rPr>
-              <w:lastRenderedPageBreak/>
+                <w:rFonts w:ascii="游ゴシック" w:eastAsia="游ゴシック" w:hAnsi="游ゴシック"/>
+                <w:sz w:val="20"/>
+              </w:rPr>
+            </w:pPr>
+            <w:r>
+              <w:rPr>
+                <w:rFonts w:ascii="游ゴシック" w:eastAsia="游ゴシック" w:hAnsi="游ゴシック" w:hint="eastAsia"/>
+                <w:sz w:val="20"/>
+              </w:rPr>
               <w:t>1</w:t>
             </w:r>
             <w:r>
@@ -2829,6 +2901,7 @@
         <w:tc>
           <w:tcPr>
             <w:tcW w:w="5355" w:type="dxa"/>
+            <w:vMerge/>
             <w:vAlign w:val="center"/>
           </w:tcPr>
           <w:p>
@@ -2849,16 +2922,16 @@
           <w:p>
             <w:pPr>
               <w:rPr>
-                <w:rFonts w:ascii="游ゴシック" w:eastAsia="游ゴシック" w:hAnsi="游ゴシック" w:hint="eastAsia"/>
-                <w:sz w:val="20"/>
-              </w:rPr>
-            </w:pPr>
-            <w:r>
-              <w:rPr>
-                <w:rFonts w:ascii="游ゴシック" w:eastAsia="游ゴシック" w:hAnsi="游ゴシック" w:hint="eastAsia"/>
-                <w:sz w:val="20"/>
-              </w:rPr>
-              <w:t>請求金額に有効な料金情報の月額金額の合計が表示される</w:t>
+                <w:rFonts w:ascii="游ゴシック" w:eastAsia="游ゴシック" w:hAnsi="游ゴシック"/>
+                <w:sz w:val="20"/>
+              </w:rPr>
+            </w:pPr>
+            <w:r>
+              <w:rPr>
+                <w:rFonts w:ascii="游ゴシック" w:eastAsia="游ゴシック" w:hAnsi="游ゴシック" w:hint="eastAsia"/>
+                <w:sz w:val="20"/>
+              </w:rPr>
+              <w:t>請求金額に有効な料金情報の月額金額の合計が登録される</w:t>
             </w:r>
           </w:p>
         </w:tc>
@@ -2924,15 +2997,16 @@
               <w:snapToGrid w:val="0"/>
               <w:jc w:val="center"/>
               <w:rPr>
-                <w:rFonts w:ascii="游ゴシック" w:eastAsia="游ゴシック" w:hAnsi="游ゴシック" w:hint="eastAsia"/>
-                <w:sz w:val="20"/>
-              </w:rPr>
-            </w:pPr>
-            <w:r>
-              <w:rPr>
-                <w:rFonts w:ascii="游ゴシック" w:eastAsia="游ゴシック" w:hAnsi="游ゴシック" w:hint="eastAsia"/>
-                <w:sz w:val="20"/>
-              </w:rPr>
+                <w:rFonts w:ascii="游ゴシック" w:eastAsia="游ゴシック" w:hAnsi="游ゴシック"/>
+                <w:sz w:val="20"/>
+              </w:rPr>
+            </w:pPr>
+            <w:r>
+              <w:rPr>
+                <w:rFonts w:ascii="游ゴシック" w:eastAsia="游ゴシック" w:hAnsi="游ゴシック" w:hint="eastAsia"/>
+                <w:sz w:val="20"/>
+              </w:rPr>
+              <w:lastRenderedPageBreak/>
               <w:t>1</w:t>
             </w:r>
             <w:r>
@@ -2947,6 +3021,7 @@
         <w:tc>
           <w:tcPr>
             <w:tcW w:w="5355" w:type="dxa"/>
+            <w:vMerge/>
             <w:vAlign w:val="center"/>
           </w:tcPr>
           <w:p>
@@ -2967,7 +3042,7 @@
           <w:p>
             <w:pPr>
               <w:rPr>
-                <w:rFonts w:ascii="游ゴシック" w:eastAsia="游ゴシック" w:hAnsi="游ゴシック" w:hint="eastAsia"/>
+                <w:rFonts w:ascii="游ゴシック" w:eastAsia="游ゴシック" w:hAnsi="游ゴシック"/>
                 <w:sz w:val="20"/>
               </w:rPr>
             </w:pPr>
@@ -2990,16 +3065,7 @@
                 <w:rFonts w:ascii="游ゴシック" w:eastAsia="游ゴシック" w:hAnsi="游ゴシック" w:hint="eastAsia"/>
                 <w:sz w:val="20"/>
               </w:rPr>
-              <w:t>が表示</w:t>
-            </w:r>
-            <w:bookmarkStart w:id="0" w:name="_GoBack"/>
-            <w:bookmarkEnd w:id="0"/>
-            <w:r>
-              <w:rPr>
-                <w:rFonts w:ascii="游ゴシック" w:eastAsia="游ゴシック" w:hAnsi="游ゴシック" w:hint="eastAsia"/>
-                <w:sz w:val="20"/>
-              </w:rPr>
-              <w:t>される</w:t>
+              <w:t>が登録される</w:t>
             </w:r>
           </w:p>
         </w:tc>
@@ -3065,7 +3131,7 @@
               <w:snapToGrid w:val="0"/>
               <w:jc w:val="center"/>
               <w:rPr>
-                <w:rFonts w:ascii="游ゴシック" w:eastAsia="游ゴシック" w:hAnsi="游ゴシック" w:hint="eastAsia"/>
+                <w:rFonts w:ascii="游ゴシック" w:eastAsia="游ゴシック" w:hAnsi="游ゴシック"/>
                 <w:sz w:val="20"/>
               </w:rPr>
             </w:pPr>
@@ -3088,6 +3154,7 @@
         <w:tc>
           <w:tcPr>
             <w:tcW w:w="5355" w:type="dxa"/>
+            <w:vMerge/>
             <w:vAlign w:val="center"/>
           </w:tcPr>
           <w:p>
@@ -3108,7 +3175,7 @@
           <w:p>
             <w:pPr>
               <w:rPr>
-                <w:rFonts w:ascii="游ゴシック" w:eastAsia="游ゴシック" w:hAnsi="游ゴシック" w:hint="eastAsia"/>
+                <w:rFonts w:ascii="游ゴシック" w:eastAsia="游ゴシック" w:hAnsi="游ゴシック"/>
                 <w:sz w:val="20"/>
               </w:rPr>
             </w:pPr>
@@ -3145,7 +3212,7 @@
                 <w:rFonts w:ascii="游ゴシック" w:eastAsia="游ゴシック" w:hAnsi="游ゴシック" w:hint="eastAsia"/>
                 <w:sz w:val="20"/>
               </w:rPr>
-              <w:t>※小数点以下切り捨てで表示される</w:t>
+              <w:t>※小数点以下切り捨てで登録される</w:t>
             </w:r>
           </w:p>
         </w:tc>
@@ -3211,7 +3278,7 @@
               <w:snapToGrid w:val="0"/>
               <w:jc w:val="center"/>
               <w:rPr>
-                <w:rFonts w:ascii="游ゴシック" w:eastAsia="游ゴシック" w:hAnsi="游ゴシック" w:hint="eastAsia"/>
+                <w:rFonts w:ascii="游ゴシック" w:eastAsia="游ゴシック" w:hAnsi="游ゴシック"/>
                 <w:sz w:val="20"/>
               </w:rPr>
             </w:pPr>
@@ -3234,6 +3301,7 @@
         <w:tc>
           <w:tcPr>
             <w:tcW w:w="5355" w:type="dxa"/>
+            <w:vMerge/>
             <w:vAlign w:val="center"/>
           </w:tcPr>
           <w:p>
@@ -3254,16 +3322,16 @@
           <w:p>
             <w:pPr>
               <w:rPr>
-                <w:rFonts w:ascii="游ゴシック" w:eastAsia="游ゴシック" w:hAnsi="游ゴシック" w:hint="eastAsia"/>
-                <w:sz w:val="20"/>
-              </w:rPr>
-            </w:pPr>
-            <w:r>
-              <w:rPr>
-                <w:rFonts w:ascii="游ゴシック" w:eastAsia="游ゴシック" w:hAnsi="游ゴシック" w:hint="eastAsia"/>
-                <w:sz w:val="20"/>
-              </w:rPr>
-              <w:t>レコード作成日にレコードが作られた日時が表示される(</w:t>
+                <w:rFonts w:ascii="游ゴシック" w:eastAsia="游ゴシック" w:hAnsi="游ゴシック"/>
+                <w:sz w:val="20"/>
+              </w:rPr>
+            </w:pPr>
+            <w:r>
+              <w:rPr>
+                <w:rFonts w:ascii="游ゴシック" w:eastAsia="游ゴシック" w:hAnsi="游ゴシック" w:hint="eastAsia"/>
+                <w:sz w:val="20"/>
+              </w:rPr>
+              <w:t>レコード作成日にレコードが作られた日時が登録される(</w:t>
             </w:r>
             <w:r>
               <w:rPr>
@@ -3336,7 +3404,7 @@
               <w:snapToGrid w:val="0"/>
               <w:jc w:val="center"/>
               <w:rPr>
-                <w:rFonts w:ascii="游ゴシック" w:eastAsia="游ゴシック" w:hAnsi="游ゴシック" w:hint="eastAsia"/>
+                <w:rFonts w:ascii="游ゴシック" w:eastAsia="游ゴシック" w:hAnsi="游ゴシック"/>
                 <w:sz w:val="20"/>
               </w:rPr>
             </w:pPr>
@@ -3359,6 +3427,7 @@
         <w:tc>
           <w:tcPr>
             <w:tcW w:w="5355" w:type="dxa"/>
+            <w:vMerge/>
             <w:vAlign w:val="center"/>
           </w:tcPr>
           <w:p>
@@ -3379,16 +3448,16 @@
           <w:p>
             <w:pPr>
               <w:rPr>
-                <w:rFonts w:ascii="游ゴシック" w:eastAsia="游ゴシック" w:hAnsi="游ゴシック" w:hint="eastAsia"/>
-                <w:sz w:val="20"/>
-              </w:rPr>
-            </w:pPr>
-            <w:r>
-              <w:rPr>
-                <w:rFonts w:ascii="游ゴシック" w:eastAsia="游ゴシック" w:hAnsi="游ゴシック" w:hint="eastAsia"/>
-                <w:sz w:val="20"/>
-              </w:rPr>
-              <w:t>レコード更新日にレコードが更新された日時が表示される(</w:t>
+                <w:rFonts w:ascii="游ゴシック" w:eastAsia="游ゴシック" w:hAnsi="游ゴシック"/>
+                <w:sz w:val="20"/>
+              </w:rPr>
+            </w:pPr>
+            <w:r>
+              <w:rPr>
+                <w:rFonts w:ascii="游ゴシック" w:eastAsia="游ゴシック" w:hAnsi="游ゴシック" w:hint="eastAsia"/>
+                <w:sz w:val="20"/>
+              </w:rPr>
+              <w:t>レコード更新日にレコードが更新された日時が登録される(</w:t>
             </w:r>
             <w:r>
               <w:rPr>
@@ -3461,7 +3530,7 @@
               <w:snapToGrid w:val="0"/>
               <w:jc w:val="center"/>
               <w:rPr>
-                <w:rFonts w:ascii="游ゴシック" w:eastAsia="游ゴシック" w:hAnsi="游ゴシック" w:hint="eastAsia"/>
+                <w:rFonts w:ascii="游ゴシック" w:eastAsia="游ゴシック" w:hAnsi="游ゴシック"/>
                 <w:sz w:val="20"/>
               </w:rPr>
             </w:pPr>
@@ -3484,6 +3553,7 @@
         <w:tc>
           <w:tcPr>
             <w:tcW w:w="5355" w:type="dxa"/>
+            <w:vMerge w:val="restart"/>
             <w:vAlign w:val="center"/>
           </w:tcPr>
           <w:p>
@@ -3539,7 +3609,7 @@
           <w:p>
             <w:pPr>
               <w:rPr>
-                <w:rFonts w:ascii="游ゴシック" w:eastAsia="游ゴシック" w:hAnsi="游ゴシック" w:hint="eastAsia"/>
+                <w:rFonts w:ascii="游ゴシック" w:eastAsia="游ゴシック" w:hAnsi="游ゴシック"/>
                 <w:sz w:val="20"/>
               </w:rPr>
             </w:pPr>
@@ -3614,7 +3684,7 @@
               <w:snapToGrid w:val="0"/>
               <w:jc w:val="center"/>
               <w:rPr>
-                <w:rFonts w:ascii="游ゴシック" w:eastAsia="游ゴシック" w:hAnsi="游ゴシック" w:hint="eastAsia"/>
+                <w:rFonts w:ascii="游ゴシック" w:eastAsia="游ゴシック" w:hAnsi="游ゴシック"/>
                 <w:sz w:val="20"/>
               </w:rPr>
             </w:pPr>
@@ -3637,6 +3707,7 @@
         <w:tc>
           <w:tcPr>
             <w:tcW w:w="5355" w:type="dxa"/>
+            <w:vMerge/>
             <w:vAlign w:val="center"/>
           </w:tcPr>
           <w:p>
@@ -3657,7 +3728,7 @@
           <w:p>
             <w:pPr>
               <w:rPr>
-                <w:rFonts w:ascii="游ゴシック" w:eastAsia="游ゴシック" w:hAnsi="游ゴシック" w:hint="eastAsia"/>
+                <w:rFonts w:ascii="游ゴシック" w:eastAsia="游ゴシック" w:hAnsi="游ゴシック"/>
                 <w:sz w:val="20"/>
               </w:rPr>
             </w:pPr>
@@ -3694,7 +3765,7 @@
                 <w:rFonts w:ascii="游ゴシック" w:eastAsia="游ゴシック" w:hAnsi="游ゴシック" w:hint="eastAsia"/>
                 <w:sz w:val="20"/>
               </w:rPr>
-              <w:t>が表示される</w:t>
+              <w:t>が登録される</w:t>
             </w:r>
           </w:p>
         </w:tc>
@@ -3760,7 +3831,7 @@
               <w:snapToGrid w:val="0"/>
               <w:jc w:val="center"/>
               <w:rPr>
-                <w:rFonts w:ascii="游ゴシック" w:eastAsia="游ゴシック" w:hAnsi="游ゴシック" w:hint="eastAsia"/>
+                <w:rFonts w:ascii="游ゴシック" w:eastAsia="游ゴシック" w:hAnsi="游ゴシック"/>
                 <w:sz w:val="20"/>
               </w:rPr>
             </w:pPr>
@@ -3783,6 +3854,7 @@
         <w:tc>
           <w:tcPr>
             <w:tcW w:w="5355" w:type="dxa"/>
+            <w:vMerge/>
             <w:vAlign w:val="center"/>
           </w:tcPr>
           <w:p>
@@ -3803,7 +3875,7 @@
           <w:p>
             <w:pPr>
               <w:rPr>
-                <w:rFonts w:ascii="游ゴシック" w:eastAsia="游ゴシック" w:hAnsi="游ゴシック" w:hint="eastAsia"/>
+                <w:rFonts w:ascii="游ゴシック" w:eastAsia="游ゴシック" w:hAnsi="游ゴシック"/>
                 <w:sz w:val="20"/>
               </w:rPr>
             </w:pPr>
@@ -3840,7 +3912,7 @@
                 <w:rFonts w:ascii="游ゴシック" w:eastAsia="游ゴシック" w:hAnsi="游ゴシック" w:hint="eastAsia"/>
                 <w:sz w:val="20"/>
               </w:rPr>
-              <w:t>が表示される</w:t>
+              <w:t>が登録される</w:t>
             </w:r>
           </w:p>
         </w:tc>
@@ -3906,7 +3978,7 @@
               <w:snapToGrid w:val="0"/>
               <w:jc w:val="center"/>
               <w:rPr>
-                <w:rFonts w:ascii="游ゴシック" w:eastAsia="游ゴシック" w:hAnsi="游ゴシック" w:hint="eastAsia"/>
+                <w:rFonts w:ascii="游ゴシック" w:eastAsia="游ゴシック" w:hAnsi="游ゴシック"/>
                 <w:sz w:val="20"/>
               </w:rPr>
             </w:pPr>
@@ -3929,6 +4001,7 @@
         <w:tc>
           <w:tcPr>
             <w:tcW w:w="5355" w:type="dxa"/>
+            <w:vMerge/>
             <w:vAlign w:val="center"/>
           </w:tcPr>
           <w:p>
@@ -3949,16 +4022,16 @@
           <w:p>
             <w:pPr>
               <w:rPr>
-                <w:rFonts w:ascii="游ゴシック" w:eastAsia="游ゴシック" w:hAnsi="游ゴシック" w:hint="eastAsia"/>
-                <w:sz w:val="20"/>
-              </w:rPr>
-            </w:pPr>
-            <w:r>
-              <w:rPr>
-                <w:rFonts w:ascii="游ゴシック" w:eastAsia="游ゴシック" w:hAnsi="游ゴシック" w:hint="eastAsia"/>
-                <w:sz w:val="20"/>
-              </w:rPr>
-              <w:t>料金名に有効な料金情報の料金名が表示される</w:t>
+                <w:rFonts w:ascii="游ゴシック" w:eastAsia="游ゴシック" w:hAnsi="游ゴシック"/>
+                <w:sz w:val="20"/>
+              </w:rPr>
+            </w:pPr>
+            <w:r>
+              <w:rPr>
+                <w:rFonts w:ascii="游ゴシック" w:eastAsia="游ゴシック" w:hAnsi="游ゴシック" w:hint="eastAsia"/>
+                <w:sz w:val="20"/>
+              </w:rPr>
+              <w:t>料金名に有効な料金情報の料金名が登録される</w:t>
             </w:r>
           </w:p>
         </w:tc>
@@ -4024,7 +4097,7 @@
               <w:snapToGrid w:val="0"/>
               <w:jc w:val="center"/>
               <w:rPr>
-                <w:rFonts w:ascii="游ゴシック" w:eastAsia="游ゴシック" w:hAnsi="游ゴシック" w:hint="eastAsia"/>
+                <w:rFonts w:ascii="游ゴシック" w:eastAsia="游ゴシック" w:hAnsi="游ゴシック"/>
                 <w:sz w:val="20"/>
               </w:rPr>
             </w:pPr>
@@ -4047,6 +4120,7 @@
         <w:tc>
           <w:tcPr>
             <w:tcW w:w="5355" w:type="dxa"/>
+            <w:vMerge/>
             <w:vAlign w:val="center"/>
           </w:tcPr>
           <w:p>
@@ -4067,16 +4141,16 @@
           <w:p>
             <w:pPr>
               <w:rPr>
-                <w:rFonts w:ascii="游ゴシック" w:eastAsia="游ゴシック" w:hAnsi="游ゴシック" w:hint="eastAsia"/>
-                <w:sz w:val="20"/>
-              </w:rPr>
-            </w:pPr>
-            <w:r>
-              <w:rPr>
-                <w:rFonts w:ascii="游ゴシック" w:eastAsia="游ゴシック" w:hAnsi="游ゴシック" w:hint="eastAsia"/>
-                <w:sz w:val="20"/>
-              </w:rPr>
-              <w:t>月額料金に料金情報の月額料金が表示される</w:t>
+                <w:rFonts w:ascii="游ゴシック" w:eastAsia="游ゴシック" w:hAnsi="游ゴシック"/>
+                <w:sz w:val="20"/>
+              </w:rPr>
+            </w:pPr>
+            <w:r>
+              <w:rPr>
+                <w:rFonts w:ascii="游ゴシック" w:eastAsia="游ゴシック" w:hAnsi="游ゴシック" w:hint="eastAsia"/>
+                <w:sz w:val="20"/>
+              </w:rPr>
+              <w:t>月額料金に料金情報の月額料金が登録される</w:t>
             </w:r>
           </w:p>
         </w:tc>
@@ -4142,7 +4216,7 @@
               <w:snapToGrid w:val="0"/>
               <w:jc w:val="center"/>
               <w:rPr>
-                <w:rFonts w:ascii="游ゴシック" w:eastAsia="游ゴシック" w:hAnsi="游ゴシック" w:hint="eastAsia"/>
+                <w:rFonts w:ascii="游ゴシック" w:eastAsia="游ゴシック" w:hAnsi="游ゴシック"/>
                 <w:sz w:val="20"/>
               </w:rPr>
             </w:pPr>
@@ -4165,6 +4239,7 @@
         <w:tc>
           <w:tcPr>
             <w:tcW w:w="5355" w:type="dxa"/>
+            <w:vMerge/>
             <w:vAlign w:val="center"/>
           </w:tcPr>
           <w:p>
@@ -4185,16 +4260,16 @@
           <w:p>
             <w:pPr>
               <w:rPr>
-                <w:rFonts w:ascii="游ゴシック" w:eastAsia="游ゴシック" w:hAnsi="游ゴシック" w:hint="eastAsia"/>
-                <w:sz w:val="20"/>
-              </w:rPr>
-            </w:pPr>
-            <w:r>
-              <w:rPr>
-                <w:rFonts w:ascii="游ゴシック" w:eastAsia="游ゴシック" w:hAnsi="游ゴシック" w:hint="eastAsia"/>
-                <w:sz w:val="20"/>
-              </w:rPr>
-              <w:t>適用開始日に料金情報の適用開始日が表示される</w:t>
+                <w:rFonts w:ascii="游ゴシック" w:eastAsia="游ゴシック" w:hAnsi="游ゴシック"/>
+                <w:sz w:val="20"/>
+              </w:rPr>
+            </w:pPr>
+            <w:r>
+              <w:rPr>
+                <w:rFonts w:ascii="游ゴシック" w:eastAsia="游ゴシック" w:hAnsi="游ゴシック" w:hint="eastAsia"/>
+                <w:sz w:val="20"/>
+              </w:rPr>
+              <w:t>適用開始日に料金情報の適用開始日が登録される</w:t>
             </w:r>
           </w:p>
         </w:tc>
@@ -4260,7 +4335,7 @@
               <w:snapToGrid w:val="0"/>
               <w:jc w:val="center"/>
               <w:rPr>
-                <w:rFonts w:ascii="游ゴシック" w:eastAsia="游ゴシック" w:hAnsi="游ゴシック" w:hint="eastAsia"/>
+                <w:rFonts w:ascii="游ゴシック" w:eastAsia="游ゴシック" w:hAnsi="游ゴシック"/>
                 <w:sz w:val="20"/>
               </w:rPr>
             </w:pPr>
@@ -4283,6 +4358,7 @@
         <w:tc>
           <w:tcPr>
             <w:tcW w:w="5355" w:type="dxa"/>
+            <w:vMerge/>
             <w:vAlign w:val="center"/>
           </w:tcPr>
           <w:p>
@@ -4303,16 +4379,16 @@
           <w:p>
             <w:pPr>
               <w:rPr>
-                <w:rFonts w:ascii="游ゴシック" w:eastAsia="游ゴシック" w:hAnsi="游ゴシック" w:hint="eastAsia"/>
-                <w:sz w:val="20"/>
-              </w:rPr>
-            </w:pPr>
-            <w:r>
-              <w:rPr>
-                <w:rFonts w:ascii="游ゴシック" w:eastAsia="游ゴシック" w:hAnsi="游ゴシック" w:hint="eastAsia"/>
-                <w:sz w:val="20"/>
-              </w:rPr>
-              <w:t>適用終了日に料金情報の適用終了日が表示される</w:t>
+                <w:rFonts w:ascii="游ゴシック" w:eastAsia="游ゴシック" w:hAnsi="游ゴシック"/>
+                <w:sz w:val="20"/>
+              </w:rPr>
+            </w:pPr>
+            <w:r>
+              <w:rPr>
+                <w:rFonts w:ascii="游ゴシック" w:eastAsia="游ゴシック" w:hAnsi="游ゴシック" w:hint="eastAsia"/>
+                <w:sz w:val="20"/>
+              </w:rPr>
+              <w:t>適用終了日に料金情報の適用終了日が登録される</w:t>
             </w:r>
           </w:p>
         </w:tc>
@@ -4378,7 +4454,7 @@
               <w:snapToGrid w:val="0"/>
               <w:jc w:val="center"/>
               <w:rPr>
-                <w:rFonts w:ascii="游ゴシック" w:eastAsia="游ゴシック" w:hAnsi="游ゴシック" w:hint="eastAsia"/>
+                <w:rFonts w:ascii="游ゴシック" w:eastAsia="游ゴシック" w:hAnsi="游ゴシック"/>
                 <w:sz w:val="20"/>
               </w:rPr>
             </w:pPr>
@@ -4401,6 +4477,7 @@
         <w:tc>
           <w:tcPr>
             <w:tcW w:w="5355" w:type="dxa"/>
+            <w:vMerge/>
             <w:vAlign w:val="center"/>
           </w:tcPr>
           <w:p>
@@ -4421,16 +4498,16 @@
           <w:p>
             <w:pPr>
               <w:rPr>
-                <w:rFonts w:ascii="游ゴシック" w:eastAsia="游ゴシック" w:hAnsi="游ゴシック" w:hint="eastAsia"/>
-                <w:sz w:val="20"/>
-              </w:rPr>
-            </w:pPr>
-            <w:r>
-              <w:rPr>
-                <w:rFonts w:ascii="游ゴシック" w:eastAsia="游ゴシック" w:hAnsi="游ゴシック" w:hint="eastAsia"/>
-                <w:sz w:val="20"/>
-              </w:rPr>
-              <w:t>レコード作成日にレコードが作られた日時が表示される(</w:t>
+                <w:rFonts w:ascii="游ゴシック" w:eastAsia="游ゴシック" w:hAnsi="游ゴシック"/>
+                <w:sz w:val="20"/>
+              </w:rPr>
+            </w:pPr>
+            <w:r>
+              <w:rPr>
+                <w:rFonts w:ascii="游ゴシック" w:eastAsia="游ゴシック" w:hAnsi="游ゴシック" w:hint="eastAsia"/>
+                <w:sz w:val="20"/>
+              </w:rPr>
+              <w:t>レコード作成日にレコードが作られた日時が登録される(</w:t>
             </w:r>
             <w:r>
               <w:rPr>
@@ -4503,7 +4580,7 @@
               <w:snapToGrid w:val="0"/>
               <w:jc w:val="center"/>
               <w:rPr>
-                <w:rFonts w:ascii="游ゴシック" w:eastAsia="游ゴシック" w:hAnsi="游ゴシック" w:hint="eastAsia"/>
+                <w:rFonts w:ascii="游ゴシック" w:eastAsia="游ゴシック" w:hAnsi="游ゴシック"/>
                 <w:sz w:val="20"/>
               </w:rPr>
             </w:pPr>
@@ -4526,6 +4603,7 @@
         <w:tc>
           <w:tcPr>
             <w:tcW w:w="5355" w:type="dxa"/>
+            <w:vMerge/>
             <w:vAlign w:val="center"/>
           </w:tcPr>
           <w:p>
@@ -4546,16 +4624,16 @@
           <w:p>
             <w:pPr>
               <w:rPr>
-                <w:rFonts w:ascii="游ゴシック" w:eastAsia="游ゴシック" w:hAnsi="游ゴシック" w:hint="eastAsia"/>
-                <w:sz w:val="20"/>
-              </w:rPr>
-            </w:pPr>
-            <w:r>
-              <w:rPr>
-                <w:rFonts w:ascii="游ゴシック" w:eastAsia="游ゴシック" w:hAnsi="游ゴシック" w:hint="eastAsia"/>
-                <w:sz w:val="20"/>
-              </w:rPr>
-              <w:t>レコード更新日にレコードが更新された日時が表示される(</w:t>
+                <w:rFonts w:ascii="游ゴシック" w:eastAsia="游ゴシック" w:hAnsi="游ゴシック"/>
+                <w:sz w:val="20"/>
+              </w:rPr>
+            </w:pPr>
+            <w:r>
+              <w:rPr>
+                <w:rFonts w:ascii="游ゴシック" w:eastAsia="游ゴシック" w:hAnsi="游ゴシック" w:hint="eastAsia"/>
+                <w:sz w:val="20"/>
+              </w:rPr>
+              <w:t>レコード更新日にレコードが更新された日時が登録される(</w:t>
             </w:r>
             <w:r>
               <w:rPr>
@@ -4628,16 +4706,15 @@
               <w:snapToGrid w:val="0"/>
               <w:jc w:val="center"/>
               <w:rPr>
-                <w:rFonts w:ascii="游ゴシック" w:eastAsia="游ゴシック" w:hAnsi="游ゴシック" w:hint="eastAsia"/>
-                <w:sz w:val="20"/>
-              </w:rPr>
-            </w:pPr>
-            <w:r>
-              <w:rPr>
-                <w:rFonts w:ascii="游ゴシック" w:eastAsia="游ゴシック" w:hAnsi="游ゴシック" w:hint="eastAsia"/>
-                <w:sz w:val="20"/>
-              </w:rPr>
-              <w:lastRenderedPageBreak/>
+                <w:rFonts w:ascii="游ゴシック" w:eastAsia="游ゴシック" w:hAnsi="游ゴシック"/>
+                <w:sz w:val="20"/>
+              </w:rPr>
+            </w:pPr>
+            <w:r>
+              <w:rPr>
+                <w:rFonts w:ascii="游ゴシック" w:eastAsia="游ゴシック" w:hAnsi="游ゴシック" w:hint="eastAsia"/>
+                <w:sz w:val="20"/>
+              </w:rPr>
               <w:t>3</w:t>
             </w:r>
             <w:r>
@@ -4652,13 +4729,14 @@
         <w:tc>
           <w:tcPr>
             <w:tcW w:w="5355" w:type="dxa"/>
-            <w:vAlign w:val="center"/>
-          </w:tcPr>
-          <w:p>
-            <w:pPr>
-              <w:snapToGrid w:val="0"/>
-              <w:rPr>
-                <w:rFonts w:ascii="游ゴシック" w:eastAsia="游ゴシック" w:hAnsi="游ゴシック" w:hint="eastAsia"/>
+            <w:vMerge w:val="restart"/>
+            <w:vAlign w:val="center"/>
+          </w:tcPr>
+          <w:p>
+            <w:pPr>
+              <w:snapToGrid w:val="0"/>
+              <w:rPr>
+                <w:rFonts w:ascii="游ゴシック" w:eastAsia="游ゴシック" w:hAnsi="游ゴシック"/>
                 <w:sz w:val="20"/>
               </w:rPr>
             </w:pPr>
@@ -4693,37 +4771,30 @@
           <w:p>
             <w:pPr>
               <w:rPr>
-                <w:rFonts w:ascii="游ゴシック" w:eastAsia="游ゴシック" w:hAnsi="游ゴシック" w:hint="eastAsia"/>
-                <w:sz w:val="20"/>
-              </w:rPr>
-            </w:pPr>
-            <w:r>
-              <w:rPr>
-                <w:rFonts w:ascii="游ゴシック" w:eastAsia="游ゴシック" w:hAnsi="游ゴシック" w:hint="eastAsia"/>
-                <w:sz w:val="20"/>
-              </w:rPr>
-              <w:t>加入日及び解約日が</w:t>
-            </w:r>
-            <w:r>
-              <w:rPr>
-                <w:rFonts w:ascii="游ゴシック" w:eastAsia="游ゴシック" w:hAnsi="游ゴシック"/>
-                <w:sz w:val="20"/>
-              </w:rPr>
-              <w:t>9</w:t>
-            </w:r>
-            <w:r>
-              <w:rPr>
-                <w:rFonts w:ascii="游ゴシック" w:eastAsia="游ゴシック" w:hAnsi="游ゴシック"/>
-                <w:sz w:val="20"/>
-              </w:rPr>
-              <w:t>/1</w:t>
-            </w:r>
-            <w:r>
-              <w:rPr>
-                <w:rFonts w:ascii="游ゴシック" w:eastAsia="游ゴシック" w:hAnsi="游ゴシック" w:hint="eastAsia"/>
-                <w:sz w:val="20"/>
-              </w:rPr>
-              <w:t>以前のものはデーターベースに登録されない</w:t>
+                <w:rFonts w:ascii="游ゴシック" w:eastAsia="游ゴシック" w:hAnsi="游ゴシック"/>
+                <w:sz w:val="20"/>
+              </w:rPr>
+            </w:pPr>
+            <w:r>
+              <w:rPr>
+                <w:rFonts w:ascii="游ゴシック" w:eastAsia="游ゴシック" w:hAnsi="游ゴシック" w:hint="eastAsia"/>
+                <w:sz w:val="20"/>
+              </w:rPr>
+              <w:t>加入日及び解約日が2025/8/1～2</w:t>
+            </w:r>
+            <w:r>
+              <w:rPr>
+                <w:rFonts w:ascii="游ゴシック" w:eastAsia="游ゴシック" w:hAnsi="游ゴシック"/>
+                <w:sz w:val="20"/>
+              </w:rPr>
+              <w:t>025/8/</w:t>
+            </w:r>
+            <w:r>
+              <w:rPr>
+                <w:rFonts w:ascii="游ゴシック" w:eastAsia="游ゴシック" w:hAnsi="游ゴシック" w:hint="eastAsia"/>
+                <w:sz w:val="20"/>
+              </w:rPr>
+              <w:t>31のものはデーターベースに登録されない</w:t>
             </w:r>
           </w:p>
         </w:tc>
@@ -4789,7 +4860,7 @@
               <w:snapToGrid w:val="0"/>
               <w:jc w:val="center"/>
               <w:rPr>
-                <w:rFonts w:ascii="游ゴシック" w:eastAsia="游ゴシック" w:hAnsi="游ゴシック" w:hint="eastAsia"/>
+                <w:rFonts w:ascii="游ゴシック" w:eastAsia="游ゴシック" w:hAnsi="游ゴシック"/>
                 <w:sz w:val="20"/>
               </w:rPr>
             </w:pPr>
@@ -4812,6 +4883,7 @@
         <w:tc>
           <w:tcPr>
             <w:tcW w:w="5355" w:type="dxa"/>
+            <w:vMerge/>
             <w:vAlign w:val="center"/>
           </w:tcPr>
           <w:p>
@@ -4832,16 +4904,88 @@
           <w:p>
             <w:pPr>
               <w:rPr>
-                <w:rFonts w:ascii="游ゴシック" w:eastAsia="游ゴシック" w:hAnsi="游ゴシック" w:hint="eastAsia"/>
-                <w:sz w:val="20"/>
-              </w:rPr>
-            </w:pPr>
-            <w:r>
-              <w:rPr>
-                <w:rFonts w:ascii="游ゴシック" w:eastAsia="游ゴシック" w:hAnsi="游ゴシック" w:hint="eastAsia"/>
-                <w:sz w:val="20"/>
-              </w:rPr>
-              <w:t>加入日8月中、解約日9月中のものがデーターベースに登録される</w:t>
+                <w:rFonts w:ascii="游ゴシック" w:eastAsia="游ゴシック" w:hAnsi="游ゴシック"/>
+                <w:sz w:val="20"/>
+              </w:rPr>
+            </w:pPr>
+            <w:r>
+              <w:rPr>
+                <w:rFonts w:ascii="游ゴシック" w:eastAsia="游ゴシック" w:hAnsi="游ゴシック" w:hint="eastAsia"/>
+                <w:sz w:val="20"/>
+              </w:rPr>
+              <w:t>加入日2</w:t>
+            </w:r>
+            <w:r>
+              <w:rPr>
+                <w:rFonts w:ascii="游ゴシック" w:eastAsia="游ゴシック" w:hAnsi="游ゴシック"/>
+                <w:sz w:val="20"/>
+              </w:rPr>
+              <w:t>025/8/1</w:t>
+            </w:r>
+            <w:r>
+              <w:rPr>
+                <w:rFonts w:ascii="游ゴシック" w:eastAsia="游ゴシック" w:hAnsi="游ゴシック" w:hint="eastAsia"/>
+                <w:sz w:val="20"/>
+              </w:rPr>
+              <w:t>～2</w:t>
+            </w:r>
+            <w:r>
+              <w:rPr>
+                <w:rFonts w:ascii="游ゴシック" w:eastAsia="游ゴシック" w:hAnsi="游ゴシック"/>
+                <w:sz w:val="20"/>
+              </w:rPr>
+              <w:t>025/8/31</w:t>
+            </w:r>
+          </w:p>
+          <w:p>
+            <w:pPr>
+              <w:rPr>
+                <w:rFonts w:ascii="游ゴシック" w:eastAsia="游ゴシック" w:hAnsi="游ゴシック"/>
+                <w:sz w:val="20"/>
+              </w:rPr>
+            </w:pPr>
+            <w:r>
+              <w:rPr>
+                <w:rFonts w:ascii="游ゴシック" w:eastAsia="游ゴシック" w:hAnsi="游ゴシック" w:hint="eastAsia"/>
+                <w:sz w:val="20"/>
+              </w:rPr>
+              <w:t>解約日2</w:t>
+            </w:r>
+            <w:r>
+              <w:rPr>
+                <w:rFonts w:ascii="游ゴシック" w:eastAsia="游ゴシック" w:hAnsi="游ゴシック"/>
+                <w:sz w:val="20"/>
+              </w:rPr>
+              <w:t>025/9/1</w:t>
+            </w:r>
+            <w:r>
+              <w:rPr>
+                <w:rFonts w:ascii="游ゴシック" w:eastAsia="游ゴシック" w:hAnsi="游ゴシック" w:hint="eastAsia"/>
+                <w:sz w:val="20"/>
+              </w:rPr>
+              <w:t>～2</w:t>
+            </w:r>
+            <w:r>
+              <w:rPr>
+                <w:rFonts w:ascii="游ゴシック" w:eastAsia="游ゴシック" w:hAnsi="游ゴシック"/>
+                <w:sz w:val="20"/>
+              </w:rPr>
+              <w:t>025/09/30</w:t>
+            </w:r>
+            <w:r>
+              <w:rPr>
+                <w:rFonts w:ascii="游ゴシック" w:eastAsia="游ゴシック" w:hAnsi="游ゴシック" w:hint="eastAsia"/>
+                <w:sz w:val="20"/>
+              </w:rPr>
+              <w:t>のものがデーターベ</w:t>
+            </w:r>
+            <w:r>
+              <w:rPr>
+                <w:rFonts w:ascii="游ゴシック" w:eastAsia="游ゴシック" w:hAnsi="游ゴシック" w:hint="eastAsia"/>
+                <w:sz w:val="20"/>
+              </w:rPr>
+              <w:lastRenderedPageBreak/>
+              <w:t>ースに登録される</w:t>
             </w:r>
           </w:p>
         </w:tc>
@@ -4907,7 +5051,7 @@
               <w:snapToGrid w:val="0"/>
               <w:jc w:val="center"/>
               <w:rPr>
-                <w:rFonts w:ascii="游ゴシック" w:eastAsia="游ゴシック" w:hAnsi="游ゴシック" w:hint="eastAsia"/>
+                <w:rFonts w:ascii="游ゴシック" w:eastAsia="游ゴシック" w:hAnsi="游ゴシック"/>
                 <w:sz w:val="20"/>
               </w:rPr>
             </w:pPr>
@@ -4930,6 +5074,7 @@
         <w:tc>
           <w:tcPr>
             <w:tcW w:w="5355" w:type="dxa"/>
+            <w:vMerge/>
             <w:vAlign w:val="center"/>
           </w:tcPr>
           <w:p>
@@ -4950,16 +5095,44 @@
           <w:p>
             <w:pPr>
               <w:rPr>
-                <w:rFonts w:ascii="游ゴシック" w:eastAsia="游ゴシック" w:hAnsi="游ゴシック" w:hint="eastAsia"/>
-                <w:sz w:val="20"/>
-              </w:rPr>
-            </w:pPr>
-            <w:r>
-              <w:rPr>
-                <w:rFonts w:ascii="游ゴシック" w:eastAsia="游ゴシック" w:hAnsi="游ゴシック" w:hint="eastAsia"/>
-                <w:sz w:val="20"/>
-              </w:rPr>
-              <w:t>加入日及び解約日が9月中のものがデーターベース登録される</w:t>
+                <w:rFonts w:ascii="游ゴシック" w:eastAsia="游ゴシック" w:hAnsi="游ゴシック"/>
+                <w:sz w:val="20"/>
+              </w:rPr>
+            </w:pPr>
+            <w:r>
+              <w:rPr>
+                <w:rFonts w:ascii="游ゴシック" w:eastAsia="游ゴシック" w:hAnsi="游ゴシック" w:hint="eastAsia"/>
+                <w:sz w:val="20"/>
+              </w:rPr>
+              <w:t>加入日及び解約日が2</w:t>
+            </w:r>
+            <w:r>
+              <w:rPr>
+                <w:rFonts w:ascii="游ゴシック" w:eastAsia="游ゴシック" w:hAnsi="游ゴシック"/>
+                <w:sz w:val="20"/>
+              </w:rPr>
+              <w:t>025/9/1</w:t>
+            </w:r>
+            <w:r>
+              <w:rPr>
+                <w:rFonts w:ascii="游ゴシック" w:eastAsia="游ゴシック" w:hAnsi="游ゴシック" w:hint="eastAsia"/>
+                <w:sz w:val="20"/>
+              </w:rPr>
+              <w:t>～2</w:t>
+            </w:r>
+            <w:r>
+              <w:rPr>
+                <w:rFonts w:ascii="游ゴシック" w:eastAsia="游ゴシック" w:hAnsi="游ゴシック"/>
+                <w:sz w:val="20"/>
+              </w:rPr>
+              <w:t>025/9/30</w:t>
+            </w:r>
+            <w:r>
+              <w:rPr>
+                <w:rFonts w:ascii="游ゴシック" w:eastAsia="游ゴシック" w:hAnsi="游ゴシック" w:hint="eastAsia"/>
+                <w:sz w:val="20"/>
+              </w:rPr>
+              <w:t>のものがデーターベース登録される</w:t>
             </w:r>
           </w:p>
         </w:tc>
@@ -5025,7 +5198,7 @@
               <w:snapToGrid w:val="0"/>
               <w:jc w:val="center"/>
               <w:rPr>
-                <w:rFonts w:ascii="游ゴシック" w:eastAsia="游ゴシック" w:hAnsi="游ゴシック" w:hint="eastAsia"/>
+                <w:rFonts w:ascii="游ゴシック" w:eastAsia="游ゴシック" w:hAnsi="游ゴシック"/>
                 <w:sz w:val="20"/>
               </w:rPr>
             </w:pPr>
@@ -5048,6 +5221,7 @@
         <w:tc>
           <w:tcPr>
             <w:tcW w:w="5355" w:type="dxa"/>
+            <w:vMerge/>
             <w:vAlign w:val="center"/>
           </w:tcPr>
           <w:p>
@@ -5068,79 +5242,80 @@
           <w:p>
             <w:pPr>
               <w:rPr>
-                <w:rFonts w:ascii="游ゴシック" w:eastAsia="游ゴシック" w:hAnsi="游ゴシック" w:hint="eastAsia"/>
-                <w:sz w:val="20"/>
-              </w:rPr>
-            </w:pPr>
-            <w:r>
-              <w:rPr>
-                <w:rFonts w:ascii="游ゴシック" w:eastAsia="游ゴシック" w:hAnsi="游ゴシック" w:hint="eastAsia"/>
-                <w:sz w:val="20"/>
-              </w:rPr>
-              <w:t>加入日</w:t>
-            </w:r>
-            <w:r>
-              <w:rPr>
-                <w:rFonts w:ascii="游ゴシック" w:eastAsia="游ゴシック" w:hAnsi="游ゴシック"/>
-                <w:sz w:val="20"/>
-              </w:rPr>
-              <w:t>9</w:t>
-            </w:r>
-            <w:r>
-              <w:rPr>
-                <w:rFonts w:ascii="游ゴシック" w:eastAsia="游ゴシック" w:hAnsi="游ゴシック" w:hint="eastAsia"/>
-                <w:sz w:val="20"/>
-              </w:rPr>
-              <w:t>月中</w:t>
-            </w:r>
-            <w:r>
-              <w:rPr>
-                <w:rFonts w:ascii="游ゴシック" w:eastAsia="游ゴシック" w:hAnsi="游ゴシック" w:hint="eastAsia"/>
-                <w:sz w:val="20"/>
-              </w:rPr>
-              <w:t>、</w:t>
-            </w:r>
-            <w:r>
-              <w:rPr>
-                <w:rFonts w:ascii="游ゴシック" w:eastAsia="游ゴシック" w:hAnsi="游ゴシック" w:hint="eastAsia"/>
-                <w:sz w:val="20"/>
-              </w:rPr>
-              <w:t>解約日が1</w:t>
-            </w:r>
-            <w:r>
-              <w:rPr>
-                <w:rFonts w:ascii="游ゴシック" w:eastAsia="游ゴシック" w:hAnsi="游ゴシック"/>
-                <w:sz w:val="20"/>
-              </w:rPr>
-              <w:t>0</w:t>
-            </w:r>
-            <w:r>
-              <w:rPr>
-                <w:rFonts w:ascii="游ゴシック" w:eastAsia="游ゴシック" w:hAnsi="游ゴシック" w:hint="eastAsia"/>
-                <w:sz w:val="20"/>
-              </w:rPr>
-              <w:t>月</w:t>
-            </w:r>
-            <w:r>
-              <w:rPr>
-                <w:rFonts w:ascii="游ゴシック" w:eastAsia="游ゴシック" w:hAnsi="游ゴシック" w:hint="eastAsia"/>
-                <w:sz w:val="20"/>
-              </w:rPr>
-              <w:t>中</w:t>
-            </w:r>
-            <w:r>
-              <w:rPr>
-                <w:rFonts w:ascii="游ゴシック" w:eastAsia="游ゴシック" w:hAnsi="游ゴシック" w:hint="eastAsia"/>
-                <w:sz w:val="20"/>
-              </w:rPr>
-              <w:t>のものがデーターベースに登録され</w:t>
-            </w:r>
-            <w:r>
-              <w:rPr>
-                <w:rFonts w:ascii="游ゴシック" w:eastAsia="游ゴシック" w:hAnsi="游ゴシック" w:hint="eastAsia"/>
-                <w:sz w:val="20"/>
-              </w:rPr>
-              <w:t>る</w:t>
+                <w:rFonts w:ascii="游ゴシック" w:eastAsia="游ゴシック" w:hAnsi="游ゴシック"/>
+                <w:sz w:val="20"/>
+              </w:rPr>
+            </w:pPr>
+            <w:r>
+              <w:rPr>
+                <w:rFonts w:ascii="游ゴシック" w:eastAsia="游ゴシック" w:hAnsi="游ゴシック" w:hint="eastAsia"/>
+                <w:sz w:val="20"/>
+              </w:rPr>
+              <w:t>加入日2025/9/1～2</w:t>
+            </w:r>
+            <w:r>
+              <w:rPr>
+                <w:rFonts w:ascii="游ゴシック" w:eastAsia="游ゴシック" w:hAnsi="游ゴシック"/>
+                <w:sz w:val="20"/>
+              </w:rPr>
+              <w:t>025/9/30</w:t>
+            </w:r>
+          </w:p>
+          <w:p>
+            <w:pPr>
+              <w:rPr>
+                <w:rFonts w:ascii="游ゴシック" w:eastAsia="游ゴシック" w:hAnsi="游ゴシック"/>
+                <w:sz w:val="20"/>
+              </w:rPr>
+            </w:pPr>
+            <w:r>
+              <w:rPr>
+                <w:rFonts w:ascii="游ゴシック" w:eastAsia="游ゴシック" w:hAnsi="游ゴシック" w:hint="eastAsia"/>
+                <w:sz w:val="20"/>
+              </w:rPr>
+              <w:t>解約日2025</w:t>
+            </w:r>
+            <w:r>
+              <w:rPr>
+                <w:rFonts w:ascii="游ゴシック" w:eastAsia="游ゴシック" w:hAnsi="游ゴシック"/>
+                <w:sz w:val="20"/>
+              </w:rPr>
+              <w:t>/</w:t>
+            </w:r>
+            <w:r>
+              <w:rPr>
+                <w:rFonts w:ascii="游ゴシック" w:eastAsia="游ゴシック" w:hAnsi="游ゴシック" w:hint="eastAsia"/>
+                <w:sz w:val="20"/>
+              </w:rPr>
+              <w:t>1</w:t>
+            </w:r>
+            <w:r>
+              <w:rPr>
+                <w:rFonts w:ascii="游ゴシック" w:eastAsia="游ゴシック" w:hAnsi="游ゴシック"/>
+                <w:sz w:val="20"/>
+              </w:rPr>
+              <w:t>0/1</w:t>
+            </w:r>
+            <w:r>
+              <w:rPr>
+                <w:rFonts w:ascii="游ゴシック" w:eastAsia="游ゴシック" w:hAnsi="游ゴシック" w:hint="eastAsia"/>
+                <w:sz w:val="20"/>
+              </w:rPr>
+              <w:t>～2</w:t>
+            </w:r>
+            <w:r>
+              <w:rPr>
+                <w:rFonts w:ascii="游ゴシック" w:eastAsia="游ゴシック" w:hAnsi="游ゴシック"/>
+                <w:sz w:val="20"/>
+              </w:rPr>
+              <w:t>025/10/31</w:t>
+            </w:r>
+            <w:r>
+              <w:rPr>
+                <w:rFonts w:ascii="游ゴシック" w:eastAsia="游ゴシック" w:hAnsi="游ゴシック" w:hint="eastAsia"/>
+                <w:sz w:val="20"/>
+              </w:rPr>
+              <w:t>のものがデーターベースに登録される</w:t>
             </w:r>
           </w:p>
         </w:tc>
@@ -5206,7 +5381,7 @@
               <w:snapToGrid w:val="0"/>
               <w:jc w:val="center"/>
               <w:rPr>
-                <w:rFonts w:ascii="游ゴシック" w:eastAsia="游ゴシック" w:hAnsi="游ゴシック" w:hint="eastAsia"/>
+                <w:rFonts w:ascii="游ゴシック" w:eastAsia="游ゴシック" w:hAnsi="游ゴシック"/>
                 <w:sz w:val="20"/>
               </w:rPr>
             </w:pPr>
@@ -5229,6 +5404,7 @@
         <w:tc>
           <w:tcPr>
             <w:tcW w:w="5355" w:type="dxa"/>
+            <w:vMerge/>
             <w:vAlign w:val="center"/>
           </w:tcPr>
           <w:p>
@@ -5249,37 +5425,30 @@
           <w:p>
             <w:pPr>
               <w:rPr>
-                <w:rFonts w:ascii="游ゴシック" w:eastAsia="游ゴシック" w:hAnsi="游ゴシック" w:hint="eastAsia"/>
-                <w:sz w:val="20"/>
-              </w:rPr>
-            </w:pPr>
-            <w:r>
-              <w:rPr>
-                <w:rFonts w:ascii="游ゴシック" w:eastAsia="游ゴシック" w:hAnsi="游ゴシック" w:hint="eastAsia"/>
-                <w:sz w:val="20"/>
-              </w:rPr>
-              <w:t>加入日</w:t>
-            </w:r>
-            <w:r>
-              <w:rPr>
-                <w:rFonts w:ascii="游ゴシック" w:eastAsia="游ゴシック" w:hAnsi="游ゴシック" w:hint="eastAsia"/>
-                <w:sz w:val="20"/>
-              </w:rPr>
-              <w:t>及び解約日が1</w:t>
-            </w:r>
-            <w:r>
-              <w:rPr>
-                <w:rFonts w:ascii="游ゴシック" w:eastAsia="游ゴシック" w:hAnsi="游ゴシック"/>
-                <w:sz w:val="20"/>
-              </w:rPr>
-              <w:t>0</w:t>
-            </w:r>
-            <w:r>
-              <w:rPr>
-                <w:rFonts w:ascii="游ゴシック" w:eastAsia="游ゴシック" w:hAnsi="游ゴシック" w:hint="eastAsia"/>
-                <w:sz w:val="20"/>
-              </w:rPr>
-              <w:t>月中のものがデーターベースに登録されない</w:t>
+                <w:rFonts w:ascii="游ゴシック" w:eastAsia="游ゴシック" w:hAnsi="游ゴシック"/>
+                <w:sz w:val="20"/>
+              </w:rPr>
+            </w:pPr>
+            <w:r>
+              <w:rPr>
+                <w:rFonts w:ascii="游ゴシック" w:eastAsia="游ゴシック" w:hAnsi="游ゴシック" w:hint="eastAsia"/>
+                <w:sz w:val="20"/>
+              </w:rPr>
+              <w:t>加入日及び解約日が2025/10/１～2</w:t>
+            </w:r>
+            <w:r>
+              <w:rPr>
+                <w:rFonts w:ascii="游ゴシック" w:eastAsia="游ゴシック" w:hAnsi="游ゴシック"/>
+                <w:sz w:val="20"/>
+              </w:rPr>
+              <w:t>025/10/31</w:t>
+            </w:r>
+            <w:r>
+              <w:rPr>
+                <w:rFonts w:ascii="游ゴシック" w:eastAsia="游ゴシック" w:hAnsi="游ゴシック" w:hint="eastAsia"/>
+                <w:sz w:val="20"/>
+              </w:rPr>
+              <w:t>のものがデーターベースに登録されない</w:t>
             </w:r>
           </w:p>
         </w:tc>
@@ -5345,7 +5514,7 @@
               <w:snapToGrid w:val="0"/>
               <w:jc w:val="center"/>
               <w:rPr>
-                <w:rFonts w:ascii="游ゴシック" w:eastAsia="游ゴシック" w:hAnsi="游ゴシック" w:hint="eastAsia"/>
+                <w:rFonts w:ascii="游ゴシック" w:eastAsia="游ゴシック" w:hAnsi="游ゴシック"/>
                 <w:sz w:val="20"/>
               </w:rPr>
             </w:pPr>
@@ -5368,6 +5537,7 @@
         <w:tc>
           <w:tcPr>
             <w:tcW w:w="5355" w:type="dxa"/>
+            <w:vMerge/>
             <w:vAlign w:val="center"/>
           </w:tcPr>
           <w:p>
@@ -5388,30 +5558,52 @@
           <w:p>
             <w:pPr>
               <w:rPr>
-                <w:rFonts w:ascii="游ゴシック" w:eastAsia="游ゴシック" w:hAnsi="游ゴシック" w:hint="eastAsia"/>
-                <w:sz w:val="20"/>
-              </w:rPr>
-            </w:pPr>
-            <w:r>
-              <w:rPr>
-                <w:rFonts w:ascii="游ゴシック" w:eastAsia="游ゴシック" w:hAnsi="游ゴシック" w:hint="eastAsia"/>
-                <w:sz w:val="20"/>
-              </w:rPr>
-              <w:t>加入日8月中、解約日が1</w:t>
-            </w:r>
-            <w:r>
-              <w:rPr>
-                <w:rFonts w:ascii="游ゴシック" w:eastAsia="游ゴシック" w:hAnsi="游ゴシック"/>
-                <w:sz w:val="20"/>
-              </w:rPr>
-              <w:t>0</w:t>
-            </w:r>
-            <w:r>
-              <w:rPr>
-                <w:rFonts w:ascii="游ゴシック" w:eastAsia="游ゴシック" w:hAnsi="游ゴシック" w:hint="eastAsia"/>
-                <w:sz w:val="20"/>
-              </w:rPr>
-              <w:t>月中のものがデーターベースに登録される</w:t>
+                <w:rFonts w:ascii="游ゴシック" w:eastAsia="游ゴシック" w:hAnsi="游ゴシック"/>
+                <w:sz w:val="20"/>
+              </w:rPr>
+            </w:pPr>
+            <w:r>
+              <w:rPr>
+                <w:rFonts w:ascii="游ゴシック" w:eastAsia="游ゴシック" w:hAnsi="游ゴシック" w:hint="eastAsia"/>
+                <w:sz w:val="20"/>
+              </w:rPr>
+              <w:t>加入日2025/8/1～2</w:t>
+            </w:r>
+            <w:r>
+              <w:rPr>
+                <w:rFonts w:ascii="游ゴシック" w:eastAsia="游ゴシック" w:hAnsi="游ゴシック"/>
+                <w:sz w:val="20"/>
+              </w:rPr>
+              <w:t>025/8/31</w:t>
+            </w:r>
+          </w:p>
+          <w:p>
+            <w:pPr>
+              <w:rPr>
+                <w:rFonts w:ascii="游ゴシック" w:eastAsia="游ゴシック" w:hAnsi="游ゴシック"/>
+                <w:sz w:val="20"/>
+              </w:rPr>
+            </w:pPr>
+            <w:r>
+              <w:rPr>
+                <w:rFonts w:ascii="游ゴシック" w:eastAsia="游ゴシック" w:hAnsi="游ゴシック" w:hint="eastAsia"/>
+                <w:sz w:val="20"/>
+              </w:rPr>
+              <w:t>解約日2025/10/1～2</w:t>
+            </w:r>
+            <w:r>
+              <w:rPr>
+                <w:rFonts w:ascii="游ゴシック" w:eastAsia="游ゴシック" w:hAnsi="游ゴシック"/>
+                <w:sz w:val="20"/>
+              </w:rPr>
+              <w:t>025/10/31</w:t>
+            </w:r>
+            <w:r>
+              <w:rPr>
+                <w:rFonts w:ascii="游ゴシック" w:eastAsia="游ゴシック" w:hAnsi="游ゴシック" w:hint="eastAsia"/>
+                <w:sz w:val="20"/>
+              </w:rPr>
+              <w:t>のものがデーターベースに登録される</w:t>
             </w:r>
           </w:p>
         </w:tc>
@@ -5477,7 +5669,7 @@
               <w:snapToGrid w:val="0"/>
               <w:jc w:val="center"/>
               <w:rPr>
-                <w:rFonts w:ascii="游ゴシック" w:eastAsia="游ゴシック" w:hAnsi="游ゴシック" w:hint="eastAsia"/>
+                <w:rFonts w:ascii="游ゴシック" w:eastAsia="游ゴシック" w:hAnsi="游ゴシック"/>
                 <w:sz w:val="20"/>
               </w:rPr>
             </w:pPr>
@@ -5500,36 +5692,23 @@
         <w:tc>
           <w:tcPr>
             <w:tcW w:w="5355" w:type="dxa"/>
-            <w:vAlign w:val="center"/>
-          </w:tcPr>
-          <w:p>
-            <w:pPr>
-              <w:snapToGrid w:val="0"/>
-              <w:rPr>
-                <w:rFonts w:ascii="游ゴシック" w:eastAsia="游ゴシック" w:hAnsi="游ゴシック"/>
-                <w:sz w:val="20"/>
-              </w:rPr>
-            </w:pPr>
-            <w:r>
-              <w:rPr>
-                <w:rFonts w:ascii="游ゴシック" w:eastAsia="游ゴシック" w:hAnsi="游ゴシック" w:hint="eastAsia"/>
-                <w:sz w:val="20"/>
-              </w:rPr>
-              <w:t>有効な</w:t>
-            </w:r>
-            <w:r>
-              <w:rPr>
-                <w:rFonts w:ascii="游ゴシック" w:eastAsia="游ゴシック" w:hAnsi="游ゴシック" w:hint="eastAsia"/>
-                <w:sz w:val="20"/>
-              </w:rPr>
-              <w:t>料金情報</w:t>
-            </w:r>
-            <w:r>
-              <w:rPr>
-                <w:rFonts w:ascii="游ゴシック" w:eastAsia="游ゴシック" w:hAnsi="游ゴシック" w:hint="eastAsia"/>
-                <w:sz w:val="20"/>
-              </w:rPr>
-              <w:t>の境界値チェック、引数を</w:t>
+            <w:vMerge w:val="restart"/>
+            <w:vAlign w:val="center"/>
+          </w:tcPr>
+          <w:p>
+            <w:pPr>
+              <w:snapToGrid w:val="0"/>
+              <w:rPr>
+                <w:rFonts w:ascii="游ゴシック" w:eastAsia="游ゴシック" w:hAnsi="游ゴシック"/>
+                <w:sz w:val="20"/>
+              </w:rPr>
+            </w:pPr>
+            <w:r>
+              <w:rPr>
+                <w:rFonts w:ascii="游ゴシック" w:eastAsia="游ゴシック" w:hAnsi="游ゴシック" w:hint="eastAsia"/>
+                <w:sz w:val="20"/>
+              </w:rPr>
+              <w:t>有効な料金情報の境界値チェック、引数を</w:t>
             </w:r>
             <w:r>
               <w:rPr>
@@ -5555,30 +5734,30 @@
           <w:p>
             <w:pPr>
               <w:rPr>
-                <w:rFonts w:ascii="游ゴシック" w:eastAsia="游ゴシック" w:hAnsi="游ゴシック" w:hint="eastAsia"/>
-                <w:sz w:val="20"/>
-              </w:rPr>
-            </w:pPr>
-            <w:r>
-              <w:rPr>
-                <w:rFonts w:ascii="游ゴシック" w:eastAsia="游ゴシック" w:hAnsi="游ゴシック" w:hint="eastAsia"/>
-                <w:sz w:val="20"/>
-              </w:rPr>
-              <w:t>加入日及び解約日が</w:t>
-            </w:r>
-            <w:r>
-              <w:rPr>
-                <w:rFonts w:ascii="游ゴシック" w:eastAsia="游ゴシック" w:hAnsi="游ゴシック"/>
-                <w:sz w:val="20"/>
-              </w:rPr>
-              <w:t>9/1</w:t>
-            </w:r>
-            <w:r>
-              <w:rPr>
-                <w:rFonts w:ascii="游ゴシック" w:eastAsia="游ゴシック" w:hAnsi="游ゴシック" w:hint="eastAsia"/>
-                <w:sz w:val="20"/>
-              </w:rPr>
-              <w:t>以前のものはデーターベースに登録されない</w:t>
+                <w:rFonts w:ascii="游ゴシック" w:eastAsia="游ゴシック" w:hAnsi="游ゴシック"/>
+                <w:sz w:val="20"/>
+              </w:rPr>
+            </w:pPr>
+            <w:r>
+              <w:rPr>
+                <w:rFonts w:ascii="游ゴシック" w:eastAsia="游ゴシック" w:hAnsi="游ゴシック" w:hint="eastAsia"/>
+                <w:sz w:val="20"/>
+              </w:rPr>
+              <w:t>加入日及び解約日が2025/8/1～2</w:t>
+            </w:r>
+            <w:r>
+              <w:rPr>
+                <w:rFonts w:ascii="游ゴシック" w:eastAsia="游ゴシック" w:hAnsi="游ゴシック"/>
+                <w:sz w:val="20"/>
+              </w:rPr>
+              <w:t>025/8/31</w:t>
+            </w:r>
+            <w:r>
+              <w:rPr>
+                <w:rFonts w:ascii="游ゴシック" w:eastAsia="游ゴシック" w:hAnsi="游ゴシック" w:hint="eastAsia"/>
+                <w:sz w:val="20"/>
+              </w:rPr>
+              <w:t>のものはデーターベースに登録されない</w:t>
             </w:r>
           </w:p>
         </w:tc>
@@ -5644,7 +5823,7 @@
               <w:snapToGrid w:val="0"/>
               <w:jc w:val="center"/>
               <w:rPr>
-                <w:rFonts w:ascii="游ゴシック" w:eastAsia="游ゴシック" w:hAnsi="游ゴシック" w:hint="eastAsia"/>
+                <w:rFonts w:ascii="游ゴシック" w:eastAsia="游ゴシック" w:hAnsi="游ゴシック"/>
                 <w:sz w:val="20"/>
               </w:rPr>
             </w:pPr>
@@ -5667,6 +5846,7 @@
         <w:tc>
           <w:tcPr>
             <w:tcW w:w="5355" w:type="dxa"/>
+            <w:vMerge/>
             <w:vAlign w:val="center"/>
           </w:tcPr>
           <w:p>
@@ -5687,16 +5867,52 @@
           <w:p>
             <w:pPr>
               <w:rPr>
-                <w:rFonts w:ascii="游ゴシック" w:eastAsia="游ゴシック" w:hAnsi="游ゴシック" w:hint="eastAsia"/>
-                <w:sz w:val="20"/>
-              </w:rPr>
-            </w:pPr>
-            <w:r>
-              <w:rPr>
-                <w:rFonts w:ascii="游ゴシック" w:eastAsia="游ゴシック" w:hAnsi="游ゴシック" w:hint="eastAsia"/>
-                <w:sz w:val="20"/>
-              </w:rPr>
-              <w:t>加入日8月中、解約日9月中のものがデーターベースに登録される</w:t>
+                <w:rFonts w:ascii="游ゴシック" w:eastAsia="游ゴシック" w:hAnsi="游ゴシック"/>
+                <w:sz w:val="20"/>
+              </w:rPr>
+            </w:pPr>
+            <w:r>
+              <w:rPr>
+                <w:rFonts w:ascii="游ゴシック" w:eastAsia="游ゴシック" w:hAnsi="游ゴシック" w:hint="eastAsia"/>
+                <w:sz w:val="20"/>
+              </w:rPr>
+              <w:t>加入日2025/8/1～2</w:t>
+            </w:r>
+            <w:r>
+              <w:rPr>
+                <w:rFonts w:ascii="游ゴシック" w:eastAsia="游ゴシック" w:hAnsi="游ゴシック"/>
+                <w:sz w:val="20"/>
+              </w:rPr>
+              <w:t>025/8/31</w:t>
+            </w:r>
+          </w:p>
+          <w:p>
+            <w:pPr>
+              <w:rPr>
+                <w:rFonts w:ascii="游ゴシック" w:eastAsia="游ゴシック" w:hAnsi="游ゴシック"/>
+                <w:sz w:val="20"/>
+              </w:rPr>
+            </w:pPr>
+            <w:r>
+              <w:rPr>
+                <w:rFonts w:ascii="游ゴシック" w:eastAsia="游ゴシック" w:hAnsi="游ゴシック" w:hint="eastAsia"/>
+                <w:sz w:val="20"/>
+              </w:rPr>
+              <w:t>解約日2025/9/1～2</w:t>
+            </w:r>
+            <w:r>
+              <w:rPr>
+                <w:rFonts w:ascii="游ゴシック" w:eastAsia="游ゴシック" w:hAnsi="游ゴシック"/>
+                <w:sz w:val="20"/>
+              </w:rPr>
+              <w:t>025/9/30</w:t>
+            </w:r>
+            <w:r>
+              <w:rPr>
+                <w:rFonts w:ascii="游ゴシック" w:eastAsia="游ゴシック" w:hAnsi="游ゴシック" w:hint="eastAsia"/>
+                <w:sz w:val="20"/>
+              </w:rPr>
+              <w:t>のものがデーターベースに登録される</w:t>
             </w:r>
           </w:p>
         </w:tc>
@@ -5762,7 +5978,7 @@
               <w:snapToGrid w:val="0"/>
               <w:jc w:val="center"/>
               <w:rPr>
-                <w:rFonts w:ascii="游ゴシック" w:eastAsia="游ゴシック" w:hAnsi="游ゴシック" w:hint="eastAsia"/>
+                <w:rFonts w:ascii="游ゴシック" w:eastAsia="游ゴシック" w:hAnsi="游ゴシック"/>
                 <w:sz w:val="20"/>
               </w:rPr>
             </w:pPr>
@@ -5785,6 +6001,7 @@
         <w:tc>
           <w:tcPr>
             <w:tcW w:w="5355" w:type="dxa"/>
+            <w:vMerge/>
             <w:vAlign w:val="center"/>
           </w:tcPr>
           <w:p>
@@ -5805,16 +6022,44 @@
           <w:p>
             <w:pPr>
               <w:rPr>
-                <w:rFonts w:ascii="游ゴシック" w:eastAsia="游ゴシック" w:hAnsi="游ゴシック" w:hint="eastAsia"/>
-                <w:sz w:val="20"/>
-              </w:rPr>
-            </w:pPr>
-            <w:r>
-              <w:rPr>
-                <w:rFonts w:ascii="游ゴシック" w:eastAsia="游ゴシック" w:hAnsi="游ゴシック" w:hint="eastAsia"/>
-                <w:sz w:val="20"/>
-              </w:rPr>
-              <w:t>加入日及び解約日が9月中のものがデーターベース登録される</w:t>
+                <w:rFonts w:ascii="游ゴシック" w:eastAsia="游ゴシック" w:hAnsi="游ゴシック"/>
+                <w:sz w:val="20"/>
+              </w:rPr>
+            </w:pPr>
+            <w:r>
+              <w:rPr>
+                <w:rFonts w:ascii="游ゴシック" w:eastAsia="游ゴシック" w:hAnsi="游ゴシック" w:hint="eastAsia"/>
+                <w:sz w:val="20"/>
+              </w:rPr>
+              <w:t>加入日及び解約日が2</w:t>
+            </w:r>
+            <w:r>
+              <w:rPr>
+                <w:rFonts w:ascii="游ゴシック" w:eastAsia="游ゴシック" w:hAnsi="游ゴシック"/>
+                <w:sz w:val="20"/>
+              </w:rPr>
+              <w:t>025/9/1</w:t>
+            </w:r>
+            <w:r>
+              <w:rPr>
+                <w:rFonts w:ascii="游ゴシック" w:eastAsia="游ゴシック" w:hAnsi="游ゴシック" w:hint="eastAsia"/>
+                <w:sz w:val="20"/>
+              </w:rPr>
+              <w:t>～2</w:t>
+            </w:r>
+            <w:r>
+              <w:rPr>
+                <w:rFonts w:ascii="游ゴシック" w:eastAsia="游ゴシック" w:hAnsi="游ゴシック"/>
+                <w:sz w:val="20"/>
+              </w:rPr>
+              <w:t>025/9/30</w:t>
+            </w:r>
+            <w:r>
+              <w:rPr>
+                <w:rFonts w:ascii="游ゴシック" w:eastAsia="游ゴシック" w:hAnsi="游ゴシック" w:hint="eastAsia"/>
+                <w:sz w:val="20"/>
+              </w:rPr>
+              <w:t>のものがデーターベース登録される</w:t>
             </w:r>
           </w:p>
         </w:tc>
@@ -5880,7 +6125,7 @@
               <w:snapToGrid w:val="0"/>
               <w:jc w:val="center"/>
               <w:rPr>
-                <w:rFonts w:ascii="游ゴシック" w:eastAsia="游ゴシック" w:hAnsi="游ゴシック" w:hint="eastAsia"/>
+                <w:rFonts w:ascii="游ゴシック" w:eastAsia="游ゴシック" w:hAnsi="游ゴシック"/>
                 <w:sz w:val="20"/>
               </w:rPr>
             </w:pPr>
@@ -5903,6 +6148,7 @@
         <w:tc>
           <w:tcPr>
             <w:tcW w:w="5355" w:type="dxa"/>
+            <w:vMerge/>
             <w:vAlign w:val="center"/>
           </w:tcPr>
           <w:p>
@@ -5939,28 +6185,36 @@
                 <w:rFonts w:ascii="游ゴシック" w:eastAsia="游ゴシック" w:hAnsi="游ゴシック"/>
                 <w:sz w:val="20"/>
               </w:rPr>
-              <w:t>9</w:t>
-            </w:r>
-            <w:r>
-              <w:rPr>
-                <w:rFonts w:ascii="游ゴシック" w:eastAsia="游ゴシック" w:hAnsi="游ゴシック" w:hint="eastAsia"/>
-                <w:sz w:val="20"/>
-              </w:rPr>
-              <w:t>月中、解約日が1</w:t>
-            </w:r>
-            <w:r>
-              <w:rPr>
-                <w:rFonts w:ascii="游ゴシック" w:eastAsia="游ゴシック" w:hAnsi="游ゴシック"/>
-                <w:sz w:val="20"/>
-              </w:rPr>
-              <w:t>0</w:t>
-            </w:r>
-            <w:r>
-              <w:rPr>
-                <w:rFonts w:ascii="游ゴシック" w:eastAsia="游ゴシック" w:hAnsi="游ゴシック" w:hint="eastAsia"/>
-                <w:sz w:val="20"/>
-              </w:rPr>
-              <w:t>月中のものがデーターベースに登録される</w:t>
+              <w:t>2025/9/1</w:t>
+            </w:r>
+            <w:r>
+              <w:rPr>
+                <w:rFonts w:ascii="游ゴシック" w:eastAsia="游ゴシック" w:hAnsi="游ゴシック" w:hint="eastAsia"/>
+                <w:sz w:val="20"/>
+              </w:rPr>
+              <w:t>～2</w:t>
+            </w:r>
+            <w:r>
+              <w:rPr>
+                <w:rFonts w:ascii="游ゴシック" w:eastAsia="游ゴシック" w:hAnsi="游ゴシック"/>
+                <w:sz w:val="20"/>
+              </w:rPr>
+              <w:t>025/9/30</w:t>
+            </w:r>
+          </w:p>
+          <w:p>
+            <w:pPr>
+              <w:rPr>
+                <w:rFonts w:ascii="游ゴシック" w:eastAsia="游ゴシック" w:hAnsi="游ゴシック"/>
+                <w:sz w:val="20"/>
+              </w:rPr>
+            </w:pPr>
+            <w:r>
+              <w:rPr>
+                <w:rFonts w:ascii="游ゴシック" w:eastAsia="游ゴシック" w:hAnsi="游ゴシック" w:hint="eastAsia"/>
+                <w:sz w:val="20"/>
+              </w:rPr>
+              <w:t>解約日202510/1～2025/10/31のものがデーターベースに登録される</w:t>
             </w:r>
           </w:p>
         </w:tc>
@@ -6026,7 +6280,7 @@
               <w:snapToGrid w:val="0"/>
               <w:jc w:val="center"/>
               <w:rPr>
-                <w:rFonts w:ascii="游ゴシック" w:eastAsia="游ゴシック" w:hAnsi="游ゴシック" w:hint="eastAsia"/>
+                <w:rFonts w:ascii="游ゴシック" w:eastAsia="游ゴシック" w:hAnsi="游ゴシック"/>
                 <w:sz w:val="20"/>
               </w:rPr>
             </w:pPr>
@@ -6049,6 +6303,7 @@
         <w:tc>
           <w:tcPr>
             <w:tcW w:w="5355" w:type="dxa"/>
+            <w:vMerge/>
             <w:vAlign w:val="center"/>
           </w:tcPr>
           <w:p>
@@ -6069,30 +6324,44 @@
           <w:p>
             <w:pPr>
               <w:rPr>
-                <w:rFonts w:ascii="游ゴシック" w:eastAsia="游ゴシック" w:hAnsi="游ゴシック" w:hint="eastAsia"/>
-                <w:sz w:val="20"/>
-              </w:rPr>
-            </w:pPr>
-            <w:r>
-              <w:rPr>
-                <w:rFonts w:ascii="游ゴシック" w:eastAsia="游ゴシック" w:hAnsi="游ゴシック" w:hint="eastAsia"/>
-                <w:sz w:val="20"/>
-              </w:rPr>
-              <w:t>加入日及び解約日が1</w:t>
-            </w:r>
-            <w:r>
-              <w:rPr>
-                <w:rFonts w:ascii="游ゴシック" w:eastAsia="游ゴシック" w:hAnsi="游ゴシック"/>
-                <w:sz w:val="20"/>
-              </w:rPr>
-              <w:t>0</w:t>
-            </w:r>
-            <w:r>
-              <w:rPr>
-                <w:rFonts w:ascii="游ゴシック" w:eastAsia="游ゴシック" w:hAnsi="游ゴシック" w:hint="eastAsia"/>
-                <w:sz w:val="20"/>
-              </w:rPr>
-              <w:t>月中のものがデーターベースに登録されない</w:t>
+                <w:rFonts w:ascii="游ゴシック" w:eastAsia="游ゴシック" w:hAnsi="游ゴシック"/>
+                <w:sz w:val="20"/>
+              </w:rPr>
+            </w:pPr>
+            <w:r>
+              <w:rPr>
+                <w:rFonts w:ascii="游ゴシック" w:eastAsia="游ゴシック" w:hAnsi="游ゴシック" w:hint="eastAsia"/>
+                <w:sz w:val="20"/>
+              </w:rPr>
+              <w:t>加入日及び解約日が2</w:t>
+            </w:r>
+            <w:r>
+              <w:rPr>
+                <w:rFonts w:ascii="游ゴシック" w:eastAsia="游ゴシック" w:hAnsi="游ゴシック"/>
+                <w:sz w:val="20"/>
+              </w:rPr>
+              <w:t>025/10/1</w:t>
+            </w:r>
+            <w:r>
+              <w:rPr>
+                <w:rFonts w:ascii="游ゴシック" w:eastAsia="游ゴシック" w:hAnsi="游ゴシック" w:hint="eastAsia"/>
+                <w:sz w:val="20"/>
+              </w:rPr>
+              <w:t>～2</w:t>
+            </w:r>
+            <w:r>
+              <w:rPr>
+                <w:rFonts w:ascii="游ゴシック" w:eastAsia="游ゴシック" w:hAnsi="游ゴシック"/>
+                <w:sz w:val="20"/>
+              </w:rPr>
+              <w:t>025/10/31</w:t>
+            </w:r>
+            <w:r>
+              <w:rPr>
+                <w:rFonts w:ascii="游ゴシック" w:eastAsia="游ゴシック" w:hAnsi="游ゴシック" w:hint="eastAsia"/>
+                <w:sz w:val="20"/>
+              </w:rPr>
+              <w:t>のものがデーターベースに登録されない</w:t>
             </w:r>
           </w:p>
         </w:tc>
@@ -6158,7 +6427,7 @@
               <w:snapToGrid w:val="0"/>
               <w:jc w:val="center"/>
               <w:rPr>
-                <w:rFonts w:ascii="游ゴシック" w:eastAsia="游ゴシック" w:hAnsi="游ゴシック" w:hint="eastAsia"/>
+                <w:rFonts w:ascii="游ゴシック" w:eastAsia="游ゴシック" w:hAnsi="游ゴシック"/>
                 <w:sz w:val="20"/>
               </w:rPr>
             </w:pPr>
@@ -6181,6 +6450,7 @@
         <w:tc>
           <w:tcPr>
             <w:tcW w:w="5355" w:type="dxa"/>
+            <w:vMerge/>
             <w:vAlign w:val="center"/>
           </w:tcPr>
           <w:p>
@@ -6201,30 +6471,67 @@
           <w:p>
             <w:pPr>
               <w:rPr>
-                <w:rFonts w:ascii="游ゴシック" w:eastAsia="游ゴシック" w:hAnsi="游ゴシック" w:hint="eastAsia"/>
-                <w:sz w:val="20"/>
-              </w:rPr>
-            </w:pPr>
-            <w:r>
-              <w:rPr>
-                <w:rFonts w:ascii="游ゴシック" w:eastAsia="游ゴシック" w:hAnsi="游ゴシック" w:hint="eastAsia"/>
-                <w:sz w:val="20"/>
-              </w:rPr>
-              <w:t>加入日8月中、解約日が1</w:t>
-            </w:r>
-            <w:r>
-              <w:rPr>
-                <w:rFonts w:ascii="游ゴシック" w:eastAsia="游ゴシック" w:hAnsi="游ゴシック"/>
-                <w:sz w:val="20"/>
-              </w:rPr>
-              <w:t>0</w:t>
-            </w:r>
-            <w:r>
-              <w:rPr>
-                <w:rFonts w:ascii="游ゴシック" w:eastAsia="游ゴシック" w:hAnsi="游ゴシック" w:hint="eastAsia"/>
-                <w:sz w:val="20"/>
-              </w:rPr>
-              <w:t>月中のものがデーターベースに登録される</w:t>
+                <w:rFonts w:ascii="游ゴシック" w:eastAsia="游ゴシック" w:hAnsi="游ゴシック"/>
+                <w:sz w:val="20"/>
+              </w:rPr>
+            </w:pPr>
+            <w:r>
+              <w:rPr>
+                <w:rFonts w:ascii="游ゴシック" w:eastAsia="游ゴシック" w:hAnsi="游ゴシック" w:hint="eastAsia"/>
+                <w:sz w:val="20"/>
+              </w:rPr>
+              <w:t>加入日2025/8/1～2025</w:t>
+            </w:r>
+            <w:r>
+              <w:rPr>
+                <w:rFonts w:ascii="游ゴシック" w:eastAsia="游ゴシック" w:hAnsi="游ゴシック"/>
+                <w:sz w:val="20"/>
+              </w:rPr>
+              <w:t>/</w:t>
+            </w:r>
+            <w:r>
+              <w:rPr>
+                <w:rFonts w:ascii="游ゴシック" w:eastAsia="游ゴシック" w:hAnsi="游ゴシック" w:hint="eastAsia"/>
+                <w:sz w:val="20"/>
+              </w:rPr>
+              <w:t>8/31</w:t>
+            </w:r>
+          </w:p>
+          <w:p>
+            <w:pPr>
+              <w:rPr>
+                <w:rFonts w:ascii="游ゴシック" w:eastAsia="游ゴシック" w:hAnsi="游ゴシック"/>
+                <w:sz w:val="20"/>
+              </w:rPr>
+            </w:pPr>
+            <w:r>
+              <w:rPr>
+                <w:rFonts w:ascii="游ゴシック" w:eastAsia="游ゴシック" w:hAnsi="游ゴシック" w:hint="eastAsia"/>
+                <w:sz w:val="20"/>
+              </w:rPr>
+              <w:t>解約日2025/10/1～2</w:t>
+            </w:r>
+            <w:r>
+              <w:rPr>
+                <w:rFonts w:ascii="游ゴシック" w:eastAsia="游ゴシック" w:hAnsi="游ゴシック"/>
+                <w:sz w:val="20"/>
+              </w:rPr>
+              <w:t>525/10/31</w:t>
+            </w:r>
+          </w:p>
+          <w:p>
+            <w:pPr>
+              <w:rPr>
+                <w:rFonts w:ascii="游ゴシック" w:eastAsia="游ゴシック" w:hAnsi="游ゴシック"/>
+                <w:sz w:val="20"/>
+              </w:rPr>
+            </w:pPr>
+            <w:r>
+              <w:rPr>
+                <w:rFonts w:ascii="游ゴシック" w:eastAsia="游ゴシック" w:hAnsi="游ゴシック" w:hint="eastAsia"/>
+                <w:sz w:val="20"/>
+              </w:rPr>
+              <w:t>のものがデーターベースに登録される</w:t>
             </w:r>
           </w:p>
         </w:tc>
@@ -6290,15 +6597,16 @@
               <w:snapToGrid w:val="0"/>
               <w:jc w:val="center"/>
               <w:rPr>
-                <w:rFonts w:ascii="游ゴシック" w:eastAsia="游ゴシック" w:hAnsi="游ゴシック" w:hint="eastAsia"/>
-                <w:sz w:val="20"/>
-              </w:rPr>
-            </w:pPr>
-            <w:r>
-              <w:rPr>
-                <w:rFonts w:ascii="游ゴシック" w:eastAsia="游ゴシック" w:hAnsi="游ゴシック" w:hint="eastAsia"/>
-                <w:sz w:val="20"/>
-              </w:rPr>
+                <w:rFonts w:ascii="游ゴシック" w:eastAsia="游ゴシック" w:hAnsi="游ゴシック"/>
+                <w:sz w:val="20"/>
+              </w:rPr>
+            </w:pPr>
+            <w:r>
+              <w:rPr>
+                <w:rFonts w:ascii="游ゴシック" w:eastAsia="游ゴシック" w:hAnsi="游ゴシック" w:hint="eastAsia"/>
+                <w:sz w:val="20"/>
+              </w:rPr>
+              <w:lastRenderedPageBreak/>
               <w:t>4</w:t>
             </w:r>
             <w:r>
@@ -6313,29 +6621,23 @@
         <w:tc>
           <w:tcPr>
             <w:tcW w:w="5355" w:type="dxa"/>
-            <w:vAlign w:val="center"/>
-          </w:tcPr>
-          <w:p>
-            <w:pPr>
-              <w:snapToGrid w:val="0"/>
-              <w:rPr>
-                <w:rFonts w:ascii="游ゴシック" w:eastAsia="游ゴシック" w:hAnsi="游ゴシック"/>
-                <w:sz w:val="20"/>
-              </w:rPr>
-            </w:pPr>
-            <w:r>
-              <w:rPr>
-                <w:rFonts w:ascii="游ゴシック" w:eastAsia="游ゴシック" w:hAnsi="游ゴシック" w:hint="eastAsia"/>
-                <w:sz w:val="20"/>
-              </w:rPr>
-              <w:t>ログ出力</w:t>
-            </w:r>
-            <w:r>
-              <w:rPr>
-                <w:rFonts w:ascii="游ゴシック" w:eastAsia="游ゴシック" w:hAnsi="游ゴシック" w:hint="eastAsia"/>
-                <w:sz w:val="20"/>
-              </w:rPr>
-              <w:t>、</w:t>
+            <w:vMerge w:val="restart"/>
+            <w:vAlign w:val="center"/>
+          </w:tcPr>
+          <w:p>
+            <w:pPr>
+              <w:snapToGrid w:val="0"/>
+              <w:rPr>
+                <w:rFonts w:ascii="游ゴシック" w:eastAsia="游ゴシック" w:hAnsi="游ゴシック"/>
+                <w:sz w:val="20"/>
+              </w:rPr>
+            </w:pPr>
+            <w:r>
+              <w:rPr>
+                <w:rFonts w:ascii="游ゴシック" w:eastAsia="游ゴシック" w:hAnsi="游ゴシック" w:hint="eastAsia"/>
+                <w:sz w:val="20"/>
+              </w:rPr>
+              <w:t>ログ出力、</w:t>
             </w:r>
             <w:r>
               <w:rPr>
@@ -6354,7 +6656,7 @@
           <w:p>
             <w:pPr>
               <w:rPr>
-                <w:rFonts w:ascii="游ゴシック" w:eastAsia="游ゴシック" w:hAnsi="游ゴシック" w:hint="eastAsia"/>
+                <w:rFonts w:ascii="游ゴシック" w:eastAsia="游ゴシック" w:hAnsi="游ゴシック"/>
                 <w:sz w:val="20"/>
               </w:rPr>
             </w:pPr>
@@ -6454,7 +6756,7 @@
               <w:snapToGrid w:val="0"/>
               <w:jc w:val="center"/>
               <w:rPr>
-                <w:rFonts w:ascii="游ゴシック" w:eastAsia="游ゴシック" w:hAnsi="游ゴシック" w:hint="eastAsia"/>
+                <w:rFonts w:ascii="游ゴシック" w:eastAsia="游ゴシック" w:hAnsi="游ゴシック"/>
                 <w:sz w:val="20"/>
               </w:rPr>
             </w:pPr>
@@ -6477,6 +6779,7 @@
         <w:tc>
           <w:tcPr>
             <w:tcW w:w="5355" w:type="dxa"/>
+            <w:vMerge/>
             <w:vAlign w:val="center"/>
           </w:tcPr>
           <w:p>
@@ -6497,7 +6800,7 @@
           <w:p>
             <w:pPr>
               <w:rPr>
-                <w:rFonts w:ascii="游ゴシック" w:eastAsia="游ゴシック" w:hAnsi="游ゴシック" w:hint="eastAsia"/>
+                <w:rFonts w:ascii="游ゴシック" w:eastAsia="游ゴシック" w:hAnsi="游ゴシック"/>
                 <w:sz w:val="20"/>
               </w:rPr>
             </w:pPr>
@@ -6597,16 +6900,15 @@
               <w:snapToGrid w:val="0"/>
               <w:jc w:val="center"/>
               <w:rPr>
-                <w:rFonts w:ascii="游ゴシック" w:eastAsia="游ゴシック" w:hAnsi="游ゴシック" w:hint="eastAsia"/>
-                <w:sz w:val="20"/>
-              </w:rPr>
-            </w:pPr>
-            <w:r>
-              <w:rPr>
-                <w:rFonts w:ascii="游ゴシック" w:eastAsia="游ゴシック" w:hAnsi="游ゴシック" w:hint="eastAsia"/>
-                <w:sz w:val="20"/>
-              </w:rPr>
-              <w:lastRenderedPageBreak/>
+                <w:rFonts w:ascii="游ゴシック" w:eastAsia="游ゴシック" w:hAnsi="游ゴシック"/>
+                <w:sz w:val="20"/>
+              </w:rPr>
+            </w:pPr>
+            <w:r>
+              <w:rPr>
+                <w:rFonts w:ascii="游ゴシック" w:eastAsia="游ゴシック" w:hAnsi="游ゴシック" w:hint="eastAsia"/>
+                <w:sz w:val="20"/>
+              </w:rPr>
               <w:t>46</w:t>
             </w:r>
           </w:p>
@@ -6614,6 +6916,7 @@
         <w:tc>
           <w:tcPr>
             <w:tcW w:w="5355" w:type="dxa"/>
+            <w:vMerge/>
             <w:vAlign w:val="center"/>
           </w:tcPr>
           <w:p>
@@ -6634,7 +6937,7 @@
           <w:p>
             <w:pPr>
               <w:rPr>
-                <w:rFonts w:ascii="游ゴシック" w:eastAsia="游ゴシック" w:hAnsi="游ゴシック" w:hint="eastAsia"/>
+                <w:rFonts w:ascii="游ゴシック" w:eastAsia="游ゴシック" w:hAnsi="游ゴシック"/>
                 <w:sz w:val="20"/>
               </w:rPr>
             </w:pPr>
@@ -6668,15 +6971,7 @@
                 <w:color w:val="000000"/>
                 <w:sz w:val="20"/>
               </w:rPr>
-              <w:t>。</w:t>
-            </w:r>
-            <w:r>
-              <w:rPr>
-                <w:rFonts w:ascii="游ゴシック" w:eastAsia="游ゴシック" w:hAnsi="游ゴシック" w:hint="eastAsia"/>
-                <w:color w:val="000000"/>
-                <w:sz w:val="20"/>
-              </w:rPr>
-              <w:t>と表示される</w:t>
+              <w:t>。と表示される</w:t>
             </w:r>
           </w:p>
         </w:tc>
@@ -6742,7 +7037,7 @@
               <w:snapToGrid w:val="0"/>
               <w:jc w:val="center"/>
               <w:rPr>
-                <w:rFonts w:ascii="游ゴシック" w:eastAsia="游ゴシック" w:hAnsi="游ゴシック" w:hint="eastAsia"/>
+                <w:rFonts w:ascii="游ゴシック" w:eastAsia="游ゴシック" w:hAnsi="游ゴシック"/>
                 <w:sz w:val="20"/>
               </w:rPr>
             </w:pPr>
@@ -6765,6 +7060,7 @@
         <w:tc>
           <w:tcPr>
             <w:tcW w:w="5355" w:type="dxa"/>
+            <w:vMerge/>
             <w:vAlign w:val="center"/>
           </w:tcPr>
           <w:p>
@@ -6785,11 +7081,35 @@
           <w:p>
             <w:pPr>
               <w:rPr>
-                <w:rFonts w:ascii="游ゴシック" w:eastAsia="游ゴシック" w:hAnsi="游ゴシック" w:hint="eastAsia"/>
+                <w:rFonts w:ascii="游ゴシック" w:eastAsia="游ゴシック" w:hAnsi="游ゴシック"/>
                 <w:color w:val="000000"/>
                 <w:sz w:val="20"/>
               </w:rPr>
             </w:pPr>
+            <w:r>
+              <w:rPr>
+                <w:rFonts w:ascii="游ゴシック" w:eastAsia="游ゴシック" w:hAnsi="游ゴシック"/>
+                <w:color w:val="000000"/>
+                <w:sz w:val="20"/>
+              </w:rPr>
+              <w:t>(</w:t>
+            </w:r>
+            <w:r>
+              <w:rPr>
+                <w:rFonts w:ascii="游ゴシック" w:eastAsia="游ゴシック" w:hAnsi="游ゴシック" w:hint="eastAsia"/>
+                <w:color w:val="000000"/>
+                <w:sz w:val="20"/>
+              </w:rPr>
+              <w:t>請求データ状況</w:t>
+            </w:r>
+            <w:r>
+              <w:rPr>
+                <w:rFonts w:ascii="游ゴシック" w:eastAsia="游ゴシック" w:hAnsi="游ゴシック"/>
+                <w:color w:val="000000"/>
+                <w:sz w:val="20"/>
+              </w:rPr>
+              <w:t>)</w:t>
+            </w:r>
             <w:r>
               <w:rPr>
                 <w:rFonts w:ascii="游ゴシック" w:eastAsia="游ゴシック" w:hAnsi="游ゴシック" w:hint="eastAsia"/>
@@ -6870,7 +7190,7 @@
               <w:snapToGrid w:val="0"/>
               <w:jc w:val="center"/>
               <w:rPr>
-                <w:rFonts w:ascii="游ゴシック" w:eastAsia="游ゴシック" w:hAnsi="游ゴシック" w:hint="eastAsia"/>
+                <w:rFonts w:ascii="游ゴシック" w:eastAsia="游ゴシック" w:hAnsi="游ゴシック"/>
                 <w:sz w:val="20"/>
               </w:rPr>
             </w:pPr>
@@ -6893,6 +7213,7 @@
         <w:tc>
           <w:tcPr>
             <w:tcW w:w="5355" w:type="dxa"/>
+            <w:vMerge/>
             <w:vAlign w:val="center"/>
           </w:tcPr>
           <w:p>
@@ -6946,7 +7267,7 @@
           <w:p>
             <w:pPr>
               <w:rPr>
-                <w:rFonts w:ascii="游ゴシック" w:eastAsia="游ゴシック" w:hAnsi="游ゴシック" w:hint="eastAsia"/>
+                <w:rFonts w:ascii="游ゴシック" w:eastAsia="游ゴシック" w:hAnsi="游ゴシック"/>
                 <w:color w:val="000000"/>
                 <w:sz w:val="20"/>
               </w:rPr>
@@ -7023,7 +7344,7 @@
               <w:snapToGrid w:val="0"/>
               <w:jc w:val="center"/>
               <w:rPr>
-                <w:rFonts w:ascii="游ゴシック" w:eastAsia="游ゴシック" w:hAnsi="游ゴシック" w:hint="eastAsia"/>
+                <w:rFonts w:ascii="游ゴシック" w:eastAsia="游ゴシック" w:hAnsi="游ゴシック"/>
                 <w:sz w:val="20"/>
               </w:rPr>
             </w:pPr>
@@ -7046,6 +7367,7 @@
         <w:tc>
           <w:tcPr>
             <w:tcW w:w="5355" w:type="dxa"/>
+            <w:vMerge/>
             <w:vAlign w:val="center"/>
           </w:tcPr>
           <w:p>
@@ -7066,11 +7388,27 @@
           <w:p>
             <w:pPr>
               <w:rPr>
-                <w:rFonts w:ascii="游ゴシック" w:eastAsia="游ゴシック" w:hAnsi="游ゴシック" w:hint="eastAsia"/>
+                <w:rFonts w:ascii="游ゴシック" w:eastAsia="游ゴシック" w:hAnsi="游ゴシック"/>
                 <w:color w:val="000000"/>
                 <w:sz w:val="20"/>
               </w:rPr>
             </w:pPr>
+            <w:r>
+              <w:rPr>
+                <w:rFonts w:ascii="游ゴシック" w:eastAsia="游ゴシック" w:hAnsi="游ゴシック" w:hint="eastAsia"/>
+                <w:color w:val="000000"/>
+                <w:sz w:val="20"/>
+              </w:rPr>
+              <w:t>(請求データー</w:t>
+            </w:r>
+            <w:r>
+              <w:rPr>
+                <w:rFonts w:ascii="游ゴシック" w:eastAsia="游ゴシック" w:hAnsi="游ゴシック"/>
+                <w:color w:val="000000"/>
+                <w:sz w:val="20"/>
+              </w:rPr>
+              <w:t>)</w:t>
+            </w:r>
             <w:r>
               <w:rPr>
                 <w:rFonts w:ascii="游ゴシック" w:eastAsia="游ゴシック" w:hAnsi="游ゴシック" w:hint="eastAsia"/>
@@ -7167,7 +7505,7 @@
               <w:snapToGrid w:val="0"/>
               <w:jc w:val="center"/>
               <w:rPr>
-                <w:rFonts w:ascii="游ゴシック" w:eastAsia="游ゴシック" w:hAnsi="游ゴシック" w:hint="eastAsia"/>
+                <w:rFonts w:ascii="游ゴシック" w:eastAsia="游ゴシック" w:hAnsi="游ゴシック"/>
                 <w:sz w:val="20"/>
               </w:rPr>
             </w:pPr>
@@ -7190,6 +7528,7 @@
         <w:tc>
           <w:tcPr>
             <w:tcW w:w="5355" w:type="dxa"/>
+            <w:vMerge/>
             <w:vAlign w:val="center"/>
           </w:tcPr>
           <w:p>
@@ -7210,7 +7549,7 @@
           <w:p>
             <w:pPr>
               <w:rPr>
-                <w:rFonts w:ascii="游ゴシック" w:eastAsia="游ゴシック" w:hAnsi="游ゴシック" w:hint="eastAsia"/>
+                <w:rFonts w:ascii="游ゴシック" w:eastAsia="游ゴシック" w:hAnsi="游ゴシック"/>
                 <w:sz w:val="20"/>
               </w:rPr>
             </w:pPr>
@@ -7310,7 +7649,7 @@
               <w:snapToGrid w:val="0"/>
               <w:jc w:val="center"/>
               <w:rPr>
-                <w:rFonts w:ascii="游ゴシック" w:eastAsia="游ゴシック" w:hAnsi="游ゴシック" w:hint="eastAsia"/>
+                <w:rFonts w:ascii="游ゴシック" w:eastAsia="游ゴシック" w:hAnsi="游ゴシック"/>
                 <w:sz w:val="20"/>
               </w:rPr>
             </w:pPr>
@@ -7333,6 +7672,7 @@
         <w:tc>
           <w:tcPr>
             <w:tcW w:w="5355" w:type="dxa"/>
+            <w:vMerge/>
             <w:vAlign w:val="center"/>
           </w:tcPr>
           <w:p>
@@ -7353,7 +7693,7 @@
           <w:p>
             <w:pPr>
               <w:rPr>
-                <w:rFonts w:ascii="游ゴシック" w:eastAsia="游ゴシック" w:hAnsi="游ゴシック" w:hint="eastAsia"/>
+                <w:rFonts w:ascii="游ゴシック" w:eastAsia="游ゴシック" w:hAnsi="游ゴシック"/>
                 <w:color w:val="000000"/>
                 <w:sz w:val="20"/>
               </w:rPr>
@@ -7364,6 +7704,22 @@
                 <w:color w:val="000000"/>
                 <w:sz w:val="20"/>
               </w:rPr>
+              <w:t>(請求明細データ</w:t>
+            </w:r>
+            <w:r>
+              <w:rPr>
+                <w:rFonts w:ascii="游ゴシック" w:eastAsia="游ゴシック" w:hAnsi="游ゴシック"/>
+                <w:color w:val="000000"/>
+                <w:sz w:val="20"/>
+              </w:rPr>
+              <w:t>)</w:t>
+            </w:r>
+            <w:r>
+              <w:rPr>
+                <w:rFonts w:ascii="游ゴシック" w:eastAsia="游ゴシック" w:hAnsi="游ゴシック" w:hint="eastAsia"/>
+                <w:color w:val="000000"/>
+                <w:sz w:val="20"/>
+              </w:rPr>
               <w:t>3</w:t>
             </w:r>
             <w:r>
@@ -7390,799 +7746,6 @@
               </w:rPr>
               <w:t>と表示される</w:t>
             </w:r>
-          </w:p>
-        </w:tc>
-        <w:tc>
-          <w:tcPr>
-            <w:tcW w:w="1050" w:type="dxa"/>
-            <w:vAlign w:val="center"/>
-          </w:tcPr>
-          <w:p>
-            <w:pPr>
-              <w:snapToGrid w:val="0"/>
-              <w:jc w:val="center"/>
-              <w:rPr>
-                <w:rFonts w:ascii="游ゴシック" w:eastAsia="游ゴシック" w:hAnsi="游ゴシック"/>
-                <w:sz w:val="20"/>
-              </w:rPr>
-            </w:pPr>
-          </w:p>
-        </w:tc>
-        <w:tc>
-          <w:tcPr>
-            <w:tcW w:w="945" w:type="dxa"/>
-            <w:vAlign w:val="center"/>
-          </w:tcPr>
-          <w:p>
-            <w:pPr>
-              <w:snapToGrid w:val="0"/>
-              <w:jc w:val="center"/>
-              <w:rPr>
-                <w:rFonts w:ascii="游ゴシック" w:eastAsia="游ゴシック" w:hAnsi="游ゴシック"/>
-                <w:sz w:val="20"/>
-              </w:rPr>
-            </w:pPr>
-          </w:p>
-        </w:tc>
-        <w:tc>
-          <w:tcPr>
-            <w:tcW w:w="2310" w:type="dxa"/>
-            <w:vAlign w:val="center"/>
-          </w:tcPr>
-          <w:p>
-            <w:pPr>
-              <w:snapToGrid w:val="0"/>
-              <w:rPr>
-                <w:rFonts w:ascii="游ゴシック" w:eastAsia="游ゴシック" w:hAnsi="游ゴシック"/>
-                <w:sz w:val="20"/>
-              </w:rPr>
-            </w:pPr>
-          </w:p>
-        </w:tc>
-      </w:tr>
-      <w:tr>
-        <w:trPr>
-          <w:trHeight w:val="567"/>
-        </w:trPr>
-        <w:tc>
-          <w:tcPr>
-            <w:tcW w:w="1050" w:type="dxa"/>
-            <w:vAlign w:val="center"/>
-          </w:tcPr>
-          <w:p>
-            <w:pPr>
-              <w:snapToGrid w:val="0"/>
-              <w:jc w:val="center"/>
-              <w:rPr>
-                <w:rFonts w:ascii="游ゴシック" w:eastAsia="游ゴシック" w:hAnsi="游ゴシック" w:hint="eastAsia"/>
-                <w:sz w:val="20"/>
-              </w:rPr>
-            </w:pPr>
-            <w:r>
-              <w:rPr>
-                <w:rFonts w:ascii="游ゴシック" w:eastAsia="游ゴシック" w:hAnsi="游ゴシック" w:hint="eastAsia"/>
-                <w:sz w:val="20"/>
-              </w:rPr>
-              <w:t>5</w:t>
-            </w:r>
-            <w:r>
-              <w:rPr>
-                <w:rFonts w:ascii="游ゴシック" w:eastAsia="游ゴシック" w:hAnsi="游ゴシック"/>
-                <w:sz w:val="20"/>
-              </w:rPr>
-              <w:t>2</w:t>
-            </w:r>
-          </w:p>
-        </w:tc>
-        <w:tc>
-          <w:tcPr>
-            <w:tcW w:w="5355" w:type="dxa"/>
-            <w:vAlign w:val="center"/>
-          </w:tcPr>
-          <w:p>
-            <w:pPr>
-              <w:snapToGrid w:val="0"/>
-              <w:rPr>
-                <w:rFonts w:ascii="游ゴシック" w:eastAsia="游ゴシック" w:hAnsi="游ゴシック" w:hint="eastAsia"/>
-                <w:sz w:val="20"/>
-              </w:rPr>
-            </w:pPr>
-            <w:r>
-              <w:rPr>
-                <w:rFonts w:ascii="游ゴシック" w:eastAsia="游ゴシック" w:hAnsi="游ゴシック" w:hint="eastAsia"/>
-                <w:sz w:val="20"/>
-              </w:rPr>
-              <w:t>エラー時ログ、</w:t>
-            </w:r>
-            <w:proofErr w:type="spellStart"/>
-            <w:r>
-              <w:rPr>
-                <w:rFonts w:ascii="游ゴシック" w:eastAsia="游ゴシック" w:hAnsi="游ゴシック" w:hint="eastAsia"/>
-                <w:sz w:val="20"/>
-              </w:rPr>
-              <w:t>B</w:t>
-            </w:r>
-            <w:r>
-              <w:rPr>
-                <w:rFonts w:ascii="游ゴシック" w:eastAsia="游ゴシック" w:hAnsi="游ゴシック"/>
-                <w:sz w:val="20"/>
-              </w:rPr>
-              <w:t>illingRepositoryImpl</w:t>
-            </w:r>
-            <w:proofErr w:type="spellEnd"/>
-            <w:r>
-              <w:rPr>
-                <w:rFonts w:ascii="游ゴシック" w:eastAsia="游ゴシック" w:hAnsi="游ゴシック" w:hint="eastAsia"/>
-                <w:sz w:val="20"/>
-              </w:rPr>
-              <w:t>で</w:t>
-            </w:r>
-            <w:r>
-              <w:rPr>
-                <w:rFonts w:ascii="游ゴシック" w:eastAsia="游ゴシック" w:hAnsi="游ゴシック" w:hint="eastAsia"/>
-                <w:sz w:val="20"/>
-              </w:rPr>
-              <w:t>不正なS</w:t>
-            </w:r>
-            <w:r>
-              <w:rPr>
-                <w:rFonts w:ascii="游ゴシック" w:eastAsia="游ゴシック" w:hAnsi="游ゴシック"/>
-                <w:sz w:val="20"/>
-              </w:rPr>
-              <w:t>QL</w:t>
-            </w:r>
-            <w:r>
-              <w:rPr>
-                <w:rFonts w:ascii="游ゴシック" w:eastAsia="游ゴシック" w:hAnsi="游ゴシック" w:hint="eastAsia"/>
-                <w:sz w:val="20"/>
-              </w:rPr>
-              <w:t>文で実行する</w:t>
-            </w:r>
-          </w:p>
-        </w:tc>
-        <w:tc>
-          <w:tcPr>
-            <w:tcW w:w="4935" w:type="dxa"/>
-            <w:vAlign w:val="center"/>
-          </w:tcPr>
-          <w:p>
-            <w:pPr>
-              <w:rPr>
-                <w:rFonts w:ascii="游ゴシック" w:eastAsia="游ゴシック" w:hAnsi="游ゴシック" w:hint="eastAsia"/>
-                <w:color w:val="000000"/>
-                <w:sz w:val="20"/>
-              </w:rPr>
-            </w:pPr>
-            <w:proofErr w:type="spellStart"/>
-            <w:r>
-              <w:rPr>
-                <w:rFonts w:ascii="游ゴシック" w:eastAsia="游ゴシック" w:hAnsi="游ゴシック"/>
-                <w:color w:val="000000"/>
-                <w:sz w:val="20"/>
-              </w:rPr>
-              <w:t>DeleteByMont</w:t>
-            </w:r>
-            <w:proofErr w:type="spellEnd"/>
-            <w:r>
-              <w:rPr>
-                <w:rFonts w:ascii="游ゴシック" w:eastAsia="游ゴシック" w:hAnsi="游ゴシック"/>
-                <w:color w:val="000000"/>
-                <w:sz w:val="20"/>
-              </w:rPr>
-              <w:t>()</w:t>
-            </w:r>
-            <w:r>
-              <w:rPr>
-                <w:rFonts w:ascii="游ゴシック" w:eastAsia="游ゴシック" w:hAnsi="游ゴシック" w:hint="eastAsia"/>
-                <w:color w:val="000000"/>
-                <w:sz w:val="20"/>
-              </w:rPr>
-              <w:t>メソッドを不正な</w:t>
-            </w:r>
-            <w:proofErr w:type="spellStart"/>
-            <w:r>
-              <w:rPr>
-                <w:rFonts w:ascii="游ゴシック" w:eastAsia="游ゴシック" w:hAnsi="游ゴシック" w:hint="eastAsia"/>
-                <w:color w:val="000000"/>
-                <w:sz w:val="20"/>
-              </w:rPr>
-              <w:t>s</w:t>
-            </w:r>
-            <w:r>
-              <w:rPr>
-                <w:rFonts w:ascii="游ゴシック" w:eastAsia="游ゴシック" w:hAnsi="游ゴシック"/>
-                <w:color w:val="000000"/>
-                <w:sz w:val="20"/>
-              </w:rPr>
-              <w:t>ql</w:t>
-            </w:r>
-            <w:proofErr w:type="spellEnd"/>
-            <w:r>
-              <w:rPr>
-                <w:rFonts w:ascii="游ゴシック" w:eastAsia="游ゴシック" w:hAnsi="游ゴシック" w:hint="eastAsia"/>
-                <w:color w:val="000000"/>
-                <w:sz w:val="20"/>
-              </w:rPr>
-              <w:t>に変えて実行すると、</w:t>
-            </w:r>
-            <w:r>
-              <w:rPr>
-                <w:rFonts w:ascii="游ゴシック" w:eastAsia="游ゴシック" w:hAnsi="游ゴシック"/>
-                <w:color w:val="000000"/>
-                <w:sz w:val="20"/>
-              </w:rPr>
-              <w:t>”09</w:t>
-            </w:r>
-            <w:r>
-              <w:rPr>
-                <w:rFonts w:ascii="游ゴシック" w:eastAsia="游ゴシック" w:hAnsi="游ゴシック" w:hint="eastAsia"/>
-                <w:color w:val="000000"/>
-                <w:sz w:val="20"/>
-              </w:rPr>
-              <w:t>月分の請求ステータス情報を追加できませんした。</w:t>
-            </w:r>
-            <w:r>
-              <w:rPr>
-                <w:rFonts w:ascii="游ゴシック" w:eastAsia="游ゴシック" w:hAnsi="游ゴシック"/>
-                <w:color w:val="000000"/>
-                <w:sz w:val="20"/>
-              </w:rPr>
-              <w:t>”</w:t>
-            </w:r>
-            <w:r>
-              <w:rPr>
-                <w:rFonts w:ascii="游ゴシック" w:eastAsia="游ゴシック" w:hAnsi="游ゴシック" w:hint="eastAsia"/>
-                <w:color w:val="000000"/>
-                <w:sz w:val="20"/>
-              </w:rPr>
-              <w:t>と表示される。</w:t>
-            </w:r>
-          </w:p>
-        </w:tc>
-        <w:tc>
-          <w:tcPr>
-            <w:tcW w:w="1050" w:type="dxa"/>
-            <w:vAlign w:val="center"/>
-          </w:tcPr>
-          <w:p>
-            <w:pPr>
-              <w:snapToGrid w:val="0"/>
-              <w:jc w:val="center"/>
-              <w:rPr>
-                <w:rFonts w:ascii="游ゴシック" w:eastAsia="游ゴシック" w:hAnsi="游ゴシック"/>
-                <w:sz w:val="20"/>
-              </w:rPr>
-            </w:pPr>
-          </w:p>
-        </w:tc>
-        <w:tc>
-          <w:tcPr>
-            <w:tcW w:w="945" w:type="dxa"/>
-            <w:vAlign w:val="center"/>
-          </w:tcPr>
-          <w:p>
-            <w:pPr>
-              <w:snapToGrid w:val="0"/>
-              <w:jc w:val="center"/>
-              <w:rPr>
-                <w:rFonts w:ascii="游ゴシック" w:eastAsia="游ゴシック" w:hAnsi="游ゴシック"/>
-                <w:sz w:val="20"/>
-              </w:rPr>
-            </w:pPr>
-          </w:p>
-        </w:tc>
-        <w:tc>
-          <w:tcPr>
-            <w:tcW w:w="2310" w:type="dxa"/>
-            <w:vAlign w:val="center"/>
-          </w:tcPr>
-          <w:p>
-            <w:pPr>
-              <w:snapToGrid w:val="0"/>
-              <w:rPr>
-                <w:rFonts w:ascii="游ゴシック" w:eastAsia="游ゴシック" w:hAnsi="游ゴシック"/>
-                <w:sz w:val="20"/>
-              </w:rPr>
-            </w:pPr>
-          </w:p>
-        </w:tc>
-      </w:tr>
-      <w:tr>
-        <w:trPr>
-          <w:trHeight w:val="567"/>
-        </w:trPr>
-        <w:tc>
-          <w:tcPr>
-            <w:tcW w:w="1050" w:type="dxa"/>
-            <w:vAlign w:val="center"/>
-          </w:tcPr>
-          <w:p>
-            <w:pPr>
-              <w:snapToGrid w:val="0"/>
-              <w:jc w:val="center"/>
-              <w:rPr>
-                <w:rFonts w:ascii="游ゴシック" w:eastAsia="游ゴシック" w:hAnsi="游ゴシック" w:hint="eastAsia"/>
-                <w:sz w:val="20"/>
-              </w:rPr>
-            </w:pPr>
-            <w:r>
-              <w:rPr>
-                <w:rFonts w:ascii="游ゴシック" w:eastAsia="游ゴシック" w:hAnsi="游ゴシック" w:hint="eastAsia"/>
-                <w:sz w:val="20"/>
-              </w:rPr>
-              <w:t>5</w:t>
-            </w:r>
-            <w:r>
-              <w:rPr>
-                <w:rFonts w:ascii="游ゴシック" w:eastAsia="游ゴシック" w:hAnsi="游ゴシック"/>
-                <w:sz w:val="20"/>
-              </w:rPr>
-              <w:t>3</w:t>
-            </w:r>
-          </w:p>
-        </w:tc>
-        <w:tc>
-          <w:tcPr>
-            <w:tcW w:w="5355" w:type="dxa"/>
-            <w:vAlign w:val="center"/>
-          </w:tcPr>
-          <w:p>
-            <w:pPr>
-              <w:snapToGrid w:val="0"/>
-              <w:rPr>
-                <w:rFonts w:ascii="游ゴシック" w:eastAsia="游ゴシック" w:hAnsi="游ゴシック"/>
-                <w:sz w:val="20"/>
-              </w:rPr>
-            </w:pPr>
-          </w:p>
-        </w:tc>
-        <w:tc>
-          <w:tcPr>
-            <w:tcW w:w="4935" w:type="dxa"/>
-            <w:vAlign w:val="center"/>
-          </w:tcPr>
-          <w:p>
-            <w:pPr>
-              <w:rPr>
-                <w:rFonts w:ascii="游ゴシック" w:eastAsia="游ゴシック" w:hAnsi="游ゴシック" w:hint="eastAsia"/>
-                <w:color w:val="000000"/>
-                <w:sz w:val="20"/>
-              </w:rPr>
-            </w:pPr>
-            <w:proofErr w:type="spellStart"/>
-            <w:r>
-              <w:rPr>
-                <w:rFonts w:ascii="游ゴシック" w:eastAsia="游ゴシック" w:hAnsi="游ゴシック" w:hint="eastAsia"/>
-                <w:color w:val="000000"/>
-                <w:sz w:val="20"/>
-              </w:rPr>
-              <w:t>u</w:t>
-            </w:r>
-            <w:r>
-              <w:rPr>
-                <w:rFonts w:ascii="游ゴシック" w:eastAsia="游ゴシック" w:hAnsi="游ゴシック"/>
-                <w:color w:val="000000"/>
-                <w:sz w:val="20"/>
-              </w:rPr>
-              <w:t>pdateDataToAmount</w:t>
-            </w:r>
-            <w:proofErr w:type="spellEnd"/>
-            <w:r>
-              <w:rPr>
-                <w:rFonts w:ascii="游ゴシック" w:eastAsia="游ゴシック" w:hAnsi="游ゴシック"/>
-                <w:color w:val="000000"/>
-                <w:sz w:val="20"/>
-              </w:rPr>
-              <w:t>()</w:t>
-            </w:r>
-            <w:r>
-              <w:rPr>
-                <w:rFonts w:ascii="游ゴシック" w:eastAsia="游ゴシック" w:hAnsi="游ゴシック" w:hint="eastAsia"/>
-                <w:color w:val="000000"/>
-                <w:sz w:val="20"/>
-              </w:rPr>
-              <w:t>メソッド</w:t>
-            </w:r>
-            <w:r>
-              <w:rPr>
-                <w:rFonts w:ascii="游ゴシック" w:eastAsia="游ゴシック" w:hAnsi="游ゴシック" w:hint="eastAsia"/>
-                <w:color w:val="000000"/>
-                <w:sz w:val="20"/>
-              </w:rPr>
-              <w:t>を不正な</w:t>
-            </w:r>
-            <w:proofErr w:type="spellStart"/>
-            <w:r>
-              <w:rPr>
-                <w:rFonts w:ascii="游ゴシック" w:eastAsia="游ゴシック" w:hAnsi="游ゴシック" w:hint="eastAsia"/>
-                <w:color w:val="000000"/>
-                <w:sz w:val="20"/>
-              </w:rPr>
-              <w:t>s</w:t>
-            </w:r>
-            <w:r>
-              <w:rPr>
-                <w:rFonts w:ascii="游ゴシック" w:eastAsia="游ゴシック" w:hAnsi="游ゴシック"/>
-                <w:color w:val="000000"/>
-                <w:sz w:val="20"/>
-              </w:rPr>
-              <w:t>ql</w:t>
-            </w:r>
-            <w:proofErr w:type="spellEnd"/>
-            <w:r>
-              <w:rPr>
-                <w:rFonts w:ascii="游ゴシック" w:eastAsia="游ゴシック" w:hAnsi="游ゴシック" w:hint="eastAsia"/>
-                <w:color w:val="000000"/>
-                <w:sz w:val="20"/>
-              </w:rPr>
-              <w:t>に変えて実行すると、</w:t>
-            </w:r>
-            <w:r>
-              <w:rPr>
-                <w:rFonts w:ascii="游ゴシック" w:eastAsia="游ゴシック" w:hAnsi="游ゴシック"/>
-                <w:color w:val="000000"/>
-                <w:sz w:val="20"/>
-              </w:rPr>
-              <w:t>”09</w:t>
-            </w:r>
-            <w:r>
-              <w:rPr>
-                <w:rFonts w:ascii="游ゴシック" w:eastAsia="游ゴシック" w:hAnsi="游ゴシック" w:hint="eastAsia"/>
-                <w:color w:val="000000"/>
-                <w:sz w:val="20"/>
-              </w:rPr>
-              <w:t>月分の請求</w:t>
-            </w:r>
-            <w:r>
-              <w:rPr>
-                <w:rFonts w:ascii="游ゴシック" w:eastAsia="游ゴシック" w:hAnsi="游ゴシック" w:hint="eastAsia"/>
-                <w:color w:val="000000"/>
-                <w:sz w:val="20"/>
-              </w:rPr>
-              <w:t>データ</w:t>
-            </w:r>
-            <w:r>
-              <w:rPr>
-                <w:rFonts w:ascii="游ゴシック" w:eastAsia="游ゴシック" w:hAnsi="游ゴシック" w:hint="eastAsia"/>
-                <w:color w:val="000000"/>
-                <w:sz w:val="20"/>
-              </w:rPr>
-              <w:t>を追加できませんした。</w:t>
-            </w:r>
-            <w:r>
-              <w:rPr>
-                <w:rFonts w:ascii="游ゴシック" w:eastAsia="游ゴシック" w:hAnsi="游ゴシック"/>
-                <w:color w:val="000000"/>
-                <w:sz w:val="20"/>
-              </w:rPr>
-              <w:t>”</w:t>
-            </w:r>
-            <w:r>
-              <w:rPr>
-                <w:rFonts w:ascii="游ゴシック" w:eastAsia="游ゴシック" w:hAnsi="游ゴシック" w:hint="eastAsia"/>
-                <w:color w:val="000000"/>
-                <w:sz w:val="20"/>
-              </w:rPr>
-              <w:t>と表示される。</w:t>
-            </w:r>
-          </w:p>
-        </w:tc>
-        <w:tc>
-          <w:tcPr>
-            <w:tcW w:w="1050" w:type="dxa"/>
-            <w:vAlign w:val="center"/>
-          </w:tcPr>
-          <w:p>
-            <w:pPr>
-              <w:snapToGrid w:val="0"/>
-              <w:jc w:val="center"/>
-              <w:rPr>
-                <w:rFonts w:ascii="游ゴシック" w:eastAsia="游ゴシック" w:hAnsi="游ゴシック"/>
-                <w:sz w:val="20"/>
-              </w:rPr>
-            </w:pPr>
-          </w:p>
-        </w:tc>
-        <w:tc>
-          <w:tcPr>
-            <w:tcW w:w="945" w:type="dxa"/>
-            <w:vAlign w:val="center"/>
-          </w:tcPr>
-          <w:p>
-            <w:pPr>
-              <w:snapToGrid w:val="0"/>
-              <w:jc w:val="center"/>
-              <w:rPr>
-                <w:rFonts w:ascii="游ゴシック" w:eastAsia="游ゴシック" w:hAnsi="游ゴシック"/>
-                <w:sz w:val="20"/>
-              </w:rPr>
-            </w:pPr>
-          </w:p>
-        </w:tc>
-        <w:tc>
-          <w:tcPr>
-            <w:tcW w:w="2310" w:type="dxa"/>
-            <w:vAlign w:val="center"/>
-          </w:tcPr>
-          <w:p>
-            <w:pPr>
-              <w:snapToGrid w:val="0"/>
-              <w:rPr>
-                <w:rFonts w:ascii="游ゴシック" w:eastAsia="游ゴシック" w:hAnsi="游ゴシック"/>
-                <w:sz w:val="20"/>
-              </w:rPr>
-            </w:pPr>
-          </w:p>
-        </w:tc>
-      </w:tr>
-      <w:tr>
-        <w:trPr>
-          <w:trHeight w:val="567"/>
-        </w:trPr>
-        <w:tc>
-          <w:tcPr>
-            <w:tcW w:w="1050" w:type="dxa"/>
-            <w:vAlign w:val="center"/>
-          </w:tcPr>
-          <w:p>
-            <w:pPr>
-              <w:snapToGrid w:val="0"/>
-              <w:jc w:val="center"/>
-              <w:rPr>
-                <w:rFonts w:ascii="游ゴシック" w:eastAsia="游ゴシック" w:hAnsi="游ゴシック" w:hint="eastAsia"/>
-                <w:sz w:val="20"/>
-              </w:rPr>
-            </w:pPr>
-            <w:r>
-              <w:rPr>
-                <w:rFonts w:ascii="游ゴシック" w:eastAsia="游ゴシック" w:hAnsi="游ゴシック" w:hint="eastAsia"/>
-                <w:sz w:val="20"/>
-              </w:rPr>
-              <w:t>5</w:t>
-            </w:r>
-            <w:r>
-              <w:rPr>
-                <w:rFonts w:ascii="游ゴシック" w:eastAsia="游ゴシック" w:hAnsi="游ゴシック"/>
-                <w:sz w:val="20"/>
-              </w:rPr>
-              <w:t>4</w:t>
-            </w:r>
-          </w:p>
-        </w:tc>
-        <w:tc>
-          <w:tcPr>
-            <w:tcW w:w="5355" w:type="dxa"/>
-            <w:vAlign w:val="center"/>
-          </w:tcPr>
-          <w:p>
-            <w:pPr>
-              <w:snapToGrid w:val="0"/>
-              <w:rPr>
-                <w:rFonts w:ascii="游ゴシック" w:eastAsia="游ゴシック" w:hAnsi="游ゴシック"/>
-                <w:sz w:val="20"/>
-              </w:rPr>
-            </w:pPr>
-          </w:p>
-        </w:tc>
-        <w:tc>
-          <w:tcPr>
-            <w:tcW w:w="4935" w:type="dxa"/>
-            <w:vAlign w:val="center"/>
-          </w:tcPr>
-          <w:p>
-            <w:pPr>
-              <w:rPr>
-                <w:rFonts w:ascii="游ゴシック" w:eastAsia="游ゴシック" w:hAnsi="游ゴシック" w:hint="eastAsia"/>
-                <w:color w:val="000000"/>
-                <w:sz w:val="20"/>
-              </w:rPr>
-            </w:pPr>
-            <w:proofErr w:type="spellStart"/>
-            <w:r>
-              <w:rPr>
-                <w:rFonts w:ascii="游ゴシック" w:eastAsia="游ゴシック" w:hAnsi="游ゴシック" w:hint="eastAsia"/>
-                <w:color w:val="000000"/>
-                <w:sz w:val="20"/>
-              </w:rPr>
-              <w:t>u</w:t>
-            </w:r>
-            <w:r>
-              <w:rPr>
-                <w:rFonts w:ascii="游ゴシック" w:eastAsia="游ゴシック" w:hAnsi="游ゴシック"/>
-                <w:color w:val="000000"/>
-                <w:sz w:val="20"/>
-              </w:rPr>
-              <w:t>pdateDataToAmount</w:t>
-            </w:r>
-            <w:proofErr w:type="spellEnd"/>
-            <w:r>
-              <w:rPr>
-                <w:rFonts w:ascii="游ゴシック" w:eastAsia="游ゴシック" w:hAnsi="游ゴシック"/>
-                <w:color w:val="000000"/>
-                <w:sz w:val="20"/>
-              </w:rPr>
-              <w:t>()</w:t>
-            </w:r>
-            <w:r>
-              <w:rPr>
-                <w:rFonts w:ascii="游ゴシック" w:eastAsia="游ゴシック" w:hAnsi="游ゴシック" w:hint="eastAsia"/>
-                <w:color w:val="000000"/>
-                <w:sz w:val="20"/>
-              </w:rPr>
-              <w:t>メソッドを不正な</w:t>
-            </w:r>
-            <w:proofErr w:type="spellStart"/>
-            <w:r>
-              <w:rPr>
-                <w:rFonts w:ascii="游ゴシック" w:eastAsia="游ゴシック" w:hAnsi="游ゴシック" w:hint="eastAsia"/>
-                <w:color w:val="000000"/>
-                <w:sz w:val="20"/>
-              </w:rPr>
-              <w:t>s</w:t>
-            </w:r>
-            <w:r>
-              <w:rPr>
-                <w:rFonts w:ascii="游ゴシック" w:eastAsia="游ゴシック" w:hAnsi="游ゴシック"/>
-                <w:color w:val="000000"/>
-                <w:sz w:val="20"/>
-              </w:rPr>
-              <w:t>ql</w:t>
-            </w:r>
-            <w:proofErr w:type="spellEnd"/>
-            <w:r>
-              <w:rPr>
-                <w:rFonts w:ascii="游ゴシック" w:eastAsia="游ゴシック" w:hAnsi="游ゴシック" w:hint="eastAsia"/>
-                <w:color w:val="000000"/>
-                <w:sz w:val="20"/>
-              </w:rPr>
-              <w:t>に変えて実行すると、</w:t>
-            </w:r>
-            <w:r>
-              <w:rPr>
-                <w:rFonts w:ascii="游ゴシック" w:eastAsia="游ゴシック" w:hAnsi="游ゴシック"/>
-                <w:color w:val="000000"/>
-                <w:sz w:val="20"/>
-              </w:rPr>
-              <w:t>”09</w:t>
-            </w:r>
-            <w:r>
-              <w:rPr>
-                <w:rFonts w:ascii="游ゴシック" w:eastAsia="游ゴシック" w:hAnsi="游ゴシック" w:hint="eastAsia"/>
-                <w:color w:val="000000"/>
-                <w:sz w:val="20"/>
-              </w:rPr>
-              <w:t>月分の請求</w:t>
-            </w:r>
-            <w:r>
-              <w:rPr>
-                <w:rFonts w:ascii="游ゴシック" w:eastAsia="游ゴシック" w:hAnsi="游ゴシック" w:hint="eastAsia"/>
-                <w:color w:val="000000"/>
-                <w:sz w:val="20"/>
-              </w:rPr>
-              <w:t>明細</w:t>
-            </w:r>
-            <w:r>
-              <w:rPr>
-                <w:rFonts w:ascii="游ゴシック" w:eastAsia="游ゴシック" w:hAnsi="游ゴシック" w:hint="eastAsia"/>
-                <w:color w:val="000000"/>
-                <w:sz w:val="20"/>
-              </w:rPr>
-              <w:t>データを追加できませんした。</w:t>
-            </w:r>
-            <w:r>
-              <w:rPr>
-                <w:rFonts w:ascii="游ゴシック" w:eastAsia="游ゴシック" w:hAnsi="游ゴシック"/>
-                <w:color w:val="000000"/>
-                <w:sz w:val="20"/>
-              </w:rPr>
-              <w:t>”</w:t>
-            </w:r>
-            <w:r>
-              <w:rPr>
-                <w:rFonts w:ascii="游ゴシック" w:eastAsia="游ゴシック" w:hAnsi="游ゴシック" w:hint="eastAsia"/>
-                <w:color w:val="000000"/>
-                <w:sz w:val="20"/>
-              </w:rPr>
-              <w:t>と表示される。</w:t>
-            </w:r>
-          </w:p>
-        </w:tc>
-        <w:tc>
-          <w:tcPr>
-            <w:tcW w:w="1050" w:type="dxa"/>
-            <w:vAlign w:val="center"/>
-          </w:tcPr>
-          <w:p>
-            <w:pPr>
-              <w:snapToGrid w:val="0"/>
-              <w:jc w:val="center"/>
-              <w:rPr>
-                <w:rFonts w:ascii="游ゴシック" w:eastAsia="游ゴシック" w:hAnsi="游ゴシック"/>
-                <w:sz w:val="20"/>
-              </w:rPr>
-            </w:pPr>
-          </w:p>
-        </w:tc>
-        <w:tc>
-          <w:tcPr>
-            <w:tcW w:w="945" w:type="dxa"/>
-            <w:vAlign w:val="center"/>
-          </w:tcPr>
-          <w:p>
-            <w:pPr>
-              <w:snapToGrid w:val="0"/>
-              <w:jc w:val="center"/>
-              <w:rPr>
-                <w:rFonts w:ascii="游ゴシック" w:eastAsia="游ゴシック" w:hAnsi="游ゴシック"/>
-                <w:sz w:val="20"/>
-              </w:rPr>
-            </w:pPr>
-          </w:p>
-        </w:tc>
-        <w:tc>
-          <w:tcPr>
-            <w:tcW w:w="2310" w:type="dxa"/>
-            <w:vAlign w:val="center"/>
-          </w:tcPr>
-          <w:p>
-            <w:pPr>
-              <w:snapToGrid w:val="0"/>
-              <w:rPr>
-                <w:rFonts w:ascii="游ゴシック" w:eastAsia="游ゴシック" w:hAnsi="游ゴシック"/>
-                <w:sz w:val="20"/>
-              </w:rPr>
-            </w:pPr>
-          </w:p>
-        </w:tc>
-      </w:tr>
-      <w:tr>
-        <w:trPr>
-          <w:trHeight w:val="567"/>
-        </w:trPr>
-        <w:tc>
-          <w:tcPr>
-            <w:tcW w:w="1050" w:type="dxa"/>
-            <w:vAlign w:val="center"/>
-          </w:tcPr>
-          <w:p>
-            <w:pPr>
-              <w:snapToGrid w:val="0"/>
-              <w:jc w:val="center"/>
-              <w:rPr>
-                <w:rFonts w:ascii="游ゴシック" w:eastAsia="游ゴシック" w:hAnsi="游ゴシック" w:hint="eastAsia"/>
-                <w:sz w:val="20"/>
-              </w:rPr>
-            </w:pPr>
-          </w:p>
-        </w:tc>
-        <w:tc>
-          <w:tcPr>
-            <w:tcW w:w="5355" w:type="dxa"/>
-            <w:vAlign w:val="center"/>
-          </w:tcPr>
-          <w:p>
-            <w:pPr>
-              <w:snapToGrid w:val="0"/>
-              <w:rPr>
-                <w:rFonts w:ascii="游ゴシック" w:eastAsia="游ゴシック" w:hAnsi="游ゴシック"/>
-                <w:sz w:val="20"/>
-              </w:rPr>
-            </w:pPr>
-          </w:p>
-        </w:tc>
-        <w:tc>
-          <w:tcPr>
-            <w:tcW w:w="4935" w:type="dxa"/>
-            <w:vAlign w:val="center"/>
-          </w:tcPr>
-          <w:p>
-            <w:pPr>
-              <w:rPr>
-                <w:rFonts w:ascii="游ゴシック" w:eastAsia="游ゴシック" w:hAnsi="游ゴシック" w:hint="eastAsia"/>
-                <w:color w:val="000000"/>
-                <w:sz w:val="20"/>
-              </w:rPr>
-            </w:pPr>
           </w:p>
         </w:tc>
         <w:tc>
@@ -8241,6 +7804,8 @@
         <w:spacing w:line="20" w:lineRule="atLeast"/>
         <w:jc w:val="left"/>
       </w:pPr>
+      <w:bookmarkStart w:id="0" w:name="_GoBack"/>
+      <w:bookmarkEnd w:id="0"/>
     </w:p>
     <w:sectPr>
       <w:headerReference w:type="default" r:id="rId10"/>
@@ -9929,15 +9494,6 @@
 </file>
 
 <file path=customXml/item2.xml><?xml version="1.0" encoding="utf-8"?>
-<?mso-contentType ?>
-<FormTemplates xmlns="http://schemas.microsoft.com/sharepoint/v3/contenttype/forms">
-  <Display>DocumentLibraryForm</Display>
-  <Edit>DocumentLibraryForm</Edit>
-  <New>DocumentLibraryForm</New>
-</FormTemplates>
-</file>
-
-<file path=customXml/item3.xml><?xml version="1.0" encoding="utf-8"?>
 <ct:contentTypeSchema xmlns:ct="http://schemas.microsoft.com/office/2006/metadata/contentType" xmlns:ma="http://schemas.microsoft.com/office/2006/metadata/properties/metaAttributes" ct:_="" ma:_="" ma:contentTypeName="ドキュメント" ma:contentTypeID="0x010100C424317A42AA8449A97AAE94730ED181" ma:contentTypeVersion="6" ma:contentTypeDescription="新しいドキュメントを作成します。" ma:contentTypeScope="" ma:versionID="9df5c7ff725c9e365f8a8503f6029c6b">
   <xsd:schema xmlns:xsd="http://www.w3.org/2001/XMLSchema" xmlns:xs="http://www.w3.org/2001/XMLSchema" xmlns:p="http://schemas.microsoft.com/office/2006/metadata/properties" xmlns:ns2="dab87824-9c6b-4a08-9c96-9c9ea904f12c" targetNamespace="http://schemas.microsoft.com/office/2006/metadata/properties" ma:root="true" ma:fieldsID="98e3d8fd3bbedc5b58bd9df00d6be37e" ns2:_="">
     <xsd:import namespace="dab87824-9c6b-4a08-9c96-9c9ea904f12c"/>
@@ -10095,6 +9651,15 @@
 </ct:contentTypeSchema>
 </file>
 
+<file path=customXml/item3.xml><?xml version="1.0" encoding="utf-8"?>
+<?mso-contentType ?>
+<FormTemplates xmlns="http://schemas.microsoft.com/sharepoint/v3/contenttype/forms">
+  <Display>DocumentLibraryForm</Display>
+  <Edit>DocumentLibraryForm</Edit>
+  <New>DocumentLibraryForm</New>
+</FormTemplates>
+</file>
+
 <file path=customXml/itemProps1.xml><?xml version="1.0" encoding="utf-8"?>
 <ds:datastoreItem xmlns:ds="http://schemas.openxmlformats.org/officeDocument/2006/customXml" ds:itemID="{659CE7E0-3E2F-4787-B142-08E029C04E10}">
   <ds:schemaRefs>
@@ -10105,14 +9670,6 @@
 </file>
 
 <file path=customXml/itemProps2.xml><?xml version="1.0" encoding="utf-8"?>
-<ds:datastoreItem xmlns:ds="http://schemas.openxmlformats.org/officeDocument/2006/customXml" ds:itemID="{F4DA52B9-D4DF-4BEC-A5A3-5484E5EB747B}">
-  <ds:schemaRefs>
-    <ds:schemaRef ds:uri="http://schemas.microsoft.com/sharepoint/v3/contenttype/forms"/>
-  </ds:schemaRefs>
-</ds:datastoreItem>
-</file>
-
-<file path=customXml/itemProps3.xml><?xml version="1.0" encoding="utf-8"?>
 <ds:datastoreItem xmlns:ds="http://schemas.openxmlformats.org/officeDocument/2006/customXml" ds:itemID="{76261B67-5531-4ED1-B087-165B04D1226E}">
   <ds:schemaRefs>
     <ds:schemaRef ds:uri="http://schemas.microsoft.com/office/2006/metadata/contentType"/>
@@ -10128,4 +9685,12 @@
     <ds:schemaRef ds:uri="http://schemas.microsoft.com/internal/obd"/>
   </ds:schemaRefs>
 </ds:datastoreItem>
+</file>
+
+<file path=customXml/itemProps3.xml><?xml version="1.0" encoding="utf-8"?>
+<ds:datastoreItem xmlns:ds="http://schemas.openxmlformats.org/officeDocument/2006/customXml" ds:itemID="{F4DA52B9-D4DF-4BEC-A5A3-5484E5EB747B}">
+  <ds:schemaRefs>
+    <ds:schemaRef ds:uri="http://schemas.microsoft.com/sharepoint/v3/contenttype/forms"/>
+  </ds:schemaRefs>
+</ds:datastoreItem>
 </file>
--- a/extra/report/No.バッチ_テストケース.docx
+++ b/extra/report/No.バッチ_テストケース.docx
@@ -469,7 +469,16 @@
                 <w:rFonts w:ascii="游ゴシック" w:eastAsia="游ゴシック" w:hAnsi="游ゴシック" w:hint="eastAsia"/>
                 <w:sz w:val="20"/>
               </w:rPr>
-              <w:t>の文字数チェック</w:t>
+              <w:t>の文字</w:t>
+            </w:r>
+            <w:bookmarkStart w:id="0" w:name="_GoBack"/>
+            <w:bookmarkEnd w:id="0"/>
+            <w:r>
+              <w:rPr>
+                <w:rFonts w:ascii="游ゴシック" w:eastAsia="游ゴシック" w:hAnsi="游ゴシック" w:hint="eastAsia"/>
+                <w:sz w:val="20"/>
+              </w:rPr>
+              <w:t>数チェック</w:t>
             </w:r>
           </w:p>
         </w:tc>
@@ -500,15 +509,13 @@
               </w:rPr>
               <w:t>”</w:t>
             </w:r>
-            <w:proofErr w:type="spellStart"/>
-            <w:r>
-              <w:rPr>
-                <w:rFonts w:ascii="游ゴシック" w:eastAsia="游ゴシック" w:hAnsi="游ゴシック"/>
-                <w:sz w:val="20"/>
-              </w:rPr>
-              <w:t>abcdef</w:t>
-            </w:r>
-            <w:proofErr w:type="spellEnd"/>
+            <w:r>
+              <w:rPr>
+                <w:rFonts w:ascii="游ゴシック" w:eastAsia="游ゴシック" w:hAnsi="游ゴシック" w:hint="eastAsia"/>
+                <w:sz w:val="20"/>
+              </w:rPr>
+              <w:t>202513</w:t>
+            </w:r>
             <w:r>
               <w:rPr>
                 <w:rFonts w:ascii="游ゴシック" w:eastAsia="游ゴシック" w:hAnsi="游ゴシック"/>
@@ -650,15 +657,20 @@
               </w:rPr>
               <w:t>“</w:t>
             </w:r>
-            <w:proofErr w:type="spellStart"/>
-            <w:r>
-              <w:rPr>
-                <w:rFonts w:ascii="游ゴシック" w:eastAsia="游ゴシック" w:hAnsi="游ゴシック" w:hint="eastAsia"/>
-                <w:sz w:val="20"/>
-              </w:rPr>
-              <w:t>abcdefg</w:t>
-            </w:r>
-            <w:proofErr w:type="spellEnd"/>
+            <w:r>
+              <w:rPr>
+                <w:rFonts w:ascii="游ゴシック" w:eastAsia="游ゴシック" w:hAnsi="游ゴシック" w:hint="eastAsia"/>
+                <w:sz w:val="20"/>
+              </w:rPr>
+              <w:t>2025</w:t>
+            </w:r>
+            <w:r>
+              <w:rPr>
+                <w:rFonts w:ascii="游ゴシック" w:eastAsia="游ゴシック" w:hAnsi="游ゴシック"/>
+                <w:sz w:val="20"/>
+              </w:rPr>
+              <w:t>090</w:t>
+            </w:r>
             <w:r>
               <w:rPr>
                 <w:rFonts w:ascii="游ゴシック" w:eastAsia="游ゴシック" w:hAnsi="游ゴシック" w:hint="eastAsia"/>
@@ -793,15 +805,13 @@
               </w:rPr>
               <w:t>”</w:t>
             </w:r>
-            <w:proofErr w:type="spellStart"/>
-            <w:r>
-              <w:rPr>
-                <w:rFonts w:ascii="游ゴシック" w:eastAsia="游ゴシック" w:hAnsi="游ゴシック"/>
-                <w:sz w:val="20"/>
-              </w:rPr>
-              <w:t>abcde</w:t>
-            </w:r>
-            <w:proofErr w:type="spellEnd"/>
+            <w:r>
+              <w:rPr>
+                <w:rFonts w:ascii="游ゴシック" w:eastAsia="游ゴシック" w:hAnsi="游ゴシック" w:hint="eastAsia"/>
+                <w:sz w:val="20"/>
+              </w:rPr>
+              <w:t>20259</w:t>
+            </w:r>
             <w:r>
               <w:rPr>
                 <w:rFonts w:ascii="游ゴシック" w:eastAsia="游ゴシック" w:hAnsi="游ゴシック"/>
@@ -1953,6 +1963,20 @@
                 <w:rFonts w:ascii="游ゴシック" w:eastAsia="游ゴシック" w:hAnsi="游ゴシック" w:hint="eastAsia"/>
                 <w:sz w:val="20"/>
               </w:rPr>
+              <w:t>「請求データ」テーブル</w:t>
+            </w:r>
+            <w:r>
+              <w:rPr>
+                <w:rFonts w:ascii="游ゴシック" w:eastAsia="游ゴシック" w:hAnsi="游ゴシック" w:hint="eastAsia"/>
+                <w:sz w:val="20"/>
+              </w:rPr>
+              <w:t>の</w:t>
+            </w:r>
+            <w:r>
+              <w:rPr>
+                <w:rFonts w:ascii="游ゴシック" w:eastAsia="游ゴシック" w:hAnsi="游ゴシック" w:hint="eastAsia"/>
+                <w:sz w:val="20"/>
+              </w:rPr>
               <w:t>請求年月に対象年月が登録される</w:t>
             </w:r>
           </w:p>
@@ -2073,6 +2097,13 @@
                 <w:rFonts w:ascii="游ゴシック" w:eastAsia="游ゴシック" w:hAnsi="游ゴシック" w:hint="eastAsia"/>
                 <w:sz w:val="20"/>
               </w:rPr>
+              <w:t>「請求データ」テーブルの</w:t>
+            </w:r>
+            <w:r>
+              <w:rPr>
+                <w:rFonts w:ascii="游ゴシック" w:eastAsia="游ゴシック" w:hAnsi="游ゴシック" w:hint="eastAsia"/>
+                <w:sz w:val="20"/>
+              </w:rPr>
               <w:t>加入者I</w:t>
             </w:r>
             <w:r>
@@ -2221,6 +2252,13 @@
                 <w:rFonts w:ascii="游ゴシック" w:eastAsia="游ゴシック" w:hAnsi="游ゴシック" w:hint="eastAsia"/>
                 <w:sz w:val="20"/>
               </w:rPr>
+              <w:t>「請求データ」テーブルの</w:t>
+            </w:r>
+            <w:r>
+              <w:rPr>
+                <w:rFonts w:ascii="游ゴシック" w:eastAsia="游ゴシック" w:hAnsi="游ゴシック" w:hint="eastAsia"/>
+                <w:sz w:val="20"/>
+              </w:rPr>
               <w:t>メールアドレスに有効な加入者のメールアドレスが登録される</w:t>
             </w:r>
           </w:p>
@@ -2341,6 +2379,13 @@
                 <w:rFonts w:ascii="游ゴシック" w:eastAsia="游ゴシック" w:hAnsi="游ゴシック" w:hint="eastAsia"/>
                 <w:sz w:val="20"/>
               </w:rPr>
+              <w:t>「請求データ」テーブルの</w:t>
+            </w:r>
+            <w:r>
+              <w:rPr>
+                <w:rFonts w:ascii="游ゴシック" w:eastAsia="游ゴシック" w:hAnsi="游ゴシック" w:hint="eastAsia"/>
+                <w:sz w:val="20"/>
+              </w:rPr>
               <w:t>氏名に有効な加入者の氏名が登録される</w:t>
             </w:r>
           </w:p>
@@ -2461,6 +2506,13 @@
                 <w:rFonts w:ascii="游ゴシック" w:eastAsia="游ゴシック" w:hAnsi="游ゴシック" w:hint="eastAsia"/>
                 <w:sz w:val="20"/>
               </w:rPr>
+              <w:t>「請求データ」テーブルの</w:t>
+            </w:r>
+            <w:r>
+              <w:rPr>
+                <w:rFonts w:ascii="游ゴシック" w:eastAsia="游ゴシック" w:hAnsi="游ゴシック" w:hint="eastAsia"/>
+                <w:sz w:val="20"/>
+              </w:rPr>
               <w:t>住所に有効な加入者の住所が登録される</w:t>
             </w:r>
           </w:p>
@@ -2580,6 +2632,13 @@
                 <w:rFonts w:ascii="游ゴシック" w:eastAsia="游ゴシック" w:hAnsi="游ゴシック" w:hint="eastAsia"/>
                 <w:sz w:val="20"/>
               </w:rPr>
+              <w:t>「請求データ」テーブルの</w:t>
+            </w:r>
+            <w:r>
+              <w:rPr>
+                <w:rFonts w:ascii="游ゴシック" w:eastAsia="游ゴシック" w:hAnsi="游ゴシック" w:hint="eastAsia"/>
+                <w:sz w:val="20"/>
+              </w:rPr>
               <w:t>加入日に有効な加入者の加入日が登録される</w:t>
             </w:r>
           </w:p>
@@ -2693,6 +2752,13 @@
                 <w:rFonts w:ascii="游ゴシック" w:eastAsia="游ゴシック" w:hAnsi="游ゴシック" w:hint="eastAsia"/>
                 <w:sz w:val="20"/>
               </w:rPr>
+              <w:t>「請求データ」テーブルの</w:t>
+            </w:r>
+            <w:r>
+              <w:rPr>
+                <w:rFonts w:ascii="游ゴシック" w:eastAsia="游ゴシック" w:hAnsi="游ゴシック" w:hint="eastAsia"/>
+                <w:sz w:val="20"/>
+              </w:rPr>
               <w:t>解約日に有効な加入者の解約日が登録される</w:t>
             </w:r>
           </w:p>
@@ -2812,6 +2878,13 @@
                 <w:rFonts w:ascii="游ゴシック" w:eastAsia="游ゴシック" w:hAnsi="游ゴシック" w:hint="eastAsia"/>
                 <w:sz w:val="20"/>
               </w:rPr>
+              <w:t>「請求データ」テーブルの</w:t>
+            </w:r>
+            <w:r>
+              <w:rPr>
+                <w:rFonts w:ascii="游ゴシック" w:eastAsia="游ゴシック" w:hAnsi="游ゴシック" w:hint="eastAsia"/>
+                <w:sz w:val="20"/>
+              </w:rPr>
               <w:t>決済方法に有効な加入者の決済方法が登録される</w:t>
             </w:r>
           </w:p>
@@ -2887,6 +2960,7 @@
                 <w:rFonts w:ascii="游ゴシック" w:eastAsia="游ゴシック" w:hAnsi="游ゴシック" w:hint="eastAsia"/>
                 <w:sz w:val="20"/>
               </w:rPr>
+              <w:lastRenderedPageBreak/>
               <w:t>1</w:t>
             </w:r>
             <w:r>
@@ -2926,6 +3000,13 @@
                 <w:sz w:val="20"/>
               </w:rPr>
             </w:pPr>
+            <w:r>
+              <w:rPr>
+                <w:rFonts w:ascii="游ゴシック" w:eastAsia="游ゴシック" w:hAnsi="游ゴシック" w:hint="eastAsia"/>
+                <w:sz w:val="20"/>
+              </w:rPr>
+              <w:t>「請求データ」テーブルの</w:t>
+            </w:r>
             <w:r>
               <w:rPr>
                 <w:rFonts w:ascii="游ゴシック" w:eastAsia="游ゴシック" w:hAnsi="游ゴシック" w:hint="eastAsia"/>
@@ -3006,7 +3087,6 @@
                 <w:rFonts w:ascii="游ゴシック" w:eastAsia="游ゴシック" w:hAnsi="游ゴシック" w:hint="eastAsia"/>
                 <w:sz w:val="20"/>
               </w:rPr>
-              <w:lastRenderedPageBreak/>
               <w:t>1</w:t>
             </w:r>
             <w:r>
@@ -3046,6 +3126,13 @@
                 <w:sz w:val="20"/>
               </w:rPr>
             </w:pPr>
+            <w:r>
+              <w:rPr>
+                <w:rFonts w:ascii="游ゴシック" w:eastAsia="游ゴシック" w:hAnsi="游ゴシック" w:hint="eastAsia"/>
+                <w:sz w:val="20"/>
+              </w:rPr>
+              <w:t>「請求データ」テーブルの</w:t>
+            </w:r>
             <w:r>
               <w:rPr>
                 <w:rFonts w:ascii="游ゴシック" w:eastAsia="游ゴシック" w:hAnsi="游ゴシック" w:hint="eastAsia"/>
@@ -3184,6 +3271,13 @@
                 <w:rFonts w:ascii="游ゴシック" w:eastAsia="游ゴシック" w:hAnsi="游ゴシック" w:hint="eastAsia"/>
                 <w:sz w:val="20"/>
               </w:rPr>
+              <w:t>「請求データ」テーブルの</w:t>
+            </w:r>
+            <w:r>
+              <w:rPr>
+                <w:rFonts w:ascii="游ゴシック" w:eastAsia="游ゴシック" w:hAnsi="游ゴシック" w:hint="eastAsia"/>
+                <w:sz w:val="20"/>
+              </w:rPr>
               <w:t xml:space="preserve">請求総額に請求金額 × </w:t>
             </w:r>
             <w:r>
@@ -3331,6 +3425,13 @@
                 <w:rFonts w:ascii="游ゴシック" w:eastAsia="游ゴシック" w:hAnsi="游ゴシック" w:hint="eastAsia"/>
                 <w:sz w:val="20"/>
               </w:rPr>
+              <w:t>「請求データ」テーブルの</w:t>
+            </w:r>
+            <w:r>
+              <w:rPr>
+                <w:rFonts w:ascii="游ゴシック" w:eastAsia="游ゴシック" w:hAnsi="游ゴシック" w:hint="eastAsia"/>
+                <w:sz w:val="20"/>
+              </w:rPr>
               <w:t>レコード作成日にレコードが作られた日時が登録される(</w:t>
             </w:r>
             <w:r>
@@ -3457,6 +3558,13 @@
                 <w:rFonts w:ascii="游ゴシック" w:eastAsia="游ゴシック" w:hAnsi="游ゴシック" w:hint="eastAsia"/>
                 <w:sz w:val="20"/>
               </w:rPr>
+              <w:t>「請求データ」テーブルの</w:t>
+            </w:r>
+            <w:r>
+              <w:rPr>
+                <w:rFonts w:ascii="游ゴシック" w:eastAsia="游ゴシック" w:hAnsi="游ゴシック" w:hint="eastAsia"/>
+                <w:sz w:val="20"/>
+              </w:rPr>
               <w:t>レコード更新日にレコードが更新された日時が登録される(</w:t>
             </w:r>
             <w:r>
@@ -3618,6 +3726,20 @@
                 <w:rFonts w:ascii="游ゴシック" w:eastAsia="游ゴシック" w:hAnsi="游ゴシック" w:hint="eastAsia"/>
                 <w:sz w:val="20"/>
               </w:rPr>
+              <w:t>「請求明細データ」テーブル</w:t>
+            </w:r>
+            <w:r>
+              <w:rPr>
+                <w:rFonts w:ascii="游ゴシック" w:eastAsia="游ゴシック" w:hAnsi="游ゴシック" w:hint="eastAsia"/>
+                <w:sz w:val="20"/>
+              </w:rPr>
+              <w:t>の</w:t>
+            </w:r>
+            <w:r>
+              <w:rPr>
+                <w:rFonts w:ascii="游ゴシック" w:eastAsia="游ゴシック" w:hAnsi="游ゴシック" w:hint="eastAsia"/>
+                <w:sz w:val="20"/>
+              </w:rPr>
               <w:t>請求年月に対象年月が表示される</w:t>
             </w:r>
           </w:p>
@@ -3737,6 +3859,20 @@
                 <w:rFonts w:ascii="游ゴシック" w:eastAsia="游ゴシック" w:hAnsi="游ゴシック" w:hint="eastAsia"/>
                 <w:sz w:val="20"/>
               </w:rPr>
+              <w:t>「請求明細データ」テーブル</w:t>
+            </w:r>
+            <w:r>
+              <w:rPr>
+                <w:rFonts w:ascii="游ゴシック" w:eastAsia="游ゴシック" w:hAnsi="游ゴシック" w:hint="eastAsia"/>
+                <w:sz w:val="20"/>
+              </w:rPr>
+              <w:t>の</w:t>
+            </w:r>
+            <w:r>
+              <w:rPr>
+                <w:rFonts w:ascii="游ゴシック" w:eastAsia="游ゴシック" w:hAnsi="游ゴシック" w:hint="eastAsia"/>
+                <w:sz w:val="20"/>
+              </w:rPr>
               <w:t>加入者I</w:t>
             </w:r>
             <w:r>
@@ -3884,6 +4020,20 @@
                 <w:rFonts w:ascii="游ゴシック" w:eastAsia="游ゴシック" w:hAnsi="游ゴシック" w:hint="eastAsia"/>
                 <w:sz w:val="20"/>
               </w:rPr>
+              <w:t>「請求明細データ」テーブル</w:t>
+            </w:r>
+            <w:r>
+              <w:rPr>
+                <w:rFonts w:ascii="游ゴシック" w:eastAsia="游ゴシック" w:hAnsi="游ゴシック" w:hint="eastAsia"/>
+                <w:sz w:val="20"/>
+              </w:rPr>
+              <w:t>の</w:t>
+            </w:r>
+            <w:r>
+              <w:rPr>
+                <w:rFonts w:ascii="游ゴシック" w:eastAsia="游ゴシック" w:hAnsi="游ゴシック" w:hint="eastAsia"/>
+                <w:sz w:val="20"/>
+              </w:rPr>
               <w:t>料金I</w:t>
             </w:r>
             <w:r>
@@ -4031,6 +4181,20 @@
                 <w:rFonts w:ascii="游ゴシック" w:eastAsia="游ゴシック" w:hAnsi="游ゴシック" w:hint="eastAsia"/>
                 <w:sz w:val="20"/>
               </w:rPr>
+              <w:t>「請求明細データ」テーブル</w:t>
+            </w:r>
+            <w:r>
+              <w:rPr>
+                <w:rFonts w:ascii="游ゴシック" w:eastAsia="游ゴシック" w:hAnsi="游ゴシック" w:hint="eastAsia"/>
+                <w:sz w:val="20"/>
+              </w:rPr>
+              <w:t>の</w:t>
+            </w:r>
+            <w:r>
+              <w:rPr>
+                <w:rFonts w:ascii="游ゴシック" w:eastAsia="游ゴシック" w:hAnsi="游ゴシック" w:hint="eastAsia"/>
+                <w:sz w:val="20"/>
+              </w:rPr>
               <w:t>料金名に有効な料金情報の料金名が登録される</w:t>
             </w:r>
           </w:p>
@@ -4150,6 +4314,20 @@
                 <w:rFonts w:ascii="游ゴシック" w:eastAsia="游ゴシック" w:hAnsi="游ゴシック" w:hint="eastAsia"/>
                 <w:sz w:val="20"/>
               </w:rPr>
+              <w:t>「請求明細データ」テーブル</w:t>
+            </w:r>
+            <w:r>
+              <w:rPr>
+                <w:rFonts w:ascii="游ゴシック" w:eastAsia="游ゴシック" w:hAnsi="游ゴシック" w:hint="eastAsia"/>
+                <w:sz w:val="20"/>
+              </w:rPr>
+              <w:t>の</w:t>
+            </w:r>
+            <w:r>
+              <w:rPr>
+                <w:rFonts w:ascii="游ゴシック" w:eastAsia="游ゴシック" w:hAnsi="游ゴシック" w:hint="eastAsia"/>
+                <w:sz w:val="20"/>
+              </w:rPr>
               <w:t>月額料金に料金情報の月額料金が登録される</w:t>
             </w:r>
           </w:p>
@@ -4269,6 +4447,20 @@
                 <w:rFonts w:ascii="游ゴシック" w:eastAsia="游ゴシック" w:hAnsi="游ゴシック" w:hint="eastAsia"/>
                 <w:sz w:val="20"/>
               </w:rPr>
+              <w:t>「請求明細データ」テーブル</w:t>
+            </w:r>
+            <w:r>
+              <w:rPr>
+                <w:rFonts w:ascii="游ゴシック" w:eastAsia="游ゴシック" w:hAnsi="游ゴシック" w:hint="eastAsia"/>
+                <w:sz w:val="20"/>
+              </w:rPr>
+              <w:t>の</w:t>
+            </w:r>
+            <w:r>
+              <w:rPr>
+                <w:rFonts w:ascii="游ゴシック" w:eastAsia="游ゴシック" w:hAnsi="游ゴシック" w:hint="eastAsia"/>
+                <w:sz w:val="20"/>
+              </w:rPr>
               <w:t>適用開始日に料金情報の適用開始日が登録される</w:t>
             </w:r>
           </w:p>
@@ -4388,6 +4580,20 @@
                 <w:rFonts w:ascii="游ゴシック" w:eastAsia="游ゴシック" w:hAnsi="游ゴシック" w:hint="eastAsia"/>
                 <w:sz w:val="20"/>
               </w:rPr>
+              <w:t>「請求明細データ」テーブル</w:t>
+            </w:r>
+            <w:r>
+              <w:rPr>
+                <w:rFonts w:ascii="游ゴシック" w:eastAsia="游ゴシック" w:hAnsi="游ゴシック" w:hint="eastAsia"/>
+                <w:sz w:val="20"/>
+              </w:rPr>
+              <w:t>の</w:t>
+            </w:r>
+            <w:r>
+              <w:rPr>
+                <w:rFonts w:ascii="游ゴシック" w:eastAsia="游ゴシック" w:hAnsi="游ゴシック" w:hint="eastAsia"/>
+                <w:sz w:val="20"/>
+              </w:rPr>
               <w:t>適用終了日に料金情報の適用終了日が登録される</w:t>
             </w:r>
           </w:p>
@@ -4507,7 +4713,29 @@
                 <w:rFonts w:ascii="游ゴシック" w:eastAsia="游ゴシック" w:hAnsi="游ゴシック" w:hint="eastAsia"/>
                 <w:sz w:val="20"/>
               </w:rPr>
-              <w:t>レコード作成日にレコードが作られた日時が登録される(</w:t>
+              <w:t>「請求明細データ」テーブル</w:t>
+            </w:r>
+            <w:r>
+              <w:rPr>
+                <w:rFonts w:ascii="游ゴシック" w:eastAsia="游ゴシック" w:hAnsi="游ゴシック" w:hint="eastAsia"/>
+                <w:sz w:val="20"/>
+              </w:rPr>
+              <w:t>の</w:t>
+            </w:r>
+            <w:r>
+              <w:rPr>
+                <w:rFonts w:ascii="游ゴシック" w:eastAsia="游ゴシック" w:hAnsi="游ゴシック" w:hint="eastAsia"/>
+                <w:sz w:val="20"/>
+              </w:rPr>
+              <w:t>レコード作成日にレコードが作られた日時が登録される</w:t>
+            </w:r>
+            <w:r>
+              <w:rPr>
+                <w:rFonts w:ascii="游ゴシック" w:eastAsia="游ゴシック" w:hAnsi="游ゴシック" w:hint="eastAsia"/>
+                <w:sz w:val="20"/>
+              </w:rPr>
+              <w:lastRenderedPageBreak/>
+              <w:t>(</w:t>
             </w:r>
             <w:r>
               <w:rPr>
@@ -4633,6 +4861,13 @@
                 <w:rFonts w:ascii="游ゴシック" w:eastAsia="游ゴシック" w:hAnsi="游ゴシック" w:hint="eastAsia"/>
                 <w:sz w:val="20"/>
               </w:rPr>
+              <w:t>「請求明細データ」テーブルの</w:t>
+            </w:r>
+            <w:r>
+              <w:rPr>
+                <w:rFonts w:ascii="游ゴシック" w:eastAsia="游ゴシック" w:hAnsi="游ゴシック" w:hint="eastAsia"/>
+                <w:sz w:val="20"/>
+              </w:rPr>
               <w:t>レコード更新日にレコードが更新された日時が登録される(</w:t>
             </w:r>
             <w:r>
@@ -4777,24 +5012,46 @@
             </w:pPr>
             <w:r>
               <w:rPr>
-                <w:rFonts w:ascii="游ゴシック" w:eastAsia="游ゴシック" w:hAnsi="游ゴシック" w:hint="eastAsia"/>
-                <w:sz w:val="20"/>
-              </w:rPr>
-              <w:t>加入日及び解約日が2025/8/1～2</w:t>
-            </w:r>
-            <w:r>
-              <w:rPr>
-                <w:rFonts w:ascii="游ゴシック" w:eastAsia="游ゴシック" w:hAnsi="游ゴシック"/>
-                <w:sz w:val="20"/>
-              </w:rPr>
-              <w:t>025/8/</w:t>
-            </w:r>
-            <w:r>
-              <w:rPr>
-                <w:rFonts w:ascii="游ゴシック" w:eastAsia="游ゴシック" w:hAnsi="游ゴシック" w:hint="eastAsia"/>
-                <w:sz w:val="20"/>
-              </w:rPr>
-              <w:t>31のものはデーターベースに登録されない</w:t>
+                <w:rFonts w:ascii="游ゴシック" w:eastAsia="游ゴシック" w:hAnsi="游ゴシック"/>
+                <w:sz w:val="20"/>
+              </w:rPr>
+              <w:t>開始日2025/08/01</w:t>
+            </w:r>
+          </w:p>
+          <w:p>
+            <w:pPr>
+              <w:rPr>
+                <w:rFonts w:ascii="游ゴシック" w:eastAsia="游ゴシック" w:hAnsi="游ゴシック"/>
+                <w:sz w:val="20"/>
+              </w:rPr>
+            </w:pPr>
+            <w:r>
+              <w:rPr>
+                <w:rFonts w:ascii="游ゴシック" w:eastAsia="游ゴシック" w:hAnsi="游ゴシック"/>
+                <w:sz w:val="20"/>
+              </w:rPr>
+              <w:t>終了日2025/08/31</w:t>
+            </w:r>
+            <w:r>
+              <w:rPr>
+                <w:rFonts w:ascii="游ゴシック" w:eastAsia="游ゴシック" w:hAnsi="游ゴシック" w:hint="eastAsia"/>
+                <w:sz w:val="20"/>
+              </w:rPr>
+              <w:t>の加入者情報が</w:t>
+            </w:r>
+            <w:r>
+              <w:rPr>
+                <w:rFonts w:ascii="游ゴシック" w:eastAsia="游ゴシック" w:hAnsi="游ゴシック" w:hint="eastAsia"/>
+                <w:sz w:val="20"/>
+              </w:rPr>
+              <w:t>「請求データ」</w:t>
+            </w:r>
+            <w:r>
+              <w:rPr>
+                <w:rFonts w:ascii="游ゴシック" w:eastAsia="游ゴシック" w:hAnsi="游ゴシック" w:hint="eastAsia"/>
+                <w:sz w:val="20"/>
+              </w:rPr>
+              <w:t>テーブルに登録されない</w:t>
             </w:r>
           </w:p>
         </w:tc>
@@ -4904,88 +5161,37 @@
           <w:p>
             <w:pPr>
               <w:rPr>
-                <w:rFonts w:ascii="游ゴシック" w:eastAsia="游ゴシック" w:hAnsi="游ゴシック"/>
-                <w:sz w:val="20"/>
-              </w:rPr>
-            </w:pPr>
-            <w:r>
-              <w:rPr>
-                <w:rFonts w:ascii="游ゴシック" w:eastAsia="游ゴシック" w:hAnsi="游ゴシック" w:hint="eastAsia"/>
-                <w:sz w:val="20"/>
-              </w:rPr>
-              <w:t>加入日2</w:t>
-            </w:r>
-            <w:r>
-              <w:rPr>
-                <w:rFonts w:ascii="游ゴシック" w:eastAsia="游ゴシック" w:hAnsi="游ゴシック"/>
-                <w:sz w:val="20"/>
-              </w:rPr>
-              <w:t>025/8/1</w:t>
-            </w:r>
-            <w:r>
-              <w:rPr>
-                <w:rFonts w:ascii="游ゴシック" w:eastAsia="游ゴシック" w:hAnsi="游ゴシック" w:hint="eastAsia"/>
-                <w:sz w:val="20"/>
-              </w:rPr>
-              <w:t>～2</w:t>
-            </w:r>
-            <w:r>
-              <w:rPr>
-                <w:rFonts w:ascii="游ゴシック" w:eastAsia="游ゴシック" w:hAnsi="游ゴシック"/>
-                <w:sz w:val="20"/>
-              </w:rPr>
-              <w:t>025/8/31</w:t>
-            </w:r>
-          </w:p>
-          <w:p>
-            <w:pPr>
-              <w:rPr>
-                <w:rFonts w:ascii="游ゴシック" w:eastAsia="游ゴシック" w:hAnsi="游ゴシック"/>
-                <w:sz w:val="20"/>
-              </w:rPr>
-            </w:pPr>
-            <w:r>
-              <w:rPr>
-                <w:rFonts w:ascii="游ゴシック" w:eastAsia="游ゴシック" w:hAnsi="游ゴシック" w:hint="eastAsia"/>
-                <w:sz w:val="20"/>
-              </w:rPr>
-              <w:t>解約日2</w:t>
-            </w:r>
-            <w:r>
-              <w:rPr>
-                <w:rFonts w:ascii="游ゴシック" w:eastAsia="游ゴシック" w:hAnsi="游ゴシック"/>
-                <w:sz w:val="20"/>
-              </w:rPr>
-              <w:t>025/9/1</w:t>
-            </w:r>
-            <w:r>
-              <w:rPr>
-                <w:rFonts w:ascii="游ゴシック" w:eastAsia="游ゴシック" w:hAnsi="游ゴシック" w:hint="eastAsia"/>
-                <w:sz w:val="20"/>
-              </w:rPr>
-              <w:t>～2</w:t>
-            </w:r>
-            <w:r>
-              <w:rPr>
-                <w:rFonts w:ascii="游ゴシック" w:eastAsia="游ゴシック" w:hAnsi="游ゴシック"/>
-                <w:sz w:val="20"/>
-              </w:rPr>
-              <w:t>025/09/30</w:t>
-            </w:r>
-            <w:r>
-              <w:rPr>
-                <w:rFonts w:ascii="游ゴシック" w:eastAsia="游ゴシック" w:hAnsi="游ゴシック" w:hint="eastAsia"/>
-                <w:sz w:val="20"/>
-              </w:rPr>
-              <w:t>のものがデーターベ</w:t>
-            </w:r>
-            <w:r>
-              <w:rPr>
-                <w:rFonts w:ascii="游ゴシック" w:eastAsia="游ゴシック" w:hAnsi="游ゴシック" w:hint="eastAsia"/>
-                <w:sz w:val="20"/>
-              </w:rPr>
-              <w:lastRenderedPageBreak/>
-              <w:t>ースに登録される</w:t>
+                <w:rFonts w:ascii="游ゴシック" w:eastAsia="游ゴシック" w:hAnsi="游ゴシック" w:hint="eastAsia"/>
+                <w:sz w:val="20"/>
+              </w:rPr>
+            </w:pPr>
+            <w:r>
+              <w:rPr>
+                <w:rFonts w:ascii="游ゴシック" w:eastAsia="游ゴシック" w:hAnsi="游ゴシック"/>
+                <w:sz w:val="20"/>
+              </w:rPr>
+              <w:t>開始日2025/08/01終了日2025/09/30 の加入者情報</w:t>
+            </w:r>
+            <w:r>
+              <w:rPr>
+                <w:rFonts w:ascii="游ゴシック" w:eastAsia="游ゴシック" w:hAnsi="游ゴシック" w:hint="eastAsia"/>
+                <w:sz w:val="20"/>
+              </w:rPr>
+              <w:t>が</w:t>
+            </w:r>
+            <w:r>
+              <w:rPr>
+                <w:rFonts w:ascii="游ゴシック" w:eastAsia="游ゴシック" w:hAnsi="游ゴシック" w:hint="eastAsia"/>
+                <w:sz w:val="20"/>
+              </w:rPr>
+              <w:t>「請求データ」テーブル</w:t>
+            </w:r>
+            <w:r>
+              <w:rPr>
+                <w:rFonts w:ascii="游ゴシック" w:eastAsia="游ゴシック" w:hAnsi="游ゴシック" w:hint="eastAsia"/>
+                <w:sz w:val="20"/>
+              </w:rPr>
+              <w:t>に登録される</w:t>
             </w:r>
           </w:p>
         </w:tc>
@@ -5095,44 +5301,30 @@
           <w:p>
             <w:pPr>
               <w:rPr>
-                <w:rFonts w:ascii="游ゴシック" w:eastAsia="游ゴシック" w:hAnsi="游ゴシック"/>
-                <w:sz w:val="20"/>
-              </w:rPr>
-            </w:pPr>
-            <w:r>
-              <w:rPr>
-                <w:rFonts w:ascii="游ゴシック" w:eastAsia="游ゴシック" w:hAnsi="游ゴシック" w:hint="eastAsia"/>
-                <w:sz w:val="20"/>
-              </w:rPr>
-              <w:t>加入日及び解約日が2</w:t>
-            </w:r>
-            <w:r>
-              <w:rPr>
-                <w:rFonts w:ascii="游ゴシック" w:eastAsia="游ゴシック" w:hAnsi="游ゴシック"/>
-                <w:sz w:val="20"/>
-              </w:rPr>
-              <w:t>025/9/1</w:t>
-            </w:r>
-            <w:r>
-              <w:rPr>
-                <w:rFonts w:ascii="游ゴシック" w:eastAsia="游ゴシック" w:hAnsi="游ゴシック" w:hint="eastAsia"/>
-                <w:sz w:val="20"/>
-              </w:rPr>
-              <w:t>～2</w:t>
-            </w:r>
-            <w:r>
-              <w:rPr>
-                <w:rFonts w:ascii="游ゴシック" w:eastAsia="游ゴシック" w:hAnsi="游ゴシック"/>
-                <w:sz w:val="20"/>
-              </w:rPr>
-              <w:t>025/9/30</w:t>
-            </w:r>
-            <w:r>
-              <w:rPr>
-                <w:rFonts w:ascii="游ゴシック" w:eastAsia="游ゴシック" w:hAnsi="游ゴシック" w:hint="eastAsia"/>
-                <w:sz w:val="20"/>
-              </w:rPr>
-              <w:t>のものがデーターベース登録される</w:t>
+                <w:rFonts w:ascii="游ゴシック" w:eastAsia="游ゴシック" w:hAnsi="游ゴシック" w:hint="eastAsia"/>
+                <w:sz w:val="20"/>
+              </w:rPr>
+            </w:pPr>
+            <w:r>
+              <w:rPr>
+                <w:rFonts w:ascii="游ゴシック" w:eastAsia="游ゴシック" w:hAnsi="游ゴシック"/>
+                <w:sz w:val="20"/>
+              </w:rPr>
+              <w:t>開始日2025/09/01、終了日2025/09/30 の加入者情報</w:t>
+            </w:r>
+            <w:r>
+              <w:rPr>
+                <w:rFonts w:ascii="游ゴシック" w:eastAsia="游ゴシック" w:hAnsi="游ゴシック" w:hint="eastAsia"/>
+                <w:sz w:val="20"/>
+              </w:rPr>
+              <w:t>が</w:t>
+            </w:r>
+            <w:r>
+              <w:rPr>
+                <w:rFonts w:ascii="游ゴシック" w:eastAsia="游ゴシック" w:hAnsi="游ゴシック" w:hint="eastAsia"/>
+                <w:sz w:val="20"/>
+              </w:rPr>
+              <w:t>「請求データ」テーブルに登録される</w:t>
             </w:r>
           </w:p>
         </w:tc>
@@ -5242,80 +5434,30 @@
           <w:p>
             <w:pPr>
               <w:rPr>
-                <w:rFonts w:ascii="游ゴシック" w:eastAsia="游ゴシック" w:hAnsi="游ゴシック"/>
-                <w:sz w:val="20"/>
-              </w:rPr>
-            </w:pPr>
-            <w:r>
-              <w:rPr>
-                <w:rFonts w:ascii="游ゴシック" w:eastAsia="游ゴシック" w:hAnsi="游ゴシック" w:hint="eastAsia"/>
-                <w:sz w:val="20"/>
-              </w:rPr>
-              <w:t>加入日2025/9/1～2</w:t>
-            </w:r>
-            <w:r>
-              <w:rPr>
-                <w:rFonts w:ascii="游ゴシック" w:eastAsia="游ゴシック" w:hAnsi="游ゴシック"/>
-                <w:sz w:val="20"/>
-              </w:rPr>
-              <w:t>025/9/30</w:t>
-            </w:r>
-          </w:p>
-          <w:p>
-            <w:pPr>
-              <w:rPr>
-                <w:rFonts w:ascii="游ゴシック" w:eastAsia="游ゴシック" w:hAnsi="游ゴシック"/>
-                <w:sz w:val="20"/>
-              </w:rPr>
-            </w:pPr>
-            <w:r>
-              <w:rPr>
-                <w:rFonts w:ascii="游ゴシック" w:eastAsia="游ゴシック" w:hAnsi="游ゴシック" w:hint="eastAsia"/>
-                <w:sz w:val="20"/>
-              </w:rPr>
-              <w:t>解約日2025</w:t>
-            </w:r>
-            <w:r>
-              <w:rPr>
-                <w:rFonts w:ascii="游ゴシック" w:eastAsia="游ゴシック" w:hAnsi="游ゴシック"/>
-                <w:sz w:val="20"/>
-              </w:rPr>
-              <w:t>/</w:t>
-            </w:r>
-            <w:r>
-              <w:rPr>
-                <w:rFonts w:ascii="游ゴシック" w:eastAsia="游ゴシック" w:hAnsi="游ゴシック" w:hint="eastAsia"/>
-                <w:sz w:val="20"/>
-              </w:rPr>
-              <w:t>1</w:t>
-            </w:r>
-            <w:r>
-              <w:rPr>
-                <w:rFonts w:ascii="游ゴシック" w:eastAsia="游ゴシック" w:hAnsi="游ゴシック"/>
-                <w:sz w:val="20"/>
-              </w:rPr>
-              <w:t>0/1</w:t>
-            </w:r>
-            <w:r>
-              <w:rPr>
-                <w:rFonts w:ascii="游ゴシック" w:eastAsia="游ゴシック" w:hAnsi="游ゴシック" w:hint="eastAsia"/>
-                <w:sz w:val="20"/>
-              </w:rPr>
-              <w:t>～2</w:t>
-            </w:r>
-            <w:r>
-              <w:rPr>
-                <w:rFonts w:ascii="游ゴシック" w:eastAsia="游ゴシック" w:hAnsi="游ゴシック"/>
-                <w:sz w:val="20"/>
-              </w:rPr>
-              <w:t>025/10/31</w:t>
-            </w:r>
-            <w:r>
-              <w:rPr>
-                <w:rFonts w:ascii="游ゴシック" w:eastAsia="游ゴシック" w:hAnsi="游ゴシック" w:hint="eastAsia"/>
-                <w:sz w:val="20"/>
-              </w:rPr>
-              <w:t>のものがデーターベースに登録される</w:t>
+                <w:rFonts w:ascii="游ゴシック" w:eastAsia="游ゴシック" w:hAnsi="游ゴシック" w:hint="eastAsia"/>
+                <w:sz w:val="20"/>
+              </w:rPr>
+            </w:pPr>
+            <w:r>
+              <w:rPr>
+                <w:rFonts w:ascii="游ゴシック" w:eastAsia="游ゴシック" w:hAnsi="游ゴシック"/>
+                <w:sz w:val="20"/>
+              </w:rPr>
+              <w:t>開始日2025/09/30、終了日2025/10/31 の加入者情報</w:t>
+            </w:r>
+            <w:r>
+              <w:rPr>
+                <w:rFonts w:ascii="游ゴシック" w:eastAsia="游ゴシック" w:hAnsi="游ゴシック" w:hint="eastAsia"/>
+                <w:sz w:val="20"/>
+              </w:rPr>
+              <w:t>が</w:t>
+            </w:r>
+            <w:r>
+              <w:rPr>
+                <w:rFonts w:ascii="游ゴシック" w:eastAsia="游ゴシック" w:hAnsi="游ゴシック" w:hint="eastAsia"/>
+                <w:sz w:val="20"/>
+              </w:rPr>
+              <w:t>「請求データ」テーブルに登録される</w:t>
             </w:r>
           </w:p>
         </w:tc>
@@ -5431,24 +5573,31 @@
             </w:pPr>
             <w:r>
               <w:rPr>
-                <w:rFonts w:ascii="游ゴシック" w:eastAsia="游ゴシック" w:hAnsi="游ゴシック" w:hint="eastAsia"/>
-                <w:sz w:val="20"/>
-              </w:rPr>
-              <w:t>加入日及び解約日が2025/10/１～2</w:t>
-            </w:r>
-            <w:r>
-              <w:rPr>
-                <w:rFonts w:ascii="游ゴシック" w:eastAsia="游ゴシック" w:hAnsi="游ゴシック"/>
-                <w:sz w:val="20"/>
-              </w:rPr>
-              <w:t>025/10/31</w:t>
-            </w:r>
-            <w:r>
-              <w:rPr>
-                <w:rFonts w:ascii="游ゴシック" w:eastAsia="游ゴシック" w:hAnsi="游ゴシック" w:hint="eastAsia"/>
-                <w:sz w:val="20"/>
-              </w:rPr>
-              <w:t>のものがデーターベースに登録されない</w:t>
+                <w:rFonts w:ascii="游ゴシック" w:eastAsia="游ゴシック" w:hAnsi="游ゴシック"/>
+                <w:sz w:val="20"/>
+              </w:rPr>
+              <w:t>開始日2025/10/01、終了日2025/10/31 の加入者情報</w:t>
+            </w:r>
+            <w:r>
+              <w:rPr>
+                <w:rFonts w:ascii="游ゴシック" w:eastAsia="游ゴシック" w:hAnsi="游ゴシック" w:hint="eastAsia"/>
+                <w:sz w:val="20"/>
+              </w:rPr>
+              <w:t>が「</w:t>
+            </w:r>
+            <w:r>
+              <w:rPr>
+                <w:rFonts w:ascii="游ゴシック" w:eastAsia="游ゴシック" w:hAnsi="游ゴシック" w:hint="eastAsia"/>
+                <w:sz w:val="20"/>
+              </w:rPr>
+              <w:t>請求データ」テーブルに登録され</w:t>
+            </w:r>
+            <w:r>
+              <w:rPr>
+                <w:rFonts w:ascii="游ゴシック" w:eastAsia="游ゴシック" w:hAnsi="游ゴシック" w:hint="eastAsia"/>
+                <w:sz w:val="20"/>
+              </w:rPr>
+              <w:t>ない</w:t>
             </w:r>
           </w:p>
         </w:tc>
@@ -5558,52 +5707,30 @@
           <w:p>
             <w:pPr>
               <w:rPr>
-                <w:rFonts w:ascii="游ゴシック" w:eastAsia="游ゴシック" w:hAnsi="游ゴシック"/>
-                <w:sz w:val="20"/>
-              </w:rPr>
-            </w:pPr>
-            <w:r>
-              <w:rPr>
-                <w:rFonts w:ascii="游ゴシック" w:eastAsia="游ゴシック" w:hAnsi="游ゴシック" w:hint="eastAsia"/>
-                <w:sz w:val="20"/>
-              </w:rPr>
-              <w:t>加入日2025/8/1～2</w:t>
-            </w:r>
-            <w:r>
-              <w:rPr>
-                <w:rFonts w:ascii="游ゴシック" w:eastAsia="游ゴシック" w:hAnsi="游ゴシック"/>
-                <w:sz w:val="20"/>
-              </w:rPr>
-              <w:t>025/8/31</w:t>
-            </w:r>
-          </w:p>
-          <w:p>
-            <w:pPr>
-              <w:rPr>
-                <w:rFonts w:ascii="游ゴシック" w:eastAsia="游ゴシック" w:hAnsi="游ゴシック"/>
-                <w:sz w:val="20"/>
-              </w:rPr>
-            </w:pPr>
-            <w:r>
-              <w:rPr>
-                <w:rFonts w:ascii="游ゴシック" w:eastAsia="游ゴシック" w:hAnsi="游ゴシック" w:hint="eastAsia"/>
-                <w:sz w:val="20"/>
-              </w:rPr>
-              <w:t>解約日2025/10/1～2</w:t>
-            </w:r>
-            <w:r>
-              <w:rPr>
-                <w:rFonts w:ascii="游ゴシック" w:eastAsia="游ゴシック" w:hAnsi="游ゴシック"/>
-                <w:sz w:val="20"/>
-              </w:rPr>
-              <w:t>025/10/31</w:t>
-            </w:r>
-            <w:r>
-              <w:rPr>
-                <w:rFonts w:ascii="游ゴシック" w:eastAsia="游ゴシック" w:hAnsi="游ゴシック" w:hint="eastAsia"/>
-                <w:sz w:val="20"/>
-              </w:rPr>
-              <w:t>のものがデーターベースに登録される</w:t>
+                <w:rFonts w:ascii="游ゴシック" w:eastAsia="游ゴシック" w:hAnsi="游ゴシック" w:hint="eastAsia"/>
+                <w:sz w:val="20"/>
+              </w:rPr>
+            </w:pPr>
+            <w:r>
+              <w:rPr>
+                <w:rFonts w:ascii="游ゴシック" w:eastAsia="游ゴシック" w:hAnsi="游ゴシック"/>
+                <w:sz w:val="20"/>
+              </w:rPr>
+              <w:t>開始日2025/08/01、終了日2025/10/31 の加入者情報</w:t>
+            </w:r>
+            <w:r>
+              <w:rPr>
+                <w:rFonts w:ascii="游ゴシック" w:eastAsia="游ゴシック" w:hAnsi="游ゴシック" w:hint="eastAsia"/>
+                <w:sz w:val="20"/>
+              </w:rPr>
+              <w:t>が</w:t>
+            </w:r>
+            <w:r>
+              <w:rPr>
+                <w:rFonts w:ascii="游ゴシック" w:eastAsia="游ゴシック" w:hAnsi="游ゴシック" w:hint="eastAsia"/>
+                <w:sz w:val="20"/>
+              </w:rPr>
+              <w:t>「請求データ」テーブルに登録される</w:t>
             </w:r>
           </w:p>
         </w:tc>
@@ -5669,61 +5796,33 @@
               <w:snapToGrid w:val="0"/>
               <w:jc w:val="center"/>
               <w:rPr>
-                <w:rFonts w:ascii="游ゴシック" w:eastAsia="游ゴシック" w:hAnsi="游ゴシック"/>
-                <w:sz w:val="20"/>
-              </w:rPr>
-            </w:pPr>
-            <w:r>
-              <w:rPr>
-                <w:rFonts w:ascii="游ゴシック" w:eastAsia="游ゴシック" w:hAnsi="游ゴシック" w:hint="eastAsia"/>
-                <w:sz w:val="20"/>
-              </w:rPr>
-              <w:t>3</w:t>
-            </w:r>
-            <w:r>
-              <w:rPr>
-                <w:rFonts w:ascii="游ゴシック" w:eastAsia="游ゴシック" w:hAnsi="游ゴシック"/>
-                <w:sz w:val="20"/>
-              </w:rPr>
-              <w:t>8</w:t>
+                <w:rFonts w:ascii="游ゴシック" w:eastAsia="游ゴシック" w:hAnsi="游ゴシック" w:hint="eastAsia"/>
+                <w:sz w:val="20"/>
+              </w:rPr>
+            </w:pPr>
+            <w:r>
+              <w:rPr>
+                <w:rFonts w:ascii="游ゴシック" w:eastAsia="游ゴシック" w:hAnsi="游ゴシック" w:hint="eastAsia"/>
+                <w:sz w:val="20"/>
+              </w:rPr>
+              <w:t>38</w:t>
             </w:r>
           </w:p>
         </w:tc>
         <w:tc>
           <w:tcPr>
             <w:tcW w:w="5355" w:type="dxa"/>
-            <w:vMerge w:val="restart"/>
-            <w:vAlign w:val="center"/>
-          </w:tcPr>
-          <w:p>
-            <w:pPr>
-              <w:snapToGrid w:val="0"/>
-              <w:rPr>
-                <w:rFonts w:ascii="游ゴシック" w:eastAsia="游ゴシック" w:hAnsi="游ゴシック"/>
-                <w:sz w:val="20"/>
-              </w:rPr>
-            </w:pPr>
-            <w:r>
-              <w:rPr>
-                <w:rFonts w:ascii="游ゴシック" w:eastAsia="游ゴシック" w:hAnsi="游ゴシック" w:hint="eastAsia"/>
-                <w:sz w:val="20"/>
-              </w:rPr>
-              <w:t>有効な料金情報の境界値チェック、引数を</w:t>
-            </w:r>
-            <w:r>
-              <w:rPr>
-                <w:rFonts w:ascii="游ゴシック" w:eastAsia="游ゴシック" w:hAnsi="游ゴシック"/>
-                <w:sz w:val="20"/>
-              </w:rPr>
-              <w:t>”202509”</w:t>
-            </w:r>
-            <w:r>
-              <w:rPr>
-                <w:rFonts w:ascii="游ゴシック" w:eastAsia="游ゴシック" w:hAnsi="游ゴシック" w:hint="eastAsia"/>
-                <w:sz w:val="20"/>
-              </w:rPr>
-              <w:t>としたとき</w:t>
-            </w:r>
+            <w:vMerge/>
+            <w:vAlign w:val="center"/>
+          </w:tcPr>
+          <w:p>
+            <w:pPr>
+              <w:snapToGrid w:val="0"/>
+              <w:rPr>
+                <w:rFonts w:ascii="游ゴシック" w:eastAsia="游ゴシック" w:hAnsi="游ゴシック"/>
+                <w:sz w:val="20"/>
+              </w:rPr>
+            </w:pPr>
           </w:p>
         </w:tc>
         <w:tc>
@@ -5740,24 +5839,31 @@
             </w:pPr>
             <w:r>
               <w:rPr>
-                <w:rFonts w:ascii="游ゴシック" w:eastAsia="游ゴシック" w:hAnsi="游ゴシック" w:hint="eastAsia"/>
-                <w:sz w:val="20"/>
-              </w:rPr>
-              <w:t>加入日及び解約日が2025/8/1～2</w:t>
-            </w:r>
-            <w:r>
-              <w:rPr>
-                <w:rFonts w:ascii="游ゴシック" w:eastAsia="游ゴシック" w:hAnsi="游ゴシック"/>
-                <w:sz w:val="20"/>
-              </w:rPr>
-              <w:t>025/8/31</w:t>
-            </w:r>
-            <w:r>
-              <w:rPr>
-                <w:rFonts w:ascii="游ゴシック" w:eastAsia="游ゴシック" w:hAnsi="游ゴシック" w:hint="eastAsia"/>
-                <w:sz w:val="20"/>
-              </w:rPr>
-              <w:t>のものはデーターベースに登録されない</w:t>
+                <w:rFonts w:ascii="游ゴシック" w:eastAsia="游ゴシック" w:hAnsi="游ゴシック"/>
+                <w:sz w:val="20"/>
+              </w:rPr>
+              <w:t>開始日2025/08/01、終了日 NULL  の加入者情報</w:t>
+            </w:r>
+            <w:r>
+              <w:rPr>
+                <w:rFonts w:ascii="游ゴシック" w:eastAsia="游ゴシック" w:hAnsi="游ゴシック" w:hint="eastAsia"/>
+                <w:sz w:val="20"/>
+              </w:rPr>
+              <w:t>が</w:t>
+            </w:r>
+            <w:r>
+              <w:rPr>
+                <w:rFonts w:ascii="游ゴシック" w:eastAsia="游ゴシック" w:hAnsi="游ゴシック"/>
+                <w:sz w:val="20"/>
+              </w:rPr>
+              <w:t xml:space="preserve"> </w:t>
+            </w:r>
+            <w:r>
+              <w:rPr>
+                <w:rFonts w:ascii="游ゴシック" w:eastAsia="游ゴシック" w:hAnsi="游ゴシック" w:hint="eastAsia"/>
+                <w:sz w:val="20"/>
+              </w:rPr>
+              <w:t>「請求データ」テーブルに登録される</w:t>
             </w:r>
           </w:p>
         </w:tc>
@@ -5846,17 +5952,38 @@
         <w:tc>
           <w:tcPr>
             <w:tcW w:w="5355" w:type="dxa"/>
-            <w:vMerge/>
-            <w:vAlign w:val="center"/>
-          </w:tcPr>
-          <w:p>
-            <w:pPr>
-              <w:snapToGrid w:val="0"/>
-              <w:rPr>
-                <w:rFonts w:ascii="游ゴシック" w:eastAsia="游ゴシック" w:hAnsi="游ゴシック"/>
-                <w:sz w:val="20"/>
-              </w:rPr>
-            </w:pPr>
+            <w:vMerge w:val="restart"/>
+            <w:vAlign w:val="center"/>
+          </w:tcPr>
+          <w:p>
+            <w:pPr>
+              <w:snapToGrid w:val="0"/>
+              <w:rPr>
+                <w:rFonts w:ascii="游ゴシック" w:eastAsia="游ゴシック" w:hAnsi="游ゴシック"/>
+                <w:sz w:val="20"/>
+              </w:rPr>
+            </w:pPr>
+            <w:r>
+              <w:rPr>
+                <w:rFonts w:ascii="游ゴシック" w:eastAsia="游ゴシック" w:hAnsi="游ゴシック" w:hint="eastAsia"/>
+                <w:sz w:val="20"/>
+              </w:rPr>
+              <w:t>有効な料金情報の境界値チェック、引数を</w:t>
+            </w:r>
+            <w:r>
+              <w:rPr>
+                <w:rFonts w:ascii="游ゴシック" w:eastAsia="游ゴシック" w:hAnsi="游ゴシック"/>
+                <w:sz w:val="20"/>
+              </w:rPr>
+              <w:t>”202509”</w:t>
+            </w:r>
+            <w:r>
+              <w:rPr>
+                <w:rFonts w:ascii="游ゴシック" w:eastAsia="游ゴシック" w:hAnsi="游ゴシック" w:hint="eastAsia"/>
+                <w:sz w:val="20"/>
+              </w:rPr>
+              <w:t>としたとき</w:t>
+            </w:r>
           </w:p>
         </w:tc>
         <w:tc>
@@ -5873,46 +6000,46 @@
             </w:pPr>
             <w:r>
               <w:rPr>
-                <w:rFonts w:ascii="游ゴシック" w:eastAsia="游ゴシック" w:hAnsi="游ゴシック" w:hint="eastAsia"/>
-                <w:sz w:val="20"/>
-              </w:rPr>
-              <w:t>加入日2025/8/1～2</w:t>
-            </w:r>
-            <w:r>
-              <w:rPr>
-                <w:rFonts w:ascii="游ゴシック" w:eastAsia="游ゴシック" w:hAnsi="游ゴシック"/>
-                <w:sz w:val="20"/>
-              </w:rPr>
-              <w:t>025/8/31</w:t>
-            </w:r>
-          </w:p>
-          <w:p>
-            <w:pPr>
-              <w:rPr>
-                <w:rFonts w:ascii="游ゴシック" w:eastAsia="游ゴシック" w:hAnsi="游ゴシック"/>
-                <w:sz w:val="20"/>
-              </w:rPr>
-            </w:pPr>
-            <w:r>
-              <w:rPr>
-                <w:rFonts w:ascii="游ゴシック" w:eastAsia="游ゴシック" w:hAnsi="游ゴシック" w:hint="eastAsia"/>
-                <w:sz w:val="20"/>
-              </w:rPr>
-              <w:t>解約日2025/9/1～2</w:t>
-            </w:r>
-            <w:r>
-              <w:rPr>
-                <w:rFonts w:ascii="游ゴシック" w:eastAsia="游ゴシック" w:hAnsi="游ゴシック"/>
-                <w:sz w:val="20"/>
-              </w:rPr>
-              <w:t>025/9/30</w:t>
-            </w:r>
-            <w:r>
-              <w:rPr>
-                <w:rFonts w:ascii="游ゴシック" w:eastAsia="游ゴシック" w:hAnsi="游ゴシック" w:hint="eastAsia"/>
-                <w:sz w:val="20"/>
-              </w:rPr>
-              <w:t>のものがデーターベースに登録される</w:t>
+                <w:rFonts w:ascii="游ゴシック" w:eastAsia="游ゴシック" w:hAnsi="游ゴシック"/>
+                <w:sz w:val="20"/>
+              </w:rPr>
+              <w:t>開始日2025/08/01</w:t>
+            </w:r>
+          </w:p>
+          <w:p>
+            <w:pPr>
+              <w:rPr>
+                <w:rFonts w:ascii="游ゴシック" w:eastAsia="游ゴシック" w:hAnsi="游ゴシック"/>
+                <w:sz w:val="20"/>
+              </w:rPr>
+            </w:pPr>
+            <w:r>
+              <w:rPr>
+                <w:rFonts w:ascii="游ゴシック" w:eastAsia="游ゴシック" w:hAnsi="游ゴシック"/>
+                <w:sz w:val="20"/>
+              </w:rPr>
+              <w:t>終了日2025/08/31</w:t>
+            </w:r>
+            <w:r>
+              <w:rPr>
+                <w:rFonts w:ascii="游ゴシック" w:eastAsia="游ゴシック" w:hAnsi="游ゴシック" w:hint="eastAsia"/>
+                <w:sz w:val="20"/>
+              </w:rPr>
+              <w:t>の</w:t>
+            </w:r>
+            <w:r>
+              <w:rPr>
+                <w:rFonts w:ascii="游ゴシック" w:eastAsia="游ゴシック" w:hAnsi="游ゴシック" w:hint="eastAsia"/>
+                <w:sz w:val="20"/>
+              </w:rPr>
+              <w:t>料金</w:t>
+            </w:r>
+            <w:r>
+              <w:rPr>
+                <w:rFonts w:ascii="游ゴシック" w:eastAsia="游ゴシック" w:hAnsi="游ゴシック" w:hint="eastAsia"/>
+                <w:sz w:val="20"/>
+              </w:rPr>
+              <w:t>情報が「請求明細データ」テーブルに登録されない</w:t>
             </w:r>
           </w:p>
         </w:tc>
@@ -6022,44 +6149,37 @@
           <w:p>
             <w:pPr>
               <w:rPr>
-                <w:rFonts w:ascii="游ゴシック" w:eastAsia="游ゴシック" w:hAnsi="游ゴシック"/>
-                <w:sz w:val="20"/>
-              </w:rPr>
-            </w:pPr>
-            <w:r>
-              <w:rPr>
-                <w:rFonts w:ascii="游ゴシック" w:eastAsia="游ゴシック" w:hAnsi="游ゴシック" w:hint="eastAsia"/>
-                <w:sz w:val="20"/>
-              </w:rPr>
-              <w:t>加入日及び解約日が2</w:t>
-            </w:r>
-            <w:r>
-              <w:rPr>
-                <w:rFonts w:ascii="游ゴシック" w:eastAsia="游ゴシック" w:hAnsi="游ゴシック"/>
-                <w:sz w:val="20"/>
-              </w:rPr>
-              <w:t>025/9/1</w:t>
-            </w:r>
-            <w:r>
-              <w:rPr>
-                <w:rFonts w:ascii="游ゴシック" w:eastAsia="游ゴシック" w:hAnsi="游ゴシック" w:hint="eastAsia"/>
-                <w:sz w:val="20"/>
-              </w:rPr>
-              <w:t>～2</w:t>
-            </w:r>
-            <w:r>
-              <w:rPr>
-                <w:rFonts w:ascii="游ゴシック" w:eastAsia="游ゴシック" w:hAnsi="游ゴシック"/>
-                <w:sz w:val="20"/>
-              </w:rPr>
-              <w:t>025/9/30</w:t>
-            </w:r>
-            <w:r>
-              <w:rPr>
-                <w:rFonts w:ascii="游ゴシック" w:eastAsia="游ゴシック" w:hAnsi="游ゴシック" w:hint="eastAsia"/>
-                <w:sz w:val="20"/>
-              </w:rPr>
-              <w:t>のものがデーターベース登録される</w:t>
+                <w:rFonts w:ascii="游ゴシック" w:eastAsia="游ゴシック" w:hAnsi="游ゴシック" w:hint="eastAsia"/>
+                <w:sz w:val="20"/>
+              </w:rPr>
+            </w:pPr>
+            <w:r>
+              <w:rPr>
+                <w:rFonts w:ascii="游ゴシック" w:eastAsia="游ゴシック" w:hAnsi="游ゴシック"/>
+                <w:sz w:val="20"/>
+              </w:rPr>
+              <w:t>開始日2025/08/01終了日2025/09/30 の</w:t>
+            </w:r>
+            <w:r>
+              <w:rPr>
+                <w:rFonts w:ascii="游ゴシック" w:eastAsia="游ゴシック" w:hAnsi="游ゴシック" w:hint="eastAsia"/>
+                <w:sz w:val="20"/>
+              </w:rPr>
+              <w:t>料金</w:t>
+            </w:r>
+            <w:r>
+              <w:rPr>
+                <w:rFonts w:ascii="游ゴシック" w:eastAsia="游ゴシック" w:hAnsi="游ゴシック"/>
+                <w:sz w:val="20"/>
+              </w:rPr>
+              <w:t>情報</w:t>
+            </w:r>
+            <w:r>
+              <w:rPr>
+                <w:rFonts w:ascii="游ゴシック" w:eastAsia="游ゴシック" w:hAnsi="游ゴシック" w:hint="eastAsia"/>
+                <w:sz w:val="20"/>
+              </w:rPr>
+              <w:t>が「請求明細データ」テーブルに登録される</w:t>
             </w:r>
           </w:p>
         </w:tc>
@@ -6169,52 +6289,37 @@
           <w:p>
             <w:pPr>
               <w:rPr>
-                <w:rFonts w:ascii="游ゴシック" w:eastAsia="游ゴシック" w:hAnsi="游ゴシック" w:hint="eastAsia"/>
-                <w:sz w:val="20"/>
-              </w:rPr>
-            </w:pPr>
-            <w:r>
-              <w:rPr>
-                <w:rFonts w:ascii="游ゴシック" w:eastAsia="游ゴシック" w:hAnsi="游ゴシック" w:hint="eastAsia"/>
-                <w:sz w:val="20"/>
-              </w:rPr>
-              <w:t>加入日</w:t>
-            </w:r>
-            <w:r>
-              <w:rPr>
-                <w:rFonts w:ascii="游ゴシック" w:eastAsia="游ゴシック" w:hAnsi="游ゴシック"/>
-                <w:sz w:val="20"/>
-              </w:rPr>
-              <w:t>2025/9/1</w:t>
-            </w:r>
-            <w:r>
-              <w:rPr>
-                <w:rFonts w:ascii="游ゴシック" w:eastAsia="游ゴシック" w:hAnsi="游ゴシック" w:hint="eastAsia"/>
-                <w:sz w:val="20"/>
-              </w:rPr>
-              <w:t>～2</w:t>
-            </w:r>
-            <w:r>
-              <w:rPr>
-                <w:rFonts w:ascii="游ゴシック" w:eastAsia="游ゴシック" w:hAnsi="游ゴシック"/>
-                <w:sz w:val="20"/>
-              </w:rPr>
-              <w:t>025/9/30</w:t>
-            </w:r>
-          </w:p>
-          <w:p>
-            <w:pPr>
-              <w:rPr>
-                <w:rFonts w:ascii="游ゴシック" w:eastAsia="游ゴシック" w:hAnsi="游ゴシック"/>
-                <w:sz w:val="20"/>
-              </w:rPr>
-            </w:pPr>
-            <w:r>
-              <w:rPr>
-                <w:rFonts w:ascii="游ゴシック" w:eastAsia="游ゴシック" w:hAnsi="游ゴシック" w:hint="eastAsia"/>
-                <w:sz w:val="20"/>
-              </w:rPr>
-              <w:t>解約日202510/1～2025/10/31のものがデーターベースに登録される</w:t>
+                <w:rFonts w:ascii="游ゴシック" w:eastAsia="游ゴシック" w:hAnsi="游ゴシック"/>
+                <w:sz w:val="20"/>
+              </w:rPr>
+            </w:pPr>
+            <w:r>
+              <w:rPr>
+                <w:rFonts w:ascii="游ゴシック" w:eastAsia="游ゴシック" w:hAnsi="游ゴシック"/>
+                <w:sz w:val="20"/>
+              </w:rPr>
+              <w:t>開始日2025/09/01、終了日2025/09/30 の</w:t>
+            </w:r>
+            <w:r>
+              <w:rPr>
+                <w:rFonts w:ascii="游ゴシック" w:eastAsia="游ゴシック" w:hAnsi="游ゴシック" w:hint="eastAsia"/>
+                <w:sz w:val="20"/>
+              </w:rPr>
+              <w:t>料金</w:t>
+            </w:r>
+            <w:r>
+              <w:rPr>
+                <w:rFonts w:ascii="游ゴシック" w:eastAsia="游ゴシック" w:hAnsi="游ゴシック"/>
+                <w:sz w:val="20"/>
+              </w:rPr>
+              <w:t>情報</w:t>
+            </w:r>
+            <w:r>
+              <w:rPr>
+                <w:rFonts w:ascii="游ゴシック" w:eastAsia="游ゴシック" w:hAnsi="游ゴシック" w:hint="eastAsia"/>
+                <w:sz w:val="20"/>
+              </w:rPr>
+              <w:t>が「請求明細データ」テーブルに登録される</w:t>
             </w:r>
           </w:p>
         </w:tc>
@@ -6289,6 +6394,7 @@
                 <w:rFonts w:ascii="游ゴシック" w:eastAsia="游ゴシック" w:hAnsi="游ゴシック" w:hint="eastAsia"/>
                 <w:sz w:val="20"/>
               </w:rPr>
+              <w:lastRenderedPageBreak/>
               <w:t>4</w:t>
             </w:r>
             <w:r>
@@ -6330,38 +6436,31 @@
             </w:pPr>
             <w:r>
               <w:rPr>
-                <w:rFonts w:ascii="游ゴシック" w:eastAsia="游ゴシック" w:hAnsi="游ゴシック" w:hint="eastAsia"/>
-                <w:sz w:val="20"/>
-              </w:rPr>
-              <w:t>加入日及び解約日が2</w:t>
-            </w:r>
-            <w:r>
-              <w:rPr>
-                <w:rFonts w:ascii="游ゴシック" w:eastAsia="游ゴシック" w:hAnsi="游ゴシック"/>
-                <w:sz w:val="20"/>
-              </w:rPr>
-              <w:t>025/10/1</w:t>
-            </w:r>
-            <w:r>
-              <w:rPr>
-                <w:rFonts w:ascii="游ゴシック" w:eastAsia="游ゴシック" w:hAnsi="游ゴシック" w:hint="eastAsia"/>
-                <w:sz w:val="20"/>
-              </w:rPr>
-              <w:t>～2</w:t>
-            </w:r>
-            <w:r>
-              <w:rPr>
-                <w:rFonts w:ascii="游ゴシック" w:eastAsia="游ゴシック" w:hAnsi="游ゴシック"/>
-                <w:sz w:val="20"/>
-              </w:rPr>
-              <w:t>025/10/31</w:t>
-            </w:r>
-            <w:r>
-              <w:rPr>
-                <w:rFonts w:ascii="游ゴシック" w:eastAsia="游ゴシック" w:hAnsi="游ゴシック" w:hint="eastAsia"/>
-                <w:sz w:val="20"/>
-              </w:rPr>
-              <w:t>のものがデーターベースに登録されない</w:t>
+                <w:rFonts w:ascii="游ゴシック" w:eastAsia="游ゴシック" w:hAnsi="游ゴシック"/>
+                <w:sz w:val="20"/>
+              </w:rPr>
+              <w:t>開始日2025/09/30、終了日2025/10/31 の</w:t>
+            </w:r>
+            <w:r>
+              <w:rPr>
+                <w:rFonts w:ascii="游ゴシック" w:eastAsia="游ゴシック" w:hAnsi="游ゴシック" w:hint="eastAsia"/>
+                <w:sz w:val="20"/>
+              </w:rPr>
+              <w:t>料金</w:t>
+            </w:r>
+            <w:r>
+              <w:rPr>
+                <w:rFonts w:ascii="游ゴシック" w:eastAsia="游ゴシック" w:hAnsi="游ゴシック"/>
+                <w:sz w:val="20"/>
+              </w:rPr>
+              <w:t>情報</w:t>
+            </w:r>
+            <w:r>
+              <w:rPr>
+                <w:rFonts w:ascii="游ゴシック" w:eastAsia="游ゴシック" w:hAnsi="游ゴシック" w:hint="eastAsia"/>
+                <w:sz w:val="20"/>
+              </w:rPr>
+              <w:t>が「請求明細データ」テーブルに登録される</w:t>
             </w:r>
           </w:p>
         </w:tc>
@@ -6477,61 +6576,31 @@
             </w:pPr>
             <w:r>
               <w:rPr>
-                <w:rFonts w:ascii="游ゴシック" w:eastAsia="游ゴシック" w:hAnsi="游ゴシック" w:hint="eastAsia"/>
-                <w:sz w:val="20"/>
-              </w:rPr>
-              <w:t>加入日2025/8/1～2025</w:t>
-            </w:r>
-            <w:r>
-              <w:rPr>
-                <w:rFonts w:ascii="游ゴシック" w:eastAsia="游ゴシック" w:hAnsi="游ゴシック"/>
-                <w:sz w:val="20"/>
-              </w:rPr>
-              <w:t>/</w:t>
-            </w:r>
-            <w:r>
-              <w:rPr>
-                <w:rFonts w:ascii="游ゴシック" w:eastAsia="游ゴシック" w:hAnsi="游ゴシック" w:hint="eastAsia"/>
-                <w:sz w:val="20"/>
-              </w:rPr>
-              <w:t>8/31</w:t>
-            </w:r>
-          </w:p>
-          <w:p>
-            <w:pPr>
-              <w:rPr>
-                <w:rFonts w:ascii="游ゴシック" w:eastAsia="游ゴシック" w:hAnsi="游ゴシック"/>
-                <w:sz w:val="20"/>
-              </w:rPr>
-            </w:pPr>
-            <w:r>
-              <w:rPr>
-                <w:rFonts w:ascii="游ゴシック" w:eastAsia="游ゴシック" w:hAnsi="游ゴシック" w:hint="eastAsia"/>
-                <w:sz w:val="20"/>
-              </w:rPr>
-              <w:t>解約日2025/10/1～2</w:t>
-            </w:r>
-            <w:r>
-              <w:rPr>
-                <w:rFonts w:ascii="游ゴシック" w:eastAsia="游ゴシック" w:hAnsi="游ゴシック"/>
-                <w:sz w:val="20"/>
-              </w:rPr>
-              <w:t>525/10/31</w:t>
-            </w:r>
-          </w:p>
-          <w:p>
-            <w:pPr>
-              <w:rPr>
-                <w:rFonts w:ascii="游ゴシック" w:eastAsia="游ゴシック" w:hAnsi="游ゴシック"/>
-                <w:sz w:val="20"/>
-              </w:rPr>
-            </w:pPr>
-            <w:r>
-              <w:rPr>
-                <w:rFonts w:ascii="游ゴシック" w:eastAsia="游ゴシック" w:hAnsi="游ゴシック" w:hint="eastAsia"/>
-                <w:sz w:val="20"/>
-              </w:rPr>
-              <w:t>のものがデーターベースに登録される</w:t>
+                <w:rFonts w:ascii="游ゴシック" w:eastAsia="游ゴシック" w:hAnsi="游ゴシック"/>
+                <w:sz w:val="20"/>
+              </w:rPr>
+              <w:t>開始日2025/10/01、終了日2025/10/31 の</w:t>
+            </w:r>
+            <w:r>
+              <w:rPr>
+                <w:rFonts w:ascii="游ゴシック" w:eastAsia="游ゴシック" w:hAnsi="游ゴシック" w:hint="eastAsia"/>
+                <w:sz w:val="20"/>
+              </w:rPr>
+              <w:t>料金</w:t>
+            </w:r>
+            <w:r>
+              <w:rPr>
+                <w:rFonts w:ascii="游ゴシック" w:eastAsia="游ゴシック" w:hAnsi="游ゴシック"/>
+                <w:sz w:val="20"/>
+              </w:rPr>
+              <w:t>情報</w:t>
+            </w:r>
+            <w:r>
+              <w:rPr>
+                <w:rFonts w:ascii="游ゴシック" w:eastAsia="游ゴシック" w:hAnsi="游ゴシック" w:hint="eastAsia"/>
+                <w:sz w:val="20"/>
+              </w:rPr>
+              <w:t>が「請求明細データ」テーブルに登録されない</w:t>
             </w:r>
           </w:p>
         </w:tc>
@@ -6606,7 +6675,6 @@
                 <w:rFonts w:ascii="游ゴシック" w:eastAsia="游ゴシック" w:hAnsi="游ゴシック" w:hint="eastAsia"/>
                 <w:sz w:val="20"/>
               </w:rPr>
-              <w:lastRenderedPageBreak/>
               <w:t>4</w:t>
             </w:r>
             <w:r>
@@ -6621,31 +6689,17 @@
         <w:tc>
           <w:tcPr>
             <w:tcW w:w="5355" w:type="dxa"/>
-            <w:vMerge w:val="restart"/>
-            <w:vAlign w:val="center"/>
-          </w:tcPr>
-          <w:p>
-            <w:pPr>
-              <w:snapToGrid w:val="0"/>
-              <w:rPr>
-                <w:rFonts w:ascii="游ゴシック" w:eastAsia="游ゴシック" w:hAnsi="游ゴシック"/>
-                <w:sz w:val="20"/>
-              </w:rPr>
-            </w:pPr>
-            <w:r>
-              <w:rPr>
-                <w:rFonts w:ascii="游ゴシック" w:eastAsia="游ゴシック" w:hAnsi="游ゴシック" w:hint="eastAsia"/>
-                <w:sz w:val="20"/>
-              </w:rPr>
-              <w:t>ログ出力、</w:t>
-            </w:r>
-            <w:r>
-              <w:rPr>
-                <w:rFonts w:ascii="游ゴシック" w:eastAsia="游ゴシック" w:hAnsi="游ゴシック" w:hint="eastAsia"/>
-                <w:sz w:val="20"/>
-              </w:rPr>
-              <w:t>引数“202509”で実行</w:t>
-            </w:r>
+            <w:vMerge/>
+            <w:vAlign w:val="center"/>
+          </w:tcPr>
+          <w:p>
+            <w:pPr>
+              <w:snapToGrid w:val="0"/>
+              <w:rPr>
+                <w:rFonts w:ascii="游ゴシック" w:eastAsia="游ゴシック" w:hAnsi="游ゴシック"/>
+                <w:sz w:val="20"/>
+              </w:rPr>
+            </w:pPr>
           </w:p>
         </w:tc>
         <w:tc>
@@ -6662,35 +6716,31 @@
             </w:pPr>
             <w:r>
               <w:rPr>
-                <w:rFonts w:ascii="游ゴシック" w:eastAsia="游ゴシック" w:hAnsi="游ゴシック" w:hint="eastAsia"/>
-                <w:color w:val="000000"/>
-                <w:sz w:val="20"/>
-              </w:rPr>
-              <w:t>202</w:t>
-            </w:r>
-            <w:r>
-              <w:rPr>
-                <w:rFonts w:ascii="游ゴシック" w:eastAsia="游ゴシック" w:hAnsi="游ゴシック"/>
-                <w:color w:val="000000"/>
-                <w:sz w:val="20"/>
-              </w:rPr>
-              <w:t>5</w:t>
-            </w:r>
-            <w:r>
-              <w:rPr>
-                <w:rFonts w:ascii="游ゴシック" w:eastAsia="游ゴシック" w:hAnsi="游ゴシック" w:hint="eastAsia"/>
-                <w:color w:val="000000"/>
-                <w:sz w:val="20"/>
-              </w:rPr>
-              <w:t>年09月分の請求情報を確認しています。</w:t>
-            </w:r>
-            <w:r>
-              <w:rPr>
-                <w:rFonts w:ascii="游ゴシック" w:eastAsia="游ゴシック" w:hAnsi="游ゴシック" w:hint="eastAsia"/>
-                <w:color w:val="000000"/>
-                <w:sz w:val="20"/>
-              </w:rPr>
-              <w:t>と表示される</w:t>
+                <w:rFonts w:ascii="游ゴシック" w:eastAsia="游ゴシック" w:hAnsi="游ゴシック"/>
+                <w:sz w:val="20"/>
+              </w:rPr>
+              <w:t>開始日2025/08/01、終了日2025/10/31 の</w:t>
+            </w:r>
+            <w:r>
+              <w:rPr>
+                <w:rFonts w:ascii="游ゴシック" w:eastAsia="游ゴシック" w:hAnsi="游ゴシック" w:hint="eastAsia"/>
+                <w:sz w:val="20"/>
+              </w:rPr>
+              <w:t>料金</w:t>
+            </w:r>
+            <w:r>
+              <w:rPr>
+                <w:rFonts w:ascii="游ゴシック" w:eastAsia="游ゴシック" w:hAnsi="游ゴシック"/>
+                <w:sz w:val="20"/>
+              </w:rPr>
+              <w:t>情報</w:t>
+            </w:r>
+            <w:r>
+              <w:rPr>
+                <w:rFonts w:ascii="游ゴシック" w:eastAsia="游ゴシック" w:hAnsi="游ゴシック" w:hint="eastAsia"/>
+                <w:sz w:val="20"/>
+              </w:rPr>
+              <w:t>が「請求明細データ」テーブルに登録される</w:t>
             </w:r>
           </w:p>
         </w:tc>
@@ -6756,7 +6806,7 @@
               <w:snapToGrid w:val="0"/>
               <w:jc w:val="center"/>
               <w:rPr>
-                <w:rFonts w:ascii="游ゴシック" w:eastAsia="游ゴシック" w:hAnsi="游ゴシック"/>
+                <w:rFonts w:ascii="游ゴシック" w:eastAsia="游ゴシック" w:hAnsi="游ゴシック" w:hint="eastAsia"/>
                 <w:sz w:val="20"/>
               </w:rPr>
             </w:pPr>
@@ -6800,41 +6850,51 @@
           <w:p>
             <w:pPr>
               <w:rPr>
-                <w:rFonts w:ascii="游ゴシック" w:eastAsia="游ゴシック" w:hAnsi="游ゴシック"/>
-                <w:sz w:val="20"/>
-              </w:rPr>
-            </w:pPr>
-            <w:r>
-              <w:rPr>
-                <w:rFonts w:ascii="游ゴシック" w:eastAsia="游ゴシック" w:hAnsi="游ゴシック" w:hint="eastAsia"/>
-                <w:color w:val="000000"/>
-                <w:sz w:val="20"/>
-              </w:rPr>
-              <w:t>データベースから20</w:t>
-            </w:r>
-            <w:r>
-              <w:rPr>
-                <w:rFonts w:ascii="游ゴシック" w:eastAsia="游ゴシック" w:hAnsi="游ゴシック"/>
-                <w:color w:val="000000"/>
-                <w:sz w:val="20"/>
-              </w:rPr>
-              <w:t>25</w:t>
-            </w:r>
-            <w:r>
-              <w:rPr>
-                <w:rFonts w:ascii="游ゴシック" w:eastAsia="游ゴシック" w:hAnsi="游ゴシック" w:hint="eastAsia"/>
-                <w:color w:val="000000"/>
-                <w:sz w:val="20"/>
-              </w:rPr>
-              <w:t>年09月分の未確定請求情報を削除しました。</w:t>
-            </w:r>
-            <w:r>
-              <w:rPr>
-                <w:rFonts w:ascii="游ゴシック" w:eastAsia="游ゴシック" w:hAnsi="游ゴシック" w:hint="eastAsia"/>
-                <w:color w:val="000000"/>
-                <w:sz w:val="20"/>
-              </w:rPr>
-              <w:t>と表示される</w:t>
+                <w:rFonts w:ascii="游ゴシック" w:eastAsia="游ゴシック" w:hAnsi="游ゴシック" w:hint="eastAsia"/>
+                <w:sz w:val="20"/>
+              </w:rPr>
+            </w:pPr>
+            <w:r>
+              <w:rPr>
+                <w:rFonts w:ascii="游ゴシック" w:eastAsia="游ゴシック" w:hAnsi="游ゴシック"/>
+                <w:sz w:val="20"/>
+              </w:rPr>
+              <w:t>開始日2025/08/01、終了日 NULL  の</w:t>
+            </w:r>
+            <w:r>
+              <w:rPr>
+                <w:rFonts w:ascii="游ゴシック" w:eastAsia="游ゴシック" w:hAnsi="游ゴシック" w:hint="eastAsia"/>
+                <w:sz w:val="20"/>
+              </w:rPr>
+              <w:t>料金</w:t>
+            </w:r>
+            <w:r>
+              <w:rPr>
+                <w:rFonts w:ascii="游ゴシック" w:eastAsia="游ゴシック" w:hAnsi="游ゴシック"/>
+                <w:sz w:val="20"/>
+              </w:rPr>
+              <w:t>情報</w:t>
+            </w:r>
+            <w:r>
+              <w:rPr>
+                <w:rFonts w:ascii="游ゴシック" w:eastAsia="游ゴシック" w:hAnsi="游ゴシック" w:hint="eastAsia"/>
+                <w:sz w:val="20"/>
+              </w:rPr>
+              <w:t>が</w:t>
+            </w:r>
+            <w:r>
+              <w:rPr>
+                <w:rFonts w:ascii="游ゴシック" w:eastAsia="游ゴシック" w:hAnsi="游ゴシック"/>
+                <w:sz w:val="20"/>
+              </w:rPr>
+              <w:t xml:space="preserve"> </w:t>
+            </w:r>
+            <w:r>
+              <w:rPr>
+                <w:rFonts w:ascii="游ゴシック" w:eastAsia="游ゴシック" w:hAnsi="游ゴシック" w:hint="eastAsia"/>
+                <w:sz w:val="20"/>
+              </w:rPr>
+              <w:t>「請求明細データ」テーブルに登録される</w:t>
             </w:r>
           </w:p>
         </w:tc>
@@ -6909,24 +6969,45 @@
                 <w:rFonts w:ascii="游ゴシック" w:eastAsia="游ゴシック" w:hAnsi="游ゴシック" w:hint="eastAsia"/>
                 <w:sz w:val="20"/>
               </w:rPr>
-              <w:t>46</w:t>
+              <w:t>4</w:t>
+            </w:r>
+            <w:r>
+              <w:rPr>
+                <w:rFonts w:ascii="游ゴシック" w:eastAsia="游ゴシック" w:hAnsi="游ゴシック"/>
+                <w:sz w:val="20"/>
+              </w:rPr>
+              <w:t>6</w:t>
             </w:r>
           </w:p>
         </w:tc>
         <w:tc>
           <w:tcPr>
             <w:tcW w:w="5355" w:type="dxa"/>
-            <w:vMerge/>
-            <w:vAlign w:val="center"/>
-          </w:tcPr>
-          <w:p>
-            <w:pPr>
-              <w:snapToGrid w:val="0"/>
-              <w:rPr>
-                <w:rFonts w:ascii="游ゴシック" w:eastAsia="游ゴシック" w:hAnsi="游ゴシック"/>
-                <w:sz w:val="20"/>
-              </w:rPr>
-            </w:pPr>
+            <w:vMerge w:val="restart"/>
+            <w:vAlign w:val="center"/>
+          </w:tcPr>
+          <w:p>
+            <w:pPr>
+              <w:snapToGrid w:val="0"/>
+              <w:rPr>
+                <w:rFonts w:ascii="游ゴシック" w:eastAsia="游ゴシック" w:hAnsi="游ゴシック"/>
+                <w:sz w:val="20"/>
+              </w:rPr>
+            </w:pPr>
+            <w:r>
+              <w:rPr>
+                <w:rFonts w:ascii="游ゴシック" w:eastAsia="游ゴシック" w:hAnsi="游ゴシック" w:hint="eastAsia"/>
+                <w:sz w:val="20"/>
+              </w:rPr>
+              <w:t>ログ出力、</w:t>
+            </w:r>
+            <w:r>
+              <w:rPr>
+                <w:rFonts w:ascii="游ゴシック" w:eastAsia="游ゴシック" w:hAnsi="游ゴシック" w:hint="eastAsia"/>
+                <w:sz w:val="20"/>
+              </w:rPr>
+              <w:t>引数“202509”で実行</w:t>
+            </w:r>
           </w:p>
         </w:tc>
         <w:tc>
@@ -6963,7 +7044,7 @@
                 <w:color w:val="000000"/>
                 <w:sz w:val="20"/>
               </w:rPr>
-              <w:t>年09月分の請求ステータス情報を追加しています</w:t>
+              <w:t>年09月分の請求情報を確認しています。</w:t>
             </w:r>
             <w:r>
               <w:rPr>
@@ -6971,7 +7052,7 @@
                 <w:color w:val="000000"/>
                 <w:sz w:val="20"/>
               </w:rPr>
-              <w:t>。と表示される</w:t>
+              <w:t>と表示される</w:t>
             </w:r>
           </w:p>
         </w:tc>
@@ -7082,17 +7163,24 @@
             <w:pPr>
               <w:rPr>
                 <w:rFonts w:ascii="游ゴシック" w:eastAsia="游ゴシック" w:hAnsi="游ゴシック"/>
+                <w:sz w:val="20"/>
+              </w:rPr>
+            </w:pPr>
+            <w:r>
+              <w:rPr>
+                <w:rFonts w:ascii="游ゴシック" w:eastAsia="游ゴシック" w:hAnsi="游ゴシック" w:hint="eastAsia"/>
                 <w:color w:val="000000"/>
                 <w:sz w:val="20"/>
               </w:rPr>
-            </w:pPr>
-            <w:r>
-              <w:rPr>
-                <w:rFonts w:ascii="游ゴシック" w:eastAsia="游ゴシック" w:hAnsi="游ゴシック"/>
+              <w:t>データ</w:t>
+            </w:r>
+            <w:r>
+              <w:rPr>
+                <w:rFonts w:ascii="游ゴシック" w:eastAsia="游ゴシック" w:hAnsi="游ゴシック" w:hint="eastAsia"/>
                 <w:color w:val="000000"/>
                 <w:sz w:val="20"/>
               </w:rPr>
-              <w:t>(</w:t>
+              <w:t>ー</w:t>
             </w:r>
             <w:r>
               <w:rPr>
@@ -7100,7 +7188,7 @@
                 <w:color w:val="000000"/>
                 <w:sz w:val="20"/>
               </w:rPr>
-              <w:t>請求データ状況</w:t>
+              <w:t>ベースから20</w:t>
             </w:r>
             <w:r>
               <w:rPr>
@@ -7108,7 +7196,7 @@
                 <w:color w:val="000000"/>
                 <w:sz w:val="20"/>
               </w:rPr>
-              <w:t>)</w:t>
+              <w:t>25</w:t>
             </w:r>
             <w:r>
               <w:rPr>
@@ -7116,7 +7204,7 @@
                 <w:color w:val="000000"/>
                 <w:sz w:val="20"/>
               </w:rPr>
-              <w:t>1件追加しました。</w:t>
+              <w:t>年09月分の未確定請求情報を削除しました。</w:t>
             </w:r>
             <w:r>
               <w:rPr>
@@ -7124,7 +7212,7 @@
                 <w:color w:val="000000"/>
                 <w:sz w:val="20"/>
               </w:rPr>
-              <w:t>と表示される。</w:t>
+              <w:t>と表示される</w:t>
             </w:r>
           </w:p>
         </w:tc>
@@ -7235,25 +7323,32 @@
             <w:pPr>
               <w:rPr>
                 <w:rFonts w:ascii="游ゴシック" w:eastAsia="游ゴシック" w:hAnsi="游ゴシック"/>
+                <w:sz w:val="20"/>
+              </w:rPr>
+            </w:pPr>
+            <w:r>
+              <w:rPr>
+                <w:rFonts w:ascii="游ゴシック" w:eastAsia="游ゴシック" w:hAnsi="游ゴシック" w:hint="eastAsia"/>
                 <w:color w:val="000000"/>
                 <w:sz w:val="20"/>
               </w:rPr>
-            </w:pPr>
-            <w:r>
-              <w:rPr>
-                <w:rFonts w:ascii="游ゴシック" w:eastAsia="游ゴシック" w:hAnsi="游ゴシック" w:hint="eastAsia"/>
+              <w:t>202</w:t>
+            </w:r>
+            <w:r>
+              <w:rPr>
+                <w:rFonts w:ascii="游ゴシック" w:eastAsia="游ゴシック" w:hAnsi="游ゴシック"/>
                 <w:color w:val="000000"/>
                 <w:sz w:val="20"/>
               </w:rPr>
-              <w:t>202</w:t>
-            </w:r>
-            <w:r>
-              <w:rPr>
-                <w:rFonts w:ascii="游ゴシック" w:eastAsia="游ゴシック" w:hAnsi="游ゴシック"/>
+              <w:t>5</w:t>
+            </w:r>
+            <w:r>
+              <w:rPr>
+                <w:rFonts w:ascii="游ゴシック" w:eastAsia="游ゴシック" w:hAnsi="游ゴシック" w:hint="eastAsia"/>
                 <w:color w:val="000000"/>
                 <w:sz w:val="20"/>
               </w:rPr>
-              <w:t>5</w:t>
+              <w:t>年09月分の請求ステータス情報を追加しています</w:t>
             </w:r>
             <w:r>
               <w:rPr>
@@ -7261,24 +7356,7 @@
                 <w:color w:val="000000"/>
                 <w:sz w:val="20"/>
               </w:rPr>
-              <w:t>年09月分の請求データ情報を追加しています。</w:t>
-            </w:r>
-          </w:p>
-          <w:p>
-            <w:pPr>
-              <w:rPr>
-                <w:rFonts w:ascii="游ゴシック" w:eastAsia="游ゴシック" w:hAnsi="游ゴシック"/>
-                <w:color w:val="000000"/>
-                <w:sz w:val="20"/>
-              </w:rPr>
-            </w:pPr>
-            <w:r>
-              <w:rPr>
-                <w:rFonts w:ascii="游ゴシック" w:eastAsia="游ゴシック" w:hAnsi="游ゴシック" w:hint="eastAsia"/>
-                <w:color w:val="000000"/>
-                <w:sz w:val="20"/>
-              </w:rPr>
-              <w:t>と表示される</w:t>
+              <w:t>。と表示される</w:t>
             </w:r>
           </w:p>
         </w:tc>
@@ -7395,18 +7473,26 @@
             </w:pPr>
             <w:r>
               <w:rPr>
-                <w:rFonts w:ascii="游ゴシック" w:eastAsia="游ゴシック" w:hAnsi="游ゴシック" w:hint="eastAsia"/>
+                <w:rFonts w:ascii="游ゴシック" w:eastAsia="游ゴシック" w:hAnsi="游ゴシック"/>
                 <w:color w:val="000000"/>
                 <w:sz w:val="20"/>
               </w:rPr>
-              <w:t>(請求データー</w:t>
-            </w:r>
-            <w:r>
-              <w:rPr>
-                <w:rFonts w:ascii="游ゴシック" w:eastAsia="游ゴシック" w:hAnsi="游ゴシック"/>
+              <w:t>(</w:t>
+            </w:r>
+            <w:r>
+              <w:rPr>
+                <w:rFonts w:ascii="游ゴシック" w:eastAsia="游ゴシック" w:hAnsi="游ゴシック" w:hint="eastAsia"/>
                 <w:color w:val="000000"/>
                 <w:sz w:val="20"/>
               </w:rPr>
+              <w:t>請求データ状況</w:t>
+            </w:r>
+            <w:r>
+              <w:rPr>
+                <w:rFonts w:ascii="游ゴシック" w:eastAsia="游ゴシック" w:hAnsi="游ゴシック"/>
+                <w:color w:val="000000"/>
+                <w:sz w:val="20"/>
+              </w:rPr>
               <w:t>)</w:t>
             </w:r>
             <w:r>
@@ -7415,31 +7501,15 @@
                 <w:color w:val="000000"/>
                 <w:sz w:val="20"/>
               </w:rPr>
-              <w:t>1</w:t>
-            </w:r>
-            <w:r>
-              <w:rPr>
-                <w:rFonts w:ascii="游ゴシック" w:eastAsia="游ゴシック" w:hAnsi="游ゴシック"/>
+              <w:t>1件追加しました。</w:t>
+            </w:r>
+            <w:r>
+              <w:rPr>
+                <w:rFonts w:ascii="游ゴシック" w:eastAsia="游ゴシック" w:hAnsi="游ゴシック" w:hint="eastAsia"/>
                 <w:color w:val="000000"/>
                 <w:sz w:val="20"/>
               </w:rPr>
-              <w:t>6</w:t>
-            </w:r>
-            <w:r>
-              <w:rPr>
-                <w:rFonts w:ascii="游ゴシック" w:eastAsia="游ゴシック" w:hAnsi="游ゴシック" w:hint="eastAsia"/>
-                <w:color w:val="000000"/>
-                <w:sz w:val="20"/>
-              </w:rPr>
-              <w:t>件追加しました。</w:t>
-            </w:r>
-            <w:r>
-              <w:rPr>
-                <w:rFonts w:ascii="游ゴシック" w:eastAsia="游ゴシック" w:hAnsi="游ゴシック" w:hint="eastAsia"/>
-                <w:color w:val="000000"/>
-                <w:sz w:val="20"/>
-              </w:rPr>
-              <w:t>と表示される</w:t>
+              <w:t>と表示される。</w:t>
             </w:r>
           </w:p>
         </w:tc>
@@ -7511,17 +7581,10 @@
             </w:pPr>
             <w:r>
               <w:rPr>
-                <w:rFonts w:ascii="游ゴシック" w:eastAsia="游ゴシック" w:hAnsi="游ゴシック" w:hint="eastAsia"/>
-                <w:sz w:val="20"/>
-              </w:rPr>
-              <w:t>5</w:t>
-            </w:r>
-            <w:r>
-              <w:rPr>
-                <w:rFonts w:ascii="游ゴシック" w:eastAsia="游ゴシック" w:hAnsi="游ゴシック"/>
-                <w:sz w:val="20"/>
-              </w:rPr>
-              <w:t>0</w:t>
+                <w:rFonts w:ascii="游ゴシック" w:eastAsia="游ゴシック" w:hAnsi="游ゴシック"/>
+                <w:sz w:val="20"/>
+              </w:rPr>
+              <w:t>50</w:t>
             </w:r>
           </w:p>
         </w:tc>
@@ -7550,15 +7613,16 @@
             <w:pPr>
               <w:rPr>
                 <w:rFonts w:ascii="游ゴシック" w:eastAsia="游ゴシック" w:hAnsi="游ゴシック"/>
-                <w:sz w:val="20"/>
-              </w:rPr>
-            </w:pPr>
-            <w:r>
-              <w:rPr>
-                <w:rFonts w:ascii="游ゴシック" w:eastAsia="游ゴシック" w:hAnsi="游ゴシック" w:hint="eastAsia"/>
                 <w:color w:val="000000"/>
                 <w:sz w:val="20"/>
               </w:rPr>
+            </w:pPr>
+            <w:r>
+              <w:rPr>
+                <w:rFonts w:ascii="游ゴシック" w:eastAsia="游ゴシック" w:hAnsi="游ゴシック" w:hint="eastAsia"/>
+                <w:color w:val="000000"/>
+                <w:sz w:val="20"/>
+              </w:rPr>
               <w:t>202</w:t>
             </w:r>
             <w:r>
@@ -7575,8 +7639,17 @@
                 <w:color w:val="000000"/>
                 <w:sz w:val="20"/>
               </w:rPr>
-              <w:t>年09月分の請求明細データ情報を追加しています。</w:t>
-            </w:r>
+              <w:t>年09月分の請求データ情報を追加しています。</w:t>
+            </w:r>
+          </w:p>
+          <w:p>
+            <w:pPr>
+              <w:rPr>
+                <w:rFonts w:ascii="游ゴシック" w:eastAsia="游ゴシック" w:hAnsi="游ゴシック"/>
+                <w:color w:val="000000"/>
+                <w:sz w:val="20"/>
+              </w:rPr>
+            </w:pPr>
             <w:r>
               <w:rPr>
                 <w:rFonts w:ascii="游ゴシック" w:eastAsia="游ゴシック" w:hAnsi="游ゴシック" w:hint="eastAsia"/>
@@ -7666,6 +7739,311 @@
                 <w:sz w:val="20"/>
               </w:rPr>
               <w:t>1</w:t>
+            </w:r>
+          </w:p>
+        </w:tc>
+        <w:tc>
+          <w:tcPr>
+            <w:tcW w:w="5355" w:type="dxa"/>
+            <w:vMerge/>
+            <w:vAlign w:val="center"/>
+          </w:tcPr>
+          <w:p>
+            <w:pPr>
+              <w:snapToGrid w:val="0"/>
+              <w:rPr>
+                <w:rFonts w:ascii="游ゴシック" w:eastAsia="游ゴシック" w:hAnsi="游ゴシック"/>
+                <w:sz w:val="20"/>
+              </w:rPr>
+            </w:pPr>
+          </w:p>
+        </w:tc>
+        <w:tc>
+          <w:tcPr>
+            <w:tcW w:w="4935" w:type="dxa"/>
+            <w:vAlign w:val="center"/>
+          </w:tcPr>
+          <w:p>
+            <w:pPr>
+              <w:rPr>
+                <w:rFonts w:ascii="游ゴシック" w:eastAsia="游ゴシック" w:hAnsi="游ゴシック"/>
+                <w:color w:val="000000"/>
+                <w:sz w:val="20"/>
+              </w:rPr>
+            </w:pPr>
+            <w:r>
+              <w:rPr>
+                <w:rFonts w:ascii="游ゴシック" w:eastAsia="游ゴシック" w:hAnsi="游ゴシック" w:hint="eastAsia"/>
+                <w:color w:val="000000"/>
+                <w:sz w:val="20"/>
+              </w:rPr>
+              <w:t>(請求データ</w:t>
+            </w:r>
+            <w:r>
+              <w:rPr>
+                <w:rFonts w:ascii="游ゴシック" w:eastAsia="游ゴシック" w:hAnsi="游ゴシック"/>
+                <w:color w:val="000000"/>
+                <w:sz w:val="20"/>
+              </w:rPr>
+              <w:t>)</w:t>
+            </w:r>
+            <w:r>
+              <w:rPr>
+                <w:rFonts w:ascii="游ゴシック" w:eastAsia="游ゴシック" w:hAnsi="游ゴシック" w:hint="eastAsia"/>
+                <w:color w:val="000000"/>
+                <w:sz w:val="20"/>
+              </w:rPr>
+              <w:t>1</w:t>
+            </w:r>
+            <w:r>
+              <w:rPr>
+                <w:rFonts w:ascii="游ゴシック" w:eastAsia="游ゴシック" w:hAnsi="游ゴシック"/>
+                <w:color w:val="000000"/>
+                <w:sz w:val="20"/>
+              </w:rPr>
+              <w:t>6</w:t>
+            </w:r>
+            <w:r>
+              <w:rPr>
+                <w:rFonts w:ascii="游ゴシック" w:eastAsia="游ゴシック" w:hAnsi="游ゴシック" w:hint="eastAsia"/>
+                <w:color w:val="000000"/>
+                <w:sz w:val="20"/>
+              </w:rPr>
+              <w:t>件追加しました。</w:t>
+            </w:r>
+            <w:r>
+              <w:rPr>
+                <w:rFonts w:ascii="游ゴシック" w:eastAsia="游ゴシック" w:hAnsi="游ゴシック" w:hint="eastAsia"/>
+                <w:color w:val="000000"/>
+                <w:sz w:val="20"/>
+              </w:rPr>
+              <w:t>と表示される</w:t>
+            </w:r>
+          </w:p>
+        </w:tc>
+        <w:tc>
+          <w:tcPr>
+            <w:tcW w:w="1050" w:type="dxa"/>
+            <w:vAlign w:val="center"/>
+          </w:tcPr>
+          <w:p>
+            <w:pPr>
+              <w:snapToGrid w:val="0"/>
+              <w:jc w:val="center"/>
+              <w:rPr>
+                <w:rFonts w:ascii="游ゴシック" w:eastAsia="游ゴシック" w:hAnsi="游ゴシック"/>
+                <w:sz w:val="20"/>
+              </w:rPr>
+            </w:pPr>
+          </w:p>
+        </w:tc>
+        <w:tc>
+          <w:tcPr>
+            <w:tcW w:w="945" w:type="dxa"/>
+            <w:vAlign w:val="center"/>
+          </w:tcPr>
+          <w:p>
+            <w:pPr>
+              <w:snapToGrid w:val="0"/>
+              <w:jc w:val="center"/>
+              <w:rPr>
+                <w:rFonts w:ascii="游ゴシック" w:eastAsia="游ゴシック" w:hAnsi="游ゴシック"/>
+                <w:sz w:val="20"/>
+              </w:rPr>
+            </w:pPr>
+          </w:p>
+        </w:tc>
+        <w:tc>
+          <w:tcPr>
+            <w:tcW w:w="2310" w:type="dxa"/>
+            <w:vAlign w:val="center"/>
+          </w:tcPr>
+          <w:p>
+            <w:pPr>
+              <w:snapToGrid w:val="0"/>
+              <w:rPr>
+                <w:rFonts w:ascii="游ゴシック" w:eastAsia="游ゴシック" w:hAnsi="游ゴシック"/>
+                <w:sz w:val="20"/>
+              </w:rPr>
+            </w:pPr>
+          </w:p>
+        </w:tc>
+      </w:tr>
+      <w:tr>
+        <w:trPr>
+          <w:trHeight w:val="567"/>
+        </w:trPr>
+        <w:tc>
+          <w:tcPr>
+            <w:tcW w:w="1050" w:type="dxa"/>
+            <w:vAlign w:val="center"/>
+          </w:tcPr>
+          <w:p>
+            <w:pPr>
+              <w:snapToGrid w:val="0"/>
+              <w:jc w:val="center"/>
+              <w:rPr>
+                <w:rFonts w:ascii="游ゴシック" w:eastAsia="游ゴシック" w:hAnsi="游ゴシック"/>
+                <w:sz w:val="20"/>
+              </w:rPr>
+            </w:pPr>
+            <w:r>
+              <w:rPr>
+                <w:rFonts w:ascii="游ゴシック" w:eastAsia="游ゴシック" w:hAnsi="游ゴシック" w:hint="eastAsia"/>
+                <w:sz w:val="20"/>
+              </w:rPr>
+              <w:t>5</w:t>
+            </w:r>
+            <w:r>
+              <w:rPr>
+                <w:rFonts w:ascii="游ゴシック" w:eastAsia="游ゴシック" w:hAnsi="游ゴシック"/>
+                <w:sz w:val="20"/>
+              </w:rPr>
+              <w:t>2</w:t>
+            </w:r>
+          </w:p>
+        </w:tc>
+        <w:tc>
+          <w:tcPr>
+            <w:tcW w:w="5355" w:type="dxa"/>
+            <w:vMerge/>
+            <w:vAlign w:val="center"/>
+          </w:tcPr>
+          <w:p>
+            <w:pPr>
+              <w:snapToGrid w:val="0"/>
+              <w:rPr>
+                <w:rFonts w:ascii="游ゴシック" w:eastAsia="游ゴシック" w:hAnsi="游ゴシック"/>
+                <w:sz w:val="20"/>
+              </w:rPr>
+            </w:pPr>
+          </w:p>
+        </w:tc>
+        <w:tc>
+          <w:tcPr>
+            <w:tcW w:w="4935" w:type="dxa"/>
+            <w:vAlign w:val="center"/>
+          </w:tcPr>
+          <w:p>
+            <w:pPr>
+              <w:rPr>
+                <w:rFonts w:ascii="游ゴシック" w:eastAsia="游ゴシック" w:hAnsi="游ゴシック"/>
+                <w:sz w:val="20"/>
+              </w:rPr>
+            </w:pPr>
+            <w:r>
+              <w:rPr>
+                <w:rFonts w:ascii="游ゴシック" w:eastAsia="游ゴシック" w:hAnsi="游ゴシック" w:hint="eastAsia"/>
+                <w:color w:val="000000"/>
+                <w:sz w:val="20"/>
+              </w:rPr>
+              <w:t>202</w:t>
+            </w:r>
+            <w:r>
+              <w:rPr>
+                <w:rFonts w:ascii="游ゴシック" w:eastAsia="游ゴシック" w:hAnsi="游ゴシック"/>
+                <w:color w:val="000000"/>
+                <w:sz w:val="20"/>
+              </w:rPr>
+              <w:t>5</w:t>
+            </w:r>
+            <w:r>
+              <w:rPr>
+                <w:rFonts w:ascii="游ゴシック" w:eastAsia="游ゴシック" w:hAnsi="游ゴシック" w:hint="eastAsia"/>
+                <w:color w:val="000000"/>
+                <w:sz w:val="20"/>
+              </w:rPr>
+              <w:t>年09月分の請求明細データ情報を追加しています。</w:t>
+            </w:r>
+            <w:r>
+              <w:rPr>
+                <w:rFonts w:ascii="游ゴシック" w:eastAsia="游ゴシック" w:hAnsi="游ゴシック" w:hint="eastAsia"/>
+                <w:color w:val="000000"/>
+                <w:sz w:val="20"/>
+              </w:rPr>
+              <w:t>と表示される</w:t>
+            </w:r>
+          </w:p>
+        </w:tc>
+        <w:tc>
+          <w:tcPr>
+            <w:tcW w:w="1050" w:type="dxa"/>
+            <w:vAlign w:val="center"/>
+          </w:tcPr>
+          <w:p>
+            <w:pPr>
+              <w:snapToGrid w:val="0"/>
+              <w:jc w:val="center"/>
+              <w:rPr>
+                <w:rFonts w:ascii="游ゴシック" w:eastAsia="游ゴシック" w:hAnsi="游ゴシック"/>
+                <w:sz w:val="20"/>
+              </w:rPr>
+            </w:pPr>
+          </w:p>
+        </w:tc>
+        <w:tc>
+          <w:tcPr>
+            <w:tcW w:w="945" w:type="dxa"/>
+            <w:vAlign w:val="center"/>
+          </w:tcPr>
+          <w:p>
+            <w:pPr>
+              <w:snapToGrid w:val="0"/>
+              <w:jc w:val="center"/>
+              <w:rPr>
+                <w:rFonts w:ascii="游ゴシック" w:eastAsia="游ゴシック" w:hAnsi="游ゴシック"/>
+                <w:sz w:val="20"/>
+              </w:rPr>
+            </w:pPr>
+          </w:p>
+        </w:tc>
+        <w:tc>
+          <w:tcPr>
+            <w:tcW w:w="2310" w:type="dxa"/>
+            <w:vAlign w:val="center"/>
+          </w:tcPr>
+          <w:p>
+            <w:pPr>
+              <w:snapToGrid w:val="0"/>
+              <w:rPr>
+                <w:rFonts w:ascii="游ゴシック" w:eastAsia="游ゴシック" w:hAnsi="游ゴシック"/>
+                <w:sz w:val="20"/>
+              </w:rPr>
+            </w:pPr>
+          </w:p>
+        </w:tc>
+      </w:tr>
+      <w:tr>
+        <w:trPr>
+          <w:trHeight w:val="567"/>
+        </w:trPr>
+        <w:tc>
+          <w:tcPr>
+            <w:tcW w:w="1050" w:type="dxa"/>
+            <w:vAlign w:val="center"/>
+          </w:tcPr>
+          <w:p>
+            <w:pPr>
+              <w:snapToGrid w:val="0"/>
+              <w:jc w:val="center"/>
+              <w:rPr>
+                <w:rFonts w:ascii="游ゴシック" w:eastAsia="游ゴシック" w:hAnsi="游ゴシック"/>
+                <w:sz w:val="20"/>
+              </w:rPr>
+            </w:pPr>
+            <w:r>
+              <w:rPr>
+                <w:rFonts w:ascii="游ゴシック" w:eastAsia="游ゴシック" w:hAnsi="游ゴシック" w:hint="eastAsia"/>
+                <w:sz w:val="20"/>
+              </w:rPr>
+              <w:t>5</w:t>
+            </w:r>
+            <w:r>
+              <w:rPr>
+                <w:rFonts w:ascii="游ゴシック" w:eastAsia="游ゴシック" w:hAnsi="游ゴシック"/>
+                <w:sz w:val="20"/>
+              </w:rPr>
+              <w:t>3</w:t>
             </w:r>
           </w:p>
         </w:tc>
@@ -7804,8 +8182,6 @@
         <w:spacing w:line="20" w:lineRule="atLeast"/>
         <w:jc w:val="left"/>
       </w:pPr>
-      <w:bookmarkStart w:id="0" w:name="_GoBack"/>
-      <w:bookmarkEnd w:id="0"/>
     </w:p>
     <w:sectPr>
       <w:headerReference w:type="default" r:id="rId10"/>

--- a/extra/report/No.バッチ_テストケース.docx
+++ b/extra/report/No.バッチ_テストケース.docx
@@ -469,16 +469,7 @@
                 <w:rFonts w:ascii="游ゴシック" w:eastAsia="游ゴシック" w:hAnsi="游ゴシック" w:hint="eastAsia"/>
                 <w:sz w:val="20"/>
               </w:rPr>
-              <w:t>の文字</w:t>
-            </w:r>
-            <w:bookmarkStart w:id="0" w:name="_GoBack"/>
-            <w:bookmarkEnd w:id="0"/>
-            <w:r>
-              <w:rPr>
-                <w:rFonts w:ascii="游ゴシック" w:eastAsia="游ゴシック" w:hAnsi="游ゴシック" w:hint="eastAsia"/>
-                <w:sz w:val="20"/>
-              </w:rPr>
-              <w:t>数チェック</w:t>
+              <w:t>の文字数チェック</w:t>
             </w:r>
           </w:p>
         </w:tc>
@@ -5929,61 +5920,33 @@
               <w:snapToGrid w:val="0"/>
               <w:jc w:val="center"/>
               <w:rPr>
-                <w:rFonts w:ascii="游ゴシック" w:eastAsia="游ゴシック" w:hAnsi="游ゴシック"/>
-                <w:sz w:val="20"/>
-              </w:rPr>
-            </w:pPr>
-            <w:r>
-              <w:rPr>
-                <w:rFonts w:ascii="游ゴシック" w:eastAsia="游ゴシック" w:hAnsi="游ゴシック" w:hint="eastAsia"/>
-                <w:sz w:val="20"/>
-              </w:rPr>
-              <w:t>3</w:t>
-            </w:r>
-            <w:r>
-              <w:rPr>
-                <w:rFonts w:ascii="游ゴシック" w:eastAsia="游ゴシック" w:hAnsi="游ゴシック"/>
-                <w:sz w:val="20"/>
-              </w:rPr>
-              <w:t>9</w:t>
+                <w:rFonts w:ascii="游ゴシック" w:eastAsia="游ゴシック" w:hAnsi="游ゴシック" w:hint="eastAsia"/>
+                <w:sz w:val="20"/>
+              </w:rPr>
+            </w:pPr>
+            <w:r>
+              <w:rPr>
+                <w:rFonts w:ascii="游ゴシック" w:eastAsia="游ゴシック" w:hAnsi="游ゴシック"/>
+                <w:sz w:val="20"/>
+              </w:rPr>
+              <w:t>39</w:t>
             </w:r>
           </w:p>
         </w:tc>
         <w:tc>
           <w:tcPr>
             <w:tcW w:w="5355" w:type="dxa"/>
-            <w:vMerge w:val="restart"/>
-            <w:vAlign w:val="center"/>
-          </w:tcPr>
-          <w:p>
-            <w:pPr>
-              <w:snapToGrid w:val="0"/>
-              <w:rPr>
-                <w:rFonts w:ascii="游ゴシック" w:eastAsia="游ゴシック" w:hAnsi="游ゴシック"/>
-                <w:sz w:val="20"/>
-              </w:rPr>
-            </w:pPr>
-            <w:r>
-              <w:rPr>
-                <w:rFonts w:ascii="游ゴシック" w:eastAsia="游ゴシック" w:hAnsi="游ゴシック" w:hint="eastAsia"/>
-                <w:sz w:val="20"/>
-              </w:rPr>
-              <w:t>有効な料金情報の境界値チェック、引数を</w:t>
-            </w:r>
-            <w:r>
-              <w:rPr>
-                <w:rFonts w:ascii="游ゴシック" w:eastAsia="游ゴシック" w:hAnsi="游ゴシック"/>
-                <w:sz w:val="20"/>
-              </w:rPr>
-              <w:t>”202509”</w:t>
-            </w:r>
-            <w:r>
-              <w:rPr>
-                <w:rFonts w:ascii="游ゴシック" w:eastAsia="游ゴシック" w:hAnsi="游ゴシック" w:hint="eastAsia"/>
-                <w:sz w:val="20"/>
-              </w:rPr>
-              <w:t>としたとき</w:t>
-            </w:r>
+            <w:vMerge/>
+            <w:vAlign w:val="center"/>
+          </w:tcPr>
+          <w:p>
+            <w:pPr>
+              <w:snapToGrid w:val="0"/>
+              <w:rPr>
+                <w:rFonts w:ascii="游ゴシック" w:eastAsia="游ゴシック" w:hAnsi="游ゴシック"/>
+                <w:sz w:val="20"/>
+              </w:rPr>
+            </w:pPr>
           </w:p>
         </w:tc>
         <w:tc>
@@ -6025,21 +5988,21 @@
                 <w:rFonts w:ascii="游ゴシック" w:eastAsia="游ゴシック" w:hAnsi="游ゴシック" w:hint="eastAsia"/>
                 <w:sz w:val="20"/>
               </w:rPr>
-              <w:t>の</w:t>
-            </w:r>
-            <w:r>
-              <w:rPr>
-                <w:rFonts w:ascii="游ゴシック" w:eastAsia="游ゴシック" w:hAnsi="游ゴシック" w:hint="eastAsia"/>
-                <w:sz w:val="20"/>
-              </w:rPr>
-              <w:t>料金</w:t>
-            </w:r>
-            <w:r>
-              <w:rPr>
-                <w:rFonts w:ascii="游ゴシック" w:eastAsia="游ゴシック" w:hAnsi="游ゴシック" w:hint="eastAsia"/>
-                <w:sz w:val="20"/>
-              </w:rPr>
-              <w:t>情報が「請求明細データ」テーブルに登録されない</w:t>
+              <w:t>の加入者情報が「請求</w:t>
+            </w:r>
+            <w:r>
+              <w:rPr>
+                <w:rFonts w:ascii="游ゴシック" w:eastAsia="游ゴシック" w:hAnsi="游ゴシック" w:hint="eastAsia"/>
+                <w:sz w:val="20"/>
+              </w:rPr>
+              <w:t>明細データ</w:t>
+            </w:r>
+            <w:r>
+              <w:rPr>
+                <w:rFonts w:ascii="游ゴシック" w:eastAsia="游ゴシック" w:hAnsi="游ゴシック" w:hint="eastAsia"/>
+                <w:sz w:val="20"/>
+              </w:rPr>
+              <w:t>」テーブルに登録されない</w:t>
             </w:r>
           </w:p>
         </w:tc>
@@ -6105,7 +6068,7 @@
               <w:snapToGrid w:val="0"/>
               <w:jc w:val="center"/>
               <w:rPr>
-                <w:rFonts w:ascii="游ゴシック" w:eastAsia="游ゴシック" w:hAnsi="游ゴシック"/>
+                <w:rFonts w:ascii="游ゴシック" w:eastAsia="游ゴシック" w:hAnsi="游ゴシック" w:hint="eastAsia"/>
                 <w:sz w:val="20"/>
               </w:rPr>
             </w:pPr>
@@ -6149,37 +6112,37 @@
           <w:p>
             <w:pPr>
               <w:rPr>
-                <w:rFonts w:ascii="游ゴシック" w:eastAsia="游ゴシック" w:hAnsi="游ゴシック" w:hint="eastAsia"/>
-                <w:sz w:val="20"/>
-              </w:rPr>
-            </w:pPr>
-            <w:r>
-              <w:rPr>
-                <w:rFonts w:ascii="游ゴシック" w:eastAsia="游ゴシック" w:hAnsi="游ゴシック"/>
-                <w:sz w:val="20"/>
-              </w:rPr>
-              <w:t>開始日2025/08/01終了日2025/09/30 の</w:t>
-            </w:r>
-            <w:r>
-              <w:rPr>
-                <w:rFonts w:ascii="游ゴシック" w:eastAsia="游ゴシック" w:hAnsi="游ゴシック" w:hint="eastAsia"/>
-                <w:sz w:val="20"/>
-              </w:rPr>
-              <w:t>料金</w:t>
-            </w:r>
-            <w:r>
-              <w:rPr>
-                <w:rFonts w:ascii="游ゴシック" w:eastAsia="游ゴシック" w:hAnsi="游ゴシック"/>
-                <w:sz w:val="20"/>
-              </w:rPr>
-              <w:t>情報</w:t>
-            </w:r>
-            <w:r>
-              <w:rPr>
-                <w:rFonts w:ascii="游ゴシック" w:eastAsia="游ゴシック" w:hAnsi="游ゴシック" w:hint="eastAsia"/>
-                <w:sz w:val="20"/>
-              </w:rPr>
-              <w:t>が「請求明細データ」テーブルに登録される</w:t>
+                <w:rFonts w:ascii="游ゴシック" w:eastAsia="游ゴシック" w:hAnsi="游ゴシック"/>
+                <w:sz w:val="20"/>
+              </w:rPr>
+            </w:pPr>
+            <w:r>
+              <w:rPr>
+                <w:rFonts w:ascii="游ゴシック" w:eastAsia="游ゴシック" w:hAnsi="游ゴシック"/>
+                <w:sz w:val="20"/>
+              </w:rPr>
+              <w:t>開始日2025/08/01終了日2025/09/30 の加入者情報</w:t>
+            </w:r>
+            <w:r>
+              <w:rPr>
+                <w:rFonts w:ascii="游ゴシック" w:eastAsia="游ゴシック" w:hAnsi="游ゴシック" w:hint="eastAsia"/>
+                <w:sz w:val="20"/>
+              </w:rPr>
+              <w:t>が「請求</w:t>
+            </w:r>
+            <w:r>
+              <w:rPr>
+                <w:rFonts w:ascii="游ゴシック" w:eastAsia="游ゴシック" w:hAnsi="游ゴシック" w:hint="eastAsia"/>
+                <w:sz w:val="20"/>
+              </w:rPr>
+              <w:t>明細データ</w:t>
+            </w:r>
+            <w:r>
+              <w:rPr>
+                <w:rFonts w:ascii="游ゴシック" w:eastAsia="游ゴシック" w:hAnsi="游ゴシック" w:hint="eastAsia"/>
+                <w:sz w:val="20"/>
+              </w:rPr>
+              <w:t>」テーブルに登録される</w:t>
             </w:r>
           </w:p>
         </w:tc>
@@ -6245,7 +6208,7 @@
               <w:snapToGrid w:val="0"/>
               <w:jc w:val="center"/>
               <w:rPr>
-                <w:rFonts w:ascii="游ゴシック" w:eastAsia="游ゴシック" w:hAnsi="游ゴシック"/>
+                <w:rFonts w:ascii="游ゴシック" w:eastAsia="游ゴシック" w:hAnsi="游ゴシック" w:hint="eastAsia"/>
                 <w:sz w:val="20"/>
               </w:rPr>
             </w:pPr>
@@ -6298,28 +6261,28 @@
                 <w:rFonts w:ascii="游ゴシック" w:eastAsia="游ゴシック" w:hAnsi="游ゴシック"/>
                 <w:sz w:val="20"/>
               </w:rPr>
-              <w:t>開始日2025/09/01、終了日2025/09/30 の</w:t>
-            </w:r>
-            <w:r>
-              <w:rPr>
-                <w:rFonts w:ascii="游ゴシック" w:eastAsia="游ゴシック" w:hAnsi="游ゴシック" w:hint="eastAsia"/>
-                <w:sz w:val="20"/>
-              </w:rPr>
-              <w:t>料金</w:t>
-            </w:r>
-            <w:r>
-              <w:rPr>
-                <w:rFonts w:ascii="游ゴシック" w:eastAsia="游ゴシック" w:hAnsi="游ゴシック"/>
-                <w:sz w:val="20"/>
-              </w:rPr>
-              <w:t>情報</w:t>
-            </w:r>
-            <w:r>
-              <w:rPr>
-                <w:rFonts w:ascii="游ゴシック" w:eastAsia="游ゴシック" w:hAnsi="游ゴシック" w:hint="eastAsia"/>
-                <w:sz w:val="20"/>
-              </w:rPr>
-              <w:t>が「請求明細データ」テーブルに登録される</w:t>
+              <w:t>開始日2025/09/01、終了日2025/09/30 の加入者情報</w:t>
+            </w:r>
+            <w:r>
+              <w:rPr>
+                <w:rFonts w:ascii="游ゴシック" w:eastAsia="游ゴシック" w:hAnsi="游ゴシック" w:hint="eastAsia"/>
+                <w:sz w:val="20"/>
+              </w:rPr>
+              <w:t>が「請求</w:t>
+            </w:r>
+            <w:r>
+              <w:rPr>
+                <w:rFonts w:ascii="游ゴシック" w:eastAsia="游ゴシック" w:hAnsi="游ゴシック" w:hint="eastAsia"/>
+                <w:sz w:val="20"/>
+              </w:rPr>
+              <w:t>明細データ</w:t>
+            </w:r>
+            <w:r>
+              <w:rPr>
+                <w:rFonts w:ascii="游ゴシック" w:eastAsia="游ゴシック" w:hAnsi="游ゴシック" w:hint="eastAsia"/>
+                <w:sz w:val="20"/>
+              </w:rPr>
+              <w:t>」テーブルに登録される</w:t>
             </w:r>
           </w:p>
         </w:tc>
@@ -6385,7 +6348,7 @@
               <w:snapToGrid w:val="0"/>
               <w:jc w:val="center"/>
               <w:rPr>
-                <w:rFonts w:ascii="游ゴシック" w:eastAsia="游ゴシック" w:hAnsi="游ゴシック"/>
+                <w:rFonts w:ascii="游ゴシック" w:eastAsia="游ゴシック" w:hAnsi="游ゴシック" w:hint="eastAsia"/>
                 <w:sz w:val="20"/>
               </w:rPr>
             </w:pPr>
@@ -6439,28 +6402,28 @@
                 <w:rFonts w:ascii="游ゴシック" w:eastAsia="游ゴシック" w:hAnsi="游ゴシック"/>
                 <w:sz w:val="20"/>
               </w:rPr>
-              <w:t>開始日2025/09/30、終了日2025/10/31 の</w:t>
-            </w:r>
-            <w:r>
-              <w:rPr>
-                <w:rFonts w:ascii="游ゴシック" w:eastAsia="游ゴシック" w:hAnsi="游ゴシック" w:hint="eastAsia"/>
-                <w:sz w:val="20"/>
-              </w:rPr>
-              <w:t>料金</w:t>
-            </w:r>
-            <w:r>
-              <w:rPr>
-                <w:rFonts w:ascii="游ゴシック" w:eastAsia="游ゴシック" w:hAnsi="游ゴシック"/>
-                <w:sz w:val="20"/>
-              </w:rPr>
-              <w:t>情報</w:t>
-            </w:r>
-            <w:r>
-              <w:rPr>
-                <w:rFonts w:ascii="游ゴシック" w:eastAsia="游ゴシック" w:hAnsi="游ゴシック" w:hint="eastAsia"/>
-                <w:sz w:val="20"/>
-              </w:rPr>
-              <w:t>が「請求明細データ」テーブルに登録される</w:t>
+              <w:t>開始日2025/09/30、終了日2025/10/31 の加入者情報</w:t>
+            </w:r>
+            <w:r>
+              <w:rPr>
+                <w:rFonts w:ascii="游ゴシック" w:eastAsia="游ゴシック" w:hAnsi="游ゴシック" w:hint="eastAsia"/>
+                <w:sz w:val="20"/>
+              </w:rPr>
+              <w:t>が「請求</w:t>
+            </w:r>
+            <w:r>
+              <w:rPr>
+                <w:rFonts w:ascii="游ゴシック" w:eastAsia="游ゴシック" w:hAnsi="游ゴシック" w:hint="eastAsia"/>
+                <w:sz w:val="20"/>
+              </w:rPr>
+              <w:t>明細データ</w:t>
+            </w:r>
+            <w:r>
+              <w:rPr>
+                <w:rFonts w:ascii="游ゴシック" w:eastAsia="游ゴシック" w:hAnsi="游ゴシック" w:hint="eastAsia"/>
+                <w:sz w:val="20"/>
+              </w:rPr>
+              <w:t>」テーブルに登録される</w:t>
             </w:r>
           </w:p>
         </w:tc>
@@ -6526,7 +6489,7 @@
               <w:snapToGrid w:val="0"/>
               <w:jc w:val="center"/>
               <w:rPr>
-                <w:rFonts w:ascii="游ゴシック" w:eastAsia="游ゴシック" w:hAnsi="游ゴシック"/>
+                <w:rFonts w:ascii="游ゴシック" w:eastAsia="游ゴシック" w:hAnsi="游ゴシック" w:hint="eastAsia"/>
                 <w:sz w:val="20"/>
               </w:rPr>
             </w:pPr>
@@ -6579,28 +6542,28 @@
                 <w:rFonts w:ascii="游ゴシック" w:eastAsia="游ゴシック" w:hAnsi="游ゴシック"/>
                 <w:sz w:val="20"/>
               </w:rPr>
-              <w:t>開始日2025/10/01、終了日2025/10/31 の</w:t>
-            </w:r>
-            <w:r>
-              <w:rPr>
-                <w:rFonts w:ascii="游ゴシック" w:eastAsia="游ゴシック" w:hAnsi="游ゴシック" w:hint="eastAsia"/>
-                <w:sz w:val="20"/>
-              </w:rPr>
-              <w:t>料金</w:t>
-            </w:r>
-            <w:r>
-              <w:rPr>
-                <w:rFonts w:ascii="游ゴシック" w:eastAsia="游ゴシック" w:hAnsi="游ゴシック"/>
-                <w:sz w:val="20"/>
-              </w:rPr>
-              <w:t>情報</w:t>
-            </w:r>
-            <w:r>
-              <w:rPr>
-                <w:rFonts w:ascii="游ゴシック" w:eastAsia="游ゴシック" w:hAnsi="游ゴシック" w:hint="eastAsia"/>
-                <w:sz w:val="20"/>
-              </w:rPr>
-              <w:t>が「請求明細データ」テーブルに登録されない</w:t>
+              <w:t>開始日2025/10/01、終了日2025/10/31 の加入者情報</w:t>
+            </w:r>
+            <w:r>
+              <w:rPr>
+                <w:rFonts w:ascii="游ゴシック" w:eastAsia="游ゴシック" w:hAnsi="游ゴシック" w:hint="eastAsia"/>
+                <w:sz w:val="20"/>
+              </w:rPr>
+              <w:t>が「請求</w:t>
+            </w:r>
+            <w:r>
+              <w:rPr>
+                <w:rFonts w:ascii="游ゴシック" w:eastAsia="游ゴシック" w:hAnsi="游ゴシック" w:hint="eastAsia"/>
+                <w:sz w:val="20"/>
+              </w:rPr>
+              <w:t>明細データ</w:t>
+            </w:r>
+            <w:r>
+              <w:rPr>
+                <w:rFonts w:ascii="游ゴシック" w:eastAsia="游ゴシック" w:hAnsi="游ゴシック" w:hint="eastAsia"/>
+                <w:sz w:val="20"/>
+              </w:rPr>
+              <w:t>」テーブルに登録されない</w:t>
             </w:r>
           </w:p>
         </w:tc>
@@ -6666,7 +6629,7 @@
               <w:snapToGrid w:val="0"/>
               <w:jc w:val="center"/>
               <w:rPr>
-                <w:rFonts w:ascii="游ゴシック" w:eastAsia="游ゴシック" w:hAnsi="游ゴシック"/>
+                <w:rFonts w:ascii="游ゴシック" w:eastAsia="游ゴシック" w:hAnsi="游ゴシック" w:hint="eastAsia"/>
                 <w:sz w:val="20"/>
               </w:rPr>
             </w:pPr>
@@ -6719,28 +6682,28 @@
                 <w:rFonts w:ascii="游ゴシック" w:eastAsia="游ゴシック" w:hAnsi="游ゴシック"/>
                 <w:sz w:val="20"/>
               </w:rPr>
-              <w:t>開始日2025/08/01、終了日2025/10/31 の</w:t>
-            </w:r>
-            <w:r>
-              <w:rPr>
-                <w:rFonts w:ascii="游ゴシック" w:eastAsia="游ゴシック" w:hAnsi="游ゴシック" w:hint="eastAsia"/>
-                <w:sz w:val="20"/>
-              </w:rPr>
-              <w:t>料金</w:t>
-            </w:r>
-            <w:r>
-              <w:rPr>
-                <w:rFonts w:ascii="游ゴシック" w:eastAsia="游ゴシック" w:hAnsi="游ゴシック"/>
-                <w:sz w:val="20"/>
-              </w:rPr>
-              <w:t>情報</w:t>
-            </w:r>
-            <w:r>
-              <w:rPr>
-                <w:rFonts w:ascii="游ゴシック" w:eastAsia="游ゴシック" w:hAnsi="游ゴシック" w:hint="eastAsia"/>
-                <w:sz w:val="20"/>
-              </w:rPr>
-              <w:t>が「請求明細データ」テーブルに登録される</w:t>
+              <w:t>開始日2025/08/01、終了日2025/10/31 の加入者情報</w:t>
+            </w:r>
+            <w:r>
+              <w:rPr>
+                <w:rFonts w:ascii="游ゴシック" w:eastAsia="游ゴシック" w:hAnsi="游ゴシック" w:hint="eastAsia"/>
+                <w:sz w:val="20"/>
+              </w:rPr>
+              <w:t>が「請求</w:t>
+            </w:r>
+            <w:r>
+              <w:rPr>
+                <w:rFonts w:ascii="游ゴシック" w:eastAsia="游ゴシック" w:hAnsi="游ゴシック" w:hint="eastAsia"/>
+                <w:sz w:val="20"/>
+              </w:rPr>
+              <w:t>明細</w:t>
+            </w:r>
+            <w:r>
+              <w:rPr>
+                <w:rFonts w:ascii="游ゴシック" w:eastAsia="游ゴシック" w:hAnsi="游ゴシック" w:hint="eastAsia"/>
+                <w:sz w:val="20"/>
+              </w:rPr>
+              <w:t>データ」テーブルに登録される</w:t>
             </w:r>
           </w:p>
         </w:tc>
@@ -6806,7 +6769,7 @@
               <w:snapToGrid w:val="0"/>
               <w:jc w:val="center"/>
               <w:rPr>
-                <w:rFonts w:ascii="游ゴシック" w:eastAsia="游ゴシック" w:hAnsi="游ゴシック" w:hint="eastAsia"/>
+                <w:rFonts w:ascii="游ゴシック" w:eastAsia="游ゴシック" w:hAnsi="游ゴシック"/>
                 <w:sz w:val="20"/>
               </w:rPr>
             </w:pPr>
@@ -6850,30 +6813,16 @@
           <w:p>
             <w:pPr>
               <w:rPr>
-                <w:rFonts w:ascii="游ゴシック" w:eastAsia="游ゴシック" w:hAnsi="游ゴシック" w:hint="eastAsia"/>
-                <w:sz w:val="20"/>
-              </w:rPr>
-            </w:pPr>
-            <w:r>
-              <w:rPr>
-                <w:rFonts w:ascii="游ゴシック" w:eastAsia="游ゴシック" w:hAnsi="游ゴシック"/>
-                <w:sz w:val="20"/>
-              </w:rPr>
-              <w:t>開始日2025/08/01、終了日 NULL  の</w:t>
-            </w:r>
-            <w:r>
-              <w:rPr>
-                <w:rFonts w:ascii="游ゴシック" w:eastAsia="游ゴシック" w:hAnsi="游ゴシック" w:hint="eastAsia"/>
-                <w:sz w:val="20"/>
-              </w:rPr>
-              <w:t>料金</w:t>
-            </w:r>
-            <w:r>
-              <w:rPr>
-                <w:rFonts w:ascii="游ゴシック" w:eastAsia="游ゴシック" w:hAnsi="游ゴシック"/>
-                <w:sz w:val="20"/>
-              </w:rPr>
-              <w:t>情報</w:t>
+                <w:rFonts w:ascii="游ゴシック" w:eastAsia="游ゴシック" w:hAnsi="游ゴシック"/>
+                <w:sz w:val="20"/>
+              </w:rPr>
+            </w:pPr>
+            <w:r>
+              <w:rPr>
+                <w:rFonts w:ascii="游ゴシック" w:eastAsia="游ゴシック" w:hAnsi="游ゴシック"/>
+                <w:sz w:val="20"/>
+              </w:rPr>
+              <w:t>開始日2025/08/01、終了日 NULL  の加入者情報</w:t>
             </w:r>
             <w:r>
               <w:rPr>
@@ -6894,7 +6843,21 @@
                 <w:rFonts w:ascii="游ゴシック" w:eastAsia="游ゴシック" w:hAnsi="游ゴシック" w:hint="eastAsia"/>
                 <w:sz w:val="20"/>
               </w:rPr>
-              <w:t>「請求明細データ」テーブルに登録される</w:t>
+              <w:t>「請求</w:t>
+            </w:r>
+            <w:r>
+              <w:rPr>
+                <w:rFonts w:ascii="游ゴシック" w:eastAsia="游ゴシック" w:hAnsi="游ゴシック" w:hint="eastAsia"/>
+                <w:sz w:val="20"/>
+              </w:rPr>
+              <w:t>明細</w:t>
+            </w:r>
+            <w:r>
+              <w:rPr>
+                <w:rFonts w:ascii="游ゴシック" w:eastAsia="游ゴシック" w:hAnsi="游ゴシック" w:hint="eastAsia"/>
+                <w:sz w:val="20"/>
+              </w:rPr>
+              <w:t>データ」テーブルに登録される</w:t>
             </w:r>
           </w:p>
         </w:tc>
@@ -6999,14 +6962,21 @@
                 <w:rFonts w:ascii="游ゴシック" w:eastAsia="游ゴシック" w:hAnsi="游ゴシック" w:hint="eastAsia"/>
                 <w:sz w:val="20"/>
               </w:rPr>
-              <w:t>ログ出力、</w:t>
-            </w:r>
-            <w:r>
-              <w:rPr>
-                <w:rFonts w:ascii="游ゴシック" w:eastAsia="游ゴシック" w:hAnsi="游ゴシック" w:hint="eastAsia"/>
-                <w:sz w:val="20"/>
-              </w:rPr>
-              <w:t>引数“202509”で実行</w:t>
+              <w:t>有効な料金情報の境界値チェック、引数を</w:t>
+            </w:r>
+            <w:r>
+              <w:rPr>
+                <w:rFonts w:ascii="游ゴシック" w:eastAsia="游ゴシック" w:hAnsi="游ゴシック"/>
+                <w:sz w:val="20"/>
+              </w:rPr>
+              <w:t>”202509”</w:t>
+            </w:r>
+            <w:r>
+              <w:rPr>
+                <w:rFonts w:ascii="游ゴシック" w:eastAsia="游ゴシック" w:hAnsi="游ゴシック" w:hint="eastAsia"/>
+                <w:sz w:val="20"/>
+              </w:rPr>
+              <w:t>としたとき</w:t>
             </w:r>
           </w:p>
         </w:tc>
@@ -7018,41 +6988,37 @@
           <w:p>
             <w:pPr>
               <w:rPr>
-                <w:rFonts w:ascii="游ゴシック" w:eastAsia="游ゴシック" w:hAnsi="游ゴシック"/>
-                <w:sz w:val="20"/>
-              </w:rPr>
-            </w:pPr>
-            <w:r>
-              <w:rPr>
-                <w:rFonts w:ascii="游ゴシック" w:eastAsia="游ゴシック" w:hAnsi="游ゴシック" w:hint="eastAsia"/>
-                <w:color w:val="000000"/>
-                <w:sz w:val="20"/>
-              </w:rPr>
-              <w:t>202</w:t>
-            </w:r>
-            <w:r>
-              <w:rPr>
-                <w:rFonts w:ascii="游ゴシック" w:eastAsia="游ゴシック" w:hAnsi="游ゴシック"/>
-                <w:color w:val="000000"/>
-                <w:sz w:val="20"/>
-              </w:rPr>
-              <w:t>5</w:t>
-            </w:r>
-            <w:r>
-              <w:rPr>
-                <w:rFonts w:ascii="游ゴシック" w:eastAsia="游ゴシック" w:hAnsi="游ゴシック" w:hint="eastAsia"/>
-                <w:color w:val="000000"/>
-                <w:sz w:val="20"/>
-              </w:rPr>
-              <w:t>年09月分の請求情報を確認しています。</w:t>
-            </w:r>
-            <w:r>
-              <w:rPr>
-                <w:rFonts w:ascii="游ゴシック" w:eastAsia="游ゴシック" w:hAnsi="游ゴシック" w:hint="eastAsia"/>
-                <w:color w:val="000000"/>
-                <w:sz w:val="20"/>
-              </w:rPr>
-              <w:t>と表示される</w:t>
+                <w:rFonts w:ascii="游ゴシック" w:eastAsia="游ゴシック" w:hAnsi="游ゴシック" w:hint="eastAsia"/>
+                <w:sz w:val="20"/>
+              </w:rPr>
+            </w:pPr>
+            <w:r>
+              <w:rPr>
+                <w:rFonts w:ascii="游ゴシック" w:eastAsia="游ゴシック" w:hAnsi="游ゴシック"/>
+                <w:sz w:val="20"/>
+              </w:rPr>
+              <w:t>開始日2025/08/01終了日2025/09/30 の</w:t>
+            </w:r>
+            <w:r>
+              <w:rPr>
+                <w:rFonts w:ascii="游ゴシック" w:eastAsia="游ゴシック" w:hAnsi="游ゴシック" w:hint="eastAsia"/>
+                <w:sz w:val="20"/>
+              </w:rPr>
+              <w:t>料金</w:t>
+            </w:r>
+            <w:r>
+              <w:rPr>
+                <w:rFonts w:ascii="游ゴシック" w:eastAsia="游ゴシック" w:hAnsi="游ゴシック"/>
+                <w:sz w:val="20"/>
+              </w:rPr>
+              <w:t>情報</w:t>
+            </w:r>
+            <w:r>
+              <w:rPr>
+                <w:rFonts w:ascii="游ゴシック" w:eastAsia="游ゴシック" w:hAnsi="游ゴシック" w:hint="eastAsia"/>
+                <w:sz w:val="20"/>
+              </w:rPr>
+              <w:t>が「請求データ」テーブルに登録される</w:t>
             </w:r>
           </w:p>
         </w:tc>
@@ -7168,51 +7134,31 @@
             </w:pPr>
             <w:r>
               <w:rPr>
-                <w:rFonts w:ascii="游ゴシック" w:eastAsia="游ゴシック" w:hAnsi="游ゴシック" w:hint="eastAsia"/>
-                <w:color w:val="000000"/>
-                <w:sz w:val="20"/>
-              </w:rPr>
-              <w:t>データ</w:t>
-            </w:r>
-            <w:r>
-              <w:rPr>
-                <w:rFonts w:ascii="游ゴシック" w:eastAsia="游ゴシック" w:hAnsi="游ゴシック" w:hint="eastAsia"/>
-                <w:color w:val="000000"/>
-                <w:sz w:val="20"/>
-              </w:rPr>
-              <w:t>ー</w:t>
-            </w:r>
-            <w:r>
-              <w:rPr>
-                <w:rFonts w:ascii="游ゴシック" w:eastAsia="游ゴシック" w:hAnsi="游ゴシック" w:hint="eastAsia"/>
-                <w:color w:val="000000"/>
-                <w:sz w:val="20"/>
-              </w:rPr>
-              <w:t>ベースから20</w:t>
-            </w:r>
-            <w:r>
-              <w:rPr>
-                <w:rFonts w:ascii="游ゴシック" w:eastAsia="游ゴシック" w:hAnsi="游ゴシック"/>
-                <w:color w:val="000000"/>
-                <w:sz w:val="20"/>
-              </w:rPr>
-              <w:t>25</w:t>
-            </w:r>
-            <w:r>
-              <w:rPr>
-                <w:rFonts w:ascii="游ゴシック" w:eastAsia="游ゴシック" w:hAnsi="游ゴシック" w:hint="eastAsia"/>
-                <w:color w:val="000000"/>
-                <w:sz w:val="20"/>
-              </w:rPr>
-              <w:t>年09月分の未確定請求情報を削除しました。</w:t>
-            </w:r>
-            <w:r>
-              <w:rPr>
-                <w:rFonts w:ascii="游ゴシック" w:eastAsia="游ゴシック" w:hAnsi="游ゴシック" w:hint="eastAsia"/>
-                <w:color w:val="000000"/>
-                <w:sz w:val="20"/>
-              </w:rPr>
-              <w:t>と表示される</w:t>
+                <w:rFonts w:ascii="游ゴシック" w:eastAsia="游ゴシック" w:hAnsi="游ゴシック"/>
+                <w:sz w:val="20"/>
+              </w:rPr>
+              <w:t>開始日2025/09/01、終了日2025/09/30 の</w:t>
+            </w:r>
+            <w:r>
+              <w:rPr>
+                <w:rFonts w:ascii="游ゴシック" w:eastAsia="游ゴシック" w:hAnsi="游ゴシック" w:hint="eastAsia"/>
+                <w:sz w:val="20"/>
+              </w:rPr>
+              <w:t>料金</w:t>
+            </w:r>
+            <w:r>
+              <w:rPr>
+                <w:rFonts w:ascii="游ゴシック" w:eastAsia="游ゴシック" w:hAnsi="游ゴシック"/>
+                <w:sz w:val="20"/>
+              </w:rPr>
+              <w:t>情報</w:t>
+            </w:r>
+            <w:r>
+              <w:rPr>
+                <w:rFonts w:ascii="游ゴシック" w:eastAsia="游ゴシック" w:hAnsi="游ゴシック" w:hint="eastAsia"/>
+                <w:sz w:val="20"/>
+              </w:rPr>
+              <w:t>が「請求データ」テーブルに登録される</w:t>
             </w:r>
           </w:p>
         </w:tc>
@@ -7328,35 +7274,31 @@
             </w:pPr>
             <w:r>
               <w:rPr>
-                <w:rFonts w:ascii="游ゴシック" w:eastAsia="游ゴシック" w:hAnsi="游ゴシック" w:hint="eastAsia"/>
-                <w:color w:val="000000"/>
-                <w:sz w:val="20"/>
-              </w:rPr>
-              <w:t>202</w:t>
-            </w:r>
-            <w:r>
-              <w:rPr>
-                <w:rFonts w:ascii="游ゴシック" w:eastAsia="游ゴシック" w:hAnsi="游ゴシック"/>
-                <w:color w:val="000000"/>
-                <w:sz w:val="20"/>
-              </w:rPr>
-              <w:t>5</w:t>
-            </w:r>
-            <w:r>
-              <w:rPr>
-                <w:rFonts w:ascii="游ゴシック" w:eastAsia="游ゴシック" w:hAnsi="游ゴシック" w:hint="eastAsia"/>
-                <w:color w:val="000000"/>
-                <w:sz w:val="20"/>
-              </w:rPr>
-              <w:t>年09月分の請求ステータス情報を追加しています</w:t>
-            </w:r>
-            <w:r>
-              <w:rPr>
-                <w:rFonts w:ascii="游ゴシック" w:eastAsia="游ゴシック" w:hAnsi="游ゴシック" w:hint="eastAsia"/>
-                <w:color w:val="000000"/>
-                <w:sz w:val="20"/>
-              </w:rPr>
-              <w:t>。と表示される</w:t>
+                <w:rFonts w:ascii="游ゴシック" w:eastAsia="游ゴシック" w:hAnsi="游ゴシック"/>
+                <w:sz w:val="20"/>
+              </w:rPr>
+              <w:t>開始日2025/09/30、終了日2025/10/31 の</w:t>
+            </w:r>
+            <w:r>
+              <w:rPr>
+                <w:rFonts w:ascii="游ゴシック" w:eastAsia="游ゴシック" w:hAnsi="游ゴシック" w:hint="eastAsia"/>
+                <w:sz w:val="20"/>
+              </w:rPr>
+              <w:t>料金</w:t>
+            </w:r>
+            <w:r>
+              <w:rPr>
+                <w:rFonts w:ascii="游ゴシック" w:eastAsia="游ゴシック" w:hAnsi="游ゴシック"/>
+                <w:sz w:val="20"/>
+              </w:rPr>
+              <w:t>情報</w:t>
+            </w:r>
+            <w:r>
+              <w:rPr>
+                <w:rFonts w:ascii="游ゴシック" w:eastAsia="游ゴシック" w:hAnsi="游ゴシック" w:hint="eastAsia"/>
+                <w:sz w:val="20"/>
+              </w:rPr>
+              <w:t>が「請求データ」テーブルに登録される</w:t>
             </w:r>
           </w:p>
         </w:tc>
@@ -7467,49 +7409,36 @@
             <w:pPr>
               <w:rPr>
                 <w:rFonts w:ascii="游ゴシック" w:eastAsia="游ゴシック" w:hAnsi="游ゴシック"/>
-                <w:color w:val="000000"/>
-                <w:sz w:val="20"/>
-              </w:rPr>
-            </w:pPr>
-            <w:r>
-              <w:rPr>
-                <w:rFonts w:ascii="游ゴシック" w:eastAsia="游ゴシック" w:hAnsi="游ゴシック"/>
-                <w:color w:val="000000"/>
-                <w:sz w:val="20"/>
-              </w:rPr>
-              <w:t>(</w:t>
-            </w:r>
-            <w:r>
-              <w:rPr>
-                <w:rFonts w:ascii="游ゴシック" w:eastAsia="游ゴシック" w:hAnsi="游ゴシック" w:hint="eastAsia"/>
-                <w:color w:val="000000"/>
-                <w:sz w:val="20"/>
-              </w:rPr>
-              <w:t>請求データ状況</w:t>
-            </w:r>
-            <w:r>
-              <w:rPr>
-                <w:rFonts w:ascii="游ゴシック" w:eastAsia="游ゴシック" w:hAnsi="游ゴシック"/>
-                <w:color w:val="000000"/>
-                <w:sz w:val="20"/>
-              </w:rPr>
-              <w:t>)</w:t>
-            </w:r>
-            <w:r>
-              <w:rPr>
-                <w:rFonts w:ascii="游ゴシック" w:eastAsia="游ゴシック" w:hAnsi="游ゴシック" w:hint="eastAsia"/>
-                <w:color w:val="000000"/>
-                <w:sz w:val="20"/>
-              </w:rPr>
-              <w:t>1件追加しました。</w:t>
-            </w:r>
-            <w:r>
-              <w:rPr>
-                <w:rFonts w:ascii="游ゴシック" w:eastAsia="游ゴシック" w:hAnsi="游ゴシック" w:hint="eastAsia"/>
-                <w:color w:val="000000"/>
-                <w:sz w:val="20"/>
-              </w:rPr>
-              <w:t>と表示される。</w:t>
+                <w:sz w:val="20"/>
+              </w:rPr>
+            </w:pPr>
+            <w:r>
+              <w:rPr>
+                <w:rFonts w:ascii="游ゴシック" w:eastAsia="游ゴシック" w:hAnsi="游ゴシック"/>
+                <w:sz w:val="20"/>
+              </w:rPr>
+              <w:t>開始日2025/10/01、終了日2025/10/31 の</w:t>
+            </w:r>
+            <w:r>
+              <w:rPr>
+                <w:rFonts w:ascii="游ゴシック" w:eastAsia="游ゴシック" w:hAnsi="游ゴシック" w:hint="eastAsia"/>
+                <w:sz w:val="20"/>
+              </w:rPr>
+              <w:t>料金</w:t>
+            </w:r>
+            <w:r>
+              <w:rPr>
+                <w:rFonts w:ascii="游ゴシック" w:eastAsia="游ゴシック" w:hAnsi="游ゴシック"/>
+                <w:sz w:val="20"/>
+              </w:rPr>
+              <w:t>情報</w:t>
+            </w:r>
+            <w:r>
+              <w:rPr>
+                <w:rFonts w:ascii="游ゴシック" w:eastAsia="游ゴシック" w:hAnsi="游ゴシック" w:hint="eastAsia"/>
+                <w:sz w:val="20"/>
+              </w:rPr>
+              <w:t>が「請求データ」テーブルに登録されない</w:t>
             </w:r>
           </w:p>
         </w:tc>
@@ -7581,10 +7510,17 @@
             </w:pPr>
             <w:r>
               <w:rPr>
-                <w:rFonts w:ascii="游ゴシック" w:eastAsia="游ゴシック" w:hAnsi="游ゴシック"/>
-                <w:sz w:val="20"/>
-              </w:rPr>
-              <w:t>50</w:t>
+                <w:rFonts w:ascii="游ゴシック" w:eastAsia="游ゴシック" w:hAnsi="游ゴシック" w:hint="eastAsia"/>
+                <w:sz w:val="20"/>
+              </w:rPr>
+              <w:t>5</w:t>
+            </w:r>
+            <w:r>
+              <w:rPr>
+                <w:rFonts w:ascii="游ゴシック" w:eastAsia="游ゴシック" w:hAnsi="游ゴシック"/>
+                <w:sz w:val="20"/>
+              </w:rPr>
+              <w:t>0</w:t>
             </w:r>
           </w:p>
         </w:tc>
@@ -7613,50 +7549,36 @@
             <w:pPr>
               <w:rPr>
                 <w:rFonts w:ascii="游ゴシック" w:eastAsia="游ゴシック" w:hAnsi="游ゴシック"/>
-                <w:color w:val="000000"/>
-                <w:sz w:val="20"/>
-              </w:rPr>
-            </w:pPr>
-            <w:r>
-              <w:rPr>
-                <w:rFonts w:ascii="游ゴシック" w:eastAsia="游ゴシック" w:hAnsi="游ゴシック" w:hint="eastAsia"/>
-                <w:color w:val="000000"/>
-                <w:sz w:val="20"/>
-              </w:rPr>
-              <w:t>202</w:t>
-            </w:r>
-            <w:r>
-              <w:rPr>
-                <w:rFonts w:ascii="游ゴシック" w:eastAsia="游ゴシック" w:hAnsi="游ゴシック"/>
-                <w:color w:val="000000"/>
-                <w:sz w:val="20"/>
-              </w:rPr>
-              <w:t>5</w:t>
-            </w:r>
-            <w:r>
-              <w:rPr>
-                <w:rFonts w:ascii="游ゴシック" w:eastAsia="游ゴシック" w:hAnsi="游ゴシック" w:hint="eastAsia"/>
-                <w:color w:val="000000"/>
-                <w:sz w:val="20"/>
-              </w:rPr>
-              <w:t>年09月分の請求データ情報を追加しています。</w:t>
-            </w:r>
-          </w:p>
-          <w:p>
-            <w:pPr>
-              <w:rPr>
-                <w:rFonts w:ascii="游ゴシック" w:eastAsia="游ゴシック" w:hAnsi="游ゴシック"/>
-                <w:color w:val="000000"/>
-                <w:sz w:val="20"/>
-              </w:rPr>
-            </w:pPr>
-            <w:r>
-              <w:rPr>
-                <w:rFonts w:ascii="游ゴシック" w:eastAsia="游ゴシック" w:hAnsi="游ゴシック" w:hint="eastAsia"/>
-                <w:color w:val="000000"/>
-                <w:sz w:val="20"/>
-              </w:rPr>
-              <w:t>と表示される</w:t>
+                <w:sz w:val="20"/>
+              </w:rPr>
+            </w:pPr>
+            <w:r>
+              <w:rPr>
+                <w:rFonts w:ascii="游ゴシック" w:eastAsia="游ゴシック" w:hAnsi="游ゴシック"/>
+                <w:sz w:val="20"/>
+              </w:rPr>
+              <w:t>開始日2025/08/01、終了日2025/10/31 の</w:t>
+            </w:r>
+            <w:r>
+              <w:rPr>
+                <w:rFonts w:ascii="游ゴシック" w:eastAsia="游ゴシック" w:hAnsi="游ゴシック" w:hint="eastAsia"/>
+                <w:sz w:val="20"/>
+              </w:rPr>
+              <w:t>料金</w:t>
+            </w:r>
+            <w:r>
+              <w:rPr>
+                <w:rFonts w:ascii="游ゴシック" w:eastAsia="游ゴシック" w:hAnsi="游ゴシック"/>
+                <w:sz w:val="20"/>
+              </w:rPr>
+              <w:t>情報</w:t>
+            </w:r>
+            <w:r>
+              <w:rPr>
+                <w:rFonts w:ascii="游ゴシック" w:eastAsia="游ゴシック" w:hAnsi="游ゴシック" w:hint="eastAsia"/>
+                <w:sz w:val="20"/>
+              </w:rPr>
+              <w:t>が「請求データ」テーブルに登録される</w:t>
             </w:r>
           </w:p>
         </w:tc>
@@ -7722,7 +7644,7 @@
               <w:snapToGrid w:val="0"/>
               <w:jc w:val="center"/>
               <w:rPr>
-                <w:rFonts w:ascii="游ゴシック" w:eastAsia="游ゴシック" w:hAnsi="游ゴシック"/>
+                <w:rFonts w:ascii="游ゴシック" w:eastAsia="游ゴシック" w:hAnsi="游ゴシック" w:hint="eastAsia"/>
                 <w:sz w:val="20"/>
               </w:rPr>
             </w:pPr>
@@ -7766,58 +7688,51 @@
           <w:p>
             <w:pPr>
               <w:rPr>
-                <w:rFonts w:ascii="游ゴシック" w:eastAsia="游ゴシック" w:hAnsi="游ゴシック"/>
-                <w:color w:val="000000"/>
-                <w:sz w:val="20"/>
-              </w:rPr>
-            </w:pPr>
-            <w:r>
-              <w:rPr>
-                <w:rFonts w:ascii="游ゴシック" w:eastAsia="游ゴシック" w:hAnsi="游ゴシック" w:hint="eastAsia"/>
-                <w:color w:val="000000"/>
-                <w:sz w:val="20"/>
-              </w:rPr>
-              <w:t>(請求データ</w:t>
-            </w:r>
-            <w:r>
-              <w:rPr>
-                <w:rFonts w:ascii="游ゴシック" w:eastAsia="游ゴシック" w:hAnsi="游ゴシック"/>
-                <w:color w:val="000000"/>
-                <w:sz w:val="20"/>
-              </w:rPr>
-              <w:t>)</w:t>
-            </w:r>
-            <w:r>
-              <w:rPr>
-                <w:rFonts w:ascii="游ゴシック" w:eastAsia="游ゴシック" w:hAnsi="游ゴシック" w:hint="eastAsia"/>
-                <w:color w:val="000000"/>
-                <w:sz w:val="20"/>
-              </w:rPr>
-              <w:t>1</w:t>
-            </w:r>
-            <w:r>
-              <w:rPr>
-                <w:rFonts w:ascii="游ゴシック" w:eastAsia="游ゴシック" w:hAnsi="游ゴシック"/>
-                <w:color w:val="000000"/>
-                <w:sz w:val="20"/>
-              </w:rPr>
-              <w:t>6</w:t>
-            </w:r>
-            <w:r>
-              <w:rPr>
-                <w:rFonts w:ascii="游ゴシック" w:eastAsia="游ゴシック" w:hAnsi="游ゴシック" w:hint="eastAsia"/>
-                <w:color w:val="000000"/>
-                <w:sz w:val="20"/>
-              </w:rPr>
-              <w:t>件追加しました。</w:t>
-            </w:r>
-            <w:r>
-              <w:rPr>
-                <w:rFonts w:ascii="游ゴシック" w:eastAsia="游ゴシック" w:hAnsi="游ゴシック" w:hint="eastAsia"/>
-                <w:color w:val="000000"/>
-                <w:sz w:val="20"/>
-              </w:rPr>
-              <w:t>と表示される</w:t>
+                <w:rFonts w:ascii="游ゴシック" w:eastAsia="游ゴシック" w:hAnsi="游ゴシック" w:hint="eastAsia"/>
+                <w:sz w:val="20"/>
+              </w:rPr>
+            </w:pPr>
+            <w:r>
+              <w:rPr>
+                <w:rFonts w:ascii="游ゴシック" w:eastAsia="游ゴシック" w:hAnsi="游ゴシック"/>
+                <w:sz w:val="20"/>
+              </w:rPr>
+              <w:t>開始日2025/08/01、終了日 NULL  の</w:t>
+            </w:r>
+            <w:r>
+              <w:rPr>
+                <w:rFonts w:ascii="游ゴシック" w:eastAsia="游ゴシック" w:hAnsi="游ゴシック" w:hint="eastAsia"/>
+                <w:sz w:val="20"/>
+              </w:rPr>
+              <w:t>料金</w:t>
+            </w:r>
+            <w:r>
+              <w:rPr>
+                <w:rFonts w:ascii="游ゴシック" w:eastAsia="游ゴシック" w:hAnsi="游ゴシック"/>
+                <w:sz w:val="20"/>
+              </w:rPr>
+              <w:t>情報</w:t>
+            </w:r>
+            <w:r>
+              <w:rPr>
+                <w:rFonts w:ascii="游ゴシック" w:eastAsia="游ゴシック" w:hAnsi="游ゴシック" w:hint="eastAsia"/>
+                <w:sz w:val="20"/>
+              </w:rPr>
+              <w:t>が</w:t>
+            </w:r>
+            <w:r>
+              <w:rPr>
+                <w:rFonts w:ascii="游ゴシック" w:eastAsia="游ゴシック" w:hAnsi="游ゴシック"/>
+                <w:sz w:val="20"/>
+              </w:rPr>
+              <w:t xml:space="preserve"> </w:t>
+            </w:r>
+            <w:r>
+              <w:rPr>
+                <w:rFonts w:ascii="游ゴシック" w:eastAsia="游ゴシック" w:hAnsi="游ゴシック" w:hint="eastAsia"/>
+                <w:sz w:val="20"/>
+              </w:rPr>
+              <w:t>「請求データ」テーブルに登録される</w:t>
             </w:r>
           </w:p>
         </w:tc>
@@ -7883,7 +7798,7 @@
               <w:snapToGrid w:val="0"/>
               <w:jc w:val="center"/>
               <w:rPr>
-                <w:rFonts w:ascii="游ゴシック" w:eastAsia="游ゴシック" w:hAnsi="游ゴシック"/>
+                <w:rFonts w:ascii="游ゴシック" w:eastAsia="游ゴシック" w:hAnsi="游ゴシック" w:hint="eastAsia"/>
                 <w:sz w:val="20"/>
               </w:rPr>
             </w:pPr>
@@ -7933,35 +7848,31 @@
             </w:pPr>
             <w:r>
               <w:rPr>
-                <w:rFonts w:ascii="游ゴシック" w:eastAsia="游ゴシック" w:hAnsi="游ゴシック" w:hint="eastAsia"/>
-                <w:color w:val="000000"/>
-                <w:sz w:val="20"/>
-              </w:rPr>
-              <w:t>202</w:t>
-            </w:r>
-            <w:r>
-              <w:rPr>
-                <w:rFonts w:ascii="游ゴシック" w:eastAsia="游ゴシック" w:hAnsi="游ゴシック"/>
-                <w:color w:val="000000"/>
-                <w:sz w:val="20"/>
-              </w:rPr>
-              <w:t>5</w:t>
-            </w:r>
-            <w:r>
-              <w:rPr>
-                <w:rFonts w:ascii="游ゴシック" w:eastAsia="游ゴシック" w:hAnsi="游ゴシック" w:hint="eastAsia"/>
-                <w:color w:val="000000"/>
-                <w:sz w:val="20"/>
-              </w:rPr>
-              <w:t>年09月分の請求明細データ情報を追加しています。</w:t>
-            </w:r>
-            <w:r>
-              <w:rPr>
-                <w:rFonts w:ascii="游ゴシック" w:eastAsia="游ゴシック" w:hAnsi="游ゴシック" w:hint="eastAsia"/>
-                <w:color w:val="000000"/>
-                <w:sz w:val="20"/>
-              </w:rPr>
-              <w:t>と表示される</w:t>
+                <w:rFonts w:ascii="游ゴシック" w:eastAsia="游ゴシック" w:hAnsi="游ゴシック"/>
+                <w:sz w:val="20"/>
+              </w:rPr>
+              <w:t>開始日2025/08/01終了日2025/09/30 の</w:t>
+            </w:r>
+            <w:r>
+              <w:rPr>
+                <w:rFonts w:ascii="游ゴシック" w:eastAsia="游ゴシック" w:hAnsi="游ゴシック" w:hint="eastAsia"/>
+                <w:sz w:val="20"/>
+              </w:rPr>
+              <w:t>料金</w:t>
+            </w:r>
+            <w:r>
+              <w:rPr>
+                <w:rFonts w:ascii="游ゴシック" w:eastAsia="游ゴシック" w:hAnsi="游ゴシック"/>
+                <w:sz w:val="20"/>
+              </w:rPr>
+              <w:t>情報</w:t>
+            </w:r>
+            <w:r>
+              <w:rPr>
+                <w:rFonts w:ascii="游ゴシック" w:eastAsia="游ゴシック" w:hAnsi="游ゴシック" w:hint="eastAsia"/>
+                <w:sz w:val="20"/>
+              </w:rPr>
+              <w:t>が「請求明細データ」テーブルに登録される</w:t>
             </w:r>
           </w:p>
         </w:tc>
@@ -8027,7 +7938,7 @@
               <w:snapToGrid w:val="0"/>
               <w:jc w:val="center"/>
               <w:rPr>
-                <w:rFonts w:ascii="游ゴシック" w:eastAsia="游ゴシック" w:hAnsi="游ゴシック"/>
+                <w:rFonts w:ascii="游ゴシック" w:eastAsia="游ゴシック" w:hAnsi="游ゴシック" w:hint="eastAsia"/>
                 <w:sz w:val="20"/>
               </w:rPr>
             </w:pPr>
@@ -8072,40 +7983,1855 @@
             <w:pPr>
               <w:rPr>
                 <w:rFonts w:ascii="游ゴシック" w:eastAsia="游ゴシック" w:hAnsi="游ゴシック"/>
+                <w:sz w:val="20"/>
+              </w:rPr>
+            </w:pPr>
+            <w:r>
+              <w:rPr>
+                <w:rFonts w:ascii="游ゴシック" w:eastAsia="游ゴシック" w:hAnsi="游ゴシック"/>
+                <w:sz w:val="20"/>
+              </w:rPr>
+              <w:t>開始日2025/09/01、終了日2025/09/30 の</w:t>
+            </w:r>
+            <w:r>
+              <w:rPr>
+                <w:rFonts w:ascii="游ゴシック" w:eastAsia="游ゴシック" w:hAnsi="游ゴシック" w:hint="eastAsia"/>
+                <w:sz w:val="20"/>
+              </w:rPr>
+              <w:t>料金</w:t>
+            </w:r>
+            <w:r>
+              <w:rPr>
+                <w:rFonts w:ascii="游ゴシック" w:eastAsia="游ゴシック" w:hAnsi="游ゴシック"/>
+                <w:sz w:val="20"/>
+              </w:rPr>
+              <w:t>情報</w:t>
+            </w:r>
+            <w:r>
+              <w:rPr>
+                <w:rFonts w:ascii="游ゴシック" w:eastAsia="游ゴシック" w:hAnsi="游ゴシック" w:hint="eastAsia"/>
+                <w:sz w:val="20"/>
+              </w:rPr>
+              <w:t>が「請求明細データ」テーブルに登録される</w:t>
+            </w:r>
+          </w:p>
+        </w:tc>
+        <w:tc>
+          <w:tcPr>
+            <w:tcW w:w="1050" w:type="dxa"/>
+            <w:vAlign w:val="center"/>
+          </w:tcPr>
+          <w:p>
+            <w:pPr>
+              <w:snapToGrid w:val="0"/>
+              <w:jc w:val="center"/>
+              <w:rPr>
+                <w:rFonts w:ascii="游ゴシック" w:eastAsia="游ゴシック" w:hAnsi="游ゴシック"/>
+                <w:sz w:val="20"/>
+              </w:rPr>
+            </w:pPr>
+          </w:p>
+        </w:tc>
+        <w:tc>
+          <w:tcPr>
+            <w:tcW w:w="945" w:type="dxa"/>
+            <w:vAlign w:val="center"/>
+          </w:tcPr>
+          <w:p>
+            <w:pPr>
+              <w:snapToGrid w:val="0"/>
+              <w:jc w:val="center"/>
+              <w:rPr>
+                <w:rFonts w:ascii="游ゴシック" w:eastAsia="游ゴシック" w:hAnsi="游ゴシック"/>
+                <w:sz w:val="20"/>
+              </w:rPr>
+            </w:pPr>
+          </w:p>
+        </w:tc>
+        <w:tc>
+          <w:tcPr>
+            <w:tcW w:w="2310" w:type="dxa"/>
+            <w:vAlign w:val="center"/>
+          </w:tcPr>
+          <w:p>
+            <w:pPr>
+              <w:snapToGrid w:val="0"/>
+              <w:rPr>
+                <w:rFonts w:ascii="游ゴシック" w:eastAsia="游ゴシック" w:hAnsi="游ゴシック"/>
+                <w:sz w:val="20"/>
+              </w:rPr>
+            </w:pPr>
+          </w:p>
+        </w:tc>
+      </w:tr>
+      <w:tr>
+        <w:trPr>
+          <w:trHeight w:val="567"/>
+        </w:trPr>
+        <w:tc>
+          <w:tcPr>
+            <w:tcW w:w="1050" w:type="dxa"/>
+            <w:vAlign w:val="center"/>
+          </w:tcPr>
+          <w:p>
+            <w:pPr>
+              <w:snapToGrid w:val="0"/>
+              <w:jc w:val="center"/>
+              <w:rPr>
+                <w:rFonts w:ascii="游ゴシック" w:eastAsia="游ゴシック" w:hAnsi="游ゴシック" w:hint="eastAsia"/>
+                <w:sz w:val="20"/>
+              </w:rPr>
+            </w:pPr>
+            <w:r>
+              <w:rPr>
+                <w:rFonts w:ascii="游ゴシック" w:eastAsia="游ゴシック" w:hAnsi="游ゴシック" w:hint="eastAsia"/>
+                <w:sz w:val="20"/>
+              </w:rPr>
+              <w:t>5</w:t>
+            </w:r>
+            <w:r>
+              <w:rPr>
+                <w:rFonts w:ascii="游ゴシック" w:eastAsia="游ゴシック" w:hAnsi="游ゴシック"/>
+                <w:sz w:val="20"/>
+              </w:rPr>
+              <w:t>4</w:t>
+            </w:r>
+          </w:p>
+        </w:tc>
+        <w:tc>
+          <w:tcPr>
+            <w:tcW w:w="5355" w:type="dxa"/>
+            <w:vMerge/>
+            <w:vAlign w:val="center"/>
+          </w:tcPr>
+          <w:p>
+            <w:pPr>
+              <w:snapToGrid w:val="0"/>
+              <w:rPr>
+                <w:rFonts w:ascii="游ゴシック" w:eastAsia="游ゴシック" w:hAnsi="游ゴシック"/>
+                <w:sz w:val="20"/>
+              </w:rPr>
+            </w:pPr>
+          </w:p>
+        </w:tc>
+        <w:tc>
+          <w:tcPr>
+            <w:tcW w:w="4935" w:type="dxa"/>
+            <w:vAlign w:val="center"/>
+          </w:tcPr>
+          <w:p>
+            <w:pPr>
+              <w:rPr>
+                <w:rFonts w:ascii="游ゴシック" w:eastAsia="游ゴシック" w:hAnsi="游ゴシック"/>
+                <w:sz w:val="20"/>
+              </w:rPr>
+            </w:pPr>
+            <w:r>
+              <w:rPr>
+                <w:rFonts w:ascii="游ゴシック" w:eastAsia="游ゴシック" w:hAnsi="游ゴシック"/>
+                <w:sz w:val="20"/>
+              </w:rPr>
+              <w:t>開始日2025/09/30、終了日2025/10/31 の</w:t>
+            </w:r>
+            <w:r>
+              <w:rPr>
+                <w:rFonts w:ascii="游ゴシック" w:eastAsia="游ゴシック" w:hAnsi="游ゴシック" w:hint="eastAsia"/>
+                <w:sz w:val="20"/>
+              </w:rPr>
+              <w:t>料金</w:t>
+            </w:r>
+            <w:r>
+              <w:rPr>
+                <w:rFonts w:ascii="游ゴシック" w:eastAsia="游ゴシック" w:hAnsi="游ゴシック"/>
+                <w:sz w:val="20"/>
+              </w:rPr>
+              <w:t>情報</w:t>
+            </w:r>
+            <w:r>
+              <w:rPr>
+                <w:rFonts w:ascii="游ゴシック" w:eastAsia="游ゴシック" w:hAnsi="游ゴシック" w:hint="eastAsia"/>
+                <w:sz w:val="20"/>
+              </w:rPr>
+              <w:t>が「請求明細データ」テーブルに登録される</w:t>
+            </w:r>
+          </w:p>
+        </w:tc>
+        <w:tc>
+          <w:tcPr>
+            <w:tcW w:w="1050" w:type="dxa"/>
+            <w:vAlign w:val="center"/>
+          </w:tcPr>
+          <w:p>
+            <w:pPr>
+              <w:snapToGrid w:val="0"/>
+              <w:jc w:val="center"/>
+              <w:rPr>
+                <w:rFonts w:ascii="游ゴシック" w:eastAsia="游ゴシック" w:hAnsi="游ゴシック"/>
+                <w:sz w:val="20"/>
+              </w:rPr>
+            </w:pPr>
+          </w:p>
+        </w:tc>
+        <w:tc>
+          <w:tcPr>
+            <w:tcW w:w="945" w:type="dxa"/>
+            <w:vAlign w:val="center"/>
+          </w:tcPr>
+          <w:p>
+            <w:pPr>
+              <w:snapToGrid w:val="0"/>
+              <w:jc w:val="center"/>
+              <w:rPr>
+                <w:rFonts w:ascii="游ゴシック" w:eastAsia="游ゴシック" w:hAnsi="游ゴシック"/>
+                <w:sz w:val="20"/>
+              </w:rPr>
+            </w:pPr>
+          </w:p>
+        </w:tc>
+        <w:tc>
+          <w:tcPr>
+            <w:tcW w:w="2310" w:type="dxa"/>
+            <w:vAlign w:val="center"/>
+          </w:tcPr>
+          <w:p>
+            <w:pPr>
+              <w:snapToGrid w:val="0"/>
+              <w:rPr>
+                <w:rFonts w:ascii="游ゴシック" w:eastAsia="游ゴシック" w:hAnsi="游ゴシック"/>
+                <w:sz w:val="20"/>
+              </w:rPr>
+            </w:pPr>
+          </w:p>
+        </w:tc>
+      </w:tr>
+      <w:tr>
+        <w:trPr>
+          <w:trHeight w:val="567"/>
+        </w:trPr>
+        <w:tc>
+          <w:tcPr>
+            <w:tcW w:w="1050" w:type="dxa"/>
+            <w:vAlign w:val="center"/>
+          </w:tcPr>
+          <w:p>
+            <w:pPr>
+              <w:snapToGrid w:val="0"/>
+              <w:jc w:val="center"/>
+              <w:rPr>
+                <w:rFonts w:ascii="游ゴシック" w:eastAsia="游ゴシック" w:hAnsi="游ゴシック" w:hint="eastAsia"/>
+                <w:sz w:val="20"/>
+              </w:rPr>
+            </w:pPr>
+            <w:r>
+              <w:rPr>
+                <w:rFonts w:ascii="游ゴシック" w:eastAsia="游ゴシック" w:hAnsi="游ゴシック" w:hint="eastAsia"/>
+                <w:sz w:val="20"/>
+              </w:rPr>
+              <w:t>5</w:t>
+            </w:r>
+            <w:r>
+              <w:rPr>
+                <w:rFonts w:ascii="游ゴシック" w:eastAsia="游ゴシック" w:hAnsi="游ゴシック"/>
+                <w:sz w:val="20"/>
+              </w:rPr>
+              <w:t>5</w:t>
+            </w:r>
+          </w:p>
+        </w:tc>
+        <w:tc>
+          <w:tcPr>
+            <w:tcW w:w="5355" w:type="dxa"/>
+            <w:vMerge/>
+            <w:vAlign w:val="center"/>
+          </w:tcPr>
+          <w:p>
+            <w:pPr>
+              <w:snapToGrid w:val="0"/>
+              <w:rPr>
+                <w:rFonts w:ascii="游ゴシック" w:eastAsia="游ゴシック" w:hAnsi="游ゴシック"/>
+                <w:sz w:val="20"/>
+              </w:rPr>
+            </w:pPr>
+          </w:p>
+        </w:tc>
+        <w:tc>
+          <w:tcPr>
+            <w:tcW w:w="4935" w:type="dxa"/>
+            <w:vAlign w:val="center"/>
+          </w:tcPr>
+          <w:p>
+            <w:pPr>
+              <w:rPr>
+                <w:rFonts w:ascii="游ゴシック" w:eastAsia="游ゴシック" w:hAnsi="游ゴシック"/>
+                <w:sz w:val="20"/>
+              </w:rPr>
+            </w:pPr>
+            <w:r>
+              <w:rPr>
+                <w:rFonts w:ascii="游ゴシック" w:eastAsia="游ゴシック" w:hAnsi="游ゴシック"/>
+                <w:sz w:val="20"/>
+              </w:rPr>
+              <w:t>開始日2025/10/01、終了日2025/10/31 の</w:t>
+            </w:r>
+            <w:r>
+              <w:rPr>
+                <w:rFonts w:ascii="游ゴシック" w:eastAsia="游ゴシック" w:hAnsi="游ゴシック" w:hint="eastAsia"/>
+                <w:sz w:val="20"/>
+              </w:rPr>
+              <w:t>料金</w:t>
+            </w:r>
+            <w:r>
+              <w:rPr>
+                <w:rFonts w:ascii="游ゴシック" w:eastAsia="游ゴシック" w:hAnsi="游ゴシック"/>
+                <w:sz w:val="20"/>
+              </w:rPr>
+              <w:t>情報</w:t>
+            </w:r>
+            <w:r>
+              <w:rPr>
+                <w:rFonts w:ascii="游ゴシック" w:eastAsia="游ゴシック" w:hAnsi="游ゴシック" w:hint="eastAsia"/>
+                <w:sz w:val="20"/>
+              </w:rPr>
+              <w:t>が「請求明細データ」テーブルに登録されない</w:t>
+            </w:r>
+          </w:p>
+        </w:tc>
+        <w:tc>
+          <w:tcPr>
+            <w:tcW w:w="1050" w:type="dxa"/>
+            <w:vAlign w:val="center"/>
+          </w:tcPr>
+          <w:p>
+            <w:pPr>
+              <w:snapToGrid w:val="0"/>
+              <w:jc w:val="center"/>
+              <w:rPr>
+                <w:rFonts w:ascii="游ゴシック" w:eastAsia="游ゴシック" w:hAnsi="游ゴシック"/>
+                <w:sz w:val="20"/>
+              </w:rPr>
+            </w:pPr>
+          </w:p>
+        </w:tc>
+        <w:tc>
+          <w:tcPr>
+            <w:tcW w:w="945" w:type="dxa"/>
+            <w:vAlign w:val="center"/>
+          </w:tcPr>
+          <w:p>
+            <w:pPr>
+              <w:snapToGrid w:val="0"/>
+              <w:jc w:val="center"/>
+              <w:rPr>
+                <w:rFonts w:ascii="游ゴシック" w:eastAsia="游ゴシック" w:hAnsi="游ゴシック"/>
+                <w:sz w:val="20"/>
+              </w:rPr>
+            </w:pPr>
+          </w:p>
+        </w:tc>
+        <w:tc>
+          <w:tcPr>
+            <w:tcW w:w="2310" w:type="dxa"/>
+            <w:vAlign w:val="center"/>
+          </w:tcPr>
+          <w:p>
+            <w:pPr>
+              <w:snapToGrid w:val="0"/>
+              <w:rPr>
+                <w:rFonts w:ascii="游ゴシック" w:eastAsia="游ゴシック" w:hAnsi="游ゴシック"/>
+                <w:sz w:val="20"/>
+              </w:rPr>
+            </w:pPr>
+          </w:p>
+        </w:tc>
+      </w:tr>
+      <w:tr>
+        <w:trPr>
+          <w:trHeight w:val="567"/>
+        </w:trPr>
+        <w:tc>
+          <w:tcPr>
+            <w:tcW w:w="1050" w:type="dxa"/>
+            <w:vAlign w:val="center"/>
+          </w:tcPr>
+          <w:p>
+            <w:pPr>
+              <w:snapToGrid w:val="0"/>
+              <w:jc w:val="center"/>
+              <w:rPr>
+                <w:rFonts w:ascii="游ゴシック" w:eastAsia="游ゴシック" w:hAnsi="游ゴシック" w:hint="eastAsia"/>
+                <w:sz w:val="20"/>
+              </w:rPr>
+            </w:pPr>
+            <w:r>
+              <w:rPr>
+                <w:rFonts w:ascii="游ゴシック" w:eastAsia="游ゴシック" w:hAnsi="游ゴシック" w:hint="eastAsia"/>
+                <w:sz w:val="20"/>
+              </w:rPr>
+              <w:lastRenderedPageBreak/>
+              <w:t>5</w:t>
+            </w:r>
+            <w:r>
+              <w:rPr>
+                <w:rFonts w:ascii="游ゴシック" w:eastAsia="游ゴシック" w:hAnsi="游ゴシック"/>
+                <w:sz w:val="20"/>
+              </w:rPr>
+              <w:t>6</w:t>
+            </w:r>
+          </w:p>
+        </w:tc>
+        <w:tc>
+          <w:tcPr>
+            <w:tcW w:w="5355" w:type="dxa"/>
+            <w:vMerge/>
+            <w:vAlign w:val="center"/>
+          </w:tcPr>
+          <w:p>
+            <w:pPr>
+              <w:snapToGrid w:val="0"/>
+              <w:rPr>
+                <w:rFonts w:ascii="游ゴシック" w:eastAsia="游ゴシック" w:hAnsi="游ゴシック"/>
+                <w:sz w:val="20"/>
+              </w:rPr>
+            </w:pPr>
+          </w:p>
+        </w:tc>
+        <w:tc>
+          <w:tcPr>
+            <w:tcW w:w="4935" w:type="dxa"/>
+            <w:vAlign w:val="center"/>
+          </w:tcPr>
+          <w:p>
+            <w:pPr>
+              <w:rPr>
+                <w:rFonts w:ascii="游ゴシック" w:eastAsia="游ゴシック" w:hAnsi="游ゴシック"/>
+                <w:sz w:val="20"/>
+              </w:rPr>
+            </w:pPr>
+            <w:r>
+              <w:rPr>
+                <w:rFonts w:ascii="游ゴシック" w:eastAsia="游ゴシック" w:hAnsi="游ゴシック"/>
+                <w:sz w:val="20"/>
+              </w:rPr>
+              <w:t>開始日2025/08/01、終了日2025/10/31 の</w:t>
+            </w:r>
+            <w:r>
+              <w:rPr>
+                <w:rFonts w:ascii="游ゴシック" w:eastAsia="游ゴシック" w:hAnsi="游ゴシック" w:hint="eastAsia"/>
+                <w:sz w:val="20"/>
+              </w:rPr>
+              <w:t>料金</w:t>
+            </w:r>
+            <w:r>
+              <w:rPr>
+                <w:rFonts w:ascii="游ゴシック" w:eastAsia="游ゴシック" w:hAnsi="游ゴシック"/>
+                <w:sz w:val="20"/>
+              </w:rPr>
+              <w:t>情報</w:t>
+            </w:r>
+            <w:r>
+              <w:rPr>
+                <w:rFonts w:ascii="游ゴシック" w:eastAsia="游ゴシック" w:hAnsi="游ゴシック" w:hint="eastAsia"/>
+                <w:sz w:val="20"/>
+              </w:rPr>
+              <w:t>が「請求明細データ」テーブルに登録される</w:t>
+            </w:r>
+          </w:p>
+        </w:tc>
+        <w:tc>
+          <w:tcPr>
+            <w:tcW w:w="1050" w:type="dxa"/>
+            <w:vAlign w:val="center"/>
+          </w:tcPr>
+          <w:p>
+            <w:pPr>
+              <w:snapToGrid w:val="0"/>
+              <w:jc w:val="center"/>
+              <w:rPr>
+                <w:rFonts w:ascii="游ゴシック" w:eastAsia="游ゴシック" w:hAnsi="游ゴシック"/>
+                <w:sz w:val="20"/>
+              </w:rPr>
+            </w:pPr>
+          </w:p>
+        </w:tc>
+        <w:tc>
+          <w:tcPr>
+            <w:tcW w:w="945" w:type="dxa"/>
+            <w:vAlign w:val="center"/>
+          </w:tcPr>
+          <w:p>
+            <w:pPr>
+              <w:snapToGrid w:val="0"/>
+              <w:jc w:val="center"/>
+              <w:rPr>
+                <w:rFonts w:ascii="游ゴシック" w:eastAsia="游ゴシック" w:hAnsi="游ゴシック"/>
+                <w:sz w:val="20"/>
+              </w:rPr>
+            </w:pPr>
+          </w:p>
+        </w:tc>
+        <w:tc>
+          <w:tcPr>
+            <w:tcW w:w="2310" w:type="dxa"/>
+            <w:vAlign w:val="center"/>
+          </w:tcPr>
+          <w:p>
+            <w:pPr>
+              <w:snapToGrid w:val="0"/>
+              <w:rPr>
+                <w:rFonts w:ascii="游ゴシック" w:eastAsia="游ゴシック" w:hAnsi="游ゴシック"/>
+                <w:sz w:val="20"/>
+              </w:rPr>
+            </w:pPr>
+          </w:p>
+        </w:tc>
+      </w:tr>
+      <w:tr>
+        <w:trPr>
+          <w:trHeight w:val="567"/>
+        </w:trPr>
+        <w:tc>
+          <w:tcPr>
+            <w:tcW w:w="1050" w:type="dxa"/>
+            <w:vAlign w:val="center"/>
+          </w:tcPr>
+          <w:p>
+            <w:pPr>
+              <w:snapToGrid w:val="0"/>
+              <w:jc w:val="center"/>
+              <w:rPr>
+                <w:rFonts w:ascii="游ゴシック" w:eastAsia="游ゴシック" w:hAnsi="游ゴシック" w:hint="eastAsia"/>
+                <w:sz w:val="20"/>
+              </w:rPr>
+            </w:pPr>
+            <w:r>
+              <w:rPr>
+                <w:rFonts w:ascii="游ゴシック" w:eastAsia="游ゴシック" w:hAnsi="游ゴシック" w:hint="eastAsia"/>
+                <w:sz w:val="20"/>
+              </w:rPr>
+              <w:t>5</w:t>
+            </w:r>
+            <w:r>
+              <w:rPr>
+                <w:rFonts w:ascii="游ゴシック" w:eastAsia="游ゴシック" w:hAnsi="游ゴシック"/>
+                <w:sz w:val="20"/>
+              </w:rPr>
+              <w:t>7</w:t>
+            </w:r>
+          </w:p>
+        </w:tc>
+        <w:tc>
+          <w:tcPr>
+            <w:tcW w:w="5355" w:type="dxa"/>
+            <w:vMerge/>
+            <w:vAlign w:val="center"/>
+          </w:tcPr>
+          <w:p>
+            <w:pPr>
+              <w:snapToGrid w:val="0"/>
+              <w:rPr>
+                <w:rFonts w:ascii="游ゴシック" w:eastAsia="游ゴシック" w:hAnsi="游ゴシック"/>
+                <w:sz w:val="20"/>
+              </w:rPr>
+            </w:pPr>
+          </w:p>
+        </w:tc>
+        <w:tc>
+          <w:tcPr>
+            <w:tcW w:w="4935" w:type="dxa"/>
+            <w:vAlign w:val="center"/>
+          </w:tcPr>
+          <w:p>
+            <w:pPr>
+              <w:rPr>
+                <w:rFonts w:ascii="游ゴシック" w:eastAsia="游ゴシック" w:hAnsi="游ゴシック"/>
+                <w:sz w:val="20"/>
+              </w:rPr>
+            </w:pPr>
+            <w:r>
+              <w:rPr>
+                <w:rFonts w:ascii="游ゴシック" w:eastAsia="游ゴシック" w:hAnsi="游ゴシック"/>
+                <w:sz w:val="20"/>
+              </w:rPr>
+              <w:t>開始日2025/08/01、終了日 NULL  の</w:t>
+            </w:r>
+            <w:r>
+              <w:rPr>
+                <w:rFonts w:ascii="游ゴシック" w:eastAsia="游ゴシック" w:hAnsi="游ゴシック" w:hint="eastAsia"/>
+                <w:sz w:val="20"/>
+              </w:rPr>
+              <w:t>料金</w:t>
+            </w:r>
+            <w:r>
+              <w:rPr>
+                <w:rFonts w:ascii="游ゴシック" w:eastAsia="游ゴシック" w:hAnsi="游ゴシック"/>
+                <w:sz w:val="20"/>
+              </w:rPr>
+              <w:t>情報</w:t>
+            </w:r>
+            <w:r>
+              <w:rPr>
+                <w:rFonts w:ascii="游ゴシック" w:eastAsia="游ゴシック" w:hAnsi="游ゴシック" w:hint="eastAsia"/>
+                <w:sz w:val="20"/>
+              </w:rPr>
+              <w:t>が</w:t>
+            </w:r>
+            <w:r>
+              <w:rPr>
+                <w:rFonts w:ascii="游ゴシック" w:eastAsia="游ゴシック" w:hAnsi="游ゴシック"/>
+                <w:sz w:val="20"/>
+              </w:rPr>
+              <w:t xml:space="preserve"> </w:t>
+            </w:r>
+            <w:r>
+              <w:rPr>
+                <w:rFonts w:ascii="游ゴシック" w:eastAsia="游ゴシック" w:hAnsi="游ゴシック" w:hint="eastAsia"/>
+                <w:sz w:val="20"/>
+              </w:rPr>
+              <w:t>「請求明細データ」テーブルに登録される</w:t>
+            </w:r>
+          </w:p>
+        </w:tc>
+        <w:tc>
+          <w:tcPr>
+            <w:tcW w:w="1050" w:type="dxa"/>
+            <w:vAlign w:val="center"/>
+          </w:tcPr>
+          <w:p>
+            <w:pPr>
+              <w:snapToGrid w:val="0"/>
+              <w:jc w:val="center"/>
+              <w:rPr>
+                <w:rFonts w:ascii="游ゴシック" w:eastAsia="游ゴシック" w:hAnsi="游ゴシック"/>
+                <w:sz w:val="20"/>
+              </w:rPr>
+            </w:pPr>
+          </w:p>
+        </w:tc>
+        <w:tc>
+          <w:tcPr>
+            <w:tcW w:w="945" w:type="dxa"/>
+            <w:vAlign w:val="center"/>
+          </w:tcPr>
+          <w:p>
+            <w:pPr>
+              <w:snapToGrid w:val="0"/>
+              <w:jc w:val="center"/>
+              <w:rPr>
+                <w:rFonts w:ascii="游ゴシック" w:eastAsia="游ゴシック" w:hAnsi="游ゴシック"/>
+                <w:sz w:val="20"/>
+              </w:rPr>
+            </w:pPr>
+          </w:p>
+        </w:tc>
+        <w:tc>
+          <w:tcPr>
+            <w:tcW w:w="2310" w:type="dxa"/>
+            <w:vAlign w:val="center"/>
+          </w:tcPr>
+          <w:p>
+            <w:pPr>
+              <w:snapToGrid w:val="0"/>
+              <w:rPr>
+                <w:rFonts w:ascii="游ゴシック" w:eastAsia="游ゴシック" w:hAnsi="游ゴシック"/>
+                <w:sz w:val="20"/>
+              </w:rPr>
+            </w:pPr>
+          </w:p>
+        </w:tc>
+      </w:tr>
+      <w:tr>
+        <w:trPr>
+          <w:trHeight w:val="567"/>
+        </w:trPr>
+        <w:tc>
+          <w:tcPr>
+            <w:tcW w:w="1050" w:type="dxa"/>
+            <w:vAlign w:val="center"/>
+          </w:tcPr>
+          <w:p>
+            <w:pPr>
+              <w:snapToGrid w:val="0"/>
+              <w:jc w:val="center"/>
+              <w:rPr>
+                <w:rFonts w:ascii="游ゴシック" w:eastAsia="游ゴシック" w:hAnsi="游ゴシック"/>
+                <w:sz w:val="20"/>
+              </w:rPr>
+            </w:pPr>
+            <w:r>
+              <w:rPr>
+                <w:rFonts w:ascii="游ゴシック" w:eastAsia="游ゴシック" w:hAnsi="游ゴシック" w:hint="eastAsia"/>
+                <w:sz w:val="20"/>
+              </w:rPr>
+              <w:t>5</w:t>
+            </w:r>
+            <w:r>
+              <w:rPr>
+                <w:rFonts w:ascii="游ゴシック" w:eastAsia="游ゴシック" w:hAnsi="游ゴシック"/>
+                <w:sz w:val="20"/>
+              </w:rPr>
+              <w:t>8</w:t>
+            </w:r>
+          </w:p>
+        </w:tc>
+        <w:tc>
+          <w:tcPr>
+            <w:tcW w:w="5355" w:type="dxa"/>
+            <w:vMerge w:val="restart"/>
+            <w:vAlign w:val="center"/>
+          </w:tcPr>
+          <w:p>
+            <w:pPr>
+              <w:snapToGrid w:val="0"/>
+              <w:rPr>
+                <w:rFonts w:ascii="游ゴシック" w:eastAsia="游ゴシック" w:hAnsi="游ゴシック"/>
+                <w:sz w:val="20"/>
+              </w:rPr>
+            </w:pPr>
+            <w:r>
+              <w:rPr>
+                <w:rFonts w:ascii="游ゴシック" w:eastAsia="游ゴシック" w:hAnsi="游ゴシック" w:hint="eastAsia"/>
+                <w:sz w:val="20"/>
+              </w:rPr>
+              <w:t>ログ出力、</w:t>
+            </w:r>
+            <w:r>
+              <w:rPr>
+                <w:rFonts w:ascii="游ゴシック" w:eastAsia="游ゴシック" w:hAnsi="游ゴシック" w:hint="eastAsia"/>
+                <w:sz w:val="20"/>
+              </w:rPr>
+              <w:t>引数“202509”で実行</w:t>
+            </w:r>
+            <w:bookmarkStart w:id="0" w:name="_GoBack"/>
+            <w:bookmarkEnd w:id="0"/>
+          </w:p>
+        </w:tc>
+        <w:tc>
+          <w:tcPr>
+            <w:tcW w:w="4935" w:type="dxa"/>
+            <w:vAlign w:val="center"/>
+          </w:tcPr>
+          <w:p>
+            <w:pPr>
+              <w:rPr>
+                <w:rFonts w:ascii="游ゴシック" w:eastAsia="游ゴシック" w:hAnsi="游ゴシック"/>
+                <w:sz w:val="20"/>
+              </w:rPr>
+            </w:pPr>
+            <w:r>
+              <w:rPr>
+                <w:rFonts w:ascii="游ゴシック" w:eastAsia="游ゴシック" w:hAnsi="游ゴシック" w:hint="eastAsia"/>
                 <w:color w:val="000000"/>
                 <w:sz w:val="20"/>
               </w:rPr>
-            </w:pPr>
-            <w:r>
-              <w:rPr>
-                <w:rFonts w:ascii="游ゴシック" w:eastAsia="游ゴシック" w:hAnsi="游ゴシック" w:hint="eastAsia"/>
+              <w:t>202</w:t>
+            </w:r>
+            <w:r>
+              <w:rPr>
+                <w:rFonts w:ascii="游ゴシック" w:eastAsia="游ゴシック" w:hAnsi="游ゴシック"/>
                 <w:color w:val="000000"/>
                 <w:sz w:val="20"/>
               </w:rPr>
-              <w:t>(請求明細データ</w:t>
-            </w:r>
-            <w:r>
-              <w:rPr>
-                <w:rFonts w:ascii="游ゴシック" w:eastAsia="游ゴシック" w:hAnsi="游ゴシック"/>
+              <w:t>5</w:t>
+            </w:r>
+            <w:r>
+              <w:rPr>
+                <w:rFonts w:ascii="游ゴシック" w:eastAsia="游ゴシック" w:hAnsi="游ゴシック" w:hint="eastAsia"/>
                 <w:color w:val="000000"/>
                 <w:sz w:val="20"/>
               </w:rPr>
+              <w:t>年09月分の請求情報を確認しています。</w:t>
+            </w:r>
+            <w:r>
+              <w:rPr>
+                <w:rFonts w:ascii="游ゴシック" w:eastAsia="游ゴシック" w:hAnsi="游ゴシック" w:hint="eastAsia"/>
+                <w:color w:val="000000"/>
+                <w:sz w:val="20"/>
+              </w:rPr>
+              <w:t>と表示される</w:t>
+            </w:r>
+          </w:p>
+        </w:tc>
+        <w:tc>
+          <w:tcPr>
+            <w:tcW w:w="1050" w:type="dxa"/>
+            <w:vAlign w:val="center"/>
+          </w:tcPr>
+          <w:p>
+            <w:pPr>
+              <w:snapToGrid w:val="0"/>
+              <w:jc w:val="center"/>
+              <w:rPr>
+                <w:rFonts w:ascii="游ゴシック" w:eastAsia="游ゴシック" w:hAnsi="游ゴシック"/>
+                <w:sz w:val="20"/>
+              </w:rPr>
+            </w:pPr>
+          </w:p>
+        </w:tc>
+        <w:tc>
+          <w:tcPr>
+            <w:tcW w:w="945" w:type="dxa"/>
+            <w:vAlign w:val="center"/>
+          </w:tcPr>
+          <w:p>
+            <w:pPr>
+              <w:snapToGrid w:val="0"/>
+              <w:jc w:val="center"/>
+              <w:rPr>
+                <w:rFonts w:ascii="游ゴシック" w:eastAsia="游ゴシック" w:hAnsi="游ゴシック"/>
+                <w:sz w:val="20"/>
+              </w:rPr>
+            </w:pPr>
+          </w:p>
+        </w:tc>
+        <w:tc>
+          <w:tcPr>
+            <w:tcW w:w="2310" w:type="dxa"/>
+            <w:vAlign w:val="center"/>
+          </w:tcPr>
+          <w:p>
+            <w:pPr>
+              <w:snapToGrid w:val="0"/>
+              <w:rPr>
+                <w:rFonts w:ascii="游ゴシック" w:eastAsia="游ゴシック" w:hAnsi="游ゴシック"/>
+                <w:sz w:val="20"/>
+              </w:rPr>
+            </w:pPr>
+          </w:p>
+        </w:tc>
+      </w:tr>
+      <w:tr>
+        <w:trPr>
+          <w:trHeight w:val="567"/>
+        </w:trPr>
+        <w:tc>
+          <w:tcPr>
+            <w:tcW w:w="1050" w:type="dxa"/>
+            <w:vAlign w:val="center"/>
+          </w:tcPr>
+          <w:p>
+            <w:pPr>
+              <w:snapToGrid w:val="0"/>
+              <w:jc w:val="center"/>
+              <w:rPr>
+                <w:rFonts w:ascii="游ゴシック" w:eastAsia="游ゴシック" w:hAnsi="游ゴシック"/>
+                <w:sz w:val="20"/>
+              </w:rPr>
+            </w:pPr>
+            <w:r>
+              <w:rPr>
+                <w:rFonts w:ascii="游ゴシック" w:eastAsia="游ゴシック" w:hAnsi="游ゴシック" w:hint="eastAsia"/>
+                <w:sz w:val="20"/>
+              </w:rPr>
+              <w:t>5</w:t>
+            </w:r>
+            <w:r>
+              <w:rPr>
+                <w:rFonts w:ascii="游ゴシック" w:eastAsia="游ゴシック" w:hAnsi="游ゴシック"/>
+                <w:sz w:val="20"/>
+              </w:rPr>
+              <w:t>9</w:t>
+            </w:r>
+          </w:p>
+        </w:tc>
+        <w:tc>
+          <w:tcPr>
+            <w:tcW w:w="5355" w:type="dxa"/>
+            <w:vMerge/>
+            <w:vAlign w:val="center"/>
+          </w:tcPr>
+          <w:p>
+            <w:pPr>
+              <w:snapToGrid w:val="0"/>
+              <w:rPr>
+                <w:rFonts w:ascii="游ゴシック" w:eastAsia="游ゴシック" w:hAnsi="游ゴシック"/>
+                <w:sz w:val="20"/>
+              </w:rPr>
+            </w:pPr>
+          </w:p>
+        </w:tc>
+        <w:tc>
+          <w:tcPr>
+            <w:tcW w:w="4935" w:type="dxa"/>
+            <w:vAlign w:val="center"/>
+          </w:tcPr>
+          <w:p>
+            <w:pPr>
+              <w:rPr>
+                <w:rFonts w:ascii="游ゴシック" w:eastAsia="游ゴシック" w:hAnsi="游ゴシック"/>
+                <w:sz w:val="20"/>
+              </w:rPr>
+            </w:pPr>
+            <w:r>
+              <w:rPr>
+                <w:rFonts w:ascii="游ゴシック" w:eastAsia="游ゴシック" w:hAnsi="游ゴシック" w:hint="eastAsia"/>
+                <w:color w:val="000000"/>
+                <w:sz w:val="20"/>
+              </w:rPr>
+              <w:t>データ</w:t>
+            </w:r>
+            <w:r>
+              <w:rPr>
+                <w:rFonts w:ascii="游ゴシック" w:eastAsia="游ゴシック" w:hAnsi="游ゴシック" w:hint="eastAsia"/>
+                <w:color w:val="000000"/>
+                <w:sz w:val="20"/>
+              </w:rPr>
+              <w:t>ー</w:t>
+            </w:r>
+            <w:r>
+              <w:rPr>
+                <w:rFonts w:ascii="游ゴシック" w:eastAsia="游ゴシック" w:hAnsi="游ゴシック" w:hint="eastAsia"/>
+                <w:color w:val="000000"/>
+                <w:sz w:val="20"/>
+              </w:rPr>
+              <w:t>ベースから20</w:t>
+            </w:r>
+            <w:r>
+              <w:rPr>
+                <w:rFonts w:ascii="游ゴシック" w:eastAsia="游ゴシック" w:hAnsi="游ゴシック"/>
+                <w:color w:val="000000"/>
+                <w:sz w:val="20"/>
+              </w:rPr>
+              <w:t>25</w:t>
+            </w:r>
+            <w:r>
+              <w:rPr>
+                <w:rFonts w:ascii="游ゴシック" w:eastAsia="游ゴシック" w:hAnsi="游ゴシック" w:hint="eastAsia"/>
+                <w:color w:val="000000"/>
+                <w:sz w:val="20"/>
+              </w:rPr>
+              <w:t>年09月分の未確定請求情報を削除しました。</w:t>
+            </w:r>
+            <w:r>
+              <w:rPr>
+                <w:rFonts w:ascii="游ゴシック" w:eastAsia="游ゴシック" w:hAnsi="游ゴシック" w:hint="eastAsia"/>
+                <w:color w:val="000000"/>
+                <w:sz w:val="20"/>
+              </w:rPr>
+              <w:t>と表示される</w:t>
+            </w:r>
+          </w:p>
+        </w:tc>
+        <w:tc>
+          <w:tcPr>
+            <w:tcW w:w="1050" w:type="dxa"/>
+            <w:vAlign w:val="center"/>
+          </w:tcPr>
+          <w:p>
+            <w:pPr>
+              <w:snapToGrid w:val="0"/>
+              <w:jc w:val="center"/>
+              <w:rPr>
+                <w:rFonts w:ascii="游ゴシック" w:eastAsia="游ゴシック" w:hAnsi="游ゴシック"/>
+                <w:sz w:val="20"/>
+              </w:rPr>
+            </w:pPr>
+          </w:p>
+        </w:tc>
+        <w:tc>
+          <w:tcPr>
+            <w:tcW w:w="945" w:type="dxa"/>
+            <w:vAlign w:val="center"/>
+          </w:tcPr>
+          <w:p>
+            <w:pPr>
+              <w:snapToGrid w:val="0"/>
+              <w:jc w:val="center"/>
+              <w:rPr>
+                <w:rFonts w:ascii="游ゴシック" w:eastAsia="游ゴシック" w:hAnsi="游ゴシック"/>
+                <w:sz w:val="20"/>
+              </w:rPr>
+            </w:pPr>
+          </w:p>
+        </w:tc>
+        <w:tc>
+          <w:tcPr>
+            <w:tcW w:w="2310" w:type="dxa"/>
+            <w:vAlign w:val="center"/>
+          </w:tcPr>
+          <w:p>
+            <w:pPr>
+              <w:snapToGrid w:val="0"/>
+              <w:rPr>
+                <w:rFonts w:ascii="游ゴシック" w:eastAsia="游ゴシック" w:hAnsi="游ゴシック"/>
+                <w:sz w:val="20"/>
+              </w:rPr>
+            </w:pPr>
+          </w:p>
+        </w:tc>
+      </w:tr>
+      <w:tr>
+        <w:trPr>
+          <w:trHeight w:val="567"/>
+        </w:trPr>
+        <w:tc>
+          <w:tcPr>
+            <w:tcW w:w="1050" w:type="dxa"/>
+            <w:vAlign w:val="center"/>
+          </w:tcPr>
+          <w:p>
+            <w:pPr>
+              <w:snapToGrid w:val="0"/>
+              <w:jc w:val="center"/>
+              <w:rPr>
+                <w:rFonts w:ascii="游ゴシック" w:eastAsia="游ゴシック" w:hAnsi="游ゴシック"/>
+                <w:sz w:val="20"/>
+              </w:rPr>
+            </w:pPr>
+            <w:r>
+              <w:rPr>
+                <w:rFonts w:ascii="游ゴシック" w:eastAsia="游ゴシック" w:hAnsi="游ゴシック" w:hint="eastAsia"/>
+                <w:sz w:val="20"/>
+              </w:rPr>
+              <w:t>6</w:t>
+            </w:r>
+            <w:r>
+              <w:rPr>
+                <w:rFonts w:ascii="游ゴシック" w:eastAsia="游ゴシック" w:hAnsi="游ゴシック"/>
+                <w:sz w:val="20"/>
+              </w:rPr>
+              <w:t>0</w:t>
+            </w:r>
+          </w:p>
+        </w:tc>
+        <w:tc>
+          <w:tcPr>
+            <w:tcW w:w="5355" w:type="dxa"/>
+            <w:vMerge/>
+            <w:vAlign w:val="center"/>
+          </w:tcPr>
+          <w:p>
+            <w:pPr>
+              <w:snapToGrid w:val="0"/>
+              <w:rPr>
+                <w:rFonts w:ascii="游ゴシック" w:eastAsia="游ゴシック" w:hAnsi="游ゴシック"/>
+                <w:sz w:val="20"/>
+              </w:rPr>
+            </w:pPr>
+          </w:p>
+        </w:tc>
+        <w:tc>
+          <w:tcPr>
+            <w:tcW w:w="4935" w:type="dxa"/>
+            <w:vAlign w:val="center"/>
+          </w:tcPr>
+          <w:p>
+            <w:pPr>
+              <w:rPr>
+                <w:rFonts w:ascii="游ゴシック" w:eastAsia="游ゴシック" w:hAnsi="游ゴシック"/>
+                <w:sz w:val="20"/>
+              </w:rPr>
+            </w:pPr>
+            <w:r>
+              <w:rPr>
+                <w:rFonts w:ascii="游ゴシック" w:eastAsia="游ゴシック" w:hAnsi="游ゴシック" w:hint="eastAsia"/>
+                <w:color w:val="000000"/>
+                <w:sz w:val="20"/>
+              </w:rPr>
+              <w:t>202</w:t>
+            </w:r>
+            <w:r>
+              <w:rPr>
+                <w:rFonts w:ascii="游ゴシック" w:eastAsia="游ゴシック" w:hAnsi="游ゴシック"/>
+                <w:color w:val="000000"/>
+                <w:sz w:val="20"/>
+              </w:rPr>
+              <w:t>5</w:t>
+            </w:r>
+            <w:r>
+              <w:rPr>
+                <w:rFonts w:ascii="游ゴシック" w:eastAsia="游ゴシック" w:hAnsi="游ゴシック" w:hint="eastAsia"/>
+                <w:color w:val="000000"/>
+                <w:sz w:val="20"/>
+              </w:rPr>
+              <w:t>年09月分の請求ステータス情報を追加しています</w:t>
+            </w:r>
+            <w:r>
+              <w:rPr>
+                <w:rFonts w:ascii="游ゴシック" w:eastAsia="游ゴシック" w:hAnsi="游ゴシック" w:hint="eastAsia"/>
+                <w:color w:val="000000"/>
+                <w:sz w:val="20"/>
+              </w:rPr>
+              <w:t>。と表示される</w:t>
+            </w:r>
+          </w:p>
+        </w:tc>
+        <w:tc>
+          <w:tcPr>
+            <w:tcW w:w="1050" w:type="dxa"/>
+            <w:vAlign w:val="center"/>
+          </w:tcPr>
+          <w:p>
+            <w:pPr>
+              <w:snapToGrid w:val="0"/>
+              <w:jc w:val="center"/>
+              <w:rPr>
+                <w:rFonts w:ascii="游ゴシック" w:eastAsia="游ゴシック" w:hAnsi="游ゴシック"/>
+                <w:sz w:val="20"/>
+              </w:rPr>
+            </w:pPr>
+          </w:p>
+        </w:tc>
+        <w:tc>
+          <w:tcPr>
+            <w:tcW w:w="945" w:type="dxa"/>
+            <w:vAlign w:val="center"/>
+          </w:tcPr>
+          <w:p>
+            <w:pPr>
+              <w:snapToGrid w:val="0"/>
+              <w:jc w:val="center"/>
+              <w:rPr>
+                <w:rFonts w:ascii="游ゴシック" w:eastAsia="游ゴシック" w:hAnsi="游ゴシック"/>
+                <w:sz w:val="20"/>
+              </w:rPr>
+            </w:pPr>
+          </w:p>
+        </w:tc>
+        <w:tc>
+          <w:tcPr>
+            <w:tcW w:w="2310" w:type="dxa"/>
+            <w:vAlign w:val="center"/>
+          </w:tcPr>
+          <w:p>
+            <w:pPr>
+              <w:snapToGrid w:val="0"/>
+              <w:rPr>
+                <w:rFonts w:ascii="游ゴシック" w:eastAsia="游ゴシック" w:hAnsi="游ゴシック"/>
+                <w:sz w:val="20"/>
+              </w:rPr>
+            </w:pPr>
+          </w:p>
+        </w:tc>
+      </w:tr>
+      <w:tr>
+        <w:trPr>
+          <w:trHeight w:val="567"/>
+        </w:trPr>
+        <w:tc>
+          <w:tcPr>
+            <w:tcW w:w="1050" w:type="dxa"/>
+            <w:vAlign w:val="center"/>
+          </w:tcPr>
+          <w:p>
+            <w:pPr>
+              <w:snapToGrid w:val="0"/>
+              <w:jc w:val="center"/>
+              <w:rPr>
+                <w:rFonts w:ascii="游ゴシック" w:eastAsia="游ゴシック" w:hAnsi="游ゴシック"/>
+                <w:sz w:val="20"/>
+              </w:rPr>
+            </w:pPr>
+            <w:r>
+              <w:rPr>
+                <w:rFonts w:ascii="游ゴシック" w:eastAsia="游ゴシック" w:hAnsi="游ゴシック" w:hint="eastAsia"/>
+                <w:sz w:val="20"/>
+              </w:rPr>
+              <w:t>6</w:t>
+            </w:r>
+            <w:r>
+              <w:rPr>
+                <w:rFonts w:ascii="游ゴシック" w:eastAsia="游ゴシック" w:hAnsi="游ゴシック"/>
+                <w:sz w:val="20"/>
+              </w:rPr>
+              <w:t>1</w:t>
+            </w:r>
+          </w:p>
+        </w:tc>
+        <w:tc>
+          <w:tcPr>
+            <w:tcW w:w="5355" w:type="dxa"/>
+            <w:vMerge/>
+            <w:vAlign w:val="center"/>
+          </w:tcPr>
+          <w:p>
+            <w:pPr>
+              <w:snapToGrid w:val="0"/>
+              <w:rPr>
+                <w:rFonts w:ascii="游ゴシック" w:eastAsia="游ゴシック" w:hAnsi="游ゴシック"/>
+                <w:sz w:val="20"/>
+              </w:rPr>
+            </w:pPr>
+          </w:p>
+        </w:tc>
+        <w:tc>
+          <w:tcPr>
+            <w:tcW w:w="4935" w:type="dxa"/>
+            <w:vAlign w:val="center"/>
+          </w:tcPr>
+          <w:p>
+            <w:pPr>
+              <w:rPr>
+                <w:rFonts w:ascii="游ゴシック" w:eastAsia="游ゴシック" w:hAnsi="游ゴシック" w:hint="eastAsia"/>
+                <w:color w:val="000000"/>
+                <w:sz w:val="20"/>
+              </w:rPr>
+            </w:pPr>
+            <w:r>
+              <w:rPr>
+                <w:rFonts w:ascii="游ゴシック" w:eastAsia="游ゴシック" w:hAnsi="游ゴシック" w:hint="eastAsia"/>
+                <w:color w:val="000000"/>
+                <w:sz w:val="20"/>
+              </w:rPr>
+              <w:t>1件追加しました。</w:t>
+            </w:r>
+            <w:r>
+              <w:rPr>
+                <w:rFonts w:ascii="游ゴシック" w:eastAsia="游ゴシック" w:hAnsi="游ゴシック" w:hint="eastAsia"/>
+                <w:color w:val="000000"/>
+                <w:sz w:val="20"/>
+              </w:rPr>
+              <w:t>と表示される。</w:t>
+            </w:r>
+            <w:r>
+              <w:rPr>
+                <w:rFonts w:ascii="游ゴシック" w:eastAsia="游ゴシック" w:hAnsi="游ゴシック"/>
+                <w:color w:val="000000"/>
+                <w:sz w:val="20"/>
+              </w:rPr>
+              <w:t>(</w:t>
+            </w:r>
+            <w:r>
+              <w:rPr>
+                <w:rFonts w:ascii="游ゴシック" w:eastAsia="游ゴシック" w:hAnsi="游ゴシック" w:hint="eastAsia"/>
+                <w:color w:val="000000"/>
+                <w:sz w:val="20"/>
+              </w:rPr>
+              <w:t>更新された</w:t>
+            </w:r>
+            <w:r>
+              <w:rPr>
+                <w:rFonts w:ascii="游ゴシック" w:eastAsia="游ゴシック" w:hAnsi="游ゴシック" w:hint="eastAsia"/>
+                <w:color w:val="000000"/>
+                <w:sz w:val="20"/>
+              </w:rPr>
+              <w:t>請求データ状況</w:t>
+            </w:r>
+            <w:r>
+              <w:rPr>
+                <w:rFonts w:ascii="游ゴシック" w:eastAsia="游ゴシック" w:hAnsi="游ゴシック" w:hint="eastAsia"/>
+                <w:color w:val="000000"/>
+                <w:sz w:val="20"/>
+              </w:rPr>
+              <w:t>の件数</w:t>
+            </w:r>
+            <w:r>
+              <w:rPr>
+                <w:rFonts w:ascii="游ゴシック" w:eastAsia="游ゴシック" w:hAnsi="游ゴシック"/>
+                <w:color w:val="000000"/>
+                <w:sz w:val="20"/>
+              </w:rPr>
               <w:t>)</w:t>
             </w:r>
-            <w:r>
-              <w:rPr>
-                <w:rFonts w:ascii="游ゴシック" w:eastAsia="游ゴシック" w:hAnsi="游ゴシック" w:hint="eastAsia"/>
+          </w:p>
+        </w:tc>
+        <w:tc>
+          <w:tcPr>
+            <w:tcW w:w="1050" w:type="dxa"/>
+            <w:vAlign w:val="center"/>
+          </w:tcPr>
+          <w:p>
+            <w:pPr>
+              <w:snapToGrid w:val="0"/>
+              <w:jc w:val="center"/>
+              <w:rPr>
+                <w:rFonts w:ascii="游ゴシック" w:eastAsia="游ゴシック" w:hAnsi="游ゴシック"/>
+                <w:sz w:val="20"/>
+              </w:rPr>
+            </w:pPr>
+          </w:p>
+        </w:tc>
+        <w:tc>
+          <w:tcPr>
+            <w:tcW w:w="945" w:type="dxa"/>
+            <w:vAlign w:val="center"/>
+          </w:tcPr>
+          <w:p>
+            <w:pPr>
+              <w:snapToGrid w:val="0"/>
+              <w:jc w:val="center"/>
+              <w:rPr>
+                <w:rFonts w:ascii="游ゴシック" w:eastAsia="游ゴシック" w:hAnsi="游ゴシック"/>
+                <w:sz w:val="20"/>
+              </w:rPr>
+            </w:pPr>
+          </w:p>
+        </w:tc>
+        <w:tc>
+          <w:tcPr>
+            <w:tcW w:w="2310" w:type="dxa"/>
+            <w:vAlign w:val="center"/>
+          </w:tcPr>
+          <w:p>
+            <w:pPr>
+              <w:snapToGrid w:val="0"/>
+              <w:rPr>
+                <w:rFonts w:ascii="游ゴシック" w:eastAsia="游ゴシック" w:hAnsi="游ゴシック"/>
+                <w:sz w:val="20"/>
+              </w:rPr>
+            </w:pPr>
+          </w:p>
+        </w:tc>
+      </w:tr>
+      <w:tr>
+        <w:trPr>
+          <w:trHeight w:val="567"/>
+        </w:trPr>
+        <w:tc>
+          <w:tcPr>
+            <w:tcW w:w="1050" w:type="dxa"/>
+            <w:vAlign w:val="center"/>
+          </w:tcPr>
+          <w:p>
+            <w:pPr>
+              <w:snapToGrid w:val="0"/>
+              <w:jc w:val="center"/>
+              <w:rPr>
+                <w:rFonts w:ascii="游ゴシック" w:eastAsia="游ゴシック" w:hAnsi="游ゴシック"/>
+                <w:sz w:val="20"/>
+              </w:rPr>
+            </w:pPr>
+            <w:r>
+              <w:rPr>
+                <w:rFonts w:ascii="游ゴシック" w:eastAsia="游ゴシック" w:hAnsi="游ゴシック" w:hint="eastAsia"/>
+                <w:sz w:val="20"/>
+              </w:rPr>
+              <w:t>6</w:t>
+            </w:r>
+            <w:r>
+              <w:rPr>
+                <w:rFonts w:ascii="游ゴシック" w:eastAsia="游ゴシック" w:hAnsi="游ゴシック"/>
+                <w:sz w:val="20"/>
+              </w:rPr>
+              <w:t>2</w:t>
+            </w:r>
+          </w:p>
+        </w:tc>
+        <w:tc>
+          <w:tcPr>
+            <w:tcW w:w="5355" w:type="dxa"/>
+            <w:vMerge/>
+            <w:vAlign w:val="center"/>
+          </w:tcPr>
+          <w:p>
+            <w:pPr>
+              <w:snapToGrid w:val="0"/>
+              <w:rPr>
+                <w:rFonts w:ascii="游ゴシック" w:eastAsia="游ゴシック" w:hAnsi="游ゴシック"/>
+                <w:sz w:val="20"/>
+              </w:rPr>
+            </w:pPr>
+          </w:p>
+        </w:tc>
+        <w:tc>
+          <w:tcPr>
+            <w:tcW w:w="4935" w:type="dxa"/>
+            <w:vAlign w:val="center"/>
+          </w:tcPr>
+          <w:p>
+            <w:pPr>
+              <w:rPr>
+                <w:rFonts w:ascii="游ゴシック" w:eastAsia="游ゴシック" w:hAnsi="游ゴシック"/>
                 <w:color w:val="000000"/>
                 <w:sz w:val="20"/>
               </w:rPr>
+            </w:pPr>
+            <w:r>
+              <w:rPr>
+                <w:rFonts w:ascii="游ゴシック" w:eastAsia="游ゴシック" w:hAnsi="游ゴシック" w:hint="eastAsia"/>
+                <w:color w:val="000000"/>
+                <w:sz w:val="20"/>
+              </w:rPr>
+              <w:t>202</w:t>
+            </w:r>
+            <w:r>
+              <w:rPr>
+                <w:rFonts w:ascii="游ゴシック" w:eastAsia="游ゴシック" w:hAnsi="游ゴシック"/>
+                <w:color w:val="000000"/>
+                <w:sz w:val="20"/>
+              </w:rPr>
+              <w:t>5</w:t>
+            </w:r>
+            <w:r>
+              <w:rPr>
+                <w:rFonts w:ascii="游ゴシック" w:eastAsia="游ゴシック" w:hAnsi="游ゴシック" w:hint="eastAsia"/>
+                <w:color w:val="000000"/>
+                <w:sz w:val="20"/>
+              </w:rPr>
+              <w:t>年09月分の請求データ情報を追加しています。</w:t>
+            </w:r>
+          </w:p>
+          <w:p>
+            <w:pPr>
+              <w:rPr>
+                <w:rFonts w:ascii="游ゴシック" w:eastAsia="游ゴシック" w:hAnsi="游ゴシック"/>
+                <w:color w:val="000000"/>
+                <w:sz w:val="20"/>
+              </w:rPr>
+            </w:pPr>
+            <w:r>
+              <w:rPr>
+                <w:rFonts w:ascii="游ゴシック" w:eastAsia="游ゴシック" w:hAnsi="游ゴシック" w:hint="eastAsia"/>
+                <w:color w:val="000000"/>
+                <w:sz w:val="20"/>
+              </w:rPr>
+              <w:t>と表示される</w:t>
+            </w:r>
+          </w:p>
+        </w:tc>
+        <w:tc>
+          <w:tcPr>
+            <w:tcW w:w="1050" w:type="dxa"/>
+            <w:vAlign w:val="center"/>
+          </w:tcPr>
+          <w:p>
+            <w:pPr>
+              <w:snapToGrid w:val="0"/>
+              <w:jc w:val="center"/>
+              <w:rPr>
+                <w:rFonts w:ascii="游ゴシック" w:eastAsia="游ゴシック" w:hAnsi="游ゴシック"/>
+                <w:sz w:val="20"/>
+              </w:rPr>
+            </w:pPr>
+          </w:p>
+        </w:tc>
+        <w:tc>
+          <w:tcPr>
+            <w:tcW w:w="945" w:type="dxa"/>
+            <w:vAlign w:val="center"/>
+          </w:tcPr>
+          <w:p>
+            <w:pPr>
+              <w:snapToGrid w:val="0"/>
+              <w:jc w:val="center"/>
+              <w:rPr>
+                <w:rFonts w:ascii="游ゴシック" w:eastAsia="游ゴシック" w:hAnsi="游ゴシック"/>
+                <w:sz w:val="20"/>
+              </w:rPr>
+            </w:pPr>
+          </w:p>
+        </w:tc>
+        <w:tc>
+          <w:tcPr>
+            <w:tcW w:w="2310" w:type="dxa"/>
+            <w:vAlign w:val="center"/>
+          </w:tcPr>
+          <w:p>
+            <w:pPr>
+              <w:snapToGrid w:val="0"/>
+              <w:rPr>
+                <w:rFonts w:ascii="游ゴシック" w:eastAsia="游ゴシック" w:hAnsi="游ゴシック"/>
+                <w:sz w:val="20"/>
+              </w:rPr>
+            </w:pPr>
+          </w:p>
+        </w:tc>
+      </w:tr>
+      <w:tr>
+        <w:trPr>
+          <w:trHeight w:val="567"/>
+        </w:trPr>
+        <w:tc>
+          <w:tcPr>
+            <w:tcW w:w="1050" w:type="dxa"/>
+            <w:vAlign w:val="center"/>
+          </w:tcPr>
+          <w:p>
+            <w:pPr>
+              <w:snapToGrid w:val="0"/>
+              <w:jc w:val="center"/>
+              <w:rPr>
+                <w:rFonts w:ascii="游ゴシック" w:eastAsia="游ゴシック" w:hAnsi="游ゴシック"/>
+                <w:sz w:val="20"/>
+              </w:rPr>
+            </w:pPr>
+            <w:r>
+              <w:rPr>
+                <w:rFonts w:ascii="游ゴシック" w:eastAsia="游ゴシック" w:hAnsi="游ゴシック" w:hint="eastAsia"/>
+                <w:sz w:val="20"/>
+              </w:rPr>
+              <w:t>6</w:t>
+            </w:r>
+            <w:r>
+              <w:rPr>
+                <w:rFonts w:ascii="游ゴシック" w:eastAsia="游ゴシック" w:hAnsi="游ゴシック"/>
+                <w:sz w:val="20"/>
+              </w:rPr>
               <w:t>3</w:t>
             </w:r>
-            <w:r>
+          </w:p>
+        </w:tc>
+        <w:tc>
+          <w:tcPr>
+            <w:tcW w:w="5355" w:type="dxa"/>
+            <w:vMerge/>
+            <w:vAlign w:val="center"/>
+          </w:tcPr>
+          <w:p>
+            <w:pPr>
+              <w:snapToGrid w:val="0"/>
+              <w:rPr>
+                <w:rFonts w:ascii="游ゴシック" w:eastAsia="游ゴシック" w:hAnsi="游ゴシック"/>
+                <w:sz w:val="20"/>
+              </w:rPr>
+            </w:pPr>
+          </w:p>
+        </w:tc>
+        <w:tc>
+          <w:tcPr>
+            <w:tcW w:w="4935" w:type="dxa"/>
+            <w:vAlign w:val="center"/>
+          </w:tcPr>
+          <w:p>
+            <w:pPr>
               <w:rPr>
                 <w:rFonts w:ascii="游ゴシック" w:eastAsia="游ゴシック" w:hAnsi="游ゴシック"/>
                 <w:color w:val="000000"/>
                 <w:sz w:val="20"/>
               </w:rPr>
+            </w:pPr>
+            <w:r>
+              <w:rPr>
+                <w:rFonts w:ascii="游ゴシック" w:eastAsia="游ゴシック" w:hAnsi="游ゴシック" w:hint="eastAsia"/>
+                <w:color w:val="000000"/>
+                <w:sz w:val="20"/>
+              </w:rPr>
+              <w:t>1</w:t>
+            </w:r>
+            <w:r>
+              <w:rPr>
+                <w:rFonts w:ascii="游ゴシック" w:eastAsia="游ゴシック" w:hAnsi="游ゴシック"/>
+                <w:color w:val="000000"/>
+                <w:sz w:val="20"/>
+              </w:rPr>
+              <w:t>6</w:t>
+            </w:r>
+            <w:r>
+              <w:rPr>
+                <w:rFonts w:ascii="游ゴシック" w:eastAsia="游ゴシック" w:hAnsi="游ゴシック" w:hint="eastAsia"/>
+                <w:color w:val="000000"/>
+                <w:sz w:val="20"/>
+              </w:rPr>
+              <w:t>件追加しました。</w:t>
+            </w:r>
+            <w:r>
+              <w:rPr>
+                <w:rFonts w:ascii="游ゴシック" w:eastAsia="游ゴシック" w:hAnsi="游ゴシック" w:hint="eastAsia"/>
+                <w:color w:val="000000"/>
+                <w:sz w:val="20"/>
+              </w:rPr>
+              <w:t>と表示される</w:t>
+            </w:r>
+            <w:r>
+              <w:rPr>
+                <w:rFonts w:ascii="游ゴシック" w:eastAsia="游ゴシック" w:hAnsi="游ゴシック" w:hint="eastAsia"/>
+                <w:color w:val="000000"/>
+                <w:sz w:val="20"/>
+              </w:rPr>
+              <w:t>(</w:t>
+            </w:r>
+            <w:r>
+              <w:rPr>
+                <w:rFonts w:ascii="游ゴシック" w:eastAsia="游ゴシック" w:hAnsi="游ゴシック" w:hint="eastAsia"/>
+                <w:color w:val="000000"/>
+                <w:sz w:val="20"/>
+              </w:rPr>
+              <w:t>更新された</w:t>
+            </w:r>
+            <w:r>
+              <w:rPr>
+                <w:rFonts w:ascii="游ゴシック" w:eastAsia="游ゴシック" w:hAnsi="游ゴシック" w:hint="eastAsia"/>
+                <w:color w:val="000000"/>
+                <w:sz w:val="20"/>
+              </w:rPr>
+              <w:t>請求データ</w:t>
+            </w:r>
+            <w:r>
+              <w:rPr>
+                <w:rFonts w:ascii="游ゴシック" w:eastAsia="游ゴシック" w:hAnsi="游ゴシック" w:hint="eastAsia"/>
+                <w:color w:val="000000"/>
+                <w:sz w:val="20"/>
+              </w:rPr>
+              <w:t>の件数</w:t>
+            </w:r>
+            <w:r>
+              <w:rPr>
+                <w:rFonts w:ascii="游ゴシック" w:eastAsia="游ゴシック" w:hAnsi="游ゴシック"/>
+                <w:color w:val="000000"/>
+                <w:sz w:val="20"/>
+              </w:rPr>
+              <w:t>)</w:t>
+            </w:r>
+          </w:p>
+        </w:tc>
+        <w:tc>
+          <w:tcPr>
+            <w:tcW w:w="1050" w:type="dxa"/>
+            <w:vAlign w:val="center"/>
+          </w:tcPr>
+          <w:p>
+            <w:pPr>
+              <w:snapToGrid w:val="0"/>
+              <w:jc w:val="center"/>
+              <w:rPr>
+                <w:rFonts w:ascii="游ゴシック" w:eastAsia="游ゴシック" w:hAnsi="游ゴシック"/>
+                <w:sz w:val="20"/>
+              </w:rPr>
+            </w:pPr>
+          </w:p>
+        </w:tc>
+        <w:tc>
+          <w:tcPr>
+            <w:tcW w:w="945" w:type="dxa"/>
+            <w:vAlign w:val="center"/>
+          </w:tcPr>
+          <w:p>
+            <w:pPr>
+              <w:snapToGrid w:val="0"/>
+              <w:jc w:val="center"/>
+              <w:rPr>
+                <w:rFonts w:ascii="游ゴシック" w:eastAsia="游ゴシック" w:hAnsi="游ゴシック"/>
+                <w:sz w:val="20"/>
+              </w:rPr>
+            </w:pPr>
+          </w:p>
+        </w:tc>
+        <w:tc>
+          <w:tcPr>
+            <w:tcW w:w="2310" w:type="dxa"/>
+            <w:vAlign w:val="center"/>
+          </w:tcPr>
+          <w:p>
+            <w:pPr>
+              <w:snapToGrid w:val="0"/>
+              <w:rPr>
+                <w:rFonts w:ascii="游ゴシック" w:eastAsia="游ゴシック" w:hAnsi="游ゴシック"/>
+                <w:sz w:val="20"/>
+              </w:rPr>
+            </w:pPr>
+          </w:p>
+        </w:tc>
+      </w:tr>
+      <w:tr>
+        <w:trPr>
+          <w:trHeight w:val="567"/>
+        </w:trPr>
+        <w:tc>
+          <w:tcPr>
+            <w:tcW w:w="1050" w:type="dxa"/>
+            <w:vAlign w:val="center"/>
+          </w:tcPr>
+          <w:p>
+            <w:pPr>
+              <w:snapToGrid w:val="0"/>
+              <w:jc w:val="center"/>
+              <w:rPr>
+                <w:rFonts w:ascii="游ゴシック" w:eastAsia="游ゴシック" w:hAnsi="游ゴシック"/>
+                <w:sz w:val="20"/>
+              </w:rPr>
+            </w:pPr>
+            <w:r>
+              <w:rPr>
+                <w:rFonts w:ascii="游ゴシック" w:eastAsia="游ゴシック" w:hAnsi="游ゴシック" w:hint="eastAsia"/>
+                <w:sz w:val="20"/>
+              </w:rPr>
+              <w:t>6</w:t>
+            </w:r>
+            <w:r>
+              <w:rPr>
+                <w:rFonts w:ascii="游ゴシック" w:eastAsia="游ゴシック" w:hAnsi="游ゴシック"/>
+                <w:sz w:val="20"/>
+              </w:rPr>
+              <w:t>4</w:t>
+            </w:r>
+          </w:p>
+        </w:tc>
+        <w:tc>
+          <w:tcPr>
+            <w:tcW w:w="5355" w:type="dxa"/>
+            <w:vMerge/>
+            <w:vAlign w:val="center"/>
+          </w:tcPr>
+          <w:p>
+            <w:pPr>
+              <w:snapToGrid w:val="0"/>
+              <w:rPr>
+                <w:rFonts w:ascii="游ゴシック" w:eastAsia="游ゴシック" w:hAnsi="游ゴシック"/>
+                <w:sz w:val="20"/>
+              </w:rPr>
+            </w:pPr>
+          </w:p>
+        </w:tc>
+        <w:tc>
+          <w:tcPr>
+            <w:tcW w:w="4935" w:type="dxa"/>
+            <w:vAlign w:val="center"/>
+          </w:tcPr>
+          <w:p>
+            <w:pPr>
+              <w:rPr>
+                <w:rFonts w:ascii="游ゴシック" w:eastAsia="游ゴシック" w:hAnsi="游ゴシック"/>
+                <w:sz w:val="20"/>
+              </w:rPr>
+            </w:pPr>
+            <w:r>
+              <w:rPr>
+                <w:rFonts w:ascii="游ゴシック" w:eastAsia="游ゴシック" w:hAnsi="游ゴシック" w:hint="eastAsia"/>
+                <w:color w:val="000000"/>
+                <w:sz w:val="20"/>
+              </w:rPr>
+              <w:t>202</w:t>
+            </w:r>
+            <w:r>
+              <w:rPr>
+                <w:rFonts w:ascii="游ゴシック" w:eastAsia="游ゴシック" w:hAnsi="游ゴシック"/>
+                <w:color w:val="000000"/>
+                <w:sz w:val="20"/>
+              </w:rPr>
+              <w:t>5</w:t>
+            </w:r>
+            <w:r>
+              <w:rPr>
+                <w:rFonts w:ascii="游ゴシック" w:eastAsia="游ゴシック" w:hAnsi="游ゴシック" w:hint="eastAsia"/>
+                <w:color w:val="000000"/>
+                <w:sz w:val="20"/>
+              </w:rPr>
+              <w:t>年09月分の請求明細データ情報を追加しています。</w:t>
+            </w:r>
+            <w:r>
+              <w:rPr>
+                <w:rFonts w:ascii="游ゴシック" w:eastAsia="游ゴシック" w:hAnsi="游ゴシック" w:hint="eastAsia"/>
+                <w:color w:val="000000"/>
+                <w:sz w:val="20"/>
+              </w:rPr>
+              <w:t>と表示される</w:t>
+            </w:r>
+          </w:p>
+        </w:tc>
+        <w:tc>
+          <w:tcPr>
+            <w:tcW w:w="1050" w:type="dxa"/>
+            <w:vAlign w:val="center"/>
+          </w:tcPr>
+          <w:p>
+            <w:pPr>
+              <w:snapToGrid w:val="0"/>
+              <w:jc w:val="center"/>
+              <w:rPr>
+                <w:rFonts w:ascii="游ゴシック" w:eastAsia="游ゴシック" w:hAnsi="游ゴシック"/>
+                <w:sz w:val="20"/>
+              </w:rPr>
+            </w:pPr>
+          </w:p>
+        </w:tc>
+        <w:tc>
+          <w:tcPr>
+            <w:tcW w:w="945" w:type="dxa"/>
+            <w:vAlign w:val="center"/>
+          </w:tcPr>
+          <w:p>
+            <w:pPr>
+              <w:snapToGrid w:val="0"/>
+              <w:jc w:val="center"/>
+              <w:rPr>
+                <w:rFonts w:ascii="游ゴシック" w:eastAsia="游ゴシック" w:hAnsi="游ゴシック"/>
+                <w:sz w:val="20"/>
+              </w:rPr>
+            </w:pPr>
+          </w:p>
+        </w:tc>
+        <w:tc>
+          <w:tcPr>
+            <w:tcW w:w="2310" w:type="dxa"/>
+            <w:vAlign w:val="center"/>
+          </w:tcPr>
+          <w:p>
+            <w:pPr>
+              <w:snapToGrid w:val="0"/>
+              <w:rPr>
+                <w:rFonts w:ascii="游ゴシック" w:eastAsia="游ゴシック" w:hAnsi="游ゴシック"/>
+                <w:sz w:val="20"/>
+              </w:rPr>
+            </w:pPr>
+          </w:p>
+        </w:tc>
+      </w:tr>
+      <w:tr>
+        <w:trPr>
+          <w:trHeight w:val="567"/>
+        </w:trPr>
+        <w:tc>
+          <w:tcPr>
+            <w:tcW w:w="1050" w:type="dxa"/>
+            <w:vAlign w:val="center"/>
+          </w:tcPr>
+          <w:p>
+            <w:pPr>
+              <w:snapToGrid w:val="0"/>
+              <w:jc w:val="center"/>
+              <w:rPr>
+                <w:rFonts w:ascii="游ゴシック" w:eastAsia="游ゴシック" w:hAnsi="游ゴシック"/>
+                <w:sz w:val="20"/>
+              </w:rPr>
+            </w:pPr>
+            <w:r>
+              <w:rPr>
+                <w:rFonts w:ascii="游ゴシック" w:eastAsia="游ゴシック" w:hAnsi="游ゴシック" w:hint="eastAsia"/>
+                <w:sz w:val="20"/>
+              </w:rPr>
+              <w:t>6</w:t>
+            </w:r>
+            <w:r>
+              <w:rPr>
+                <w:rFonts w:ascii="游ゴシック" w:eastAsia="游ゴシック" w:hAnsi="游ゴシック"/>
+                <w:sz w:val="20"/>
+              </w:rPr>
+              <w:t>5</w:t>
+            </w:r>
+          </w:p>
+        </w:tc>
+        <w:tc>
+          <w:tcPr>
+            <w:tcW w:w="5355" w:type="dxa"/>
+            <w:vMerge/>
+            <w:vAlign w:val="center"/>
+          </w:tcPr>
+          <w:p>
+            <w:pPr>
+              <w:snapToGrid w:val="0"/>
+              <w:rPr>
+                <w:rFonts w:ascii="游ゴシック" w:eastAsia="游ゴシック" w:hAnsi="游ゴシック"/>
+                <w:sz w:val="20"/>
+              </w:rPr>
+            </w:pPr>
+          </w:p>
+        </w:tc>
+        <w:tc>
+          <w:tcPr>
+            <w:tcW w:w="4935" w:type="dxa"/>
+            <w:vAlign w:val="center"/>
+          </w:tcPr>
+          <w:p>
+            <w:pPr>
+              <w:rPr>
+                <w:rFonts w:ascii="游ゴシック" w:eastAsia="游ゴシック" w:hAnsi="游ゴシック" w:hint="eastAsia"/>
+                <w:color w:val="000000"/>
+                <w:sz w:val="20"/>
+              </w:rPr>
+            </w:pPr>
+            <w:r>
+              <w:rPr>
+                <w:rFonts w:ascii="游ゴシック" w:eastAsia="游ゴシック" w:hAnsi="游ゴシック" w:hint="eastAsia"/>
+                <w:color w:val="000000"/>
+                <w:sz w:val="20"/>
+              </w:rPr>
+              <w:t>3</w:t>
+            </w:r>
+            <w:r>
+              <w:rPr>
+                <w:rFonts w:ascii="游ゴシック" w:eastAsia="游ゴシック" w:hAnsi="游ゴシック"/>
+                <w:color w:val="000000"/>
+                <w:sz w:val="20"/>
+              </w:rPr>
               <w:t>2</w:t>
             </w:r>
             <w:r>
@@ -8122,7 +9848,47 @@
                 <w:color w:val="000000"/>
                 <w:sz w:val="20"/>
               </w:rPr>
-              <w:t>と表示される</w:t>
+              <w:t xml:space="preserve">と表示される. </w:t>
+            </w:r>
+            <w:r>
+              <w:rPr>
+                <w:rFonts w:ascii="游ゴシック" w:eastAsia="游ゴシック" w:hAnsi="游ゴシック" w:hint="eastAsia"/>
+                <w:color w:val="000000"/>
+                <w:sz w:val="20"/>
+              </w:rPr>
+              <w:t>(</w:t>
+            </w:r>
+            <w:r>
+              <w:rPr>
+                <w:rFonts w:ascii="游ゴシック" w:eastAsia="游ゴシック" w:hAnsi="游ゴシック" w:hint="eastAsia"/>
+                <w:color w:val="000000"/>
+                <w:sz w:val="20"/>
+              </w:rPr>
+              <w:t>更新された</w:t>
+            </w:r>
+            <w:r>
+              <w:rPr>
+                <w:rFonts w:ascii="游ゴシック" w:eastAsia="游ゴシック" w:hAnsi="游ゴシック" w:hint="eastAsia"/>
+                <w:color w:val="000000"/>
+                <w:sz w:val="20"/>
+              </w:rPr>
+              <w:t>請求明細データ</w:t>
+            </w:r>
+            <w:r>
+              <w:rPr>
+                <w:rFonts w:ascii="游ゴシック" w:eastAsia="游ゴシック" w:hAnsi="游ゴシック" w:hint="eastAsia"/>
+                <w:color w:val="000000"/>
+                <w:sz w:val="20"/>
+              </w:rPr>
+              <w:t>件数</w:t>
+            </w:r>
+            <w:r>
+              <w:rPr>
+                <w:rFonts w:ascii="游ゴシック" w:eastAsia="游ゴシック" w:hAnsi="游ゴシック"/>
+                <w:color w:val="000000"/>
+                <w:sz w:val="20"/>
+              </w:rPr>
+              <w:t>)</w:t>
             </w:r>
           </w:p>
         </w:tc>

--- a/extra/report/No.バッチ_テストケース.docx
+++ b/extra/report/No.バッチ_テストケース.docx
@@ -1954,14 +1954,7 @@
                 <w:rFonts w:ascii="游ゴシック" w:eastAsia="游ゴシック" w:hAnsi="游ゴシック" w:hint="eastAsia"/>
                 <w:sz w:val="20"/>
               </w:rPr>
-              <w:t>「請求データ」テーブル</w:t>
-            </w:r>
-            <w:r>
-              <w:rPr>
-                <w:rFonts w:ascii="游ゴシック" w:eastAsia="游ゴシック" w:hAnsi="游ゴシック" w:hint="eastAsia"/>
-                <w:sz w:val="20"/>
-              </w:rPr>
-              <w:t>の</w:t>
+              <w:t>「請求データ」テーブルの</w:t>
             </w:r>
             <w:r>
               <w:rPr>
@@ -3717,14 +3710,7 @@
                 <w:rFonts w:ascii="游ゴシック" w:eastAsia="游ゴシック" w:hAnsi="游ゴシック" w:hint="eastAsia"/>
                 <w:sz w:val="20"/>
               </w:rPr>
-              <w:t>「請求明細データ」テーブル</w:t>
-            </w:r>
-            <w:r>
-              <w:rPr>
-                <w:rFonts w:ascii="游ゴシック" w:eastAsia="游ゴシック" w:hAnsi="游ゴシック" w:hint="eastAsia"/>
-                <w:sz w:val="20"/>
-              </w:rPr>
-              <w:t>の</w:t>
+              <w:t>「請求明細データ」テーブルの</w:t>
             </w:r>
             <w:r>
               <w:rPr>
@@ -3850,14 +3836,7 @@
                 <w:rFonts w:ascii="游ゴシック" w:eastAsia="游ゴシック" w:hAnsi="游ゴシック" w:hint="eastAsia"/>
                 <w:sz w:val="20"/>
               </w:rPr>
-              <w:t>「請求明細データ」テーブル</w:t>
-            </w:r>
-            <w:r>
-              <w:rPr>
-                <w:rFonts w:ascii="游ゴシック" w:eastAsia="游ゴシック" w:hAnsi="游ゴシック" w:hint="eastAsia"/>
-                <w:sz w:val="20"/>
-              </w:rPr>
-              <w:t>の</w:t>
+              <w:t>「請求明細データ」テーブルの</w:t>
             </w:r>
             <w:r>
               <w:rPr>
@@ -4011,14 +3990,7 @@
                 <w:rFonts w:ascii="游ゴシック" w:eastAsia="游ゴシック" w:hAnsi="游ゴシック" w:hint="eastAsia"/>
                 <w:sz w:val="20"/>
               </w:rPr>
-              <w:t>「請求明細データ」テーブル</w:t>
-            </w:r>
-            <w:r>
-              <w:rPr>
-                <w:rFonts w:ascii="游ゴシック" w:eastAsia="游ゴシック" w:hAnsi="游ゴシック" w:hint="eastAsia"/>
-                <w:sz w:val="20"/>
-              </w:rPr>
-              <w:t>の</w:t>
+              <w:t>「請求明細データ」テーブルの</w:t>
             </w:r>
             <w:r>
               <w:rPr>
@@ -4172,14 +4144,7 @@
                 <w:rFonts w:ascii="游ゴシック" w:eastAsia="游ゴシック" w:hAnsi="游ゴシック" w:hint="eastAsia"/>
                 <w:sz w:val="20"/>
               </w:rPr>
-              <w:t>「請求明細データ」テーブル</w:t>
-            </w:r>
-            <w:r>
-              <w:rPr>
-                <w:rFonts w:ascii="游ゴシック" w:eastAsia="游ゴシック" w:hAnsi="游ゴシック" w:hint="eastAsia"/>
-                <w:sz w:val="20"/>
-              </w:rPr>
-              <w:t>の</w:t>
+              <w:t>「請求明細データ」テーブルの</w:t>
             </w:r>
             <w:r>
               <w:rPr>
@@ -4305,14 +4270,7 @@
                 <w:rFonts w:ascii="游ゴシック" w:eastAsia="游ゴシック" w:hAnsi="游ゴシック" w:hint="eastAsia"/>
                 <w:sz w:val="20"/>
               </w:rPr>
-              <w:t>「請求明細データ」テーブル</w:t>
-            </w:r>
-            <w:r>
-              <w:rPr>
-                <w:rFonts w:ascii="游ゴシック" w:eastAsia="游ゴシック" w:hAnsi="游ゴシック" w:hint="eastAsia"/>
-                <w:sz w:val="20"/>
-              </w:rPr>
-              <w:t>の</w:t>
+              <w:t>「請求明細データ」テーブルの</w:t>
             </w:r>
             <w:r>
               <w:rPr>
@@ -4438,14 +4396,7 @@
                 <w:rFonts w:ascii="游ゴシック" w:eastAsia="游ゴシック" w:hAnsi="游ゴシック" w:hint="eastAsia"/>
                 <w:sz w:val="20"/>
               </w:rPr>
-              <w:t>「請求明細データ」テーブル</w:t>
-            </w:r>
-            <w:r>
-              <w:rPr>
-                <w:rFonts w:ascii="游ゴシック" w:eastAsia="游ゴシック" w:hAnsi="游ゴシック" w:hint="eastAsia"/>
-                <w:sz w:val="20"/>
-              </w:rPr>
-              <w:t>の</w:t>
+              <w:t>「請求明細データ」テーブルの</w:t>
             </w:r>
             <w:r>
               <w:rPr>
@@ -4571,14 +4522,7 @@
                 <w:rFonts w:ascii="游ゴシック" w:eastAsia="游ゴシック" w:hAnsi="游ゴシック" w:hint="eastAsia"/>
                 <w:sz w:val="20"/>
               </w:rPr>
-              <w:t>「請求明細データ」テーブル</w:t>
-            </w:r>
-            <w:r>
-              <w:rPr>
-                <w:rFonts w:ascii="游ゴシック" w:eastAsia="游ゴシック" w:hAnsi="游ゴシック" w:hint="eastAsia"/>
-                <w:sz w:val="20"/>
-              </w:rPr>
-              <w:t>の</w:t>
+              <w:t>「請求明細データ」テーブルの</w:t>
             </w:r>
             <w:r>
               <w:rPr>
@@ -4704,14 +4648,7 @@
                 <w:rFonts w:ascii="游ゴシック" w:eastAsia="游ゴシック" w:hAnsi="游ゴシック" w:hint="eastAsia"/>
                 <w:sz w:val="20"/>
               </w:rPr>
-              <w:t>「請求明細データ」テーブル</w:t>
-            </w:r>
-            <w:r>
-              <w:rPr>
-                <w:rFonts w:ascii="游ゴシック" w:eastAsia="游ゴシック" w:hAnsi="游ゴシック" w:hint="eastAsia"/>
-                <w:sz w:val="20"/>
-              </w:rPr>
-              <w:t>の</w:t>
+              <w:t>「請求明細データ」テーブルの</w:t>
             </w:r>
             <w:r>
               <w:rPr>
@@ -5028,21 +4965,7 @@
                 <w:rFonts w:ascii="游ゴシック" w:eastAsia="游ゴシック" w:hAnsi="游ゴシック" w:hint="eastAsia"/>
                 <w:sz w:val="20"/>
               </w:rPr>
-              <w:t>の加入者情報が</w:t>
-            </w:r>
-            <w:r>
-              <w:rPr>
-                <w:rFonts w:ascii="游ゴシック" w:eastAsia="游ゴシック" w:hAnsi="游ゴシック" w:hint="eastAsia"/>
-                <w:sz w:val="20"/>
-              </w:rPr>
-              <w:t>「請求データ」</w:t>
-            </w:r>
-            <w:r>
-              <w:rPr>
-                <w:rFonts w:ascii="游ゴシック" w:eastAsia="游ゴシック" w:hAnsi="游ゴシック" w:hint="eastAsia"/>
-                <w:sz w:val="20"/>
-              </w:rPr>
-              <w:t>テーブルに登録されない</w:t>
+              <w:t>の加入者情報が「請求データ」テーブルに登録されない</w:t>
             </w:r>
           </w:p>
         </w:tc>
@@ -5152,7 +5075,7 @@
           <w:p>
             <w:pPr>
               <w:rPr>
-                <w:rFonts w:ascii="游ゴシック" w:eastAsia="游ゴシック" w:hAnsi="游ゴシック" w:hint="eastAsia"/>
+                <w:rFonts w:ascii="游ゴシック" w:eastAsia="游ゴシック" w:hAnsi="游ゴシック"/>
                 <w:sz w:val="20"/>
               </w:rPr>
             </w:pPr>
@@ -5168,21 +5091,7 @@
                 <w:rFonts w:ascii="游ゴシック" w:eastAsia="游ゴシック" w:hAnsi="游ゴシック" w:hint="eastAsia"/>
                 <w:sz w:val="20"/>
               </w:rPr>
-              <w:t>が</w:t>
-            </w:r>
-            <w:r>
-              <w:rPr>
-                <w:rFonts w:ascii="游ゴシック" w:eastAsia="游ゴシック" w:hAnsi="游ゴシック" w:hint="eastAsia"/>
-                <w:sz w:val="20"/>
-              </w:rPr>
-              <w:t>「請求データ」テーブル</w:t>
-            </w:r>
-            <w:r>
-              <w:rPr>
-                <w:rFonts w:ascii="游ゴシック" w:eastAsia="游ゴシック" w:hAnsi="游ゴシック" w:hint="eastAsia"/>
-                <w:sz w:val="20"/>
-              </w:rPr>
-              <w:t>に登録される</w:t>
+              <w:t>が「請求データ」テーブルに登録される</w:t>
             </w:r>
           </w:p>
         </w:tc>
@@ -5292,7 +5201,7 @@
           <w:p>
             <w:pPr>
               <w:rPr>
-                <w:rFonts w:ascii="游ゴシック" w:eastAsia="游ゴシック" w:hAnsi="游ゴシック" w:hint="eastAsia"/>
+                <w:rFonts w:ascii="游ゴシック" w:eastAsia="游ゴシック" w:hAnsi="游ゴシック"/>
                 <w:sz w:val="20"/>
               </w:rPr>
             </w:pPr>
@@ -5308,14 +5217,7 @@
                 <w:rFonts w:ascii="游ゴシック" w:eastAsia="游ゴシック" w:hAnsi="游ゴシック" w:hint="eastAsia"/>
                 <w:sz w:val="20"/>
               </w:rPr>
-              <w:t>が</w:t>
-            </w:r>
-            <w:r>
-              <w:rPr>
-                <w:rFonts w:ascii="游ゴシック" w:eastAsia="游ゴシック" w:hAnsi="游ゴシック" w:hint="eastAsia"/>
-                <w:sz w:val="20"/>
-              </w:rPr>
-              <w:t>「請求データ」テーブルに登録される</w:t>
+              <w:t>が「請求データ」テーブルに登録される</w:t>
             </w:r>
           </w:p>
         </w:tc>
@@ -5425,7 +5327,7 @@
           <w:p>
             <w:pPr>
               <w:rPr>
-                <w:rFonts w:ascii="游ゴシック" w:eastAsia="游ゴシック" w:hAnsi="游ゴシック" w:hint="eastAsia"/>
+                <w:rFonts w:ascii="游ゴシック" w:eastAsia="游ゴシック" w:hAnsi="游ゴシック"/>
                 <w:sz w:val="20"/>
               </w:rPr>
             </w:pPr>
@@ -5441,14 +5343,7 @@
                 <w:rFonts w:ascii="游ゴシック" w:eastAsia="游ゴシック" w:hAnsi="游ゴシック" w:hint="eastAsia"/>
                 <w:sz w:val="20"/>
               </w:rPr>
-              <w:t>が</w:t>
-            </w:r>
-            <w:r>
-              <w:rPr>
-                <w:rFonts w:ascii="游ゴシック" w:eastAsia="游ゴシック" w:hAnsi="游ゴシック" w:hint="eastAsia"/>
-                <w:sz w:val="20"/>
-              </w:rPr>
-              <w:t>「請求データ」テーブルに登録される</w:t>
+              <w:t>が「請求データ」テーブルに登録される</w:t>
             </w:r>
           </w:p>
         </w:tc>
@@ -5574,21 +5469,7 @@
                 <w:rFonts w:ascii="游ゴシック" w:eastAsia="游ゴシック" w:hAnsi="游ゴシック" w:hint="eastAsia"/>
                 <w:sz w:val="20"/>
               </w:rPr>
-              <w:t>が「</w:t>
-            </w:r>
-            <w:r>
-              <w:rPr>
-                <w:rFonts w:ascii="游ゴシック" w:eastAsia="游ゴシック" w:hAnsi="游ゴシック" w:hint="eastAsia"/>
-                <w:sz w:val="20"/>
-              </w:rPr>
-              <w:t>請求データ」テーブルに登録され</w:t>
-            </w:r>
-            <w:r>
-              <w:rPr>
-                <w:rFonts w:ascii="游ゴシック" w:eastAsia="游ゴシック" w:hAnsi="游ゴシック" w:hint="eastAsia"/>
-                <w:sz w:val="20"/>
-              </w:rPr>
-              <w:t>ない</w:t>
+              <w:t>が「請求データ」テーブルに登録されない</w:t>
             </w:r>
           </w:p>
         </w:tc>
@@ -5698,7 +5579,7 @@
           <w:p>
             <w:pPr>
               <w:rPr>
-                <w:rFonts w:ascii="游ゴシック" w:eastAsia="游ゴシック" w:hAnsi="游ゴシック" w:hint="eastAsia"/>
+                <w:rFonts w:ascii="游ゴシック" w:eastAsia="游ゴシック" w:hAnsi="游ゴシック"/>
                 <w:sz w:val="20"/>
               </w:rPr>
             </w:pPr>
@@ -5714,14 +5595,7 @@
                 <w:rFonts w:ascii="游ゴシック" w:eastAsia="游ゴシック" w:hAnsi="游ゴシック" w:hint="eastAsia"/>
                 <w:sz w:val="20"/>
               </w:rPr>
-              <w:t>が</w:t>
-            </w:r>
-            <w:r>
-              <w:rPr>
-                <w:rFonts w:ascii="游ゴシック" w:eastAsia="游ゴシック" w:hAnsi="游ゴシック" w:hint="eastAsia"/>
-                <w:sz w:val="20"/>
-              </w:rPr>
-              <w:t>「請求データ」テーブルに登録される</w:t>
+              <w:t>が「請求データ」テーブルに登録される</w:t>
             </w:r>
           </w:p>
         </w:tc>
@@ -5787,7 +5661,7 @@
               <w:snapToGrid w:val="0"/>
               <w:jc w:val="center"/>
               <w:rPr>
-                <w:rFonts w:ascii="游ゴシック" w:eastAsia="游ゴシック" w:hAnsi="游ゴシック" w:hint="eastAsia"/>
+                <w:rFonts w:ascii="游ゴシック" w:eastAsia="游ゴシック" w:hAnsi="游ゴシック"/>
                 <w:sz w:val="20"/>
               </w:rPr>
             </w:pPr>
@@ -5920,7 +5794,7 @@
               <w:snapToGrid w:val="0"/>
               <w:jc w:val="center"/>
               <w:rPr>
-                <w:rFonts w:ascii="游ゴシック" w:eastAsia="游ゴシック" w:hAnsi="游ゴシック" w:hint="eastAsia"/>
+                <w:rFonts w:ascii="游ゴシック" w:eastAsia="游ゴシック" w:hAnsi="游ゴシック"/>
                 <w:sz w:val="20"/>
               </w:rPr>
             </w:pPr>
@@ -6068,7 +5942,7 @@
               <w:snapToGrid w:val="0"/>
               <w:jc w:val="center"/>
               <w:rPr>
-                <w:rFonts w:ascii="游ゴシック" w:eastAsia="游ゴシック" w:hAnsi="游ゴシック" w:hint="eastAsia"/>
+                <w:rFonts w:ascii="游ゴシック" w:eastAsia="游ゴシック" w:hAnsi="游ゴシック"/>
                 <w:sz w:val="20"/>
               </w:rPr>
             </w:pPr>
@@ -6208,7 +6082,7 @@
               <w:snapToGrid w:val="0"/>
               <w:jc w:val="center"/>
               <w:rPr>
-                <w:rFonts w:ascii="游ゴシック" w:eastAsia="游ゴシック" w:hAnsi="游ゴシック" w:hint="eastAsia"/>
+                <w:rFonts w:ascii="游ゴシック" w:eastAsia="游ゴシック" w:hAnsi="游ゴシック"/>
                 <w:sz w:val="20"/>
               </w:rPr>
             </w:pPr>
@@ -6348,7 +6222,7 @@
               <w:snapToGrid w:val="0"/>
               <w:jc w:val="center"/>
               <w:rPr>
-                <w:rFonts w:ascii="游ゴシック" w:eastAsia="游ゴシック" w:hAnsi="游ゴシック" w:hint="eastAsia"/>
+                <w:rFonts w:ascii="游ゴシック" w:eastAsia="游ゴシック" w:hAnsi="游ゴシック"/>
                 <w:sz w:val="20"/>
               </w:rPr>
             </w:pPr>
@@ -6489,7 +6363,7 @@
               <w:snapToGrid w:val="0"/>
               <w:jc w:val="center"/>
               <w:rPr>
-                <w:rFonts w:ascii="游ゴシック" w:eastAsia="游ゴシック" w:hAnsi="游ゴシック" w:hint="eastAsia"/>
+                <w:rFonts w:ascii="游ゴシック" w:eastAsia="游ゴシック" w:hAnsi="游ゴシック"/>
                 <w:sz w:val="20"/>
               </w:rPr>
             </w:pPr>
@@ -6629,7 +6503,7 @@
               <w:snapToGrid w:val="0"/>
               <w:jc w:val="center"/>
               <w:rPr>
-                <w:rFonts w:ascii="游ゴシック" w:eastAsia="游ゴシック" w:hAnsi="游ゴシック" w:hint="eastAsia"/>
+                <w:rFonts w:ascii="游ゴシック" w:eastAsia="游ゴシック" w:hAnsi="游ゴシック"/>
                 <w:sz w:val="20"/>
               </w:rPr>
             </w:pPr>
@@ -6988,16 +6862,44 @@
           <w:p>
             <w:pPr>
               <w:rPr>
-                <w:rFonts w:ascii="游ゴシック" w:eastAsia="游ゴシック" w:hAnsi="游ゴシック" w:hint="eastAsia"/>
-                <w:sz w:val="20"/>
-              </w:rPr>
-            </w:pPr>
-            <w:r>
-              <w:rPr>
-                <w:rFonts w:ascii="游ゴシック" w:eastAsia="游ゴシック" w:hAnsi="游ゴシック"/>
-                <w:sz w:val="20"/>
-              </w:rPr>
-              <w:t>開始日2025/08/01終了日2025/09/30 の</w:t>
+                <w:rFonts w:ascii="游ゴシック" w:eastAsia="游ゴシック" w:hAnsi="游ゴシック"/>
+                <w:sz w:val="20"/>
+              </w:rPr>
+            </w:pPr>
+            <w:r>
+              <w:rPr>
+                <w:rFonts w:ascii="游ゴシック" w:eastAsia="游ゴシック" w:hAnsi="游ゴシック"/>
+                <w:sz w:val="20"/>
+              </w:rPr>
+              <w:t>開始日2025/08/01終了日2025/0</w:t>
+            </w:r>
+            <w:r>
+              <w:rPr>
+                <w:rFonts w:ascii="游ゴシック" w:eastAsia="游ゴシック" w:hAnsi="游ゴシック"/>
+                <w:sz w:val="20"/>
+              </w:rPr>
+              <w:t>8</w:t>
+            </w:r>
+            <w:r>
+              <w:rPr>
+                <w:rFonts w:ascii="游ゴシック" w:eastAsia="游ゴシック" w:hAnsi="游ゴシック"/>
+                <w:sz w:val="20"/>
+              </w:rPr>
+              <w:t>/3</w:t>
+            </w:r>
+            <w:r>
+              <w:rPr>
+                <w:rFonts w:ascii="游ゴシック" w:eastAsia="游ゴシック" w:hAnsi="游ゴシック"/>
+                <w:sz w:val="20"/>
+              </w:rPr>
+              <w:t>1</w:t>
+            </w:r>
+            <w:r>
+              <w:rPr>
+                <w:rFonts w:ascii="游ゴシック" w:eastAsia="游ゴシック" w:hAnsi="游ゴシック"/>
+                <w:sz w:val="20"/>
+              </w:rPr>
+              <w:t>の</w:t>
             </w:r>
             <w:r>
               <w:rPr>
@@ -7018,7 +6920,14 @@
                 <w:rFonts w:ascii="游ゴシック" w:eastAsia="游ゴシック" w:hAnsi="游ゴシック" w:hint="eastAsia"/>
                 <w:sz w:val="20"/>
               </w:rPr>
-              <w:t>が「請求データ」テーブルに登録される</w:t>
+              <w:t>が「請求データ」テーブルに登録さ</w:t>
+            </w:r>
+            <w:r>
+              <w:rPr>
+                <w:rFonts w:ascii="游ゴシック" w:eastAsia="游ゴシック" w:hAnsi="游ゴシック" w:hint="eastAsia"/>
+                <w:sz w:val="20"/>
+              </w:rPr>
+              <w:t>れない</w:t>
             </w:r>
           </w:p>
         </w:tc>
@@ -7137,7 +7046,21 @@
                 <w:rFonts w:ascii="游ゴシック" w:eastAsia="游ゴシック" w:hAnsi="游ゴシック"/>
                 <w:sz w:val="20"/>
               </w:rPr>
-              <w:t>開始日2025/09/01、終了日2025/09/30 の</w:t>
+              <w:t>開始日2025/0</w:t>
+            </w:r>
+            <w:r>
+              <w:rPr>
+                <w:rFonts w:ascii="游ゴシック" w:eastAsia="游ゴシック" w:hAnsi="游ゴシック"/>
+                <w:sz w:val="20"/>
+              </w:rPr>
+              <w:t>8</w:t>
+            </w:r>
+            <w:r>
+              <w:rPr>
+                <w:rFonts w:ascii="游ゴシック" w:eastAsia="游ゴシック" w:hAnsi="游ゴシック"/>
+                <w:sz w:val="20"/>
+              </w:rPr>
+              <w:t>/01、終了日2025/09/30 の</w:t>
             </w:r>
             <w:r>
               <w:rPr>
@@ -7277,7 +7200,49 @@
                 <w:rFonts w:ascii="游ゴシック" w:eastAsia="游ゴシック" w:hAnsi="游ゴシック"/>
                 <w:sz w:val="20"/>
               </w:rPr>
-              <w:t>開始日2025/09/30、終了日2025/10/31 の</w:t>
+              <w:t>開始日2025/09/</w:t>
+            </w:r>
+            <w:r>
+              <w:rPr>
+                <w:rFonts w:ascii="游ゴシック" w:eastAsia="游ゴシック" w:hAnsi="游ゴシック"/>
+                <w:sz w:val="20"/>
+              </w:rPr>
+              <w:t>01</w:t>
+            </w:r>
+            <w:r>
+              <w:rPr>
+                <w:rFonts w:ascii="游ゴシック" w:eastAsia="游ゴシック" w:hAnsi="游ゴシック"/>
+                <w:sz w:val="20"/>
+              </w:rPr>
+              <w:t>、終了日2025/</w:t>
+            </w:r>
+            <w:r>
+              <w:rPr>
+                <w:rFonts w:ascii="游ゴシック" w:eastAsia="游ゴシック" w:hAnsi="游ゴシック"/>
+                <w:sz w:val="20"/>
+              </w:rPr>
+              <w:t>09</w:t>
+            </w:r>
+            <w:r>
+              <w:rPr>
+                <w:rFonts w:ascii="游ゴシック" w:eastAsia="游ゴシック" w:hAnsi="游ゴシック"/>
+                <w:sz w:val="20"/>
+              </w:rPr>
+              <w:t>/3</w:t>
+            </w:r>
+            <w:r>
+              <w:rPr>
+                <w:rFonts w:ascii="游ゴシック" w:eastAsia="游ゴシック" w:hAnsi="游ゴシック"/>
+                <w:sz w:val="20"/>
+              </w:rPr>
+              <w:t>0</w:t>
+            </w:r>
+            <w:r>
+              <w:rPr>
+                <w:rFonts w:ascii="游ゴシック" w:eastAsia="游ゴシック" w:hAnsi="游ゴシック"/>
+                <w:sz w:val="20"/>
+              </w:rPr>
+              <w:t xml:space="preserve"> の</w:t>
             </w:r>
             <w:r>
               <w:rPr>
@@ -7417,7 +7382,35 @@
                 <w:rFonts w:ascii="游ゴシック" w:eastAsia="游ゴシック" w:hAnsi="游ゴシック"/>
                 <w:sz w:val="20"/>
               </w:rPr>
-              <w:t>開始日2025/10/01、終了日2025/10/31 の</w:t>
+              <w:t>開始日2025/</w:t>
+            </w:r>
+            <w:r>
+              <w:rPr>
+                <w:rFonts w:ascii="游ゴシック" w:eastAsia="游ゴシック" w:hAnsi="游ゴシック"/>
+                <w:sz w:val="20"/>
+              </w:rPr>
+              <w:t>09</w:t>
+            </w:r>
+            <w:r>
+              <w:rPr>
+                <w:rFonts w:ascii="游ゴシック" w:eastAsia="游ゴシック" w:hAnsi="游ゴシック"/>
+                <w:sz w:val="20"/>
+              </w:rPr>
+              <w:t>/</w:t>
+            </w:r>
+            <w:r>
+              <w:rPr>
+                <w:rFonts w:ascii="游ゴシック" w:eastAsia="游ゴシック" w:hAnsi="游ゴシック"/>
+                <w:sz w:val="20"/>
+              </w:rPr>
+              <w:t>30</w:t>
+            </w:r>
+            <w:r>
+              <w:rPr>
+                <w:rFonts w:ascii="游ゴシック" w:eastAsia="游ゴシック" w:hAnsi="游ゴシック"/>
+                <w:sz w:val="20"/>
+              </w:rPr>
+              <w:t>、終了日2025/10/31 の</w:t>
             </w:r>
             <w:r>
               <w:rPr>
@@ -7438,7 +7431,14 @@
                 <w:rFonts w:ascii="游ゴシック" w:eastAsia="游ゴシック" w:hAnsi="游ゴシック" w:hint="eastAsia"/>
                 <w:sz w:val="20"/>
               </w:rPr>
-              <w:t>が「請求データ」テーブルに登録されない</w:t>
+              <w:t>が「請求データ」テーブルに登録され</w:t>
+            </w:r>
+            <w:r>
+              <w:rPr>
+                <w:rFonts w:ascii="游ゴシック" w:eastAsia="游ゴシック" w:hAnsi="游ゴシック" w:hint="eastAsia"/>
+                <w:sz w:val="20"/>
+              </w:rPr>
+              <w:t>る</w:t>
             </w:r>
           </w:p>
         </w:tc>
@@ -7557,7 +7557,21 @@
                 <w:rFonts w:ascii="游ゴシック" w:eastAsia="游ゴシック" w:hAnsi="游ゴシック"/>
                 <w:sz w:val="20"/>
               </w:rPr>
-              <w:t>開始日2025/08/01、終了日2025/10/31 の</w:t>
+              <w:t>開始日2025/</w:t>
+            </w:r>
+            <w:r>
+              <w:rPr>
+                <w:rFonts w:ascii="游ゴシック" w:eastAsia="游ゴシック" w:hAnsi="游ゴシック"/>
+                <w:sz w:val="20"/>
+              </w:rPr>
+              <w:t>10</w:t>
+            </w:r>
+            <w:r>
+              <w:rPr>
+                <w:rFonts w:ascii="游ゴシック" w:eastAsia="游ゴシック" w:hAnsi="游ゴシック"/>
+                <w:sz w:val="20"/>
+              </w:rPr>
+              <w:t>/01、終了日2025/10/31 の</w:t>
             </w:r>
             <w:r>
               <w:rPr>
@@ -7578,7 +7592,14 @@
                 <w:rFonts w:ascii="游ゴシック" w:eastAsia="游ゴシック" w:hAnsi="游ゴシック" w:hint="eastAsia"/>
                 <w:sz w:val="20"/>
               </w:rPr>
-              <w:t>が「請求データ」テーブルに登録される</w:t>
+              <w:t>が「請求データ」テーブルに登録され</w:t>
+            </w:r>
+            <w:r>
+              <w:rPr>
+                <w:rFonts w:ascii="游ゴシック" w:eastAsia="游ゴシック" w:hAnsi="游ゴシック" w:hint="eastAsia"/>
+                <w:sz w:val="20"/>
+              </w:rPr>
+              <w:t>ない</w:t>
             </w:r>
           </w:p>
         </w:tc>
@@ -7644,7 +7665,7 @@
               <w:snapToGrid w:val="0"/>
               <w:jc w:val="center"/>
               <w:rPr>
-                <w:rFonts w:ascii="游ゴシック" w:eastAsia="游ゴシック" w:hAnsi="游ゴシック" w:hint="eastAsia"/>
+                <w:rFonts w:ascii="游ゴシック" w:eastAsia="游ゴシック" w:hAnsi="游ゴシック"/>
                 <w:sz w:val="20"/>
               </w:rPr>
             </w:pPr>
@@ -7688,51 +7709,44 @@
           <w:p>
             <w:pPr>
               <w:rPr>
-                <w:rFonts w:ascii="游ゴシック" w:eastAsia="游ゴシック" w:hAnsi="游ゴシック" w:hint="eastAsia"/>
-                <w:sz w:val="20"/>
-              </w:rPr>
-            </w:pPr>
-            <w:r>
-              <w:rPr>
-                <w:rFonts w:ascii="游ゴシック" w:eastAsia="游ゴシック" w:hAnsi="游ゴシック"/>
-                <w:sz w:val="20"/>
-              </w:rPr>
-              <w:t>開始日2025/08/01、終了日 NULL  の</w:t>
-            </w:r>
-            <w:r>
-              <w:rPr>
-                <w:rFonts w:ascii="游ゴシック" w:eastAsia="游ゴシック" w:hAnsi="游ゴシック" w:hint="eastAsia"/>
-                <w:sz w:val="20"/>
-              </w:rPr>
-              <w:t>料金</w:t>
-            </w:r>
-            <w:r>
-              <w:rPr>
-                <w:rFonts w:ascii="游ゴシック" w:eastAsia="游ゴシック" w:hAnsi="游ゴシック"/>
-                <w:sz w:val="20"/>
-              </w:rPr>
-              <w:t>情報</w:t>
-            </w:r>
-            <w:r>
-              <w:rPr>
-                <w:rFonts w:ascii="游ゴシック" w:eastAsia="游ゴシック" w:hAnsi="游ゴシック" w:hint="eastAsia"/>
-                <w:sz w:val="20"/>
-              </w:rPr>
-              <w:t>が</w:t>
-            </w:r>
-            <w:r>
-              <w:rPr>
-                <w:rFonts w:ascii="游ゴシック" w:eastAsia="游ゴシック" w:hAnsi="游ゴシック"/>
-                <w:sz w:val="20"/>
-              </w:rPr>
-              <w:t xml:space="preserve"> </w:t>
-            </w:r>
-            <w:r>
-              <w:rPr>
-                <w:rFonts w:ascii="游ゴシック" w:eastAsia="游ゴシック" w:hAnsi="游ゴシック" w:hint="eastAsia"/>
-                <w:sz w:val="20"/>
-              </w:rPr>
-              <w:t>「請求データ」テーブルに登録される</w:t>
+                <w:rFonts w:ascii="游ゴシック" w:eastAsia="游ゴシック" w:hAnsi="游ゴシック"/>
+                <w:sz w:val="20"/>
+              </w:rPr>
+            </w:pPr>
+            <w:r>
+              <w:rPr>
+                <w:rFonts w:ascii="游ゴシック" w:eastAsia="游ゴシック" w:hAnsi="游ゴシック" w:hint="eastAsia"/>
+                <w:sz w:val="20"/>
+              </w:rPr>
+              <w:t>開始日2</w:t>
+            </w:r>
+            <w:r>
+              <w:rPr>
+                <w:rFonts w:ascii="游ゴシック" w:eastAsia="游ゴシック" w:hAnsi="游ゴシック"/>
+                <w:sz w:val="20"/>
+              </w:rPr>
+              <w:t>025/8/01</w:t>
+            </w:r>
+            <w:r>
+              <w:rPr>
+                <w:rFonts w:ascii="游ゴシック" w:eastAsia="游ゴシック" w:hAnsi="游ゴシック" w:hint="eastAsia"/>
+                <w:sz w:val="20"/>
+              </w:rPr>
+              <w:t>、終了日2</w:t>
+            </w:r>
+            <w:r>
+              <w:rPr>
+                <w:rFonts w:ascii="游ゴシック" w:eastAsia="游ゴシック" w:hAnsi="游ゴシック"/>
+                <w:sz w:val="20"/>
+              </w:rPr>
+              <w:t>025/10/31</w:t>
+            </w:r>
+            <w:r>
+              <w:rPr>
+                <w:rFonts w:ascii="游ゴシック" w:eastAsia="游ゴシック" w:hAnsi="游ゴシック" w:hint="eastAsia"/>
+                <w:sz w:val="20"/>
+              </w:rPr>
+              <w:t>の料金情報が「請求データ」テーブルに登録されない</w:t>
             </w:r>
           </w:p>
         </w:tc>
@@ -7798,7 +7812,7 @@
               <w:snapToGrid w:val="0"/>
               <w:jc w:val="center"/>
               <w:rPr>
-                <w:rFonts w:ascii="游ゴシック" w:eastAsia="游ゴシック" w:hAnsi="游ゴシック" w:hint="eastAsia"/>
+                <w:rFonts w:ascii="游ゴシック" w:eastAsia="游ゴシック" w:hAnsi="游ゴシック"/>
                 <w:sz w:val="20"/>
               </w:rPr>
             </w:pPr>
@@ -7851,7 +7865,7 @@
                 <w:rFonts w:ascii="游ゴシック" w:eastAsia="游ゴシック" w:hAnsi="游ゴシック"/>
                 <w:sz w:val="20"/>
               </w:rPr>
-              <w:t>開始日2025/08/01終了日2025/09/30 の</w:t>
+              <w:t>開始日2025/08/01、終了日 NULL  の</w:t>
             </w:r>
             <w:r>
               <w:rPr>
@@ -7872,7 +7886,21 @@
                 <w:rFonts w:ascii="游ゴシック" w:eastAsia="游ゴシック" w:hAnsi="游ゴシック" w:hint="eastAsia"/>
                 <w:sz w:val="20"/>
               </w:rPr>
-              <w:t>が「請求明細データ」テーブルに登録される</w:t>
+              <w:t>が</w:t>
+            </w:r>
+            <w:r>
+              <w:rPr>
+                <w:rFonts w:ascii="游ゴシック" w:eastAsia="游ゴシック" w:hAnsi="游ゴシック"/>
+                <w:sz w:val="20"/>
+              </w:rPr>
+              <w:t xml:space="preserve"> </w:t>
+            </w:r>
+            <w:r>
+              <w:rPr>
+                <w:rFonts w:ascii="游ゴシック" w:eastAsia="游ゴシック" w:hAnsi="游ゴシック" w:hint="eastAsia"/>
+                <w:sz w:val="20"/>
+              </w:rPr>
+              <w:t>「請求データ」テーブルに登録される</w:t>
             </w:r>
           </w:p>
         </w:tc>
@@ -7938,7 +7966,7 @@
               <w:snapToGrid w:val="0"/>
               <w:jc w:val="center"/>
               <w:rPr>
-                <w:rFonts w:ascii="游ゴシック" w:eastAsia="游ゴシック" w:hAnsi="游ゴシック" w:hint="eastAsia"/>
+                <w:rFonts w:ascii="游ゴシック" w:eastAsia="游ゴシック" w:hAnsi="游ゴシック"/>
                 <w:sz w:val="20"/>
               </w:rPr>
             </w:pPr>
@@ -7991,7 +8019,35 @@
                 <w:rFonts w:ascii="游ゴシック" w:eastAsia="游ゴシック" w:hAnsi="游ゴシック"/>
                 <w:sz w:val="20"/>
               </w:rPr>
-              <w:t>開始日2025/09/01、終了日2025/09/30 の</w:t>
+              <w:t>開始日2025/08/01終了日2025/0</w:t>
+            </w:r>
+            <w:r>
+              <w:rPr>
+                <w:rFonts w:ascii="游ゴシック" w:eastAsia="游ゴシック" w:hAnsi="游ゴシック"/>
+                <w:sz w:val="20"/>
+              </w:rPr>
+              <w:t>8</w:t>
+            </w:r>
+            <w:r>
+              <w:rPr>
+                <w:rFonts w:ascii="游ゴシック" w:eastAsia="游ゴシック" w:hAnsi="游ゴシック"/>
+                <w:sz w:val="20"/>
+              </w:rPr>
+              <w:t>/3</w:t>
+            </w:r>
+            <w:r>
+              <w:rPr>
+                <w:rFonts w:ascii="游ゴシック" w:eastAsia="游ゴシック" w:hAnsi="游ゴシック"/>
+                <w:sz w:val="20"/>
+              </w:rPr>
+              <w:t>1</w:t>
+            </w:r>
+            <w:r>
+              <w:rPr>
+                <w:rFonts w:ascii="游ゴシック" w:eastAsia="游ゴシック" w:hAnsi="游ゴシック"/>
+                <w:sz w:val="20"/>
+              </w:rPr>
+              <w:t>の</w:t>
             </w:r>
             <w:r>
               <w:rPr>
@@ -8012,7 +8068,28 @@
                 <w:rFonts w:ascii="游ゴシック" w:eastAsia="游ゴシック" w:hAnsi="游ゴシック" w:hint="eastAsia"/>
                 <w:sz w:val="20"/>
               </w:rPr>
-              <w:t>が「請求明細データ」テーブルに登録される</w:t>
+              <w:t>が「請求</w:t>
+            </w:r>
+            <w:r>
+              <w:rPr>
+                <w:rFonts w:ascii="游ゴシック" w:eastAsia="游ゴシック" w:hAnsi="游ゴシック" w:hint="eastAsia"/>
+                <w:sz w:val="20"/>
+              </w:rPr>
+              <w:t>明細</w:t>
+            </w:r>
+            <w:r>
+              <w:rPr>
+                <w:rFonts w:ascii="游ゴシック" w:eastAsia="游ゴシック" w:hAnsi="游ゴシック" w:hint="eastAsia"/>
+                <w:sz w:val="20"/>
+              </w:rPr>
+              <w:t>データ」テーブルに登録さ</w:t>
+            </w:r>
+            <w:r>
+              <w:rPr>
+                <w:rFonts w:ascii="游ゴシック" w:eastAsia="游ゴシック" w:hAnsi="游ゴシック" w:hint="eastAsia"/>
+                <w:sz w:val="20"/>
+              </w:rPr>
+              <w:t>れない</w:t>
             </w:r>
           </w:p>
         </w:tc>
@@ -8078,7 +8155,7 @@
               <w:snapToGrid w:val="0"/>
               <w:jc w:val="center"/>
               <w:rPr>
-                <w:rFonts w:ascii="游ゴシック" w:eastAsia="游ゴシック" w:hAnsi="游ゴシック" w:hint="eastAsia"/>
+                <w:rFonts w:ascii="游ゴシック" w:eastAsia="游ゴシック" w:hAnsi="游ゴシック"/>
                 <w:sz w:val="20"/>
               </w:rPr>
             </w:pPr>
@@ -8131,7 +8208,21 @@
                 <w:rFonts w:ascii="游ゴシック" w:eastAsia="游ゴシック" w:hAnsi="游ゴシック"/>
                 <w:sz w:val="20"/>
               </w:rPr>
-              <w:t>開始日2025/09/30、終了日2025/10/31 の</w:t>
+              <w:t>開始日2025/0</w:t>
+            </w:r>
+            <w:r>
+              <w:rPr>
+                <w:rFonts w:ascii="游ゴシック" w:eastAsia="游ゴシック" w:hAnsi="游ゴシック"/>
+                <w:sz w:val="20"/>
+              </w:rPr>
+              <w:t>8</w:t>
+            </w:r>
+            <w:r>
+              <w:rPr>
+                <w:rFonts w:ascii="游ゴシック" w:eastAsia="游ゴシック" w:hAnsi="游ゴシック"/>
+                <w:sz w:val="20"/>
+              </w:rPr>
+              <w:t>/01、終了日2025/09/30 の</w:t>
             </w:r>
             <w:r>
               <w:rPr>
@@ -8152,7 +8243,21 @@
                 <w:rFonts w:ascii="游ゴシック" w:eastAsia="游ゴシック" w:hAnsi="游ゴシック" w:hint="eastAsia"/>
                 <w:sz w:val="20"/>
               </w:rPr>
-              <w:t>が「請求明細データ」テーブルに登録される</w:t>
+              <w:t>が「請求</w:t>
+            </w:r>
+            <w:r>
+              <w:rPr>
+                <w:rFonts w:ascii="游ゴシック" w:eastAsia="游ゴシック" w:hAnsi="游ゴシック" w:hint="eastAsia"/>
+                <w:sz w:val="20"/>
+              </w:rPr>
+              <w:t>明細</w:t>
+            </w:r>
+            <w:r>
+              <w:rPr>
+                <w:rFonts w:ascii="游ゴシック" w:eastAsia="游ゴシック" w:hAnsi="游ゴシック" w:hint="eastAsia"/>
+                <w:sz w:val="20"/>
+              </w:rPr>
+              <w:t>データ」テーブルに登録される</w:t>
             </w:r>
           </w:p>
         </w:tc>
@@ -8218,7 +8323,7 @@
               <w:snapToGrid w:val="0"/>
               <w:jc w:val="center"/>
               <w:rPr>
-                <w:rFonts w:ascii="游ゴシック" w:eastAsia="游ゴシック" w:hAnsi="游ゴシック" w:hint="eastAsia"/>
+                <w:rFonts w:ascii="游ゴシック" w:eastAsia="游ゴシック" w:hAnsi="游ゴシック"/>
                 <w:sz w:val="20"/>
               </w:rPr>
             </w:pPr>
@@ -8271,7 +8376,49 @@
                 <w:rFonts w:ascii="游ゴシック" w:eastAsia="游ゴシック" w:hAnsi="游ゴシック"/>
                 <w:sz w:val="20"/>
               </w:rPr>
-              <w:t>開始日2025/10/01、終了日2025/10/31 の</w:t>
+              <w:t>開始日2025/09/</w:t>
+            </w:r>
+            <w:r>
+              <w:rPr>
+                <w:rFonts w:ascii="游ゴシック" w:eastAsia="游ゴシック" w:hAnsi="游ゴシック"/>
+                <w:sz w:val="20"/>
+              </w:rPr>
+              <w:t>01</w:t>
+            </w:r>
+            <w:r>
+              <w:rPr>
+                <w:rFonts w:ascii="游ゴシック" w:eastAsia="游ゴシック" w:hAnsi="游ゴシック"/>
+                <w:sz w:val="20"/>
+              </w:rPr>
+              <w:t>、終了日2025/</w:t>
+            </w:r>
+            <w:r>
+              <w:rPr>
+                <w:rFonts w:ascii="游ゴシック" w:eastAsia="游ゴシック" w:hAnsi="游ゴシック"/>
+                <w:sz w:val="20"/>
+              </w:rPr>
+              <w:t>09</w:t>
+            </w:r>
+            <w:r>
+              <w:rPr>
+                <w:rFonts w:ascii="游ゴシック" w:eastAsia="游ゴシック" w:hAnsi="游ゴシック"/>
+                <w:sz w:val="20"/>
+              </w:rPr>
+              <w:t>/3</w:t>
+            </w:r>
+            <w:r>
+              <w:rPr>
+                <w:rFonts w:ascii="游ゴシック" w:eastAsia="游ゴシック" w:hAnsi="游ゴシック"/>
+                <w:sz w:val="20"/>
+              </w:rPr>
+              <w:t>0</w:t>
+            </w:r>
+            <w:r>
+              <w:rPr>
+                <w:rFonts w:ascii="游ゴシック" w:eastAsia="游ゴシック" w:hAnsi="游ゴシック"/>
+                <w:sz w:val="20"/>
+              </w:rPr>
+              <w:t xml:space="preserve"> の</w:t>
             </w:r>
             <w:r>
               <w:rPr>
@@ -8292,7 +8439,21 @@
                 <w:rFonts w:ascii="游ゴシック" w:eastAsia="游ゴシック" w:hAnsi="游ゴシック" w:hint="eastAsia"/>
                 <w:sz w:val="20"/>
               </w:rPr>
-              <w:t>が「請求明細データ」テーブルに登録されない</w:t>
+              <w:t>が「請求</w:t>
+            </w:r>
+            <w:r>
+              <w:rPr>
+                <w:rFonts w:ascii="游ゴシック" w:eastAsia="游ゴシック" w:hAnsi="游ゴシック" w:hint="eastAsia"/>
+                <w:sz w:val="20"/>
+              </w:rPr>
+              <w:t>明細</w:t>
+            </w:r>
+            <w:r>
+              <w:rPr>
+                <w:rFonts w:ascii="游ゴシック" w:eastAsia="游ゴシック" w:hAnsi="游ゴシック" w:hint="eastAsia"/>
+                <w:sz w:val="20"/>
+              </w:rPr>
+              <w:t>データ」テーブルに登録される</w:t>
             </w:r>
           </w:p>
         </w:tc>
@@ -8358,7 +8519,7 @@
               <w:snapToGrid w:val="0"/>
               <w:jc w:val="center"/>
               <w:rPr>
-                <w:rFonts w:ascii="游ゴシック" w:eastAsia="游ゴシック" w:hAnsi="游ゴシック" w:hint="eastAsia"/>
+                <w:rFonts w:ascii="游ゴシック" w:eastAsia="游ゴシック" w:hAnsi="游ゴシック"/>
                 <w:sz w:val="20"/>
               </w:rPr>
             </w:pPr>
@@ -8412,7 +8573,35 @@
                 <w:rFonts w:ascii="游ゴシック" w:eastAsia="游ゴシック" w:hAnsi="游ゴシック"/>
                 <w:sz w:val="20"/>
               </w:rPr>
-              <w:t>開始日2025/08/01、終了日2025/10/31 の</w:t>
+              <w:t>開始日2025/</w:t>
+            </w:r>
+            <w:r>
+              <w:rPr>
+                <w:rFonts w:ascii="游ゴシック" w:eastAsia="游ゴシック" w:hAnsi="游ゴシック"/>
+                <w:sz w:val="20"/>
+              </w:rPr>
+              <w:t>09</w:t>
+            </w:r>
+            <w:r>
+              <w:rPr>
+                <w:rFonts w:ascii="游ゴシック" w:eastAsia="游ゴシック" w:hAnsi="游ゴシック"/>
+                <w:sz w:val="20"/>
+              </w:rPr>
+              <w:t>/</w:t>
+            </w:r>
+            <w:r>
+              <w:rPr>
+                <w:rFonts w:ascii="游ゴシック" w:eastAsia="游ゴシック" w:hAnsi="游ゴシック"/>
+                <w:sz w:val="20"/>
+              </w:rPr>
+              <w:t>30</w:t>
+            </w:r>
+            <w:r>
+              <w:rPr>
+                <w:rFonts w:ascii="游ゴシック" w:eastAsia="游ゴシック" w:hAnsi="游ゴシック"/>
+                <w:sz w:val="20"/>
+              </w:rPr>
+              <w:t>、終了日2025/10/31 の</w:t>
             </w:r>
             <w:r>
               <w:rPr>
@@ -8433,7 +8622,28 @@
                 <w:rFonts w:ascii="游ゴシック" w:eastAsia="游ゴシック" w:hAnsi="游ゴシック" w:hint="eastAsia"/>
                 <w:sz w:val="20"/>
               </w:rPr>
-              <w:t>が「請求明細データ」テーブルに登録される</w:t>
+              <w:t>が「請求</w:t>
+            </w:r>
+            <w:r>
+              <w:rPr>
+                <w:rFonts w:ascii="游ゴシック" w:eastAsia="游ゴシック" w:hAnsi="游ゴシック" w:hint="eastAsia"/>
+                <w:sz w:val="20"/>
+              </w:rPr>
+              <w:t>明細</w:t>
+            </w:r>
+            <w:r>
+              <w:rPr>
+                <w:rFonts w:ascii="游ゴシック" w:eastAsia="游ゴシック" w:hAnsi="游ゴシック" w:hint="eastAsia"/>
+                <w:sz w:val="20"/>
+              </w:rPr>
+              <w:t>データ」テーブルに登録され</w:t>
+            </w:r>
+            <w:r>
+              <w:rPr>
+                <w:rFonts w:ascii="游ゴシック" w:eastAsia="游ゴシック" w:hAnsi="游ゴシック" w:hint="eastAsia"/>
+                <w:sz w:val="20"/>
+              </w:rPr>
+              <w:t>る</w:t>
             </w:r>
           </w:p>
         </w:tc>
@@ -8499,7 +8709,7 @@
               <w:snapToGrid w:val="0"/>
               <w:jc w:val="center"/>
               <w:rPr>
-                <w:rFonts w:ascii="游ゴシック" w:eastAsia="游ゴシック" w:hAnsi="游ゴシック" w:hint="eastAsia"/>
+                <w:rFonts w:ascii="游ゴシック" w:eastAsia="游ゴシック" w:hAnsi="游ゴシック"/>
                 <w:sz w:val="20"/>
               </w:rPr>
             </w:pPr>
@@ -8552,7 +8762,21 @@
                 <w:rFonts w:ascii="游ゴシック" w:eastAsia="游ゴシック" w:hAnsi="游ゴシック"/>
                 <w:sz w:val="20"/>
               </w:rPr>
-              <w:t>開始日2025/08/01、終了日 NULL  の</w:t>
+              <w:t>開始日2025/</w:t>
+            </w:r>
+            <w:r>
+              <w:rPr>
+                <w:rFonts w:ascii="游ゴシック" w:eastAsia="游ゴシック" w:hAnsi="游ゴシック"/>
+                <w:sz w:val="20"/>
+              </w:rPr>
+              <w:t>10</w:t>
+            </w:r>
+            <w:r>
+              <w:rPr>
+                <w:rFonts w:ascii="游ゴシック" w:eastAsia="游ゴシック" w:hAnsi="游ゴシック"/>
+                <w:sz w:val="20"/>
+              </w:rPr>
+              <w:t>/01、終了日2025/10/31 の</w:t>
             </w:r>
             <w:r>
               <w:rPr>
@@ -8573,21 +8797,28 @@
                 <w:rFonts w:ascii="游ゴシック" w:eastAsia="游ゴシック" w:hAnsi="游ゴシック" w:hint="eastAsia"/>
                 <w:sz w:val="20"/>
               </w:rPr>
-              <w:t>が</w:t>
-            </w:r>
-            <w:r>
-              <w:rPr>
-                <w:rFonts w:ascii="游ゴシック" w:eastAsia="游ゴシック" w:hAnsi="游ゴシック"/>
-                <w:sz w:val="20"/>
-              </w:rPr>
-              <w:t xml:space="preserve"> </w:t>
-            </w:r>
-            <w:r>
-              <w:rPr>
-                <w:rFonts w:ascii="游ゴシック" w:eastAsia="游ゴシック" w:hAnsi="游ゴシック" w:hint="eastAsia"/>
-                <w:sz w:val="20"/>
-              </w:rPr>
-              <w:t>「請求明細データ」テーブルに登録される</w:t>
+              <w:t>が「請求</w:t>
+            </w:r>
+            <w:r>
+              <w:rPr>
+                <w:rFonts w:ascii="游ゴシック" w:eastAsia="游ゴシック" w:hAnsi="游ゴシック" w:hint="eastAsia"/>
+                <w:sz w:val="20"/>
+              </w:rPr>
+              <w:t>明細</w:t>
+            </w:r>
+            <w:r>
+              <w:rPr>
+                <w:rFonts w:ascii="游ゴシック" w:eastAsia="游ゴシック" w:hAnsi="游ゴシック" w:hint="eastAsia"/>
+                <w:sz w:val="20"/>
+              </w:rPr>
+              <w:t>データ」テーブルに登録され</w:t>
+            </w:r>
+            <w:r>
+              <w:rPr>
+                <w:rFonts w:ascii="游ゴシック" w:eastAsia="游ゴシック" w:hAnsi="游ゴシック" w:hint="eastAsia"/>
+                <w:sz w:val="20"/>
+              </w:rPr>
+              <w:t>ない</w:t>
             </w:r>
           </w:p>
         </w:tc>
@@ -8676,33 +8907,17 @@
         <w:tc>
           <w:tcPr>
             <w:tcW w:w="5355" w:type="dxa"/>
-            <w:vMerge w:val="restart"/>
-            <w:vAlign w:val="center"/>
-          </w:tcPr>
-          <w:p>
-            <w:pPr>
-              <w:snapToGrid w:val="0"/>
-              <w:rPr>
-                <w:rFonts w:ascii="游ゴシック" w:eastAsia="游ゴシック" w:hAnsi="游ゴシック"/>
-                <w:sz w:val="20"/>
-              </w:rPr>
-            </w:pPr>
-            <w:r>
-              <w:rPr>
-                <w:rFonts w:ascii="游ゴシック" w:eastAsia="游ゴシック" w:hAnsi="游ゴシック" w:hint="eastAsia"/>
-                <w:sz w:val="20"/>
-              </w:rPr>
-              <w:t>ログ出力、</w:t>
-            </w:r>
-            <w:r>
-              <w:rPr>
-                <w:rFonts w:ascii="游ゴシック" w:eastAsia="游ゴシック" w:hAnsi="游ゴシック" w:hint="eastAsia"/>
-                <w:sz w:val="20"/>
-              </w:rPr>
-              <w:t>引数“202509”で実行</w:t>
-            </w:r>
-            <w:bookmarkStart w:id="0" w:name="_GoBack"/>
-            <w:bookmarkEnd w:id="0"/>
+            <w:vMerge/>
+            <w:vAlign w:val="center"/>
+          </w:tcPr>
+          <w:p>
+            <w:pPr>
+              <w:snapToGrid w:val="0"/>
+              <w:rPr>
+                <w:rFonts w:ascii="游ゴシック" w:eastAsia="游ゴシック" w:hAnsi="游ゴシック"/>
+                <w:sz w:val="20"/>
+              </w:rPr>
+            </w:pPr>
           </w:p>
         </w:tc>
         <w:tc>
@@ -8720,34 +8935,37 @@
             <w:r>
               <w:rPr>
                 <w:rFonts w:ascii="游ゴシック" w:eastAsia="游ゴシック" w:hAnsi="游ゴシック" w:hint="eastAsia"/>
-                <w:color w:val="000000"/>
-                <w:sz w:val="20"/>
-              </w:rPr>
-              <w:t>202</w:t>
-            </w:r>
-            <w:r>
-              <w:rPr>
-                <w:rFonts w:ascii="游ゴシック" w:eastAsia="游ゴシック" w:hAnsi="游ゴシック"/>
-                <w:color w:val="000000"/>
-                <w:sz w:val="20"/>
-              </w:rPr>
-              <w:t>5</w:t>
-            </w:r>
-            <w:r>
-              <w:rPr>
-                <w:rFonts w:ascii="游ゴシック" w:eastAsia="游ゴシック" w:hAnsi="游ゴシック" w:hint="eastAsia"/>
-                <w:color w:val="000000"/>
-                <w:sz w:val="20"/>
-              </w:rPr>
-              <w:t>年09月分の請求情報を確認しています。</w:t>
-            </w:r>
-            <w:r>
-              <w:rPr>
-                <w:rFonts w:ascii="游ゴシック" w:eastAsia="游ゴシック" w:hAnsi="游ゴシック" w:hint="eastAsia"/>
-                <w:color w:val="000000"/>
-                <w:sz w:val="20"/>
-              </w:rPr>
-              <w:t>と表示される</w:t>
+                <w:sz w:val="20"/>
+              </w:rPr>
+              <w:t>開始日2</w:t>
+            </w:r>
+            <w:r>
+              <w:rPr>
+                <w:rFonts w:ascii="游ゴシック" w:eastAsia="游ゴシック" w:hAnsi="游ゴシック"/>
+                <w:sz w:val="20"/>
+              </w:rPr>
+              <w:t>025/8/01</w:t>
+            </w:r>
+            <w:r>
+              <w:rPr>
+                <w:rFonts w:ascii="游ゴシック" w:eastAsia="游ゴシック" w:hAnsi="游ゴシック" w:hint="eastAsia"/>
+                <w:sz w:val="20"/>
+              </w:rPr>
+              <w:t>、終了日2</w:t>
+            </w:r>
+            <w:r>
+              <w:rPr>
+                <w:rFonts w:ascii="游ゴシック" w:eastAsia="游ゴシック" w:hAnsi="游ゴシック"/>
+                <w:sz w:val="20"/>
+              </w:rPr>
+              <w:t>025/10/31</w:t>
+            </w:r>
+            <w:r>
+              <w:rPr>
+                <w:rFonts w:ascii="游ゴシック" w:eastAsia="游ゴシック" w:hAnsi="游ゴシック" w:hint="eastAsia"/>
+                <w:sz w:val="20"/>
+              </w:rPr>
+              <w:t>の料金情報が「請求明細データ」テーブルに登録されない</w:t>
             </w:r>
           </w:p>
         </w:tc>
@@ -8863,51 +9081,59 @@
             </w:pPr>
             <w:r>
               <w:rPr>
-                <w:rFonts w:ascii="游ゴシック" w:eastAsia="游ゴシック" w:hAnsi="游ゴシック" w:hint="eastAsia"/>
-                <w:color w:val="000000"/>
-                <w:sz w:val="20"/>
-              </w:rPr>
-              <w:t>データ</w:t>
-            </w:r>
-            <w:r>
-              <w:rPr>
-                <w:rFonts w:ascii="游ゴシック" w:eastAsia="游ゴシック" w:hAnsi="游ゴシック" w:hint="eastAsia"/>
-                <w:color w:val="000000"/>
-                <w:sz w:val="20"/>
-              </w:rPr>
-              <w:t>ー</w:t>
-            </w:r>
-            <w:r>
-              <w:rPr>
-                <w:rFonts w:ascii="游ゴシック" w:eastAsia="游ゴシック" w:hAnsi="游ゴシック" w:hint="eastAsia"/>
-                <w:color w:val="000000"/>
-                <w:sz w:val="20"/>
-              </w:rPr>
-              <w:t>ベースから20</w:t>
-            </w:r>
-            <w:r>
-              <w:rPr>
-                <w:rFonts w:ascii="游ゴシック" w:eastAsia="游ゴシック" w:hAnsi="游ゴシック"/>
-                <w:color w:val="000000"/>
-                <w:sz w:val="20"/>
-              </w:rPr>
-              <w:t>25</w:t>
-            </w:r>
-            <w:r>
-              <w:rPr>
-                <w:rFonts w:ascii="游ゴシック" w:eastAsia="游ゴシック" w:hAnsi="游ゴシック" w:hint="eastAsia"/>
-                <w:color w:val="000000"/>
-                <w:sz w:val="20"/>
-              </w:rPr>
-              <w:t>年09月分の未確定請求情報を削除しました。</w:t>
-            </w:r>
-            <w:r>
-              <w:rPr>
-                <w:rFonts w:ascii="游ゴシック" w:eastAsia="游ゴシック" w:hAnsi="游ゴシック" w:hint="eastAsia"/>
-                <w:color w:val="000000"/>
-                <w:sz w:val="20"/>
-              </w:rPr>
-              <w:t>と表示される</w:t>
+                <w:rFonts w:ascii="游ゴシック" w:eastAsia="游ゴシック" w:hAnsi="游ゴシック"/>
+                <w:sz w:val="20"/>
+              </w:rPr>
+              <w:t>開始日2025/08/01、終了日 NULL  の</w:t>
+            </w:r>
+            <w:r>
+              <w:rPr>
+                <w:rFonts w:ascii="游ゴシック" w:eastAsia="游ゴシック" w:hAnsi="游ゴシック" w:hint="eastAsia"/>
+                <w:sz w:val="20"/>
+              </w:rPr>
+              <w:t>料金</w:t>
+            </w:r>
+            <w:r>
+              <w:rPr>
+                <w:rFonts w:ascii="游ゴシック" w:eastAsia="游ゴシック" w:hAnsi="游ゴシック"/>
+                <w:sz w:val="20"/>
+              </w:rPr>
+              <w:t>情報</w:t>
+            </w:r>
+            <w:r>
+              <w:rPr>
+                <w:rFonts w:ascii="游ゴシック" w:eastAsia="游ゴシック" w:hAnsi="游ゴシック" w:hint="eastAsia"/>
+                <w:sz w:val="20"/>
+              </w:rPr>
+              <w:t>が</w:t>
+            </w:r>
+            <w:r>
+              <w:rPr>
+                <w:rFonts w:ascii="游ゴシック" w:eastAsia="游ゴシック" w:hAnsi="游ゴシック"/>
+                <w:sz w:val="20"/>
+              </w:rPr>
+              <w:t xml:space="preserve"> </w:t>
+            </w:r>
+            <w:r>
+              <w:rPr>
+                <w:rFonts w:ascii="游ゴシック" w:eastAsia="游ゴシック" w:hAnsi="游ゴシック" w:hint="eastAsia"/>
+                <w:sz w:val="20"/>
+              </w:rPr>
+              <w:t>「請求</w:t>
+            </w:r>
+            <w:r>
+              <w:rPr>
+                <w:rFonts w:ascii="游ゴシック" w:eastAsia="游ゴシック" w:hAnsi="游ゴシック" w:hint="eastAsia"/>
+                <w:sz w:val="20"/>
+              </w:rPr>
+              <w:t>明細</w:t>
+            </w:r>
+            <w:r>
+              <w:rPr>
+                <w:rFonts w:ascii="游ゴシック" w:eastAsia="游ゴシック" w:hAnsi="游ゴシック" w:hint="eastAsia"/>
+                <w:sz w:val="20"/>
+              </w:rPr>
+              <w:t>データ」テーブルに登録される</w:t>
             </w:r>
           </w:p>
         </w:tc>
@@ -8996,17 +9222,31 @@
         <w:tc>
           <w:tcPr>
             <w:tcW w:w="5355" w:type="dxa"/>
-            <w:vMerge/>
-            <w:vAlign w:val="center"/>
-          </w:tcPr>
-          <w:p>
-            <w:pPr>
-              <w:snapToGrid w:val="0"/>
-              <w:rPr>
-                <w:rFonts w:ascii="游ゴシック" w:eastAsia="游ゴシック" w:hAnsi="游ゴシック"/>
-                <w:sz w:val="20"/>
-              </w:rPr>
-            </w:pPr>
+            <w:vMerge w:val="restart"/>
+            <w:vAlign w:val="center"/>
+          </w:tcPr>
+          <w:p>
+            <w:pPr>
+              <w:snapToGrid w:val="0"/>
+              <w:rPr>
+                <w:rFonts w:ascii="游ゴシック" w:eastAsia="游ゴシック" w:hAnsi="游ゴシック"/>
+                <w:sz w:val="20"/>
+              </w:rPr>
+            </w:pPr>
+            <w:r>
+              <w:rPr>
+                <w:rFonts w:ascii="游ゴシック" w:eastAsia="游ゴシック" w:hAnsi="游ゴシック" w:hint="eastAsia"/>
+                <w:sz w:val="20"/>
+              </w:rPr>
+              <w:t>ログ出力、</w:t>
+            </w:r>
+            <w:r>
+              <w:rPr>
+                <w:rFonts w:ascii="游ゴシック" w:eastAsia="游ゴシック" w:hAnsi="游ゴシック" w:hint="eastAsia"/>
+                <w:sz w:val="20"/>
+              </w:rPr>
+              <w:t>引数“202509”で実行</w:t>
+            </w:r>
           </w:p>
         </w:tc>
         <w:tc>
@@ -9043,7 +9283,7 @@
                 <w:color w:val="000000"/>
                 <w:sz w:val="20"/>
               </w:rPr>
-              <w:t>年09月分の請求ステータス情報を追加しています</w:t>
+              <w:t>年09月分の請求情報を確認しています。</w:t>
             </w:r>
             <w:r>
               <w:rPr>
@@ -9051,7 +9291,7 @@
                 <w:color w:val="000000"/>
                 <w:sz w:val="20"/>
               </w:rPr>
-              <w:t>。と表示される</w:t>
+              <w:t>と表示される</w:t>
             </w:r>
           </w:p>
         </w:tc>
@@ -9161,18 +9401,25 @@
           <w:p>
             <w:pPr>
               <w:rPr>
+                <w:rFonts w:ascii="游ゴシック" w:eastAsia="游ゴシック" w:hAnsi="游ゴシック"/>
+                <w:sz w:val="20"/>
+              </w:rPr>
+            </w:pPr>
+            <w:r>
+              <w:rPr>
                 <w:rFonts w:ascii="游ゴシック" w:eastAsia="游ゴシック" w:hAnsi="游ゴシック" w:hint="eastAsia"/>
                 <w:color w:val="000000"/>
                 <w:sz w:val="20"/>
               </w:rPr>
-            </w:pPr>
+              <w:t>データ</w:t>
+            </w:r>
             <w:r>
               <w:rPr>
                 <w:rFonts w:ascii="游ゴシック" w:eastAsia="游ゴシック" w:hAnsi="游ゴシック" w:hint="eastAsia"/>
                 <w:color w:val="000000"/>
                 <w:sz w:val="20"/>
               </w:rPr>
-              <w:t>1件追加しました。</w:t>
+              <w:t>ー</w:t>
             </w:r>
             <w:r>
               <w:rPr>
@@ -9180,7 +9427,7 @@
                 <w:color w:val="000000"/>
                 <w:sz w:val="20"/>
               </w:rPr>
-              <w:t>と表示される。</w:t>
+              <w:t>ベースから20</w:t>
             </w:r>
             <w:r>
               <w:rPr>
@@ -9188,7 +9435,7 @@
                 <w:color w:val="000000"/>
                 <w:sz w:val="20"/>
               </w:rPr>
-              <w:t>(</w:t>
+              <w:t>25</w:t>
             </w:r>
             <w:r>
               <w:rPr>
@@ -9196,7 +9443,7 @@
                 <w:color w:val="000000"/>
                 <w:sz w:val="20"/>
               </w:rPr>
-              <w:t>更新された</w:t>
+              <w:t>年09月分の未確定請求情報を削除しました。</w:t>
             </w:r>
             <w:r>
               <w:rPr>
@@ -9204,23 +9451,7 @@
                 <w:color w:val="000000"/>
                 <w:sz w:val="20"/>
               </w:rPr>
-              <w:t>請求データ状況</w:t>
-            </w:r>
-            <w:r>
-              <w:rPr>
-                <w:rFonts w:ascii="游ゴシック" w:eastAsia="游ゴシック" w:hAnsi="游ゴシック" w:hint="eastAsia"/>
-                <w:color w:val="000000"/>
-                <w:sz w:val="20"/>
-              </w:rPr>
-              <w:t>の件数</w:t>
-            </w:r>
-            <w:r>
-              <w:rPr>
-                <w:rFonts w:ascii="游ゴシック" w:eastAsia="游ゴシック" w:hAnsi="游ゴシック"/>
-                <w:color w:val="000000"/>
-                <w:sz w:val="20"/>
-              </w:rPr>
-              <w:t>)</w:t>
+              <w:t>と表示される</w:t>
             </w:r>
           </w:p>
         </w:tc>
@@ -9331,25 +9562,32 @@
             <w:pPr>
               <w:rPr>
                 <w:rFonts w:ascii="游ゴシック" w:eastAsia="游ゴシック" w:hAnsi="游ゴシック"/>
+                <w:sz w:val="20"/>
+              </w:rPr>
+            </w:pPr>
+            <w:r>
+              <w:rPr>
+                <w:rFonts w:ascii="游ゴシック" w:eastAsia="游ゴシック" w:hAnsi="游ゴシック" w:hint="eastAsia"/>
                 <w:color w:val="000000"/>
                 <w:sz w:val="20"/>
               </w:rPr>
-            </w:pPr>
-            <w:r>
-              <w:rPr>
-                <w:rFonts w:ascii="游ゴシック" w:eastAsia="游ゴシック" w:hAnsi="游ゴシック" w:hint="eastAsia"/>
+              <w:t>202</w:t>
+            </w:r>
+            <w:r>
+              <w:rPr>
+                <w:rFonts w:ascii="游ゴシック" w:eastAsia="游ゴシック" w:hAnsi="游ゴシック"/>
                 <w:color w:val="000000"/>
                 <w:sz w:val="20"/>
               </w:rPr>
-              <w:t>202</w:t>
-            </w:r>
-            <w:r>
-              <w:rPr>
-                <w:rFonts w:ascii="游ゴシック" w:eastAsia="游ゴシック" w:hAnsi="游ゴシック"/>
+              <w:t>5</w:t>
+            </w:r>
+            <w:r>
+              <w:rPr>
+                <w:rFonts w:ascii="游ゴシック" w:eastAsia="游ゴシック" w:hAnsi="游ゴシック" w:hint="eastAsia"/>
                 <w:color w:val="000000"/>
                 <w:sz w:val="20"/>
               </w:rPr>
-              <w:t>5</w:t>
+              <w:t>年09月分の請求ステータス情報を追加しています</w:t>
             </w:r>
             <w:r>
               <w:rPr>
@@ -9357,24 +9595,7 @@
                 <w:color w:val="000000"/>
                 <w:sz w:val="20"/>
               </w:rPr>
-              <w:t>年09月分の請求データ情報を追加しています。</w:t>
-            </w:r>
-          </w:p>
-          <w:p>
-            <w:pPr>
-              <w:rPr>
-                <w:rFonts w:ascii="游ゴシック" w:eastAsia="游ゴシック" w:hAnsi="游ゴシック"/>
-                <w:color w:val="000000"/>
-                <w:sz w:val="20"/>
-              </w:rPr>
-            </w:pPr>
-            <w:r>
-              <w:rPr>
-                <w:rFonts w:ascii="游ゴシック" w:eastAsia="游ゴシック" w:hAnsi="游ゴシック" w:hint="eastAsia"/>
-                <w:color w:val="000000"/>
-                <w:sz w:val="20"/>
-              </w:rPr>
-              <w:t>と表示される</w:t>
+              <w:t>。と表示される</w:t>
             </w:r>
           </w:p>
         </w:tc>
@@ -9495,23 +9716,23 @@
                 <w:color w:val="000000"/>
                 <w:sz w:val="20"/>
               </w:rPr>
-              <w:t>1</w:t>
-            </w:r>
-            <w:r>
-              <w:rPr>
-                <w:rFonts w:ascii="游ゴシック" w:eastAsia="游ゴシック" w:hAnsi="游ゴシック"/>
+              <w:t>1件追加しました。</w:t>
+            </w:r>
+            <w:r>
+              <w:rPr>
+                <w:rFonts w:ascii="游ゴシック" w:eastAsia="游ゴシック" w:hAnsi="游ゴシック" w:hint="eastAsia"/>
                 <w:color w:val="000000"/>
                 <w:sz w:val="20"/>
               </w:rPr>
-              <w:t>6</w:t>
-            </w:r>
-            <w:r>
-              <w:rPr>
-                <w:rFonts w:ascii="游ゴシック" w:eastAsia="游ゴシック" w:hAnsi="游ゴシック" w:hint="eastAsia"/>
+              <w:t>と表示される。</w:t>
+            </w:r>
+            <w:r>
+              <w:rPr>
+                <w:rFonts w:ascii="游ゴシック" w:eastAsia="游ゴシック" w:hAnsi="游ゴシック"/>
                 <w:color w:val="000000"/>
                 <w:sz w:val="20"/>
               </w:rPr>
-              <w:t>件追加しました。</w:t>
+              <w:t>(</w:t>
             </w:r>
             <w:r>
               <w:rPr>
@@ -9519,39 +9740,7 @@
                 <w:color w:val="000000"/>
                 <w:sz w:val="20"/>
               </w:rPr>
-              <w:t>と表示される</w:t>
-            </w:r>
-            <w:r>
-              <w:rPr>
-                <w:rFonts w:ascii="游ゴシック" w:eastAsia="游ゴシック" w:hAnsi="游ゴシック" w:hint="eastAsia"/>
-                <w:color w:val="000000"/>
-                <w:sz w:val="20"/>
-              </w:rPr>
-              <w:t>(</w:t>
-            </w:r>
-            <w:r>
-              <w:rPr>
-                <w:rFonts w:ascii="游ゴシック" w:eastAsia="游ゴシック" w:hAnsi="游ゴシック" w:hint="eastAsia"/>
-                <w:color w:val="000000"/>
-                <w:sz w:val="20"/>
-              </w:rPr>
-              <w:t>更新された</w:t>
-            </w:r>
-            <w:r>
-              <w:rPr>
-                <w:rFonts w:ascii="游ゴシック" w:eastAsia="游ゴシック" w:hAnsi="游ゴシック" w:hint="eastAsia"/>
-                <w:color w:val="000000"/>
-                <w:sz w:val="20"/>
-              </w:rPr>
-              <w:t>請求データ</w:t>
-            </w:r>
-            <w:r>
-              <w:rPr>
-                <w:rFonts w:ascii="游ゴシック" w:eastAsia="游ゴシック" w:hAnsi="游ゴシック" w:hint="eastAsia"/>
-                <w:color w:val="000000"/>
-                <w:sz w:val="20"/>
-              </w:rPr>
-              <w:t>の件数</w:t>
+              <w:t>更新された請求データ状況の件数</w:t>
             </w:r>
             <w:r>
               <w:rPr>
@@ -9670,15 +9859,16 @@
             <w:pPr>
               <w:rPr>
                 <w:rFonts w:ascii="游ゴシック" w:eastAsia="游ゴシック" w:hAnsi="游ゴシック"/>
-                <w:sz w:val="20"/>
-              </w:rPr>
-            </w:pPr>
-            <w:r>
-              <w:rPr>
-                <w:rFonts w:ascii="游ゴシック" w:eastAsia="游ゴシック" w:hAnsi="游ゴシック" w:hint="eastAsia"/>
                 <w:color w:val="000000"/>
                 <w:sz w:val="20"/>
               </w:rPr>
+            </w:pPr>
+            <w:r>
+              <w:rPr>
+                <w:rFonts w:ascii="游ゴシック" w:eastAsia="游ゴシック" w:hAnsi="游ゴシック" w:hint="eastAsia"/>
+                <w:color w:val="000000"/>
+                <w:sz w:val="20"/>
+              </w:rPr>
               <w:t>202</w:t>
             </w:r>
             <w:r>
@@ -9695,8 +9885,17 @@
                 <w:color w:val="000000"/>
                 <w:sz w:val="20"/>
               </w:rPr>
-              <w:t>年09月分の請求明細データ情報を追加しています。</w:t>
-            </w:r>
+              <w:t>年09月分の請求データ情報を追加しています。</w:t>
+            </w:r>
+          </w:p>
+          <w:p>
+            <w:pPr>
+              <w:rPr>
+                <w:rFonts w:ascii="游ゴシック" w:eastAsia="游ゴシック" w:hAnsi="游ゴシック"/>
+                <w:color w:val="000000"/>
+                <w:sz w:val="20"/>
+              </w:rPr>
+            </w:pPr>
             <w:r>
               <w:rPr>
                 <w:rFonts w:ascii="游ゴシック" w:eastAsia="游ゴシック" w:hAnsi="游ゴシック" w:hint="eastAsia"/>
@@ -9813,7 +10012,7 @@
           <w:p>
             <w:pPr>
               <w:rPr>
-                <w:rFonts w:ascii="游ゴシック" w:eastAsia="游ゴシック" w:hAnsi="游ゴシック" w:hint="eastAsia"/>
+                <w:rFonts w:ascii="游ゴシック" w:eastAsia="游ゴシック" w:hAnsi="游ゴシック"/>
                 <w:color w:val="000000"/>
                 <w:sz w:val="20"/>
               </w:rPr>
@@ -9824,6 +10023,296 @@
                 <w:color w:val="000000"/>
                 <w:sz w:val="20"/>
               </w:rPr>
+              <w:t>1</w:t>
+            </w:r>
+            <w:r>
+              <w:rPr>
+                <w:rFonts w:ascii="游ゴシック" w:eastAsia="游ゴシック" w:hAnsi="游ゴシック"/>
+                <w:color w:val="000000"/>
+                <w:sz w:val="20"/>
+              </w:rPr>
+              <w:t>6</w:t>
+            </w:r>
+            <w:r>
+              <w:rPr>
+                <w:rFonts w:ascii="游ゴシック" w:eastAsia="游ゴシック" w:hAnsi="游ゴシック" w:hint="eastAsia"/>
+                <w:color w:val="000000"/>
+                <w:sz w:val="20"/>
+              </w:rPr>
+              <w:t>件追加しました。</w:t>
+            </w:r>
+            <w:r>
+              <w:rPr>
+                <w:rFonts w:ascii="游ゴシック" w:eastAsia="游ゴシック" w:hAnsi="游ゴシック" w:hint="eastAsia"/>
+                <w:color w:val="000000"/>
+                <w:sz w:val="20"/>
+              </w:rPr>
+              <w:t>と表示される(更新された請求データの件数</w:t>
+            </w:r>
+            <w:r>
+              <w:rPr>
+                <w:rFonts w:ascii="游ゴシック" w:eastAsia="游ゴシック" w:hAnsi="游ゴシック"/>
+                <w:color w:val="000000"/>
+                <w:sz w:val="20"/>
+              </w:rPr>
+              <w:t>)</w:t>
+            </w:r>
+          </w:p>
+        </w:tc>
+        <w:tc>
+          <w:tcPr>
+            <w:tcW w:w="1050" w:type="dxa"/>
+            <w:vAlign w:val="center"/>
+          </w:tcPr>
+          <w:p>
+            <w:pPr>
+              <w:snapToGrid w:val="0"/>
+              <w:jc w:val="center"/>
+              <w:rPr>
+                <w:rFonts w:ascii="游ゴシック" w:eastAsia="游ゴシック" w:hAnsi="游ゴシック"/>
+                <w:sz w:val="20"/>
+              </w:rPr>
+            </w:pPr>
+          </w:p>
+        </w:tc>
+        <w:tc>
+          <w:tcPr>
+            <w:tcW w:w="945" w:type="dxa"/>
+            <w:vAlign w:val="center"/>
+          </w:tcPr>
+          <w:p>
+            <w:pPr>
+              <w:snapToGrid w:val="0"/>
+              <w:jc w:val="center"/>
+              <w:rPr>
+                <w:rFonts w:ascii="游ゴシック" w:eastAsia="游ゴシック" w:hAnsi="游ゴシック"/>
+                <w:sz w:val="20"/>
+              </w:rPr>
+            </w:pPr>
+          </w:p>
+        </w:tc>
+        <w:tc>
+          <w:tcPr>
+            <w:tcW w:w="2310" w:type="dxa"/>
+            <w:vAlign w:val="center"/>
+          </w:tcPr>
+          <w:p>
+            <w:pPr>
+              <w:snapToGrid w:val="0"/>
+              <w:rPr>
+                <w:rFonts w:ascii="游ゴシック" w:eastAsia="游ゴシック" w:hAnsi="游ゴシック"/>
+                <w:sz w:val="20"/>
+              </w:rPr>
+            </w:pPr>
+          </w:p>
+        </w:tc>
+      </w:tr>
+      <w:tr>
+        <w:trPr>
+          <w:trHeight w:val="567"/>
+        </w:trPr>
+        <w:tc>
+          <w:tcPr>
+            <w:tcW w:w="1050" w:type="dxa"/>
+            <w:vAlign w:val="center"/>
+          </w:tcPr>
+          <w:p>
+            <w:pPr>
+              <w:snapToGrid w:val="0"/>
+              <w:jc w:val="center"/>
+              <w:rPr>
+                <w:rFonts w:ascii="游ゴシック" w:eastAsia="游ゴシック" w:hAnsi="游ゴシック"/>
+                <w:sz w:val="20"/>
+              </w:rPr>
+            </w:pPr>
+            <w:r>
+              <w:rPr>
+                <w:rFonts w:ascii="游ゴシック" w:eastAsia="游ゴシック" w:hAnsi="游ゴシック"/>
+                <w:sz w:val="20"/>
+              </w:rPr>
+              <w:t>66</w:t>
+            </w:r>
+          </w:p>
+        </w:tc>
+        <w:tc>
+          <w:tcPr>
+            <w:tcW w:w="5355" w:type="dxa"/>
+            <w:vMerge/>
+            <w:vAlign w:val="center"/>
+          </w:tcPr>
+          <w:p>
+            <w:pPr>
+              <w:snapToGrid w:val="0"/>
+              <w:rPr>
+                <w:rFonts w:ascii="游ゴシック" w:eastAsia="游ゴシック" w:hAnsi="游ゴシック"/>
+                <w:sz w:val="20"/>
+              </w:rPr>
+            </w:pPr>
+          </w:p>
+        </w:tc>
+        <w:tc>
+          <w:tcPr>
+            <w:tcW w:w="4935" w:type="dxa"/>
+            <w:vAlign w:val="center"/>
+          </w:tcPr>
+          <w:p>
+            <w:pPr>
+              <w:rPr>
+                <w:rFonts w:ascii="游ゴシック" w:eastAsia="游ゴシック" w:hAnsi="游ゴシック"/>
+                <w:sz w:val="20"/>
+              </w:rPr>
+            </w:pPr>
+            <w:r>
+              <w:rPr>
+                <w:rFonts w:ascii="游ゴシック" w:eastAsia="游ゴシック" w:hAnsi="游ゴシック" w:hint="eastAsia"/>
+                <w:color w:val="000000"/>
+                <w:sz w:val="20"/>
+              </w:rPr>
+              <w:t>202</w:t>
+            </w:r>
+            <w:r>
+              <w:rPr>
+                <w:rFonts w:ascii="游ゴシック" w:eastAsia="游ゴシック" w:hAnsi="游ゴシック"/>
+                <w:color w:val="000000"/>
+                <w:sz w:val="20"/>
+              </w:rPr>
+              <w:t>5</w:t>
+            </w:r>
+            <w:r>
+              <w:rPr>
+                <w:rFonts w:ascii="游ゴシック" w:eastAsia="游ゴシック" w:hAnsi="游ゴシック" w:hint="eastAsia"/>
+                <w:color w:val="000000"/>
+                <w:sz w:val="20"/>
+              </w:rPr>
+              <w:t>年09月分の請求明細データ情報を追加しています。</w:t>
+            </w:r>
+            <w:r>
+              <w:rPr>
+                <w:rFonts w:ascii="游ゴシック" w:eastAsia="游ゴシック" w:hAnsi="游ゴシック" w:hint="eastAsia"/>
+                <w:color w:val="000000"/>
+                <w:sz w:val="20"/>
+              </w:rPr>
+              <w:t>と表示される</w:t>
+            </w:r>
+          </w:p>
+        </w:tc>
+        <w:tc>
+          <w:tcPr>
+            <w:tcW w:w="1050" w:type="dxa"/>
+            <w:vAlign w:val="center"/>
+          </w:tcPr>
+          <w:p>
+            <w:pPr>
+              <w:snapToGrid w:val="0"/>
+              <w:jc w:val="center"/>
+              <w:rPr>
+                <w:rFonts w:ascii="游ゴシック" w:eastAsia="游ゴシック" w:hAnsi="游ゴシック"/>
+                <w:sz w:val="20"/>
+              </w:rPr>
+            </w:pPr>
+          </w:p>
+        </w:tc>
+        <w:tc>
+          <w:tcPr>
+            <w:tcW w:w="945" w:type="dxa"/>
+            <w:vAlign w:val="center"/>
+          </w:tcPr>
+          <w:p>
+            <w:pPr>
+              <w:snapToGrid w:val="0"/>
+              <w:jc w:val="center"/>
+              <w:rPr>
+                <w:rFonts w:ascii="游ゴシック" w:eastAsia="游ゴシック" w:hAnsi="游ゴシック"/>
+                <w:sz w:val="20"/>
+              </w:rPr>
+            </w:pPr>
+          </w:p>
+        </w:tc>
+        <w:tc>
+          <w:tcPr>
+            <w:tcW w:w="2310" w:type="dxa"/>
+            <w:vAlign w:val="center"/>
+          </w:tcPr>
+          <w:p>
+            <w:pPr>
+              <w:snapToGrid w:val="0"/>
+              <w:rPr>
+                <w:rFonts w:ascii="游ゴシック" w:eastAsia="游ゴシック" w:hAnsi="游ゴシック"/>
+                <w:sz w:val="20"/>
+              </w:rPr>
+            </w:pPr>
+          </w:p>
+        </w:tc>
+      </w:tr>
+      <w:tr>
+        <w:trPr>
+          <w:trHeight w:val="567"/>
+        </w:trPr>
+        <w:tc>
+          <w:tcPr>
+            <w:tcW w:w="1050" w:type="dxa"/>
+            <w:vAlign w:val="center"/>
+          </w:tcPr>
+          <w:p>
+            <w:pPr>
+              <w:snapToGrid w:val="0"/>
+              <w:jc w:val="center"/>
+              <w:rPr>
+                <w:rFonts w:ascii="游ゴシック" w:eastAsia="游ゴシック" w:hAnsi="游ゴシック"/>
+                <w:sz w:val="20"/>
+              </w:rPr>
+            </w:pPr>
+            <w:r>
+              <w:rPr>
+                <w:rFonts w:ascii="游ゴシック" w:eastAsia="游ゴシック" w:hAnsi="游ゴシック" w:hint="eastAsia"/>
+                <w:sz w:val="20"/>
+              </w:rPr>
+              <w:t>6</w:t>
+            </w:r>
+            <w:r>
+              <w:rPr>
+                <w:rFonts w:ascii="游ゴシック" w:eastAsia="游ゴシック" w:hAnsi="游ゴシック"/>
+                <w:sz w:val="20"/>
+              </w:rPr>
+              <w:t>7</w:t>
+            </w:r>
+          </w:p>
+        </w:tc>
+        <w:tc>
+          <w:tcPr>
+            <w:tcW w:w="5355" w:type="dxa"/>
+            <w:vMerge/>
+            <w:vAlign w:val="center"/>
+          </w:tcPr>
+          <w:p>
+            <w:pPr>
+              <w:snapToGrid w:val="0"/>
+              <w:rPr>
+                <w:rFonts w:ascii="游ゴシック" w:eastAsia="游ゴシック" w:hAnsi="游ゴシック"/>
+                <w:sz w:val="20"/>
+              </w:rPr>
+            </w:pPr>
+          </w:p>
+        </w:tc>
+        <w:tc>
+          <w:tcPr>
+            <w:tcW w:w="4935" w:type="dxa"/>
+            <w:vAlign w:val="center"/>
+          </w:tcPr>
+          <w:p>
+            <w:pPr>
+              <w:rPr>
+                <w:rFonts w:ascii="游ゴシック" w:eastAsia="游ゴシック" w:hAnsi="游ゴシック"/>
+                <w:color w:val="000000"/>
+                <w:sz w:val="20"/>
+              </w:rPr>
+            </w:pPr>
+            <w:r>
+              <w:rPr>
+                <w:rFonts w:ascii="游ゴシック" w:eastAsia="游ゴシック" w:hAnsi="游ゴシック" w:hint="eastAsia"/>
+                <w:color w:val="000000"/>
+                <w:sz w:val="20"/>
+              </w:rPr>
               <w:t>3</w:t>
             </w:r>
             <w:r>
@@ -9848,39 +10337,7 @@
                 <w:color w:val="000000"/>
                 <w:sz w:val="20"/>
               </w:rPr>
-              <w:t xml:space="preserve">と表示される. </w:t>
-            </w:r>
-            <w:r>
-              <w:rPr>
-                <w:rFonts w:ascii="游ゴシック" w:eastAsia="游ゴシック" w:hAnsi="游ゴシック" w:hint="eastAsia"/>
-                <w:color w:val="000000"/>
-                <w:sz w:val="20"/>
-              </w:rPr>
-              <w:t>(</w:t>
-            </w:r>
-            <w:r>
-              <w:rPr>
-                <w:rFonts w:ascii="游ゴシック" w:eastAsia="游ゴシック" w:hAnsi="游ゴシック" w:hint="eastAsia"/>
-                <w:color w:val="000000"/>
-                <w:sz w:val="20"/>
-              </w:rPr>
-              <w:t>更新された</w:t>
-            </w:r>
-            <w:r>
-              <w:rPr>
-                <w:rFonts w:ascii="游ゴシック" w:eastAsia="游ゴシック" w:hAnsi="游ゴシック" w:hint="eastAsia"/>
-                <w:color w:val="000000"/>
-                <w:sz w:val="20"/>
-              </w:rPr>
-              <w:t>請求明細データ</w:t>
-            </w:r>
-            <w:r>
-              <w:rPr>
-                <w:rFonts w:ascii="游ゴシック" w:eastAsia="游ゴシック" w:hAnsi="游ゴシック" w:hint="eastAsia"/>
-                <w:color w:val="000000"/>
-                <w:sz w:val="20"/>
-              </w:rPr>
-              <w:t>件数</w:t>
+              <w:t>と表示される. (更新された請求明細データ件数</w:t>
             </w:r>
             <w:r>
               <w:rPr>
@@ -9948,6 +10405,8 @@
         <w:spacing w:line="20" w:lineRule="atLeast"/>
         <w:jc w:val="left"/>
       </w:pPr>
+      <w:bookmarkStart w:id="0" w:name="_GoBack"/>
+      <w:bookmarkEnd w:id="0"/>
     </w:p>
     <w:sectPr>
       <w:headerReference w:type="default" r:id="rId10"/>
@@ -9988,24 +10447,24 @@
       <w:pStyle w:val="a3"/>
       <w:framePr w:wrap="around" w:vAnchor="text" w:hAnchor="margin" w:xAlign="center" w:y="1"/>
       <w:rPr>
-        <w:rStyle w:val="a4"/>
+        <w:rStyle w:val="a5"/>
       </w:rPr>
     </w:pPr>
     <w:r>
       <w:rPr>
-        <w:rStyle w:val="a4"/>
+        <w:rStyle w:val="a5"/>
       </w:rPr>
       <w:fldChar w:fldCharType="begin"/>
     </w:r>
     <w:r>
       <w:rPr>
-        <w:rStyle w:val="a4"/>
+        <w:rStyle w:val="a5"/>
       </w:rPr>
       <w:instrText xml:space="preserve">PAGE  </w:instrText>
     </w:r>
     <w:r>
       <w:rPr>
-        <w:rStyle w:val="a4"/>
+        <w:rStyle w:val="a5"/>
       </w:rPr>
       <w:fldChar w:fldCharType="end"/>
     </w:r>
@@ -10563,7 +11022,7 @@
           </w:pPr>
           <w:r>
             <w:rPr>
-              <w:rStyle w:val="a4"/>
+              <w:rStyle w:val="a5"/>
               <w:rFonts w:ascii="游ゴシック" w:eastAsia="游ゴシック" w:hAnsi="游ゴシック"/>
               <w:sz w:val="20"/>
             </w:rPr>
@@ -10571,7 +11030,7 @@
           </w:r>
           <w:r>
             <w:rPr>
-              <w:rStyle w:val="a4"/>
+              <w:rStyle w:val="a5"/>
               <w:rFonts w:ascii="游ゴシック" w:eastAsia="游ゴシック" w:hAnsi="游ゴシック"/>
               <w:sz w:val="20"/>
             </w:rPr>
@@ -10579,7 +11038,7 @@
           </w:r>
           <w:r>
             <w:rPr>
-              <w:rStyle w:val="a4"/>
+              <w:rStyle w:val="a5"/>
               <w:rFonts w:ascii="游ゴシック" w:eastAsia="游ゴシック" w:hAnsi="游ゴシック"/>
               <w:sz w:val="20"/>
             </w:rPr>
@@ -10587,7 +11046,7 @@
           </w:r>
           <w:r>
             <w:rPr>
-              <w:rStyle w:val="a4"/>
+              <w:rStyle w:val="a5"/>
               <w:rFonts w:ascii="游ゴシック" w:eastAsia="游ゴシック" w:hAnsi="游ゴシック"/>
               <w:noProof/>
               <w:sz w:val="20"/>
@@ -10596,7 +11055,7 @@
           </w:r>
           <w:r>
             <w:rPr>
-              <w:rStyle w:val="a4"/>
+              <w:rStyle w:val="a5"/>
               <w:rFonts w:ascii="游ゴシック" w:eastAsia="游ゴシック" w:hAnsi="游ゴシック"/>
               <w:sz w:val="20"/>
             </w:rPr>
@@ -10604,7 +11063,7 @@
           </w:r>
           <w:r>
             <w:rPr>
-              <w:rStyle w:val="a4"/>
+              <w:rStyle w:val="a5"/>
               <w:rFonts w:ascii="游ゴシック" w:eastAsia="游ゴシック" w:hAnsi="游ゴシック" w:hint="eastAsia"/>
               <w:sz w:val="20"/>
             </w:rPr>
@@ -10612,7 +11071,7 @@
           </w:r>
           <w:r>
             <w:rPr>
-              <w:rStyle w:val="a4"/>
+              <w:rStyle w:val="a5"/>
               <w:rFonts w:ascii="游ゴシック" w:eastAsia="游ゴシック" w:hAnsi="游ゴシック"/>
               <w:sz w:val="20"/>
             </w:rPr>
@@ -10620,7 +11079,7 @@
           </w:r>
           <w:r>
             <w:rPr>
-              <w:rStyle w:val="a4"/>
+              <w:rStyle w:val="a5"/>
               <w:rFonts w:ascii="游ゴシック" w:eastAsia="游ゴシック" w:hAnsi="游ゴシック"/>
               <w:sz w:val="20"/>
             </w:rPr>
@@ -10628,7 +11087,7 @@
           </w:r>
           <w:r>
             <w:rPr>
-              <w:rStyle w:val="a4"/>
+              <w:rStyle w:val="a5"/>
               <w:rFonts w:ascii="游ゴシック" w:eastAsia="游ゴシック" w:hAnsi="游ゴシック"/>
               <w:sz w:val="20"/>
             </w:rPr>
@@ -10636,7 +11095,7 @@
           </w:r>
           <w:r>
             <w:rPr>
-              <w:rStyle w:val="a4"/>
+              <w:rStyle w:val="a5"/>
               <w:rFonts w:ascii="游ゴシック" w:eastAsia="游ゴシック" w:hAnsi="游ゴシック"/>
               <w:noProof/>
               <w:sz w:val="20"/>
@@ -10645,7 +11104,7 @@
           </w:r>
           <w:r>
             <w:rPr>
-              <w:rStyle w:val="a4"/>
+              <w:rStyle w:val="a5"/>
               <w:rFonts w:ascii="游ゴシック" w:eastAsia="游ゴシック" w:hAnsi="游ゴシック"/>
               <w:sz w:val="20"/>
             </w:rPr>
@@ -11305,7 +11764,8 @@
   <w:style w:type="paragraph" w:styleId="a3">
     <w:name w:val="footer"/>
     <w:basedOn w:val="a"/>
-    <w:semiHidden/>
+    <w:link w:val="a4"/>
+    <w:uiPriority w:val="99"/>
     <w:pPr>
       <w:tabs>
         <w:tab w:val="center" w:pos="4252"/>
@@ -11314,12 +11774,12 @@
       <w:snapToGrid w:val="0"/>
     </w:pPr>
   </w:style>
-  <w:style w:type="character" w:styleId="a4">
+  <w:style w:type="character" w:styleId="a5">
     <w:name w:val="page number"/>
     <w:basedOn w:val="a0"/>
     <w:semiHidden/>
   </w:style>
-  <w:style w:type="paragraph" w:styleId="a5">
+  <w:style w:type="paragraph" w:styleId="a6">
     <w:name w:val="header"/>
     <w:basedOn w:val="a"/>
     <w:semiHidden/>
@@ -11330,6 +11790,16 @@
       </w:tabs>
       <w:snapToGrid w:val="0"/>
     </w:pPr>
+  </w:style>
+  <w:style w:type="character" w:customStyle="1" w:styleId="a4">
+    <w:name w:val="フッター (文字)"/>
+    <w:link w:val="a3"/>
+    <w:uiPriority w:val="99"/>
+    <w:rsid w:val="005948D6"/>
+    <w:rPr>
+      <w:kern w:val="2"/>
+      <w:sz w:val="21"/>
+    </w:rPr>
   </w:style>
 </w:styles>
 </file>
@@ -11630,9 +12100,12 @@
 </file>
 
 <file path=customXml/item1.xml><?xml version="1.0" encoding="utf-8"?>
-<p:properties xmlns:p="http://schemas.microsoft.com/office/2006/metadata/properties" xmlns:xsi="http://www.w3.org/2001/XMLSchema-instance" xmlns:pc="http://schemas.microsoft.com/office/infopath/2007/PartnerControls">
-  <documentManagement/>
-</p:properties>
+<?mso-contentType ?>
+<FormTemplates xmlns="http://schemas.microsoft.com/sharepoint/v3/contenttype/forms">
+  <Display>DocumentLibraryForm</Display>
+  <Edit>DocumentLibraryForm</Edit>
+  <New>DocumentLibraryForm</New>
+</FormTemplates>
 </file>
 
 <file path=customXml/item2.xml><?xml version="1.0" encoding="utf-8"?>
@@ -11794,19 +12267,15 @@
 </file>
 
 <file path=customXml/item3.xml><?xml version="1.0" encoding="utf-8"?>
-<?mso-contentType ?>
-<FormTemplates xmlns="http://schemas.microsoft.com/sharepoint/v3/contenttype/forms">
-  <Display>DocumentLibraryForm</Display>
-  <Edit>DocumentLibraryForm</Edit>
-  <New>DocumentLibraryForm</New>
-</FormTemplates>
+<p:properties xmlns:p="http://schemas.microsoft.com/office/2006/metadata/properties" xmlns:xsi="http://www.w3.org/2001/XMLSchema-instance" xmlns:pc="http://schemas.microsoft.com/office/infopath/2007/PartnerControls">
+  <documentManagement/>
+</p:properties>
 </file>
 
 <file path=customXml/itemProps1.xml><?xml version="1.0" encoding="utf-8"?>
-<ds:datastoreItem xmlns:ds="http://schemas.openxmlformats.org/officeDocument/2006/customXml" ds:itemID="{659CE7E0-3E2F-4787-B142-08E029C04E10}">
+<ds:datastoreItem xmlns:ds="http://schemas.openxmlformats.org/officeDocument/2006/customXml" ds:itemID="{F4DA52B9-D4DF-4BEC-A5A3-5484E5EB747B}">
   <ds:schemaRefs>
-    <ds:schemaRef ds:uri="http://schemas.microsoft.com/office/2006/metadata/properties"/>
-    <ds:schemaRef ds:uri="http://schemas.microsoft.com/office/infopath/2007/PartnerControls"/>
+    <ds:schemaRef ds:uri="http://schemas.microsoft.com/sharepoint/v3/contenttype/forms"/>
   </ds:schemaRefs>
 </ds:datastoreItem>
 </file>
@@ -11830,9 +12299,10 @@
 </file>
 
 <file path=customXml/itemProps3.xml><?xml version="1.0" encoding="utf-8"?>
-<ds:datastoreItem xmlns:ds="http://schemas.openxmlformats.org/officeDocument/2006/customXml" ds:itemID="{F4DA52B9-D4DF-4BEC-A5A3-5484E5EB747B}">
+<ds:datastoreItem xmlns:ds="http://schemas.openxmlformats.org/officeDocument/2006/customXml" ds:itemID="{659CE7E0-3E2F-4787-B142-08E029C04E10}">
   <ds:schemaRefs>
-    <ds:schemaRef ds:uri="http://schemas.microsoft.com/sharepoint/v3/contenttype/forms"/>
+    <ds:schemaRef ds:uri="http://schemas.microsoft.com/office/2006/metadata/properties"/>
+    <ds:schemaRef ds:uri="http://schemas.microsoft.com/office/infopath/2007/PartnerControls"/>
   </ds:schemaRefs>
 </ds:datastoreItem>
 </file>
--- a/extra/report/No.バッチ_テストケース.docx
+++ b/extra/report/No.バッチ_テストケース.docx
@@ -295,6 +295,14 @@
               <w:rPr>
                 <w:rFonts w:ascii="游ゴシック" w:eastAsia="游ゴシック" w:hAnsi="游ゴシック" w:hint="eastAsia"/>
                 <w:color w:val="000000"/>
+                <w:sz w:val="20"/>
+              </w:rPr>
+              <w:t>が</w:t>
+            </w:r>
+            <w:r>
+              <w:rPr>
+                <w:rFonts w:ascii="游ゴシック" w:eastAsia="游ゴシック" w:hAnsi="游ゴシック" w:hint="eastAsia"/>
+                <w:color w:val="000000"/>
                 <w:kern w:val="0"/>
                 <w:sz w:val="20"/>
               </w:rPr>
@@ -348,10 +356,17 @@
               <w:snapToGrid w:val="0"/>
               <w:jc w:val="center"/>
               <w:rPr>
-                <w:rFonts w:ascii="游ゴシック" w:eastAsia="游ゴシック" w:hAnsi="游ゴシック"/>
-                <w:sz w:val="20"/>
-              </w:rPr>
-            </w:pPr>
+                <w:rFonts w:ascii="游ゴシック" w:eastAsia="游ゴシック" w:hAnsi="游ゴシック" w:hint="eastAsia"/>
+                <w:sz w:val="20"/>
+              </w:rPr>
+            </w:pPr>
+            <w:r>
+              <w:rPr>
+                <w:rFonts w:ascii="游ゴシック" w:eastAsia="游ゴシック" w:hAnsi="游ゴシック"/>
+                <w:sz w:val="20"/>
+              </w:rPr>
+              <w:t>8/28</w:t>
+            </w:r>
           </w:p>
         </w:tc>
         <w:tc>
@@ -368,6 +383,20 @@
                 <w:sz w:val="20"/>
               </w:rPr>
             </w:pPr>
+            <w:r>
+              <w:rPr>
+                <w:rFonts w:ascii="游ゴシック" w:eastAsia="游ゴシック" w:hAnsi="游ゴシック" w:hint="eastAsia"/>
+                <w:sz w:val="20"/>
+              </w:rPr>
+              <w:t>O</w:t>
+            </w:r>
+            <w:r>
+              <w:rPr>
+                <w:rFonts w:ascii="游ゴシック" w:eastAsia="游ゴシック" w:hAnsi="游ゴシック"/>
+                <w:sz w:val="20"/>
+              </w:rPr>
+              <w:t>K</w:t>
+            </w:r>
           </w:p>
         </w:tc>
         <w:tc>
@@ -432,14 +461,7 @@
                 <w:rFonts w:ascii="游ゴシック" w:eastAsia="游ゴシック" w:hAnsi="游ゴシック" w:hint="eastAsia"/>
                 <w:sz w:val="20"/>
               </w:rPr>
-              <w:t>コマンドライン引数</w:t>
-            </w:r>
-            <w:r>
-              <w:rPr>
-                <w:rFonts w:ascii="游ゴシック" w:eastAsia="游ゴシック" w:hAnsi="游ゴシック" w:hint="eastAsia"/>
-                <w:sz w:val="20"/>
-              </w:rPr>
-              <w:t>「</w:t>
+              <w:t>コマンドライン引数「</w:t>
             </w:r>
             <w:proofErr w:type="spellStart"/>
             <w:r>
@@ -462,14 +484,7 @@
                 <w:rFonts w:ascii="游ゴシック" w:eastAsia="游ゴシック" w:hAnsi="游ゴシック" w:hint="eastAsia"/>
                 <w:sz w:val="20"/>
               </w:rPr>
-              <w:t>」</w:t>
-            </w:r>
-            <w:r>
-              <w:rPr>
-                <w:rFonts w:ascii="游ゴシック" w:eastAsia="游ゴシック" w:hAnsi="游ゴシック" w:hint="eastAsia"/>
-                <w:sz w:val="20"/>
-              </w:rPr>
-              <w:t>の文字数チェック</w:t>
+              <w:t>」の文字数チェック</w:t>
             </w:r>
           </w:p>
         </w:tc>
@@ -519,14 +534,7 @@
                 <w:rFonts w:ascii="游ゴシック" w:eastAsia="游ゴシック" w:hAnsi="游ゴシック" w:hint="eastAsia"/>
                 <w:sz w:val="20"/>
               </w:rPr>
-              <w:t>と</w:t>
-            </w:r>
-            <w:r>
-              <w:rPr>
-                <w:rFonts w:ascii="游ゴシック" w:eastAsia="游ゴシック" w:hAnsi="游ゴシック" w:hint="eastAsia"/>
-                <w:sz w:val="20"/>
-              </w:rPr>
-              <w:t>入力してプログラムを実行した時に、「不正な値です。」とコンソールに表示されない</w:t>
+              <w:t>と入力してプログラムを実行した時に、「不正な値です。１月から１２月の範囲で指定してください。」とコンソールに表示される</w:t>
             </w:r>
           </w:p>
         </w:tc>
@@ -540,26 +548,53 @@
               <w:snapToGrid w:val="0"/>
               <w:jc w:val="center"/>
               <w:rPr>
-                <w:rFonts w:ascii="游ゴシック" w:eastAsia="游ゴシック" w:hAnsi="游ゴシック"/>
-                <w:sz w:val="20"/>
-              </w:rPr>
-            </w:pPr>
+                <w:rFonts w:ascii="游ゴシック" w:eastAsia="游ゴシック" w:hAnsi="游ゴシック" w:hint="eastAsia"/>
+                <w:sz w:val="20"/>
+              </w:rPr>
+            </w:pPr>
+            <w:r>
+              <w:rPr>
+                <w:rFonts w:ascii="游ゴシック" w:eastAsia="游ゴシック" w:hAnsi="游ゴシック" w:hint="eastAsia"/>
+                <w:sz w:val="20"/>
+              </w:rPr>
+              <w:t>8</w:t>
+            </w:r>
+            <w:r>
+              <w:rPr>
+                <w:rFonts w:ascii="游ゴシック" w:eastAsia="游ゴシック" w:hAnsi="游ゴシック"/>
+                <w:sz w:val="20"/>
+              </w:rPr>
+              <w:t>/28</w:t>
+            </w:r>
           </w:p>
         </w:tc>
         <w:tc>
           <w:tcPr>
             <w:tcW w:w="945" w:type="dxa"/>
-            <w:vAlign w:val="center"/>
-          </w:tcPr>
-          <w:p>
-            <w:pPr>
-              <w:snapToGrid w:val="0"/>
-              <w:jc w:val="center"/>
-              <w:rPr>
-                <w:rFonts w:ascii="游ゴシック" w:eastAsia="游ゴシック" w:hAnsi="游ゴシック"/>
-                <w:sz w:val="20"/>
-              </w:rPr>
-            </w:pPr>
+          </w:tcPr>
+          <w:p>
+            <w:pPr>
+              <w:snapToGrid w:val="0"/>
+              <w:jc w:val="center"/>
+              <w:rPr>
+                <w:rFonts w:ascii="游ゴシック" w:eastAsia="游ゴシック" w:hAnsi="游ゴシック"/>
+                <w:sz w:val="20"/>
+              </w:rPr>
+            </w:pPr>
+            <w:r>
+              <w:rPr>
+                <w:rFonts w:ascii="游ゴシック" w:eastAsia="游ゴシック" w:hAnsi="游ゴシック" w:hint="eastAsia"/>
+                <w:sz w:val="20"/>
+              </w:rPr>
+              <w:t>O</w:t>
+            </w:r>
+            <w:r>
+              <w:rPr>
+                <w:rFonts w:ascii="游ゴシック" w:eastAsia="游ゴシック" w:hAnsi="游ゴシック"/>
+                <w:sz w:val="20"/>
+              </w:rPr>
+              <w:t>K</w:t>
+            </w:r>
           </w:p>
         </w:tc>
         <w:tc>
@@ -639,21 +674,7 @@
                 <w:rFonts w:ascii="游ゴシック" w:eastAsia="游ゴシック" w:hAnsi="游ゴシック" w:hint="eastAsia"/>
                 <w:sz w:val="20"/>
               </w:rPr>
-              <w:t>コマンドライン引数を</w:t>
-            </w:r>
-            <w:r>
-              <w:rPr>
-                <w:rFonts w:ascii="游ゴシック" w:eastAsia="游ゴシック" w:hAnsi="游ゴシック" w:hint="eastAsia"/>
-                <w:sz w:val="20"/>
-              </w:rPr>
-              <w:t>“</w:t>
-            </w:r>
-            <w:r>
-              <w:rPr>
-                <w:rFonts w:ascii="游ゴシック" w:eastAsia="游ゴシック" w:hAnsi="游ゴシック" w:hint="eastAsia"/>
-                <w:sz w:val="20"/>
-              </w:rPr>
-              <w:t>2025</w:t>
+              <w:t>コマンドライン引数を“2025</w:t>
             </w:r>
             <w:r>
               <w:rPr>
@@ -667,47 +688,66 @@
                 <w:rFonts w:ascii="游ゴシック" w:eastAsia="游ゴシック" w:hAnsi="游ゴシック" w:hint="eastAsia"/>
                 <w:sz w:val="20"/>
               </w:rPr>
-              <w:t>”と</w:t>
-            </w:r>
-            <w:r>
-              <w:rPr>
-                <w:rFonts w:ascii="游ゴシック" w:eastAsia="游ゴシック" w:hAnsi="游ゴシック" w:hint="eastAsia"/>
-                <w:sz w:val="20"/>
-              </w:rPr>
-              <w:t>入力してプログラムを実行した時に「不正な値です。」とコンソールが表示される</w:t>
+              <w:t>”と入力してプログラムを実行した時に「不正な値です。６文字入力してください。」とコンソールが表示される</w:t>
             </w:r>
           </w:p>
         </w:tc>
         <w:tc>
           <w:tcPr>
             <w:tcW w:w="1050" w:type="dxa"/>
-            <w:vAlign w:val="center"/>
-          </w:tcPr>
-          <w:p>
-            <w:pPr>
-              <w:snapToGrid w:val="0"/>
-              <w:jc w:val="center"/>
-              <w:rPr>
-                <w:rFonts w:ascii="游ゴシック" w:eastAsia="游ゴシック" w:hAnsi="游ゴシック"/>
-                <w:sz w:val="20"/>
-              </w:rPr>
-            </w:pPr>
+          </w:tcPr>
+          <w:p>
+            <w:pPr>
+              <w:snapToGrid w:val="0"/>
+              <w:jc w:val="center"/>
+              <w:rPr>
+                <w:rFonts w:ascii="游ゴシック" w:eastAsia="游ゴシック" w:hAnsi="游ゴシック"/>
+                <w:sz w:val="20"/>
+              </w:rPr>
+            </w:pPr>
+            <w:r>
+              <w:rPr>
+                <w:rFonts w:ascii="游ゴシック" w:eastAsia="游ゴシック" w:hAnsi="游ゴシック" w:hint="eastAsia"/>
+                <w:sz w:val="20"/>
+              </w:rPr>
+              <w:t>8</w:t>
+            </w:r>
+            <w:r>
+              <w:rPr>
+                <w:rFonts w:ascii="游ゴシック" w:eastAsia="游ゴシック" w:hAnsi="游ゴシック"/>
+                <w:sz w:val="20"/>
+              </w:rPr>
+              <w:t>/28</w:t>
+            </w:r>
           </w:p>
         </w:tc>
         <w:tc>
           <w:tcPr>
             <w:tcW w:w="945" w:type="dxa"/>
-            <w:vAlign w:val="center"/>
-          </w:tcPr>
-          <w:p>
-            <w:pPr>
-              <w:snapToGrid w:val="0"/>
-              <w:jc w:val="center"/>
-              <w:rPr>
-                <w:rFonts w:ascii="游ゴシック" w:eastAsia="游ゴシック" w:hAnsi="游ゴシック"/>
-                <w:sz w:val="20"/>
-              </w:rPr>
-            </w:pPr>
+          </w:tcPr>
+          <w:p>
+            <w:pPr>
+              <w:snapToGrid w:val="0"/>
+              <w:jc w:val="center"/>
+              <w:rPr>
+                <w:rFonts w:ascii="游ゴシック" w:eastAsia="游ゴシック" w:hAnsi="游ゴシック"/>
+                <w:sz w:val="20"/>
+              </w:rPr>
+            </w:pPr>
+            <w:r>
+              <w:rPr>
+                <w:rFonts w:ascii="游ゴシック" w:eastAsia="游ゴシック" w:hAnsi="游ゴシック" w:hint="eastAsia"/>
+                <w:sz w:val="20"/>
+              </w:rPr>
+              <w:t>O</w:t>
+            </w:r>
+            <w:r>
+              <w:rPr>
+                <w:rFonts w:ascii="游ゴシック" w:eastAsia="游ゴシック" w:hAnsi="游ゴシック"/>
+                <w:sz w:val="20"/>
+              </w:rPr>
+              <w:t>K</w:t>
+            </w:r>
           </w:p>
         </w:tc>
         <w:tc>
@@ -815,40 +855,66 @@
                 <w:rFonts w:ascii="游ゴシック" w:eastAsia="游ゴシック" w:hAnsi="游ゴシック" w:hint="eastAsia"/>
                 <w:sz w:val="20"/>
               </w:rPr>
-              <w:t>入力してプログラムを実行した時に「不正な値です。」とコンソールが表示される</w:t>
+              <w:t>入力してプログラムを実行した時に「不正な値です。６文字入力してください。」とコンソールが表示される</w:t>
             </w:r>
           </w:p>
         </w:tc>
         <w:tc>
           <w:tcPr>
             <w:tcW w:w="1050" w:type="dxa"/>
-            <w:vAlign w:val="center"/>
-          </w:tcPr>
-          <w:p>
-            <w:pPr>
-              <w:snapToGrid w:val="0"/>
-              <w:jc w:val="center"/>
-              <w:rPr>
-                <w:rFonts w:ascii="游ゴシック" w:eastAsia="游ゴシック" w:hAnsi="游ゴシック"/>
-                <w:sz w:val="20"/>
-              </w:rPr>
-            </w:pPr>
+          </w:tcPr>
+          <w:p>
+            <w:pPr>
+              <w:snapToGrid w:val="0"/>
+              <w:jc w:val="center"/>
+              <w:rPr>
+                <w:rFonts w:ascii="游ゴシック" w:eastAsia="游ゴシック" w:hAnsi="游ゴシック"/>
+                <w:sz w:val="20"/>
+              </w:rPr>
+            </w:pPr>
+            <w:r>
+              <w:rPr>
+                <w:rFonts w:ascii="游ゴシック" w:eastAsia="游ゴシック" w:hAnsi="游ゴシック" w:hint="eastAsia"/>
+                <w:sz w:val="20"/>
+              </w:rPr>
+              <w:t>8</w:t>
+            </w:r>
+            <w:r>
+              <w:rPr>
+                <w:rFonts w:ascii="游ゴシック" w:eastAsia="游ゴシック" w:hAnsi="游ゴシック"/>
+                <w:sz w:val="20"/>
+              </w:rPr>
+              <w:t>/28</w:t>
+            </w:r>
           </w:p>
         </w:tc>
         <w:tc>
           <w:tcPr>
             <w:tcW w:w="945" w:type="dxa"/>
-            <w:vAlign w:val="center"/>
-          </w:tcPr>
-          <w:p>
-            <w:pPr>
-              <w:snapToGrid w:val="0"/>
-              <w:jc w:val="center"/>
-              <w:rPr>
-                <w:rFonts w:ascii="游ゴシック" w:eastAsia="游ゴシック" w:hAnsi="游ゴシック"/>
-                <w:sz w:val="20"/>
-              </w:rPr>
-            </w:pPr>
+          </w:tcPr>
+          <w:p>
+            <w:pPr>
+              <w:snapToGrid w:val="0"/>
+              <w:jc w:val="center"/>
+              <w:rPr>
+                <w:rFonts w:ascii="游ゴシック" w:eastAsia="游ゴシック" w:hAnsi="游ゴシック"/>
+                <w:sz w:val="20"/>
+              </w:rPr>
+            </w:pPr>
+            <w:r>
+              <w:rPr>
+                <w:rFonts w:ascii="游ゴシック" w:eastAsia="游ゴシック" w:hAnsi="游ゴシック" w:hint="eastAsia"/>
+                <w:sz w:val="20"/>
+              </w:rPr>
+              <w:t>O</w:t>
+            </w:r>
+            <w:r>
+              <w:rPr>
+                <w:rFonts w:ascii="游ゴシック" w:eastAsia="游ゴシック" w:hAnsi="游ゴシック"/>
+                <w:sz w:val="20"/>
+              </w:rPr>
+              <w:t>K</w:t>
+            </w:r>
           </w:p>
         </w:tc>
         <w:tc>
@@ -928,40 +994,66 @@
                 <w:rFonts w:ascii="游ゴシック" w:eastAsia="游ゴシック" w:hAnsi="游ゴシック" w:hint="eastAsia"/>
                 <w:sz w:val="20"/>
               </w:rPr>
-              <w:t>コマンドライン引数を入力せずにプログラムを実行した時に「不正な値です。」とコンソールが表示される</w:t>
+              <w:t>コマンドライン引数を入力せずにプログラムを実行した時に「不正な値です。対象年月を１つ選択してください。」とコンソールが表示される</w:t>
             </w:r>
           </w:p>
         </w:tc>
         <w:tc>
           <w:tcPr>
             <w:tcW w:w="1050" w:type="dxa"/>
-            <w:vAlign w:val="center"/>
-          </w:tcPr>
-          <w:p>
-            <w:pPr>
-              <w:snapToGrid w:val="0"/>
-              <w:jc w:val="center"/>
-              <w:rPr>
-                <w:rFonts w:ascii="游ゴシック" w:eastAsia="游ゴシック" w:hAnsi="游ゴシック"/>
-                <w:sz w:val="20"/>
-              </w:rPr>
-            </w:pPr>
+          </w:tcPr>
+          <w:p>
+            <w:pPr>
+              <w:snapToGrid w:val="0"/>
+              <w:jc w:val="center"/>
+              <w:rPr>
+                <w:rFonts w:ascii="游ゴシック" w:eastAsia="游ゴシック" w:hAnsi="游ゴシック"/>
+                <w:sz w:val="20"/>
+              </w:rPr>
+            </w:pPr>
+            <w:r>
+              <w:rPr>
+                <w:rFonts w:ascii="游ゴシック" w:eastAsia="游ゴシック" w:hAnsi="游ゴシック" w:hint="eastAsia"/>
+                <w:sz w:val="20"/>
+              </w:rPr>
+              <w:t>8</w:t>
+            </w:r>
+            <w:r>
+              <w:rPr>
+                <w:rFonts w:ascii="游ゴシック" w:eastAsia="游ゴシック" w:hAnsi="游ゴシック"/>
+                <w:sz w:val="20"/>
+              </w:rPr>
+              <w:t>/28</w:t>
+            </w:r>
           </w:p>
         </w:tc>
         <w:tc>
           <w:tcPr>
             <w:tcW w:w="945" w:type="dxa"/>
-            <w:vAlign w:val="center"/>
-          </w:tcPr>
-          <w:p>
-            <w:pPr>
-              <w:snapToGrid w:val="0"/>
-              <w:jc w:val="center"/>
-              <w:rPr>
-                <w:rFonts w:ascii="游ゴシック" w:eastAsia="游ゴシック" w:hAnsi="游ゴシック"/>
-                <w:sz w:val="20"/>
-              </w:rPr>
-            </w:pPr>
+          </w:tcPr>
+          <w:p>
+            <w:pPr>
+              <w:snapToGrid w:val="0"/>
+              <w:jc w:val="center"/>
+              <w:rPr>
+                <w:rFonts w:ascii="游ゴシック" w:eastAsia="游ゴシック" w:hAnsi="游ゴシック"/>
+                <w:sz w:val="20"/>
+              </w:rPr>
+            </w:pPr>
+            <w:r>
+              <w:rPr>
+                <w:rFonts w:ascii="游ゴシック" w:eastAsia="游ゴシック" w:hAnsi="游ゴシック" w:hint="eastAsia"/>
+                <w:sz w:val="20"/>
+              </w:rPr>
+              <w:t>O</w:t>
+            </w:r>
+            <w:r>
+              <w:rPr>
+                <w:rFonts w:ascii="游ゴシック" w:eastAsia="游ゴシック" w:hAnsi="游ゴシック"/>
+                <w:sz w:val="20"/>
+              </w:rPr>
+              <w:t>K</w:t>
+            </w:r>
           </w:p>
         </w:tc>
         <w:tc>
@@ -1041,40 +1133,66 @@
                 <w:rFonts w:ascii="游ゴシック" w:eastAsia="游ゴシック" w:hAnsi="游ゴシック" w:hint="eastAsia"/>
                 <w:sz w:val="20"/>
               </w:rPr>
-              <w:t>コマンドライン引数を2つ以上入力してプログラムを実行した時に「不正な値です。」とコンソールが表示される</w:t>
+              <w:t>コマンドライン引数を2つ以上入力してプログラムを実行した時に「不正な値です。対象年月を１つ選択してください。」とコンソールが表示される</w:t>
             </w:r>
           </w:p>
         </w:tc>
         <w:tc>
           <w:tcPr>
             <w:tcW w:w="1050" w:type="dxa"/>
-            <w:vAlign w:val="center"/>
-          </w:tcPr>
-          <w:p>
-            <w:pPr>
-              <w:snapToGrid w:val="0"/>
-              <w:jc w:val="center"/>
-              <w:rPr>
-                <w:rFonts w:ascii="游ゴシック" w:eastAsia="游ゴシック" w:hAnsi="游ゴシック"/>
-                <w:sz w:val="20"/>
-              </w:rPr>
-            </w:pPr>
+          </w:tcPr>
+          <w:p>
+            <w:pPr>
+              <w:snapToGrid w:val="0"/>
+              <w:jc w:val="center"/>
+              <w:rPr>
+                <w:rFonts w:ascii="游ゴシック" w:eastAsia="游ゴシック" w:hAnsi="游ゴシック"/>
+                <w:sz w:val="20"/>
+              </w:rPr>
+            </w:pPr>
+            <w:r>
+              <w:rPr>
+                <w:rFonts w:ascii="游ゴシック" w:eastAsia="游ゴシック" w:hAnsi="游ゴシック" w:hint="eastAsia"/>
+                <w:sz w:val="20"/>
+              </w:rPr>
+              <w:t>8</w:t>
+            </w:r>
+            <w:r>
+              <w:rPr>
+                <w:rFonts w:ascii="游ゴシック" w:eastAsia="游ゴシック" w:hAnsi="游ゴシック"/>
+                <w:sz w:val="20"/>
+              </w:rPr>
+              <w:t>/28</w:t>
+            </w:r>
           </w:p>
         </w:tc>
         <w:tc>
           <w:tcPr>
             <w:tcW w:w="945" w:type="dxa"/>
-            <w:vAlign w:val="center"/>
-          </w:tcPr>
-          <w:p>
-            <w:pPr>
-              <w:snapToGrid w:val="0"/>
-              <w:jc w:val="center"/>
-              <w:rPr>
-                <w:rFonts w:ascii="游ゴシック" w:eastAsia="游ゴシック" w:hAnsi="游ゴシック"/>
-                <w:sz w:val="20"/>
-              </w:rPr>
-            </w:pPr>
+          </w:tcPr>
+          <w:p>
+            <w:pPr>
+              <w:snapToGrid w:val="0"/>
+              <w:jc w:val="center"/>
+              <w:rPr>
+                <w:rFonts w:ascii="游ゴシック" w:eastAsia="游ゴシック" w:hAnsi="游ゴシック"/>
+                <w:sz w:val="20"/>
+              </w:rPr>
+            </w:pPr>
+            <w:r>
+              <w:rPr>
+                <w:rFonts w:ascii="游ゴシック" w:eastAsia="游ゴシック" w:hAnsi="游ゴシック" w:hint="eastAsia"/>
+                <w:sz w:val="20"/>
+              </w:rPr>
+              <w:t>O</w:t>
+            </w:r>
+            <w:r>
+              <w:rPr>
+                <w:rFonts w:ascii="游ゴシック" w:eastAsia="游ゴシック" w:hAnsi="游ゴシック"/>
+                <w:sz w:val="20"/>
+              </w:rPr>
+              <w:t>K</w:t>
+            </w:r>
           </w:p>
         </w:tc>
         <w:tc>
@@ -1219,7 +1337,7 @@
                 <w:color w:val="000000"/>
                 <w:sz w:val="20"/>
               </w:rPr>
-              <w:t>請求データ状況」テーブルの「請求年月」列に対象年月が一致、かつ、「確定」列がTRUEであるレコードが存在</w:t>
+              <w:t>請求データ状況」テーブルの「請求年月」列に対象年月が一致、かつ「確定」列がTRUEであるレコードが存在</w:t>
             </w:r>
             <w:r>
               <w:rPr>
@@ -1266,33 +1384,59 @@
         <w:tc>
           <w:tcPr>
             <w:tcW w:w="1050" w:type="dxa"/>
-            <w:vAlign w:val="center"/>
-          </w:tcPr>
-          <w:p>
-            <w:pPr>
-              <w:snapToGrid w:val="0"/>
-              <w:jc w:val="center"/>
-              <w:rPr>
-                <w:rFonts w:ascii="游ゴシック" w:eastAsia="游ゴシック" w:hAnsi="游ゴシック"/>
-                <w:sz w:val="20"/>
-              </w:rPr>
-            </w:pPr>
+          </w:tcPr>
+          <w:p>
+            <w:pPr>
+              <w:snapToGrid w:val="0"/>
+              <w:jc w:val="center"/>
+              <w:rPr>
+                <w:rFonts w:ascii="游ゴシック" w:eastAsia="游ゴシック" w:hAnsi="游ゴシック"/>
+                <w:sz w:val="20"/>
+              </w:rPr>
+            </w:pPr>
+            <w:r>
+              <w:rPr>
+                <w:rFonts w:ascii="游ゴシック" w:eastAsia="游ゴシック" w:hAnsi="游ゴシック" w:hint="eastAsia"/>
+                <w:sz w:val="20"/>
+              </w:rPr>
+              <w:t>8</w:t>
+            </w:r>
+            <w:r>
+              <w:rPr>
+                <w:rFonts w:ascii="游ゴシック" w:eastAsia="游ゴシック" w:hAnsi="游ゴシック"/>
+                <w:sz w:val="20"/>
+              </w:rPr>
+              <w:t>/28</w:t>
+            </w:r>
           </w:p>
         </w:tc>
         <w:tc>
           <w:tcPr>
             <w:tcW w:w="945" w:type="dxa"/>
-            <w:vAlign w:val="center"/>
-          </w:tcPr>
-          <w:p>
-            <w:pPr>
-              <w:snapToGrid w:val="0"/>
-              <w:jc w:val="center"/>
-              <w:rPr>
-                <w:rFonts w:ascii="游ゴシック" w:eastAsia="游ゴシック" w:hAnsi="游ゴシック"/>
-                <w:sz w:val="20"/>
-              </w:rPr>
-            </w:pPr>
+          </w:tcPr>
+          <w:p>
+            <w:pPr>
+              <w:snapToGrid w:val="0"/>
+              <w:jc w:val="center"/>
+              <w:rPr>
+                <w:rFonts w:ascii="游ゴシック" w:eastAsia="游ゴシック" w:hAnsi="游ゴシック"/>
+                <w:sz w:val="20"/>
+              </w:rPr>
+            </w:pPr>
+            <w:r>
+              <w:rPr>
+                <w:rFonts w:ascii="游ゴシック" w:eastAsia="游ゴシック" w:hAnsi="游ゴシック" w:hint="eastAsia"/>
+                <w:sz w:val="20"/>
+              </w:rPr>
+              <w:t>O</w:t>
+            </w:r>
+            <w:r>
+              <w:rPr>
+                <w:rFonts w:ascii="游ゴシック" w:eastAsia="游ゴシック" w:hAnsi="游ゴシック"/>
+                <w:sz w:val="20"/>
+              </w:rPr>
+              <w:t>K</w:t>
+            </w:r>
           </w:p>
         </w:tc>
         <w:tc>
@@ -1334,6 +1478,7 @@
                 <w:rFonts w:ascii="游ゴシック" w:eastAsia="游ゴシック" w:hAnsi="游ゴシック" w:hint="eastAsia"/>
                 <w:sz w:val="20"/>
               </w:rPr>
+              <w:lastRenderedPageBreak/>
               <w:t>7</w:t>
             </w:r>
           </w:p>
@@ -1428,48 +1573,66 @@
                 <w:rFonts w:ascii="游ゴシック" w:eastAsia="游ゴシック" w:hAnsi="游ゴシック" w:hint="eastAsia"/>
                 <w:sz w:val="20"/>
               </w:rPr>
-              <w:t>とコンソール</w:t>
-            </w:r>
-            <w:r>
-              <w:rPr>
-                <w:rFonts w:ascii="游ゴシック" w:eastAsia="游ゴシック" w:hAnsi="游ゴシック" w:hint="eastAsia"/>
-                <w:sz w:val="20"/>
-              </w:rPr>
-              <w:lastRenderedPageBreak/>
-              <w:t>に表示される</w:t>
+              <w:t>とコンソールに表示される</w:t>
             </w:r>
           </w:p>
         </w:tc>
         <w:tc>
           <w:tcPr>
             <w:tcW w:w="1050" w:type="dxa"/>
-            <w:vAlign w:val="center"/>
-          </w:tcPr>
-          <w:p>
-            <w:pPr>
-              <w:snapToGrid w:val="0"/>
-              <w:jc w:val="center"/>
-              <w:rPr>
-                <w:rFonts w:ascii="游ゴシック" w:eastAsia="游ゴシック" w:hAnsi="游ゴシック"/>
-                <w:sz w:val="20"/>
-              </w:rPr>
-            </w:pPr>
+          </w:tcPr>
+          <w:p>
+            <w:pPr>
+              <w:snapToGrid w:val="0"/>
+              <w:jc w:val="center"/>
+              <w:rPr>
+                <w:rFonts w:ascii="游ゴシック" w:eastAsia="游ゴシック" w:hAnsi="游ゴシック"/>
+                <w:sz w:val="20"/>
+              </w:rPr>
+            </w:pPr>
+            <w:r>
+              <w:rPr>
+                <w:rFonts w:ascii="游ゴシック" w:eastAsia="游ゴシック" w:hAnsi="游ゴシック" w:hint="eastAsia"/>
+                <w:sz w:val="20"/>
+              </w:rPr>
+              <w:t>8</w:t>
+            </w:r>
+            <w:r>
+              <w:rPr>
+                <w:rFonts w:ascii="游ゴシック" w:eastAsia="游ゴシック" w:hAnsi="游ゴシック"/>
+                <w:sz w:val="20"/>
+              </w:rPr>
+              <w:t>/28</w:t>
+            </w:r>
           </w:p>
         </w:tc>
         <w:tc>
           <w:tcPr>
             <w:tcW w:w="945" w:type="dxa"/>
-            <w:vAlign w:val="center"/>
-          </w:tcPr>
-          <w:p>
-            <w:pPr>
-              <w:snapToGrid w:val="0"/>
-              <w:jc w:val="center"/>
-              <w:rPr>
-                <w:rFonts w:ascii="游ゴシック" w:eastAsia="游ゴシック" w:hAnsi="游ゴシック"/>
-                <w:sz w:val="20"/>
-              </w:rPr>
-            </w:pPr>
+          </w:tcPr>
+          <w:p>
+            <w:pPr>
+              <w:snapToGrid w:val="0"/>
+              <w:jc w:val="center"/>
+              <w:rPr>
+                <w:rFonts w:ascii="游ゴシック" w:eastAsia="游ゴシック" w:hAnsi="游ゴシック"/>
+                <w:sz w:val="20"/>
+              </w:rPr>
+            </w:pPr>
+            <w:r>
+              <w:rPr>
+                <w:rFonts w:ascii="游ゴシック" w:eastAsia="游ゴシック" w:hAnsi="游ゴシック" w:hint="eastAsia"/>
+                <w:sz w:val="20"/>
+              </w:rPr>
+              <w:t>O</w:t>
+            </w:r>
+            <w:r>
+              <w:rPr>
+                <w:rFonts w:ascii="游ゴシック" w:eastAsia="游ゴシック" w:hAnsi="游ゴシック"/>
+                <w:sz w:val="20"/>
+              </w:rPr>
+              <w:t>K</w:t>
+            </w:r>
           </w:p>
         </w:tc>
         <w:tc>
@@ -1605,33 +1768,59 @@
         <w:tc>
           <w:tcPr>
             <w:tcW w:w="1050" w:type="dxa"/>
-            <w:vAlign w:val="center"/>
-          </w:tcPr>
-          <w:p>
-            <w:pPr>
-              <w:snapToGrid w:val="0"/>
-              <w:jc w:val="center"/>
-              <w:rPr>
-                <w:rFonts w:ascii="游ゴシック" w:eastAsia="游ゴシック" w:hAnsi="游ゴシック"/>
-                <w:sz w:val="20"/>
-              </w:rPr>
-            </w:pPr>
+          </w:tcPr>
+          <w:p>
+            <w:pPr>
+              <w:snapToGrid w:val="0"/>
+              <w:jc w:val="center"/>
+              <w:rPr>
+                <w:rFonts w:ascii="游ゴシック" w:eastAsia="游ゴシック" w:hAnsi="游ゴシック"/>
+                <w:sz w:val="20"/>
+              </w:rPr>
+            </w:pPr>
+            <w:r>
+              <w:rPr>
+                <w:rFonts w:ascii="游ゴシック" w:eastAsia="游ゴシック" w:hAnsi="游ゴシック" w:hint="eastAsia"/>
+                <w:sz w:val="20"/>
+              </w:rPr>
+              <w:t>8</w:t>
+            </w:r>
+            <w:r>
+              <w:rPr>
+                <w:rFonts w:ascii="游ゴシック" w:eastAsia="游ゴシック" w:hAnsi="游ゴシック"/>
+                <w:sz w:val="20"/>
+              </w:rPr>
+              <w:t>/28</w:t>
+            </w:r>
           </w:p>
         </w:tc>
         <w:tc>
           <w:tcPr>
             <w:tcW w:w="945" w:type="dxa"/>
-            <w:vAlign w:val="center"/>
-          </w:tcPr>
-          <w:p>
-            <w:pPr>
-              <w:snapToGrid w:val="0"/>
-              <w:jc w:val="center"/>
-              <w:rPr>
-                <w:rFonts w:ascii="游ゴシック" w:eastAsia="游ゴシック" w:hAnsi="游ゴシック"/>
-                <w:sz w:val="20"/>
-              </w:rPr>
-            </w:pPr>
+          </w:tcPr>
+          <w:p>
+            <w:pPr>
+              <w:snapToGrid w:val="0"/>
+              <w:jc w:val="center"/>
+              <w:rPr>
+                <w:rFonts w:ascii="游ゴシック" w:eastAsia="游ゴシック" w:hAnsi="游ゴシック"/>
+                <w:sz w:val="20"/>
+              </w:rPr>
+            </w:pPr>
+            <w:r>
+              <w:rPr>
+                <w:rFonts w:ascii="游ゴシック" w:eastAsia="游ゴシック" w:hAnsi="游ゴシック" w:hint="eastAsia"/>
+                <w:sz w:val="20"/>
+              </w:rPr>
+              <w:t>O</w:t>
+            </w:r>
+            <w:r>
+              <w:rPr>
+                <w:rFonts w:ascii="游ゴシック" w:eastAsia="游ゴシック" w:hAnsi="游ゴシック"/>
+                <w:sz w:val="20"/>
+              </w:rPr>
+              <w:t>K</w:t>
+            </w:r>
           </w:p>
         </w:tc>
         <w:tc>
@@ -1806,33 +1995,59 @@
         <w:tc>
           <w:tcPr>
             <w:tcW w:w="1050" w:type="dxa"/>
-            <w:vAlign w:val="center"/>
-          </w:tcPr>
-          <w:p>
-            <w:pPr>
-              <w:snapToGrid w:val="0"/>
-              <w:jc w:val="center"/>
-              <w:rPr>
-                <w:rFonts w:ascii="游ゴシック" w:eastAsia="游ゴシック" w:hAnsi="游ゴシック"/>
-                <w:sz w:val="20"/>
-              </w:rPr>
-            </w:pPr>
+          </w:tcPr>
+          <w:p>
+            <w:pPr>
+              <w:snapToGrid w:val="0"/>
+              <w:jc w:val="center"/>
+              <w:rPr>
+                <w:rFonts w:ascii="游ゴシック" w:eastAsia="游ゴシック" w:hAnsi="游ゴシック"/>
+                <w:sz w:val="20"/>
+              </w:rPr>
+            </w:pPr>
+            <w:r>
+              <w:rPr>
+                <w:rFonts w:ascii="游ゴシック" w:eastAsia="游ゴシック" w:hAnsi="游ゴシック" w:hint="eastAsia"/>
+                <w:sz w:val="20"/>
+              </w:rPr>
+              <w:t>8</w:t>
+            </w:r>
+            <w:r>
+              <w:rPr>
+                <w:rFonts w:ascii="游ゴシック" w:eastAsia="游ゴシック" w:hAnsi="游ゴシック"/>
+                <w:sz w:val="20"/>
+              </w:rPr>
+              <w:t>/28</w:t>
+            </w:r>
           </w:p>
         </w:tc>
         <w:tc>
           <w:tcPr>
             <w:tcW w:w="945" w:type="dxa"/>
-            <w:vAlign w:val="center"/>
-          </w:tcPr>
-          <w:p>
-            <w:pPr>
-              <w:snapToGrid w:val="0"/>
-              <w:jc w:val="center"/>
-              <w:rPr>
-                <w:rFonts w:ascii="游ゴシック" w:eastAsia="游ゴシック" w:hAnsi="游ゴシック"/>
-                <w:sz w:val="20"/>
-              </w:rPr>
-            </w:pPr>
+          </w:tcPr>
+          <w:p>
+            <w:pPr>
+              <w:snapToGrid w:val="0"/>
+              <w:jc w:val="center"/>
+              <w:rPr>
+                <w:rFonts w:ascii="游ゴシック" w:eastAsia="游ゴシック" w:hAnsi="游ゴシック"/>
+                <w:sz w:val="20"/>
+              </w:rPr>
+            </w:pPr>
+            <w:r>
+              <w:rPr>
+                <w:rFonts w:ascii="游ゴシック" w:eastAsia="游ゴシック" w:hAnsi="游ゴシック" w:hint="eastAsia"/>
+                <w:sz w:val="20"/>
+              </w:rPr>
+              <w:t>O</w:t>
+            </w:r>
+            <w:r>
+              <w:rPr>
+                <w:rFonts w:ascii="游ゴシック" w:eastAsia="游ゴシック" w:hAnsi="游ゴシック"/>
+                <w:sz w:val="20"/>
+              </w:rPr>
+              <w:t>K</w:t>
+            </w:r>
           </w:p>
         </w:tc>
         <w:tc>
@@ -1954,47 +2169,66 @@
                 <w:rFonts w:ascii="游ゴシック" w:eastAsia="游ゴシック" w:hAnsi="游ゴシック" w:hint="eastAsia"/>
                 <w:sz w:val="20"/>
               </w:rPr>
-              <w:t>「請求データ」テーブルの</w:t>
-            </w:r>
-            <w:r>
-              <w:rPr>
-                <w:rFonts w:ascii="游ゴシック" w:eastAsia="游ゴシック" w:hAnsi="游ゴシック" w:hint="eastAsia"/>
-                <w:sz w:val="20"/>
-              </w:rPr>
-              <w:t>請求年月に対象年月が登録される</w:t>
+              <w:t>「請求データ」テーブルの請求年月に対象年月が登録される</w:t>
             </w:r>
           </w:p>
         </w:tc>
         <w:tc>
           <w:tcPr>
             <w:tcW w:w="1050" w:type="dxa"/>
-            <w:vAlign w:val="center"/>
-          </w:tcPr>
-          <w:p>
-            <w:pPr>
-              <w:snapToGrid w:val="0"/>
-              <w:jc w:val="center"/>
-              <w:rPr>
-                <w:rFonts w:ascii="游ゴシック" w:eastAsia="游ゴシック" w:hAnsi="游ゴシック"/>
-                <w:sz w:val="20"/>
-              </w:rPr>
-            </w:pPr>
+          </w:tcPr>
+          <w:p>
+            <w:pPr>
+              <w:snapToGrid w:val="0"/>
+              <w:jc w:val="center"/>
+              <w:rPr>
+                <w:rFonts w:ascii="游ゴシック" w:eastAsia="游ゴシック" w:hAnsi="游ゴシック"/>
+                <w:sz w:val="20"/>
+              </w:rPr>
+            </w:pPr>
+            <w:r>
+              <w:rPr>
+                <w:rFonts w:ascii="游ゴシック" w:eastAsia="游ゴシック" w:hAnsi="游ゴシック" w:hint="eastAsia"/>
+                <w:sz w:val="20"/>
+              </w:rPr>
+              <w:t>8</w:t>
+            </w:r>
+            <w:r>
+              <w:rPr>
+                <w:rFonts w:ascii="游ゴシック" w:eastAsia="游ゴシック" w:hAnsi="游ゴシック"/>
+                <w:sz w:val="20"/>
+              </w:rPr>
+              <w:t>/28</w:t>
+            </w:r>
           </w:p>
         </w:tc>
         <w:tc>
           <w:tcPr>
             <w:tcW w:w="945" w:type="dxa"/>
-            <w:vAlign w:val="center"/>
-          </w:tcPr>
-          <w:p>
-            <w:pPr>
-              <w:snapToGrid w:val="0"/>
-              <w:jc w:val="center"/>
-              <w:rPr>
-                <w:rFonts w:ascii="游ゴシック" w:eastAsia="游ゴシック" w:hAnsi="游ゴシック"/>
-                <w:sz w:val="20"/>
-              </w:rPr>
-            </w:pPr>
+          </w:tcPr>
+          <w:p>
+            <w:pPr>
+              <w:snapToGrid w:val="0"/>
+              <w:jc w:val="center"/>
+              <w:rPr>
+                <w:rFonts w:ascii="游ゴシック" w:eastAsia="游ゴシック" w:hAnsi="游ゴシック"/>
+                <w:sz w:val="20"/>
+              </w:rPr>
+            </w:pPr>
+            <w:r>
+              <w:rPr>
+                <w:rFonts w:ascii="游ゴシック" w:eastAsia="游ゴシック" w:hAnsi="游ゴシック" w:hint="eastAsia"/>
+                <w:sz w:val="20"/>
+              </w:rPr>
+              <w:t>O</w:t>
+            </w:r>
+            <w:r>
+              <w:rPr>
+                <w:rFonts w:ascii="游ゴシック" w:eastAsia="游ゴシック" w:hAnsi="游ゴシック"/>
+                <w:sz w:val="20"/>
+              </w:rPr>
+              <w:t>K</w:t>
+            </w:r>
           </w:p>
         </w:tc>
         <w:tc>
@@ -2081,14 +2315,7 @@
                 <w:rFonts w:ascii="游ゴシック" w:eastAsia="游ゴシック" w:hAnsi="游ゴシック" w:hint="eastAsia"/>
                 <w:sz w:val="20"/>
               </w:rPr>
-              <w:t>「請求データ」テーブルの</w:t>
-            </w:r>
-            <w:r>
-              <w:rPr>
-                <w:rFonts w:ascii="游ゴシック" w:eastAsia="游ゴシック" w:hAnsi="游ゴシック" w:hint="eastAsia"/>
-                <w:sz w:val="20"/>
-              </w:rPr>
-              <w:t>加入者I</w:t>
+              <w:t>「請求データ」テーブルの加入者I</w:t>
             </w:r>
             <w:r>
               <w:rPr>
@@ -2123,33 +2350,59 @@
         <w:tc>
           <w:tcPr>
             <w:tcW w:w="1050" w:type="dxa"/>
-            <w:vAlign w:val="center"/>
-          </w:tcPr>
-          <w:p>
-            <w:pPr>
-              <w:snapToGrid w:val="0"/>
-              <w:jc w:val="center"/>
-              <w:rPr>
-                <w:rFonts w:ascii="游ゴシック" w:eastAsia="游ゴシック" w:hAnsi="游ゴシック"/>
-                <w:sz w:val="20"/>
-              </w:rPr>
-            </w:pPr>
+          </w:tcPr>
+          <w:p>
+            <w:pPr>
+              <w:snapToGrid w:val="0"/>
+              <w:jc w:val="center"/>
+              <w:rPr>
+                <w:rFonts w:ascii="游ゴシック" w:eastAsia="游ゴシック" w:hAnsi="游ゴシック"/>
+                <w:sz w:val="20"/>
+              </w:rPr>
+            </w:pPr>
+            <w:r>
+              <w:rPr>
+                <w:rFonts w:ascii="游ゴシック" w:eastAsia="游ゴシック" w:hAnsi="游ゴシック" w:hint="eastAsia"/>
+                <w:sz w:val="20"/>
+              </w:rPr>
+              <w:t>8</w:t>
+            </w:r>
+            <w:r>
+              <w:rPr>
+                <w:rFonts w:ascii="游ゴシック" w:eastAsia="游ゴシック" w:hAnsi="游ゴシック"/>
+                <w:sz w:val="20"/>
+              </w:rPr>
+              <w:t>/28</w:t>
+            </w:r>
           </w:p>
         </w:tc>
         <w:tc>
           <w:tcPr>
             <w:tcW w:w="945" w:type="dxa"/>
-            <w:vAlign w:val="center"/>
-          </w:tcPr>
-          <w:p>
-            <w:pPr>
-              <w:snapToGrid w:val="0"/>
-              <w:jc w:val="center"/>
-              <w:rPr>
-                <w:rFonts w:ascii="游ゴシック" w:eastAsia="游ゴシック" w:hAnsi="游ゴシック"/>
-                <w:sz w:val="20"/>
-              </w:rPr>
-            </w:pPr>
+          </w:tcPr>
+          <w:p>
+            <w:pPr>
+              <w:snapToGrid w:val="0"/>
+              <w:jc w:val="center"/>
+              <w:rPr>
+                <w:rFonts w:ascii="游ゴシック" w:eastAsia="游ゴシック" w:hAnsi="游ゴシック"/>
+                <w:sz w:val="20"/>
+              </w:rPr>
+            </w:pPr>
+            <w:r>
+              <w:rPr>
+                <w:rFonts w:ascii="游ゴシック" w:eastAsia="游ゴシック" w:hAnsi="游ゴシック" w:hint="eastAsia"/>
+                <w:sz w:val="20"/>
+              </w:rPr>
+              <w:t>O</w:t>
+            </w:r>
+            <w:r>
+              <w:rPr>
+                <w:rFonts w:ascii="游ゴシック" w:eastAsia="游ゴシック" w:hAnsi="游ゴシック"/>
+                <w:sz w:val="20"/>
+              </w:rPr>
+              <w:t>K</w:t>
+            </w:r>
           </w:p>
         </w:tc>
         <w:tc>
@@ -2236,47 +2489,66 @@
                 <w:rFonts w:ascii="游ゴシック" w:eastAsia="游ゴシック" w:hAnsi="游ゴシック" w:hint="eastAsia"/>
                 <w:sz w:val="20"/>
               </w:rPr>
-              <w:t>「請求データ」テーブルの</w:t>
-            </w:r>
-            <w:r>
-              <w:rPr>
-                <w:rFonts w:ascii="游ゴシック" w:eastAsia="游ゴシック" w:hAnsi="游ゴシック" w:hint="eastAsia"/>
-                <w:sz w:val="20"/>
-              </w:rPr>
-              <w:t>メールアドレスに有効な加入者のメールアドレスが登録される</w:t>
+              <w:t>「請求データ」テーブルのメールアドレスに有効な加入者のメールアドレスが登録される</w:t>
             </w:r>
           </w:p>
         </w:tc>
         <w:tc>
           <w:tcPr>
             <w:tcW w:w="1050" w:type="dxa"/>
-            <w:vAlign w:val="center"/>
-          </w:tcPr>
-          <w:p>
-            <w:pPr>
-              <w:snapToGrid w:val="0"/>
-              <w:jc w:val="center"/>
-              <w:rPr>
-                <w:rFonts w:ascii="游ゴシック" w:eastAsia="游ゴシック" w:hAnsi="游ゴシック"/>
-                <w:sz w:val="20"/>
-              </w:rPr>
-            </w:pPr>
+          </w:tcPr>
+          <w:p>
+            <w:pPr>
+              <w:snapToGrid w:val="0"/>
+              <w:jc w:val="center"/>
+              <w:rPr>
+                <w:rFonts w:ascii="游ゴシック" w:eastAsia="游ゴシック" w:hAnsi="游ゴシック"/>
+                <w:sz w:val="20"/>
+              </w:rPr>
+            </w:pPr>
+            <w:r>
+              <w:rPr>
+                <w:rFonts w:ascii="游ゴシック" w:eastAsia="游ゴシック" w:hAnsi="游ゴシック" w:hint="eastAsia"/>
+                <w:sz w:val="20"/>
+              </w:rPr>
+              <w:t>8</w:t>
+            </w:r>
+            <w:r>
+              <w:rPr>
+                <w:rFonts w:ascii="游ゴシック" w:eastAsia="游ゴシック" w:hAnsi="游ゴシック"/>
+                <w:sz w:val="20"/>
+              </w:rPr>
+              <w:t>/28</w:t>
+            </w:r>
           </w:p>
         </w:tc>
         <w:tc>
           <w:tcPr>
             <w:tcW w:w="945" w:type="dxa"/>
-            <w:vAlign w:val="center"/>
-          </w:tcPr>
-          <w:p>
-            <w:pPr>
-              <w:snapToGrid w:val="0"/>
-              <w:jc w:val="center"/>
-              <w:rPr>
-                <w:rFonts w:ascii="游ゴシック" w:eastAsia="游ゴシック" w:hAnsi="游ゴシック"/>
-                <w:sz w:val="20"/>
-              </w:rPr>
-            </w:pPr>
+          </w:tcPr>
+          <w:p>
+            <w:pPr>
+              <w:snapToGrid w:val="0"/>
+              <w:jc w:val="center"/>
+              <w:rPr>
+                <w:rFonts w:ascii="游ゴシック" w:eastAsia="游ゴシック" w:hAnsi="游ゴシック"/>
+                <w:sz w:val="20"/>
+              </w:rPr>
+            </w:pPr>
+            <w:r>
+              <w:rPr>
+                <w:rFonts w:ascii="游ゴシック" w:eastAsia="游ゴシック" w:hAnsi="游ゴシック" w:hint="eastAsia"/>
+                <w:sz w:val="20"/>
+              </w:rPr>
+              <w:t>O</w:t>
+            </w:r>
+            <w:r>
+              <w:rPr>
+                <w:rFonts w:ascii="游ゴシック" w:eastAsia="游ゴシック" w:hAnsi="游ゴシック"/>
+                <w:sz w:val="20"/>
+              </w:rPr>
+              <w:t>K</w:t>
+            </w:r>
           </w:p>
         </w:tc>
         <w:tc>
@@ -2363,47 +2635,66 @@
                 <w:rFonts w:ascii="游ゴシック" w:eastAsia="游ゴシック" w:hAnsi="游ゴシック" w:hint="eastAsia"/>
                 <w:sz w:val="20"/>
               </w:rPr>
-              <w:t>「請求データ」テーブルの</w:t>
-            </w:r>
-            <w:r>
-              <w:rPr>
-                <w:rFonts w:ascii="游ゴシック" w:eastAsia="游ゴシック" w:hAnsi="游ゴシック" w:hint="eastAsia"/>
-                <w:sz w:val="20"/>
-              </w:rPr>
-              <w:t>氏名に有効な加入者の氏名が登録される</w:t>
+              <w:t>「請求データ」テーブルの氏名に有効な加入者の氏名が登録される</w:t>
             </w:r>
           </w:p>
         </w:tc>
         <w:tc>
           <w:tcPr>
             <w:tcW w:w="1050" w:type="dxa"/>
-            <w:vAlign w:val="center"/>
-          </w:tcPr>
-          <w:p>
-            <w:pPr>
-              <w:snapToGrid w:val="0"/>
-              <w:jc w:val="center"/>
-              <w:rPr>
-                <w:rFonts w:ascii="游ゴシック" w:eastAsia="游ゴシック" w:hAnsi="游ゴシック"/>
-                <w:sz w:val="20"/>
-              </w:rPr>
-            </w:pPr>
+          </w:tcPr>
+          <w:p>
+            <w:pPr>
+              <w:snapToGrid w:val="0"/>
+              <w:jc w:val="center"/>
+              <w:rPr>
+                <w:rFonts w:ascii="游ゴシック" w:eastAsia="游ゴシック" w:hAnsi="游ゴシック"/>
+                <w:sz w:val="20"/>
+              </w:rPr>
+            </w:pPr>
+            <w:r>
+              <w:rPr>
+                <w:rFonts w:ascii="游ゴシック" w:eastAsia="游ゴシック" w:hAnsi="游ゴシック" w:hint="eastAsia"/>
+                <w:sz w:val="20"/>
+              </w:rPr>
+              <w:t>8</w:t>
+            </w:r>
+            <w:r>
+              <w:rPr>
+                <w:rFonts w:ascii="游ゴシック" w:eastAsia="游ゴシック" w:hAnsi="游ゴシック"/>
+                <w:sz w:val="20"/>
+              </w:rPr>
+              <w:t>/28</w:t>
+            </w:r>
           </w:p>
         </w:tc>
         <w:tc>
           <w:tcPr>
             <w:tcW w:w="945" w:type="dxa"/>
-            <w:vAlign w:val="center"/>
-          </w:tcPr>
-          <w:p>
-            <w:pPr>
-              <w:snapToGrid w:val="0"/>
-              <w:jc w:val="center"/>
-              <w:rPr>
-                <w:rFonts w:ascii="游ゴシック" w:eastAsia="游ゴシック" w:hAnsi="游ゴシック"/>
-                <w:sz w:val="20"/>
-              </w:rPr>
-            </w:pPr>
+          </w:tcPr>
+          <w:p>
+            <w:pPr>
+              <w:snapToGrid w:val="0"/>
+              <w:jc w:val="center"/>
+              <w:rPr>
+                <w:rFonts w:ascii="游ゴシック" w:eastAsia="游ゴシック" w:hAnsi="游ゴシック"/>
+                <w:sz w:val="20"/>
+              </w:rPr>
+            </w:pPr>
+            <w:r>
+              <w:rPr>
+                <w:rFonts w:ascii="游ゴシック" w:eastAsia="游ゴシック" w:hAnsi="游ゴシック" w:hint="eastAsia"/>
+                <w:sz w:val="20"/>
+              </w:rPr>
+              <w:t>O</w:t>
+            </w:r>
+            <w:r>
+              <w:rPr>
+                <w:rFonts w:ascii="游ゴシック" w:eastAsia="游ゴシック" w:hAnsi="游ゴシック"/>
+                <w:sz w:val="20"/>
+              </w:rPr>
+              <w:t>K</w:t>
+            </w:r>
           </w:p>
         </w:tc>
         <w:tc>
@@ -2490,47 +2781,66 @@
                 <w:rFonts w:ascii="游ゴシック" w:eastAsia="游ゴシック" w:hAnsi="游ゴシック" w:hint="eastAsia"/>
                 <w:sz w:val="20"/>
               </w:rPr>
-              <w:t>「請求データ」テーブルの</w:t>
-            </w:r>
-            <w:r>
-              <w:rPr>
-                <w:rFonts w:ascii="游ゴシック" w:eastAsia="游ゴシック" w:hAnsi="游ゴシック" w:hint="eastAsia"/>
-                <w:sz w:val="20"/>
-              </w:rPr>
-              <w:t>住所に有効な加入者の住所が登録される</w:t>
+              <w:t>「請求データ」テーブルの住所に有効な加入者の住所が登録される</w:t>
             </w:r>
           </w:p>
         </w:tc>
         <w:tc>
           <w:tcPr>
             <w:tcW w:w="1050" w:type="dxa"/>
-            <w:vAlign w:val="center"/>
-          </w:tcPr>
-          <w:p>
-            <w:pPr>
-              <w:snapToGrid w:val="0"/>
-              <w:jc w:val="center"/>
-              <w:rPr>
-                <w:rFonts w:ascii="游ゴシック" w:eastAsia="游ゴシック" w:hAnsi="游ゴシック"/>
-                <w:sz w:val="20"/>
-              </w:rPr>
-            </w:pPr>
+          </w:tcPr>
+          <w:p>
+            <w:pPr>
+              <w:snapToGrid w:val="0"/>
+              <w:jc w:val="center"/>
+              <w:rPr>
+                <w:rFonts w:ascii="游ゴシック" w:eastAsia="游ゴシック" w:hAnsi="游ゴシック"/>
+                <w:sz w:val="20"/>
+              </w:rPr>
+            </w:pPr>
+            <w:r>
+              <w:rPr>
+                <w:rFonts w:ascii="游ゴシック" w:eastAsia="游ゴシック" w:hAnsi="游ゴシック" w:hint="eastAsia"/>
+                <w:sz w:val="20"/>
+              </w:rPr>
+              <w:t>8</w:t>
+            </w:r>
+            <w:r>
+              <w:rPr>
+                <w:rFonts w:ascii="游ゴシック" w:eastAsia="游ゴシック" w:hAnsi="游ゴシック"/>
+                <w:sz w:val="20"/>
+              </w:rPr>
+              <w:t>/28</w:t>
+            </w:r>
           </w:p>
         </w:tc>
         <w:tc>
           <w:tcPr>
             <w:tcW w:w="945" w:type="dxa"/>
-            <w:vAlign w:val="center"/>
-          </w:tcPr>
-          <w:p>
-            <w:pPr>
-              <w:snapToGrid w:val="0"/>
-              <w:jc w:val="center"/>
-              <w:rPr>
-                <w:rFonts w:ascii="游ゴシック" w:eastAsia="游ゴシック" w:hAnsi="游ゴシック"/>
-                <w:sz w:val="20"/>
-              </w:rPr>
-            </w:pPr>
+          </w:tcPr>
+          <w:p>
+            <w:pPr>
+              <w:snapToGrid w:val="0"/>
+              <w:jc w:val="center"/>
+              <w:rPr>
+                <w:rFonts w:ascii="游ゴシック" w:eastAsia="游ゴシック" w:hAnsi="游ゴシック"/>
+                <w:sz w:val="20"/>
+              </w:rPr>
+            </w:pPr>
+            <w:r>
+              <w:rPr>
+                <w:rFonts w:ascii="游ゴシック" w:eastAsia="游ゴシック" w:hAnsi="游ゴシック" w:hint="eastAsia"/>
+                <w:sz w:val="20"/>
+              </w:rPr>
+              <w:t>O</w:t>
+            </w:r>
+            <w:r>
+              <w:rPr>
+                <w:rFonts w:ascii="游ゴシック" w:eastAsia="游ゴシック" w:hAnsi="游ゴシック"/>
+                <w:sz w:val="20"/>
+              </w:rPr>
+              <w:t>K</w:t>
+            </w:r>
           </w:p>
         </w:tc>
         <w:tc>
@@ -2616,47 +2926,66 @@
                 <w:rFonts w:ascii="游ゴシック" w:eastAsia="游ゴシック" w:hAnsi="游ゴシック" w:hint="eastAsia"/>
                 <w:sz w:val="20"/>
               </w:rPr>
-              <w:t>「請求データ」テーブルの</w:t>
-            </w:r>
-            <w:r>
-              <w:rPr>
-                <w:rFonts w:ascii="游ゴシック" w:eastAsia="游ゴシック" w:hAnsi="游ゴシック" w:hint="eastAsia"/>
-                <w:sz w:val="20"/>
-              </w:rPr>
-              <w:t>加入日に有効な加入者の加入日が登録される</w:t>
+              <w:t>「請求データ」テーブルの加入日に有効な加入者の加入日が登録される</w:t>
             </w:r>
           </w:p>
         </w:tc>
         <w:tc>
           <w:tcPr>
             <w:tcW w:w="1050" w:type="dxa"/>
-            <w:vAlign w:val="center"/>
-          </w:tcPr>
-          <w:p>
-            <w:pPr>
-              <w:snapToGrid w:val="0"/>
-              <w:jc w:val="center"/>
-              <w:rPr>
-                <w:rFonts w:ascii="游ゴシック" w:eastAsia="游ゴシック" w:hAnsi="游ゴシック"/>
-                <w:sz w:val="20"/>
-              </w:rPr>
-            </w:pPr>
+          </w:tcPr>
+          <w:p>
+            <w:pPr>
+              <w:snapToGrid w:val="0"/>
+              <w:jc w:val="center"/>
+              <w:rPr>
+                <w:rFonts w:ascii="游ゴシック" w:eastAsia="游ゴシック" w:hAnsi="游ゴシック"/>
+                <w:sz w:val="20"/>
+              </w:rPr>
+            </w:pPr>
+            <w:r>
+              <w:rPr>
+                <w:rFonts w:ascii="游ゴシック" w:eastAsia="游ゴシック" w:hAnsi="游ゴシック" w:hint="eastAsia"/>
+                <w:sz w:val="20"/>
+              </w:rPr>
+              <w:t>8</w:t>
+            </w:r>
+            <w:r>
+              <w:rPr>
+                <w:rFonts w:ascii="游ゴシック" w:eastAsia="游ゴシック" w:hAnsi="游ゴシック"/>
+                <w:sz w:val="20"/>
+              </w:rPr>
+              <w:t>/28</w:t>
+            </w:r>
           </w:p>
         </w:tc>
         <w:tc>
           <w:tcPr>
             <w:tcW w:w="945" w:type="dxa"/>
-            <w:vAlign w:val="center"/>
-          </w:tcPr>
-          <w:p>
-            <w:pPr>
-              <w:snapToGrid w:val="0"/>
-              <w:jc w:val="center"/>
-              <w:rPr>
-                <w:rFonts w:ascii="游ゴシック" w:eastAsia="游ゴシック" w:hAnsi="游ゴシック"/>
-                <w:sz w:val="20"/>
-              </w:rPr>
-            </w:pPr>
+          </w:tcPr>
+          <w:p>
+            <w:pPr>
+              <w:snapToGrid w:val="0"/>
+              <w:jc w:val="center"/>
+              <w:rPr>
+                <w:rFonts w:ascii="游ゴシック" w:eastAsia="游ゴシック" w:hAnsi="游ゴシック"/>
+                <w:sz w:val="20"/>
+              </w:rPr>
+            </w:pPr>
+            <w:r>
+              <w:rPr>
+                <w:rFonts w:ascii="游ゴシック" w:eastAsia="游ゴシック" w:hAnsi="游ゴシック" w:hint="eastAsia"/>
+                <w:sz w:val="20"/>
+              </w:rPr>
+              <w:t>O</w:t>
+            </w:r>
+            <w:r>
+              <w:rPr>
+                <w:rFonts w:ascii="游ゴシック" w:eastAsia="游ゴシック" w:hAnsi="游ゴシック"/>
+                <w:sz w:val="20"/>
+              </w:rPr>
+              <w:t>K</w:t>
+            </w:r>
           </w:p>
         </w:tc>
         <w:tc>
@@ -2736,47 +3065,66 @@
                 <w:rFonts w:ascii="游ゴシック" w:eastAsia="游ゴシック" w:hAnsi="游ゴシック" w:hint="eastAsia"/>
                 <w:sz w:val="20"/>
               </w:rPr>
-              <w:t>「請求データ」テーブルの</w:t>
-            </w:r>
-            <w:r>
-              <w:rPr>
-                <w:rFonts w:ascii="游ゴシック" w:eastAsia="游ゴシック" w:hAnsi="游ゴシック" w:hint="eastAsia"/>
-                <w:sz w:val="20"/>
-              </w:rPr>
-              <w:t>解約日に有効な加入者の解約日が登録される</w:t>
+              <w:t>「請求データ」テーブルの解約日に有効な加入者の解約日が登録される</w:t>
             </w:r>
           </w:p>
         </w:tc>
         <w:tc>
           <w:tcPr>
             <w:tcW w:w="1050" w:type="dxa"/>
-            <w:vAlign w:val="center"/>
-          </w:tcPr>
-          <w:p>
-            <w:pPr>
-              <w:snapToGrid w:val="0"/>
-              <w:jc w:val="center"/>
-              <w:rPr>
-                <w:rFonts w:ascii="游ゴシック" w:eastAsia="游ゴシック" w:hAnsi="游ゴシック"/>
-                <w:sz w:val="20"/>
-              </w:rPr>
-            </w:pPr>
+          </w:tcPr>
+          <w:p>
+            <w:pPr>
+              <w:snapToGrid w:val="0"/>
+              <w:jc w:val="center"/>
+              <w:rPr>
+                <w:rFonts w:ascii="游ゴシック" w:eastAsia="游ゴシック" w:hAnsi="游ゴシック"/>
+                <w:sz w:val="20"/>
+              </w:rPr>
+            </w:pPr>
+            <w:r>
+              <w:rPr>
+                <w:rFonts w:ascii="游ゴシック" w:eastAsia="游ゴシック" w:hAnsi="游ゴシック" w:hint="eastAsia"/>
+                <w:sz w:val="20"/>
+              </w:rPr>
+              <w:t>8</w:t>
+            </w:r>
+            <w:r>
+              <w:rPr>
+                <w:rFonts w:ascii="游ゴシック" w:eastAsia="游ゴシック" w:hAnsi="游ゴシック"/>
+                <w:sz w:val="20"/>
+              </w:rPr>
+              <w:t>/28</w:t>
+            </w:r>
           </w:p>
         </w:tc>
         <w:tc>
           <w:tcPr>
             <w:tcW w:w="945" w:type="dxa"/>
-            <w:vAlign w:val="center"/>
-          </w:tcPr>
-          <w:p>
-            <w:pPr>
-              <w:snapToGrid w:val="0"/>
-              <w:jc w:val="center"/>
-              <w:rPr>
-                <w:rFonts w:ascii="游ゴシック" w:eastAsia="游ゴシック" w:hAnsi="游ゴシック"/>
-                <w:sz w:val="20"/>
-              </w:rPr>
-            </w:pPr>
+          </w:tcPr>
+          <w:p>
+            <w:pPr>
+              <w:snapToGrid w:val="0"/>
+              <w:jc w:val="center"/>
+              <w:rPr>
+                <w:rFonts w:ascii="游ゴシック" w:eastAsia="游ゴシック" w:hAnsi="游ゴシック"/>
+                <w:sz w:val="20"/>
+              </w:rPr>
+            </w:pPr>
+            <w:r>
+              <w:rPr>
+                <w:rFonts w:ascii="游ゴシック" w:eastAsia="游ゴシック" w:hAnsi="游ゴシック" w:hint="eastAsia"/>
+                <w:sz w:val="20"/>
+              </w:rPr>
+              <w:t>O</w:t>
+            </w:r>
+            <w:r>
+              <w:rPr>
+                <w:rFonts w:ascii="游ゴシック" w:eastAsia="游ゴシック" w:hAnsi="游ゴシック"/>
+                <w:sz w:val="20"/>
+              </w:rPr>
+              <w:t>K</w:t>
+            </w:r>
           </w:p>
         </w:tc>
         <w:tc>
@@ -2862,47 +3210,66 @@
                 <w:rFonts w:ascii="游ゴシック" w:eastAsia="游ゴシック" w:hAnsi="游ゴシック" w:hint="eastAsia"/>
                 <w:sz w:val="20"/>
               </w:rPr>
-              <w:t>「請求データ」テーブルの</w:t>
-            </w:r>
-            <w:r>
-              <w:rPr>
-                <w:rFonts w:ascii="游ゴシック" w:eastAsia="游ゴシック" w:hAnsi="游ゴシック" w:hint="eastAsia"/>
-                <w:sz w:val="20"/>
-              </w:rPr>
-              <w:t>決済方法に有効な加入者の決済方法が登録される</w:t>
+              <w:t>「請求データ」テーブルの決済方法に有効な加入者の決済方法が登録される</w:t>
             </w:r>
           </w:p>
         </w:tc>
         <w:tc>
           <w:tcPr>
             <w:tcW w:w="1050" w:type="dxa"/>
-            <w:vAlign w:val="center"/>
-          </w:tcPr>
-          <w:p>
-            <w:pPr>
-              <w:snapToGrid w:val="0"/>
-              <w:jc w:val="center"/>
-              <w:rPr>
-                <w:rFonts w:ascii="游ゴシック" w:eastAsia="游ゴシック" w:hAnsi="游ゴシック"/>
-                <w:sz w:val="20"/>
-              </w:rPr>
-            </w:pPr>
+          </w:tcPr>
+          <w:p>
+            <w:pPr>
+              <w:snapToGrid w:val="0"/>
+              <w:jc w:val="center"/>
+              <w:rPr>
+                <w:rFonts w:ascii="游ゴシック" w:eastAsia="游ゴシック" w:hAnsi="游ゴシック"/>
+                <w:sz w:val="20"/>
+              </w:rPr>
+            </w:pPr>
+            <w:r>
+              <w:rPr>
+                <w:rFonts w:ascii="游ゴシック" w:eastAsia="游ゴシック" w:hAnsi="游ゴシック" w:hint="eastAsia"/>
+                <w:sz w:val="20"/>
+              </w:rPr>
+              <w:t>8</w:t>
+            </w:r>
+            <w:r>
+              <w:rPr>
+                <w:rFonts w:ascii="游ゴシック" w:eastAsia="游ゴシック" w:hAnsi="游ゴシック"/>
+                <w:sz w:val="20"/>
+              </w:rPr>
+              <w:t>/28</w:t>
+            </w:r>
           </w:p>
         </w:tc>
         <w:tc>
           <w:tcPr>
             <w:tcW w:w="945" w:type="dxa"/>
-            <w:vAlign w:val="center"/>
-          </w:tcPr>
-          <w:p>
-            <w:pPr>
-              <w:snapToGrid w:val="0"/>
-              <w:jc w:val="center"/>
-              <w:rPr>
-                <w:rFonts w:ascii="游ゴシック" w:eastAsia="游ゴシック" w:hAnsi="游ゴシック"/>
-                <w:sz w:val="20"/>
-              </w:rPr>
-            </w:pPr>
+          </w:tcPr>
+          <w:p>
+            <w:pPr>
+              <w:snapToGrid w:val="0"/>
+              <w:jc w:val="center"/>
+              <w:rPr>
+                <w:rFonts w:ascii="游ゴシック" w:eastAsia="游ゴシック" w:hAnsi="游ゴシック"/>
+                <w:sz w:val="20"/>
+              </w:rPr>
+            </w:pPr>
+            <w:r>
+              <w:rPr>
+                <w:rFonts w:ascii="游ゴシック" w:eastAsia="游ゴシック" w:hAnsi="游ゴシック" w:hint="eastAsia"/>
+                <w:sz w:val="20"/>
+              </w:rPr>
+              <w:t>O</w:t>
+            </w:r>
+            <w:r>
+              <w:rPr>
+                <w:rFonts w:ascii="游ゴシック" w:eastAsia="游ゴシック" w:hAnsi="游ゴシック"/>
+                <w:sz w:val="20"/>
+              </w:rPr>
+              <w:t>K</w:t>
+            </w:r>
           </w:p>
         </w:tc>
         <w:tc>
@@ -2989,47 +3356,66 @@
                 <w:rFonts w:ascii="游ゴシック" w:eastAsia="游ゴシック" w:hAnsi="游ゴシック" w:hint="eastAsia"/>
                 <w:sz w:val="20"/>
               </w:rPr>
-              <w:t>「請求データ」テーブルの</w:t>
-            </w:r>
-            <w:r>
-              <w:rPr>
-                <w:rFonts w:ascii="游ゴシック" w:eastAsia="游ゴシック" w:hAnsi="游ゴシック" w:hint="eastAsia"/>
-                <w:sz w:val="20"/>
-              </w:rPr>
-              <w:t>請求金額に有効な料金情報の月額金額の合計が登録される</w:t>
+              <w:t>「請求データ」テーブルの請求金額に有効な料金情報の月額金額の合計が登録される</w:t>
             </w:r>
           </w:p>
         </w:tc>
         <w:tc>
           <w:tcPr>
             <w:tcW w:w="1050" w:type="dxa"/>
-            <w:vAlign w:val="center"/>
-          </w:tcPr>
-          <w:p>
-            <w:pPr>
-              <w:snapToGrid w:val="0"/>
-              <w:jc w:val="center"/>
-              <w:rPr>
-                <w:rFonts w:ascii="游ゴシック" w:eastAsia="游ゴシック" w:hAnsi="游ゴシック"/>
-                <w:sz w:val="20"/>
-              </w:rPr>
-            </w:pPr>
+          </w:tcPr>
+          <w:p>
+            <w:pPr>
+              <w:snapToGrid w:val="0"/>
+              <w:jc w:val="center"/>
+              <w:rPr>
+                <w:rFonts w:ascii="游ゴシック" w:eastAsia="游ゴシック" w:hAnsi="游ゴシック"/>
+                <w:sz w:val="20"/>
+              </w:rPr>
+            </w:pPr>
+            <w:r>
+              <w:rPr>
+                <w:rFonts w:ascii="游ゴシック" w:eastAsia="游ゴシック" w:hAnsi="游ゴシック" w:hint="eastAsia"/>
+                <w:sz w:val="20"/>
+              </w:rPr>
+              <w:t>8</w:t>
+            </w:r>
+            <w:r>
+              <w:rPr>
+                <w:rFonts w:ascii="游ゴシック" w:eastAsia="游ゴシック" w:hAnsi="游ゴシック"/>
+                <w:sz w:val="20"/>
+              </w:rPr>
+              <w:t>/28</w:t>
+            </w:r>
           </w:p>
         </w:tc>
         <w:tc>
           <w:tcPr>
             <w:tcW w:w="945" w:type="dxa"/>
-            <w:vAlign w:val="center"/>
-          </w:tcPr>
-          <w:p>
-            <w:pPr>
-              <w:snapToGrid w:val="0"/>
-              <w:jc w:val="center"/>
-              <w:rPr>
-                <w:rFonts w:ascii="游ゴシック" w:eastAsia="游ゴシック" w:hAnsi="游ゴシック"/>
-                <w:sz w:val="20"/>
-              </w:rPr>
-            </w:pPr>
+          </w:tcPr>
+          <w:p>
+            <w:pPr>
+              <w:snapToGrid w:val="0"/>
+              <w:jc w:val="center"/>
+              <w:rPr>
+                <w:rFonts w:ascii="游ゴシック" w:eastAsia="游ゴシック" w:hAnsi="游ゴシック"/>
+                <w:sz w:val="20"/>
+              </w:rPr>
+            </w:pPr>
+            <w:r>
+              <w:rPr>
+                <w:rFonts w:ascii="游ゴシック" w:eastAsia="游ゴシック" w:hAnsi="游ゴシック" w:hint="eastAsia"/>
+                <w:sz w:val="20"/>
+              </w:rPr>
+              <w:t>O</w:t>
+            </w:r>
+            <w:r>
+              <w:rPr>
+                <w:rFonts w:ascii="游ゴシック" w:eastAsia="游ゴシック" w:hAnsi="游ゴシック"/>
+                <w:sz w:val="20"/>
+              </w:rPr>
+              <w:t>K</w:t>
+            </w:r>
           </w:p>
         </w:tc>
         <w:tc>
@@ -3115,14 +3501,7 @@
                 <w:rFonts w:ascii="游ゴシック" w:eastAsia="游ゴシック" w:hAnsi="游ゴシック" w:hint="eastAsia"/>
                 <w:sz w:val="20"/>
               </w:rPr>
-              <w:t>「請求データ」テーブルの</w:t>
-            </w:r>
-            <w:r>
-              <w:rPr>
-                <w:rFonts w:ascii="游ゴシック" w:eastAsia="游ゴシック" w:hAnsi="游ゴシック" w:hint="eastAsia"/>
-                <w:sz w:val="20"/>
-              </w:rPr>
-              <w:t>消費税率に0</w:t>
+              <w:t>「請求データ」テーブルの消費税率に0</w:t>
             </w:r>
             <w:r>
               <w:rPr>
@@ -3143,33 +3522,59 @@
         <w:tc>
           <w:tcPr>
             <w:tcW w:w="1050" w:type="dxa"/>
-            <w:vAlign w:val="center"/>
-          </w:tcPr>
-          <w:p>
-            <w:pPr>
-              <w:snapToGrid w:val="0"/>
-              <w:jc w:val="center"/>
-              <w:rPr>
-                <w:rFonts w:ascii="游ゴシック" w:eastAsia="游ゴシック" w:hAnsi="游ゴシック"/>
-                <w:sz w:val="20"/>
-              </w:rPr>
-            </w:pPr>
+          </w:tcPr>
+          <w:p>
+            <w:pPr>
+              <w:snapToGrid w:val="0"/>
+              <w:jc w:val="center"/>
+              <w:rPr>
+                <w:rFonts w:ascii="游ゴシック" w:eastAsia="游ゴシック" w:hAnsi="游ゴシック"/>
+                <w:sz w:val="20"/>
+              </w:rPr>
+            </w:pPr>
+            <w:r>
+              <w:rPr>
+                <w:rFonts w:ascii="游ゴシック" w:eastAsia="游ゴシック" w:hAnsi="游ゴシック" w:hint="eastAsia"/>
+                <w:sz w:val="20"/>
+              </w:rPr>
+              <w:t>8</w:t>
+            </w:r>
+            <w:r>
+              <w:rPr>
+                <w:rFonts w:ascii="游ゴシック" w:eastAsia="游ゴシック" w:hAnsi="游ゴシック"/>
+                <w:sz w:val="20"/>
+              </w:rPr>
+              <w:t>/28</w:t>
+            </w:r>
           </w:p>
         </w:tc>
         <w:tc>
           <w:tcPr>
             <w:tcW w:w="945" w:type="dxa"/>
-            <w:vAlign w:val="center"/>
-          </w:tcPr>
-          <w:p>
-            <w:pPr>
-              <w:snapToGrid w:val="0"/>
-              <w:jc w:val="center"/>
-              <w:rPr>
-                <w:rFonts w:ascii="游ゴシック" w:eastAsia="游ゴシック" w:hAnsi="游ゴシック"/>
-                <w:sz w:val="20"/>
-              </w:rPr>
-            </w:pPr>
+          </w:tcPr>
+          <w:p>
+            <w:pPr>
+              <w:snapToGrid w:val="0"/>
+              <w:jc w:val="center"/>
+              <w:rPr>
+                <w:rFonts w:ascii="游ゴシック" w:eastAsia="游ゴシック" w:hAnsi="游ゴシック"/>
+                <w:sz w:val="20"/>
+              </w:rPr>
+            </w:pPr>
+            <w:r>
+              <w:rPr>
+                <w:rFonts w:ascii="游ゴシック" w:eastAsia="游ゴシック" w:hAnsi="游ゴシック" w:hint="eastAsia"/>
+                <w:sz w:val="20"/>
+              </w:rPr>
+              <w:t>O</w:t>
+            </w:r>
+            <w:r>
+              <w:rPr>
+                <w:rFonts w:ascii="游ゴシック" w:eastAsia="游ゴシック" w:hAnsi="游ゴシック"/>
+                <w:sz w:val="20"/>
+              </w:rPr>
+              <w:t>K</w:t>
+            </w:r>
           </w:p>
         </w:tc>
         <w:tc>
@@ -3255,14 +3660,7 @@
                 <w:rFonts w:ascii="游ゴシック" w:eastAsia="游ゴシック" w:hAnsi="游ゴシック" w:hint="eastAsia"/>
                 <w:sz w:val="20"/>
               </w:rPr>
-              <w:t>「請求データ」テーブルの</w:t>
-            </w:r>
-            <w:r>
-              <w:rPr>
-                <w:rFonts w:ascii="游ゴシック" w:eastAsia="游ゴシック" w:hAnsi="游ゴシック" w:hint="eastAsia"/>
-                <w:sz w:val="20"/>
-              </w:rPr>
-              <w:t xml:space="preserve">請求総額に請求金額 × </w:t>
+              <w:t xml:space="preserve">「請求データ」テーブルの請求総額に請求金額 × </w:t>
             </w:r>
             <w:r>
               <w:rPr>
@@ -3297,33 +3695,59 @@
         <w:tc>
           <w:tcPr>
             <w:tcW w:w="1050" w:type="dxa"/>
-            <w:vAlign w:val="center"/>
-          </w:tcPr>
-          <w:p>
-            <w:pPr>
-              <w:snapToGrid w:val="0"/>
-              <w:jc w:val="center"/>
-              <w:rPr>
-                <w:rFonts w:ascii="游ゴシック" w:eastAsia="游ゴシック" w:hAnsi="游ゴシック"/>
-                <w:sz w:val="20"/>
-              </w:rPr>
-            </w:pPr>
+          </w:tcPr>
+          <w:p>
+            <w:pPr>
+              <w:snapToGrid w:val="0"/>
+              <w:jc w:val="center"/>
+              <w:rPr>
+                <w:rFonts w:ascii="游ゴシック" w:eastAsia="游ゴシック" w:hAnsi="游ゴシック"/>
+                <w:sz w:val="20"/>
+              </w:rPr>
+            </w:pPr>
+            <w:r>
+              <w:rPr>
+                <w:rFonts w:ascii="游ゴシック" w:eastAsia="游ゴシック" w:hAnsi="游ゴシック" w:hint="eastAsia"/>
+                <w:sz w:val="20"/>
+              </w:rPr>
+              <w:t>8</w:t>
+            </w:r>
+            <w:r>
+              <w:rPr>
+                <w:rFonts w:ascii="游ゴシック" w:eastAsia="游ゴシック" w:hAnsi="游ゴシック"/>
+                <w:sz w:val="20"/>
+              </w:rPr>
+              <w:t>/28</w:t>
+            </w:r>
           </w:p>
         </w:tc>
         <w:tc>
           <w:tcPr>
             <w:tcW w:w="945" w:type="dxa"/>
-            <w:vAlign w:val="center"/>
-          </w:tcPr>
-          <w:p>
-            <w:pPr>
-              <w:snapToGrid w:val="0"/>
-              <w:jc w:val="center"/>
-              <w:rPr>
-                <w:rFonts w:ascii="游ゴシック" w:eastAsia="游ゴシック" w:hAnsi="游ゴシック"/>
-                <w:sz w:val="20"/>
-              </w:rPr>
-            </w:pPr>
+          </w:tcPr>
+          <w:p>
+            <w:pPr>
+              <w:snapToGrid w:val="0"/>
+              <w:jc w:val="center"/>
+              <w:rPr>
+                <w:rFonts w:ascii="游ゴシック" w:eastAsia="游ゴシック" w:hAnsi="游ゴシック"/>
+                <w:sz w:val="20"/>
+              </w:rPr>
+            </w:pPr>
+            <w:r>
+              <w:rPr>
+                <w:rFonts w:ascii="游ゴシック" w:eastAsia="游ゴシック" w:hAnsi="游ゴシック" w:hint="eastAsia"/>
+                <w:sz w:val="20"/>
+              </w:rPr>
+              <w:t>O</w:t>
+            </w:r>
+            <w:r>
+              <w:rPr>
+                <w:rFonts w:ascii="游ゴシック" w:eastAsia="游ゴシック" w:hAnsi="游ゴシック"/>
+                <w:sz w:val="20"/>
+              </w:rPr>
+              <w:t>K</w:t>
+            </w:r>
           </w:p>
         </w:tc>
         <w:tc>
@@ -3409,14 +3833,7 @@
                 <w:rFonts w:ascii="游ゴシック" w:eastAsia="游ゴシック" w:hAnsi="游ゴシック" w:hint="eastAsia"/>
                 <w:sz w:val="20"/>
               </w:rPr>
-              <w:t>「請求データ」テーブルの</w:t>
-            </w:r>
-            <w:r>
-              <w:rPr>
-                <w:rFonts w:ascii="游ゴシック" w:eastAsia="游ゴシック" w:hAnsi="游ゴシック" w:hint="eastAsia"/>
-                <w:sz w:val="20"/>
-              </w:rPr>
-              <w:t>レコード作成日にレコードが作られた日時が登録される(</w:t>
+              <w:t>「請求データ」テーブルのレコード作成日にレコードが作られた日時が登録される(</w:t>
             </w:r>
             <w:r>
               <w:rPr>
@@ -3430,33 +3847,59 @@
         <w:tc>
           <w:tcPr>
             <w:tcW w:w="1050" w:type="dxa"/>
-            <w:vAlign w:val="center"/>
-          </w:tcPr>
-          <w:p>
-            <w:pPr>
-              <w:snapToGrid w:val="0"/>
-              <w:jc w:val="center"/>
-              <w:rPr>
-                <w:rFonts w:ascii="游ゴシック" w:eastAsia="游ゴシック" w:hAnsi="游ゴシック"/>
-                <w:sz w:val="20"/>
-              </w:rPr>
-            </w:pPr>
+          </w:tcPr>
+          <w:p>
+            <w:pPr>
+              <w:snapToGrid w:val="0"/>
+              <w:jc w:val="center"/>
+              <w:rPr>
+                <w:rFonts w:ascii="游ゴシック" w:eastAsia="游ゴシック" w:hAnsi="游ゴシック"/>
+                <w:sz w:val="20"/>
+              </w:rPr>
+            </w:pPr>
+            <w:r>
+              <w:rPr>
+                <w:rFonts w:ascii="游ゴシック" w:eastAsia="游ゴシック" w:hAnsi="游ゴシック" w:hint="eastAsia"/>
+                <w:sz w:val="20"/>
+              </w:rPr>
+              <w:t>8</w:t>
+            </w:r>
+            <w:r>
+              <w:rPr>
+                <w:rFonts w:ascii="游ゴシック" w:eastAsia="游ゴシック" w:hAnsi="游ゴシック"/>
+                <w:sz w:val="20"/>
+              </w:rPr>
+              <w:t>/28</w:t>
+            </w:r>
           </w:p>
         </w:tc>
         <w:tc>
           <w:tcPr>
             <w:tcW w:w="945" w:type="dxa"/>
-            <w:vAlign w:val="center"/>
-          </w:tcPr>
-          <w:p>
-            <w:pPr>
-              <w:snapToGrid w:val="0"/>
-              <w:jc w:val="center"/>
-              <w:rPr>
-                <w:rFonts w:ascii="游ゴシック" w:eastAsia="游ゴシック" w:hAnsi="游ゴシック"/>
-                <w:sz w:val="20"/>
-              </w:rPr>
-            </w:pPr>
+          </w:tcPr>
+          <w:p>
+            <w:pPr>
+              <w:snapToGrid w:val="0"/>
+              <w:jc w:val="center"/>
+              <w:rPr>
+                <w:rFonts w:ascii="游ゴシック" w:eastAsia="游ゴシック" w:hAnsi="游ゴシック"/>
+                <w:sz w:val="20"/>
+              </w:rPr>
+            </w:pPr>
+            <w:r>
+              <w:rPr>
+                <w:rFonts w:ascii="游ゴシック" w:eastAsia="游ゴシック" w:hAnsi="游ゴシック" w:hint="eastAsia"/>
+                <w:sz w:val="20"/>
+              </w:rPr>
+              <w:t>O</w:t>
+            </w:r>
+            <w:r>
+              <w:rPr>
+                <w:rFonts w:ascii="游ゴシック" w:eastAsia="游ゴシック" w:hAnsi="游ゴシック"/>
+                <w:sz w:val="20"/>
+              </w:rPr>
+              <w:t>K</w:t>
+            </w:r>
           </w:p>
         </w:tc>
         <w:tc>
@@ -3542,14 +3985,7 @@
                 <w:rFonts w:ascii="游ゴシック" w:eastAsia="游ゴシック" w:hAnsi="游ゴシック" w:hint="eastAsia"/>
                 <w:sz w:val="20"/>
               </w:rPr>
-              <w:t>「請求データ」テーブルの</w:t>
-            </w:r>
-            <w:r>
-              <w:rPr>
-                <w:rFonts w:ascii="游ゴシック" w:eastAsia="游ゴシック" w:hAnsi="游ゴシック" w:hint="eastAsia"/>
-                <w:sz w:val="20"/>
-              </w:rPr>
-              <w:t>レコード更新日にレコードが更新された日時が登録される(</w:t>
+              <w:t>「請求データ」テーブルのレコード更新日にレコードが更新された日時が登録される(</w:t>
             </w:r>
             <w:r>
               <w:rPr>
@@ -3563,33 +3999,59 @@
         <w:tc>
           <w:tcPr>
             <w:tcW w:w="1050" w:type="dxa"/>
-            <w:vAlign w:val="center"/>
-          </w:tcPr>
-          <w:p>
-            <w:pPr>
-              <w:snapToGrid w:val="0"/>
-              <w:jc w:val="center"/>
-              <w:rPr>
-                <w:rFonts w:ascii="游ゴシック" w:eastAsia="游ゴシック" w:hAnsi="游ゴシック"/>
-                <w:sz w:val="20"/>
-              </w:rPr>
-            </w:pPr>
+          </w:tcPr>
+          <w:p>
+            <w:pPr>
+              <w:snapToGrid w:val="0"/>
+              <w:jc w:val="center"/>
+              <w:rPr>
+                <w:rFonts w:ascii="游ゴシック" w:eastAsia="游ゴシック" w:hAnsi="游ゴシック"/>
+                <w:sz w:val="20"/>
+              </w:rPr>
+            </w:pPr>
+            <w:r>
+              <w:rPr>
+                <w:rFonts w:ascii="游ゴシック" w:eastAsia="游ゴシック" w:hAnsi="游ゴシック" w:hint="eastAsia"/>
+                <w:sz w:val="20"/>
+              </w:rPr>
+              <w:t>8</w:t>
+            </w:r>
+            <w:r>
+              <w:rPr>
+                <w:rFonts w:ascii="游ゴシック" w:eastAsia="游ゴシック" w:hAnsi="游ゴシック"/>
+                <w:sz w:val="20"/>
+              </w:rPr>
+              <w:t>/28</w:t>
+            </w:r>
           </w:p>
         </w:tc>
         <w:tc>
           <w:tcPr>
             <w:tcW w:w="945" w:type="dxa"/>
-            <w:vAlign w:val="center"/>
-          </w:tcPr>
-          <w:p>
-            <w:pPr>
-              <w:snapToGrid w:val="0"/>
-              <w:jc w:val="center"/>
-              <w:rPr>
-                <w:rFonts w:ascii="游ゴシック" w:eastAsia="游ゴシック" w:hAnsi="游ゴシック"/>
-                <w:sz w:val="20"/>
-              </w:rPr>
-            </w:pPr>
+          </w:tcPr>
+          <w:p>
+            <w:pPr>
+              <w:snapToGrid w:val="0"/>
+              <w:jc w:val="center"/>
+              <w:rPr>
+                <w:rFonts w:ascii="游ゴシック" w:eastAsia="游ゴシック" w:hAnsi="游ゴシック"/>
+                <w:sz w:val="20"/>
+              </w:rPr>
+            </w:pPr>
+            <w:r>
+              <w:rPr>
+                <w:rFonts w:ascii="游ゴシック" w:eastAsia="游ゴシック" w:hAnsi="游ゴシック" w:hint="eastAsia"/>
+                <w:sz w:val="20"/>
+              </w:rPr>
+              <w:t>O</w:t>
+            </w:r>
+            <w:r>
+              <w:rPr>
+                <w:rFonts w:ascii="游ゴシック" w:eastAsia="游ゴシック" w:hAnsi="游ゴシック"/>
+                <w:sz w:val="20"/>
+              </w:rPr>
+              <w:t>K</w:t>
+            </w:r>
           </w:p>
         </w:tc>
         <w:tc>
@@ -3710,47 +4172,66 @@
                 <w:rFonts w:ascii="游ゴシック" w:eastAsia="游ゴシック" w:hAnsi="游ゴシック" w:hint="eastAsia"/>
                 <w:sz w:val="20"/>
               </w:rPr>
-              <w:t>「請求明細データ」テーブルの</w:t>
-            </w:r>
-            <w:r>
-              <w:rPr>
-                <w:rFonts w:ascii="游ゴシック" w:eastAsia="游ゴシック" w:hAnsi="游ゴシック" w:hint="eastAsia"/>
-                <w:sz w:val="20"/>
-              </w:rPr>
-              <w:t>請求年月に対象年月が表示される</w:t>
+              <w:t>「請求明細データ」テーブルの請求年月に対象年月が表示される</w:t>
             </w:r>
           </w:p>
         </w:tc>
         <w:tc>
           <w:tcPr>
             <w:tcW w:w="1050" w:type="dxa"/>
-            <w:vAlign w:val="center"/>
-          </w:tcPr>
-          <w:p>
-            <w:pPr>
-              <w:snapToGrid w:val="0"/>
-              <w:jc w:val="center"/>
-              <w:rPr>
-                <w:rFonts w:ascii="游ゴシック" w:eastAsia="游ゴシック" w:hAnsi="游ゴシック"/>
-                <w:sz w:val="20"/>
-              </w:rPr>
-            </w:pPr>
+          </w:tcPr>
+          <w:p>
+            <w:pPr>
+              <w:snapToGrid w:val="0"/>
+              <w:jc w:val="center"/>
+              <w:rPr>
+                <w:rFonts w:ascii="游ゴシック" w:eastAsia="游ゴシック" w:hAnsi="游ゴシック"/>
+                <w:sz w:val="20"/>
+              </w:rPr>
+            </w:pPr>
+            <w:r>
+              <w:rPr>
+                <w:rFonts w:ascii="游ゴシック" w:eastAsia="游ゴシック" w:hAnsi="游ゴシック" w:hint="eastAsia"/>
+                <w:sz w:val="20"/>
+              </w:rPr>
+              <w:t>8</w:t>
+            </w:r>
+            <w:r>
+              <w:rPr>
+                <w:rFonts w:ascii="游ゴシック" w:eastAsia="游ゴシック" w:hAnsi="游ゴシック"/>
+                <w:sz w:val="20"/>
+              </w:rPr>
+              <w:t>/28</w:t>
+            </w:r>
           </w:p>
         </w:tc>
         <w:tc>
           <w:tcPr>
             <w:tcW w:w="945" w:type="dxa"/>
-            <w:vAlign w:val="center"/>
-          </w:tcPr>
-          <w:p>
-            <w:pPr>
-              <w:snapToGrid w:val="0"/>
-              <w:jc w:val="center"/>
-              <w:rPr>
-                <w:rFonts w:ascii="游ゴシック" w:eastAsia="游ゴシック" w:hAnsi="游ゴシック"/>
-                <w:sz w:val="20"/>
-              </w:rPr>
-            </w:pPr>
+          </w:tcPr>
+          <w:p>
+            <w:pPr>
+              <w:snapToGrid w:val="0"/>
+              <w:jc w:val="center"/>
+              <w:rPr>
+                <w:rFonts w:ascii="游ゴシック" w:eastAsia="游ゴシック" w:hAnsi="游ゴシック"/>
+                <w:sz w:val="20"/>
+              </w:rPr>
+            </w:pPr>
+            <w:r>
+              <w:rPr>
+                <w:rFonts w:ascii="游ゴシック" w:eastAsia="游ゴシック" w:hAnsi="游ゴシック" w:hint="eastAsia"/>
+                <w:sz w:val="20"/>
+              </w:rPr>
+              <w:t>O</w:t>
+            </w:r>
+            <w:r>
+              <w:rPr>
+                <w:rFonts w:ascii="游ゴシック" w:eastAsia="游ゴシック" w:hAnsi="游ゴシック"/>
+                <w:sz w:val="20"/>
+              </w:rPr>
+              <w:t>K</w:t>
+            </w:r>
           </w:p>
         </w:tc>
         <w:tc>
@@ -3836,14 +4317,7 @@
                 <w:rFonts w:ascii="游ゴシック" w:eastAsia="游ゴシック" w:hAnsi="游ゴシック" w:hint="eastAsia"/>
                 <w:sz w:val="20"/>
               </w:rPr>
-              <w:t>「請求明細データ」テーブルの</w:t>
-            </w:r>
-            <w:r>
-              <w:rPr>
-                <w:rFonts w:ascii="游ゴシック" w:eastAsia="游ゴシック" w:hAnsi="游ゴシック" w:hint="eastAsia"/>
-                <w:sz w:val="20"/>
-              </w:rPr>
-              <w:t>加入者I</w:t>
+              <w:t>「請求明細データ」テーブルの加入者I</w:t>
             </w:r>
             <w:r>
               <w:rPr>
@@ -3878,33 +4352,59 @@
         <w:tc>
           <w:tcPr>
             <w:tcW w:w="1050" w:type="dxa"/>
-            <w:vAlign w:val="center"/>
-          </w:tcPr>
-          <w:p>
-            <w:pPr>
-              <w:snapToGrid w:val="0"/>
-              <w:jc w:val="center"/>
-              <w:rPr>
-                <w:rFonts w:ascii="游ゴシック" w:eastAsia="游ゴシック" w:hAnsi="游ゴシック"/>
-                <w:sz w:val="20"/>
-              </w:rPr>
-            </w:pPr>
+          </w:tcPr>
+          <w:p>
+            <w:pPr>
+              <w:snapToGrid w:val="0"/>
+              <w:jc w:val="center"/>
+              <w:rPr>
+                <w:rFonts w:ascii="游ゴシック" w:eastAsia="游ゴシック" w:hAnsi="游ゴシック"/>
+                <w:sz w:val="20"/>
+              </w:rPr>
+            </w:pPr>
+            <w:r>
+              <w:rPr>
+                <w:rFonts w:ascii="游ゴシック" w:eastAsia="游ゴシック" w:hAnsi="游ゴシック" w:hint="eastAsia"/>
+                <w:sz w:val="20"/>
+              </w:rPr>
+              <w:t>8</w:t>
+            </w:r>
+            <w:r>
+              <w:rPr>
+                <w:rFonts w:ascii="游ゴシック" w:eastAsia="游ゴシック" w:hAnsi="游ゴシック"/>
+                <w:sz w:val="20"/>
+              </w:rPr>
+              <w:t>/28</w:t>
+            </w:r>
           </w:p>
         </w:tc>
         <w:tc>
           <w:tcPr>
             <w:tcW w:w="945" w:type="dxa"/>
-            <w:vAlign w:val="center"/>
-          </w:tcPr>
-          <w:p>
-            <w:pPr>
-              <w:snapToGrid w:val="0"/>
-              <w:jc w:val="center"/>
-              <w:rPr>
-                <w:rFonts w:ascii="游ゴシック" w:eastAsia="游ゴシック" w:hAnsi="游ゴシック"/>
-                <w:sz w:val="20"/>
-              </w:rPr>
-            </w:pPr>
+          </w:tcPr>
+          <w:p>
+            <w:pPr>
+              <w:snapToGrid w:val="0"/>
+              <w:jc w:val="center"/>
+              <w:rPr>
+                <w:rFonts w:ascii="游ゴシック" w:eastAsia="游ゴシック" w:hAnsi="游ゴシック"/>
+                <w:sz w:val="20"/>
+              </w:rPr>
+            </w:pPr>
+            <w:r>
+              <w:rPr>
+                <w:rFonts w:ascii="游ゴシック" w:eastAsia="游ゴシック" w:hAnsi="游ゴシック" w:hint="eastAsia"/>
+                <w:sz w:val="20"/>
+              </w:rPr>
+              <w:t>O</w:t>
+            </w:r>
+            <w:r>
+              <w:rPr>
+                <w:rFonts w:ascii="游ゴシック" w:eastAsia="游ゴシック" w:hAnsi="游ゴシック"/>
+                <w:sz w:val="20"/>
+              </w:rPr>
+              <w:t>K</w:t>
+            </w:r>
           </w:p>
         </w:tc>
         <w:tc>
@@ -3990,14 +4490,7 @@
                 <w:rFonts w:ascii="游ゴシック" w:eastAsia="游ゴシック" w:hAnsi="游ゴシック" w:hint="eastAsia"/>
                 <w:sz w:val="20"/>
               </w:rPr>
-              <w:t>「請求明細データ」テーブルの</w:t>
-            </w:r>
-            <w:r>
-              <w:rPr>
-                <w:rFonts w:ascii="游ゴシック" w:eastAsia="游ゴシック" w:hAnsi="游ゴシック" w:hint="eastAsia"/>
-                <w:sz w:val="20"/>
-              </w:rPr>
-              <w:t>料金I</w:t>
+              <w:t>「請求明細データ」テーブルの料金I</w:t>
             </w:r>
             <w:r>
               <w:rPr>
@@ -4032,33 +4525,59 @@
         <w:tc>
           <w:tcPr>
             <w:tcW w:w="1050" w:type="dxa"/>
-            <w:vAlign w:val="center"/>
-          </w:tcPr>
-          <w:p>
-            <w:pPr>
-              <w:snapToGrid w:val="0"/>
-              <w:jc w:val="center"/>
-              <w:rPr>
-                <w:rFonts w:ascii="游ゴシック" w:eastAsia="游ゴシック" w:hAnsi="游ゴシック"/>
-                <w:sz w:val="20"/>
-              </w:rPr>
-            </w:pPr>
+          </w:tcPr>
+          <w:p>
+            <w:pPr>
+              <w:snapToGrid w:val="0"/>
+              <w:jc w:val="center"/>
+              <w:rPr>
+                <w:rFonts w:ascii="游ゴシック" w:eastAsia="游ゴシック" w:hAnsi="游ゴシック"/>
+                <w:sz w:val="20"/>
+              </w:rPr>
+            </w:pPr>
+            <w:r>
+              <w:rPr>
+                <w:rFonts w:ascii="游ゴシック" w:eastAsia="游ゴシック" w:hAnsi="游ゴシック" w:hint="eastAsia"/>
+                <w:sz w:val="20"/>
+              </w:rPr>
+              <w:t>8</w:t>
+            </w:r>
+            <w:r>
+              <w:rPr>
+                <w:rFonts w:ascii="游ゴシック" w:eastAsia="游ゴシック" w:hAnsi="游ゴシック"/>
+                <w:sz w:val="20"/>
+              </w:rPr>
+              <w:t>/28</w:t>
+            </w:r>
           </w:p>
         </w:tc>
         <w:tc>
           <w:tcPr>
             <w:tcW w:w="945" w:type="dxa"/>
-            <w:vAlign w:val="center"/>
-          </w:tcPr>
-          <w:p>
-            <w:pPr>
-              <w:snapToGrid w:val="0"/>
-              <w:jc w:val="center"/>
-              <w:rPr>
-                <w:rFonts w:ascii="游ゴシック" w:eastAsia="游ゴシック" w:hAnsi="游ゴシック"/>
-                <w:sz w:val="20"/>
-              </w:rPr>
-            </w:pPr>
+          </w:tcPr>
+          <w:p>
+            <w:pPr>
+              <w:snapToGrid w:val="0"/>
+              <w:jc w:val="center"/>
+              <w:rPr>
+                <w:rFonts w:ascii="游ゴシック" w:eastAsia="游ゴシック" w:hAnsi="游ゴシック"/>
+                <w:sz w:val="20"/>
+              </w:rPr>
+            </w:pPr>
+            <w:r>
+              <w:rPr>
+                <w:rFonts w:ascii="游ゴシック" w:eastAsia="游ゴシック" w:hAnsi="游ゴシック" w:hint="eastAsia"/>
+                <w:sz w:val="20"/>
+              </w:rPr>
+              <w:t>O</w:t>
+            </w:r>
+            <w:r>
+              <w:rPr>
+                <w:rFonts w:ascii="游ゴシック" w:eastAsia="游ゴシック" w:hAnsi="游ゴシック"/>
+                <w:sz w:val="20"/>
+              </w:rPr>
+              <w:t>K</w:t>
+            </w:r>
           </w:p>
         </w:tc>
         <w:tc>
@@ -4144,47 +4663,66 @@
                 <w:rFonts w:ascii="游ゴシック" w:eastAsia="游ゴシック" w:hAnsi="游ゴシック" w:hint="eastAsia"/>
                 <w:sz w:val="20"/>
               </w:rPr>
-              <w:t>「請求明細データ」テーブルの</w:t>
-            </w:r>
-            <w:r>
-              <w:rPr>
-                <w:rFonts w:ascii="游ゴシック" w:eastAsia="游ゴシック" w:hAnsi="游ゴシック" w:hint="eastAsia"/>
-                <w:sz w:val="20"/>
-              </w:rPr>
-              <w:t>料金名に有効な料金情報の料金名が登録される</w:t>
+              <w:t>「請求明細データ」テーブルの料金名に有効な料金情報の料金名が登録される</w:t>
             </w:r>
           </w:p>
         </w:tc>
         <w:tc>
           <w:tcPr>
             <w:tcW w:w="1050" w:type="dxa"/>
-            <w:vAlign w:val="center"/>
-          </w:tcPr>
-          <w:p>
-            <w:pPr>
-              <w:snapToGrid w:val="0"/>
-              <w:jc w:val="center"/>
-              <w:rPr>
-                <w:rFonts w:ascii="游ゴシック" w:eastAsia="游ゴシック" w:hAnsi="游ゴシック"/>
-                <w:sz w:val="20"/>
-              </w:rPr>
-            </w:pPr>
+          </w:tcPr>
+          <w:p>
+            <w:pPr>
+              <w:snapToGrid w:val="0"/>
+              <w:jc w:val="center"/>
+              <w:rPr>
+                <w:rFonts w:ascii="游ゴシック" w:eastAsia="游ゴシック" w:hAnsi="游ゴシック"/>
+                <w:sz w:val="20"/>
+              </w:rPr>
+            </w:pPr>
+            <w:r>
+              <w:rPr>
+                <w:rFonts w:ascii="游ゴシック" w:eastAsia="游ゴシック" w:hAnsi="游ゴシック" w:hint="eastAsia"/>
+                <w:sz w:val="20"/>
+              </w:rPr>
+              <w:t>8</w:t>
+            </w:r>
+            <w:r>
+              <w:rPr>
+                <w:rFonts w:ascii="游ゴシック" w:eastAsia="游ゴシック" w:hAnsi="游ゴシック"/>
+                <w:sz w:val="20"/>
+              </w:rPr>
+              <w:t>/28</w:t>
+            </w:r>
           </w:p>
         </w:tc>
         <w:tc>
           <w:tcPr>
             <w:tcW w:w="945" w:type="dxa"/>
-            <w:vAlign w:val="center"/>
-          </w:tcPr>
-          <w:p>
-            <w:pPr>
-              <w:snapToGrid w:val="0"/>
-              <w:jc w:val="center"/>
-              <w:rPr>
-                <w:rFonts w:ascii="游ゴシック" w:eastAsia="游ゴシック" w:hAnsi="游ゴシック"/>
-                <w:sz w:val="20"/>
-              </w:rPr>
-            </w:pPr>
+          </w:tcPr>
+          <w:p>
+            <w:pPr>
+              <w:snapToGrid w:val="0"/>
+              <w:jc w:val="center"/>
+              <w:rPr>
+                <w:rFonts w:ascii="游ゴシック" w:eastAsia="游ゴシック" w:hAnsi="游ゴシック"/>
+                <w:sz w:val="20"/>
+              </w:rPr>
+            </w:pPr>
+            <w:r>
+              <w:rPr>
+                <w:rFonts w:ascii="游ゴシック" w:eastAsia="游ゴシック" w:hAnsi="游ゴシック" w:hint="eastAsia"/>
+                <w:sz w:val="20"/>
+              </w:rPr>
+              <w:t>O</w:t>
+            </w:r>
+            <w:r>
+              <w:rPr>
+                <w:rFonts w:ascii="游ゴシック" w:eastAsia="游ゴシック" w:hAnsi="游ゴシック"/>
+                <w:sz w:val="20"/>
+              </w:rPr>
+              <w:t>K</w:t>
+            </w:r>
           </w:p>
         </w:tc>
         <w:tc>
@@ -4270,47 +4808,66 @@
                 <w:rFonts w:ascii="游ゴシック" w:eastAsia="游ゴシック" w:hAnsi="游ゴシック" w:hint="eastAsia"/>
                 <w:sz w:val="20"/>
               </w:rPr>
-              <w:t>「請求明細データ」テーブルの</w:t>
-            </w:r>
-            <w:r>
-              <w:rPr>
-                <w:rFonts w:ascii="游ゴシック" w:eastAsia="游ゴシック" w:hAnsi="游ゴシック" w:hint="eastAsia"/>
-                <w:sz w:val="20"/>
-              </w:rPr>
-              <w:t>月額料金に料金情報の月額料金が登録される</w:t>
+              <w:t>「請求明細データ」テーブルの月額料金に料金情報の月額料金が登録される</w:t>
             </w:r>
           </w:p>
         </w:tc>
         <w:tc>
           <w:tcPr>
             <w:tcW w:w="1050" w:type="dxa"/>
-            <w:vAlign w:val="center"/>
-          </w:tcPr>
-          <w:p>
-            <w:pPr>
-              <w:snapToGrid w:val="0"/>
-              <w:jc w:val="center"/>
-              <w:rPr>
-                <w:rFonts w:ascii="游ゴシック" w:eastAsia="游ゴシック" w:hAnsi="游ゴシック"/>
-                <w:sz w:val="20"/>
-              </w:rPr>
-            </w:pPr>
+          </w:tcPr>
+          <w:p>
+            <w:pPr>
+              <w:snapToGrid w:val="0"/>
+              <w:jc w:val="center"/>
+              <w:rPr>
+                <w:rFonts w:ascii="游ゴシック" w:eastAsia="游ゴシック" w:hAnsi="游ゴシック"/>
+                <w:sz w:val="20"/>
+              </w:rPr>
+            </w:pPr>
+            <w:r>
+              <w:rPr>
+                <w:rFonts w:ascii="游ゴシック" w:eastAsia="游ゴシック" w:hAnsi="游ゴシック" w:hint="eastAsia"/>
+                <w:sz w:val="20"/>
+              </w:rPr>
+              <w:t>8</w:t>
+            </w:r>
+            <w:r>
+              <w:rPr>
+                <w:rFonts w:ascii="游ゴシック" w:eastAsia="游ゴシック" w:hAnsi="游ゴシック"/>
+                <w:sz w:val="20"/>
+              </w:rPr>
+              <w:t>/28</w:t>
+            </w:r>
           </w:p>
         </w:tc>
         <w:tc>
           <w:tcPr>
             <w:tcW w:w="945" w:type="dxa"/>
-            <w:vAlign w:val="center"/>
-          </w:tcPr>
-          <w:p>
-            <w:pPr>
-              <w:snapToGrid w:val="0"/>
-              <w:jc w:val="center"/>
-              <w:rPr>
-                <w:rFonts w:ascii="游ゴシック" w:eastAsia="游ゴシック" w:hAnsi="游ゴシック"/>
-                <w:sz w:val="20"/>
-              </w:rPr>
-            </w:pPr>
+          </w:tcPr>
+          <w:p>
+            <w:pPr>
+              <w:snapToGrid w:val="0"/>
+              <w:jc w:val="center"/>
+              <w:rPr>
+                <w:rFonts w:ascii="游ゴシック" w:eastAsia="游ゴシック" w:hAnsi="游ゴシック"/>
+                <w:sz w:val="20"/>
+              </w:rPr>
+            </w:pPr>
+            <w:r>
+              <w:rPr>
+                <w:rFonts w:ascii="游ゴシック" w:eastAsia="游ゴシック" w:hAnsi="游ゴシック" w:hint="eastAsia"/>
+                <w:sz w:val="20"/>
+              </w:rPr>
+              <w:t>O</w:t>
+            </w:r>
+            <w:r>
+              <w:rPr>
+                <w:rFonts w:ascii="游ゴシック" w:eastAsia="游ゴシック" w:hAnsi="游ゴシック"/>
+                <w:sz w:val="20"/>
+              </w:rPr>
+              <w:t>K</w:t>
+            </w:r>
           </w:p>
         </w:tc>
         <w:tc>
@@ -4396,47 +4953,66 @@
                 <w:rFonts w:ascii="游ゴシック" w:eastAsia="游ゴシック" w:hAnsi="游ゴシック" w:hint="eastAsia"/>
                 <w:sz w:val="20"/>
               </w:rPr>
-              <w:t>「請求明細データ」テーブルの</w:t>
-            </w:r>
-            <w:r>
-              <w:rPr>
-                <w:rFonts w:ascii="游ゴシック" w:eastAsia="游ゴシック" w:hAnsi="游ゴシック" w:hint="eastAsia"/>
-                <w:sz w:val="20"/>
-              </w:rPr>
-              <w:t>適用開始日に料金情報の適用開始日が登録される</w:t>
+              <w:t>「請求明細データ」テーブルの適用開始日に料金情報の適用開始日が登録される</w:t>
             </w:r>
           </w:p>
         </w:tc>
         <w:tc>
           <w:tcPr>
             <w:tcW w:w="1050" w:type="dxa"/>
-            <w:vAlign w:val="center"/>
-          </w:tcPr>
-          <w:p>
-            <w:pPr>
-              <w:snapToGrid w:val="0"/>
-              <w:jc w:val="center"/>
-              <w:rPr>
-                <w:rFonts w:ascii="游ゴシック" w:eastAsia="游ゴシック" w:hAnsi="游ゴシック"/>
-                <w:sz w:val="20"/>
-              </w:rPr>
-            </w:pPr>
+          </w:tcPr>
+          <w:p>
+            <w:pPr>
+              <w:snapToGrid w:val="0"/>
+              <w:jc w:val="center"/>
+              <w:rPr>
+                <w:rFonts w:ascii="游ゴシック" w:eastAsia="游ゴシック" w:hAnsi="游ゴシック"/>
+                <w:sz w:val="20"/>
+              </w:rPr>
+            </w:pPr>
+            <w:r>
+              <w:rPr>
+                <w:rFonts w:ascii="游ゴシック" w:eastAsia="游ゴシック" w:hAnsi="游ゴシック" w:hint="eastAsia"/>
+                <w:sz w:val="20"/>
+              </w:rPr>
+              <w:t>8</w:t>
+            </w:r>
+            <w:r>
+              <w:rPr>
+                <w:rFonts w:ascii="游ゴシック" w:eastAsia="游ゴシック" w:hAnsi="游ゴシック"/>
+                <w:sz w:val="20"/>
+              </w:rPr>
+              <w:t>/28</w:t>
+            </w:r>
           </w:p>
         </w:tc>
         <w:tc>
           <w:tcPr>
             <w:tcW w:w="945" w:type="dxa"/>
-            <w:vAlign w:val="center"/>
-          </w:tcPr>
-          <w:p>
-            <w:pPr>
-              <w:snapToGrid w:val="0"/>
-              <w:jc w:val="center"/>
-              <w:rPr>
-                <w:rFonts w:ascii="游ゴシック" w:eastAsia="游ゴシック" w:hAnsi="游ゴシック"/>
-                <w:sz w:val="20"/>
-              </w:rPr>
-            </w:pPr>
+          </w:tcPr>
+          <w:p>
+            <w:pPr>
+              <w:snapToGrid w:val="0"/>
+              <w:jc w:val="center"/>
+              <w:rPr>
+                <w:rFonts w:ascii="游ゴシック" w:eastAsia="游ゴシック" w:hAnsi="游ゴシック"/>
+                <w:sz w:val="20"/>
+              </w:rPr>
+            </w:pPr>
+            <w:r>
+              <w:rPr>
+                <w:rFonts w:ascii="游ゴシック" w:eastAsia="游ゴシック" w:hAnsi="游ゴシック" w:hint="eastAsia"/>
+                <w:sz w:val="20"/>
+              </w:rPr>
+              <w:t>O</w:t>
+            </w:r>
+            <w:r>
+              <w:rPr>
+                <w:rFonts w:ascii="游ゴシック" w:eastAsia="游ゴシック" w:hAnsi="游ゴシック"/>
+                <w:sz w:val="20"/>
+              </w:rPr>
+              <w:t>K</w:t>
+            </w:r>
           </w:p>
         </w:tc>
         <w:tc>
@@ -4522,47 +5098,66 @@
                 <w:rFonts w:ascii="游ゴシック" w:eastAsia="游ゴシック" w:hAnsi="游ゴシック" w:hint="eastAsia"/>
                 <w:sz w:val="20"/>
               </w:rPr>
-              <w:t>「請求明細データ」テーブルの</w:t>
-            </w:r>
-            <w:r>
-              <w:rPr>
-                <w:rFonts w:ascii="游ゴシック" w:eastAsia="游ゴシック" w:hAnsi="游ゴシック" w:hint="eastAsia"/>
-                <w:sz w:val="20"/>
-              </w:rPr>
-              <w:t>適用終了日に料金情報の適用終了日が登録される</w:t>
+              <w:t>「請求明細データ」テーブルの適用終了日に料金情報の適用終了日が登録される</w:t>
             </w:r>
           </w:p>
         </w:tc>
         <w:tc>
           <w:tcPr>
             <w:tcW w:w="1050" w:type="dxa"/>
-            <w:vAlign w:val="center"/>
-          </w:tcPr>
-          <w:p>
-            <w:pPr>
-              <w:snapToGrid w:val="0"/>
-              <w:jc w:val="center"/>
-              <w:rPr>
-                <w:rFonts w:ascii="游ゴシック" w:eastAsia="游ゴシック" w:hAnsi="游ゴシック"/>
-                <w:sz w:val="20"/>
-              </w:rPr>
-            </w:pPr>
+          </w:tcPr>
+          <w:p>
+            <w:pPr>
+              <w:snapToGrid w:val="0"/>
+              <w:jc w:val="center"/>
+              <w:rPr>
+                <w:rFonts w:ascii="游ゴシック" w:eastAsia="游ゴシック" w:hAnsi="游ゴシック"/>
+                <w:sz w:val="20"/>
+              </w:rPr>
+            </w:pPr>
+            <w:r>
+              <w:rPr>
+                <w:rFonts w:ascii="游ゴシック" w:eastAsia="游ゴシック" w:hAnsi="游ゴシック" w:hint="eastAsia"/>
+                <w:sz w:val="20"/>
+              </w:rPr>
+              <w:t>8</w:t>
+            </w:r>
+            <w:r>
+              <w:rPr>
+                <w:rFonts w:ascii="游ゴシック" w:eastAsia="游ゴシック" w:hAnsi="游ゴシック"/>
+                <w:sz w:val="20"/>
+              </w:rPr>
+              <w:t>/28</w:t>
+            </w:r>
           </w:p>
         </w:tc>
         <w:tc>
           <w:tcPr>
             <w:tcW w:w="945" w:type="dxa"/>
-            <w:vAlign w:val="center"/>
-          </w:tcPr>
-          <w:p>
-            <w:pPr>
-              <w:snapToGrid w:val="0"/>
-              <w:jc w:val="center"/>
-              <w:rPr>
-                <w:rFonts w:ascii="游ゴシック" w:eastAsia="游ゴシック" w:hAnsi="游ゴシック"/>
-                <w:sz w:val="20"/>
-              </w:rPr>
-            </w:pPr>
+          </w:tcPr>
+          <w:p>
+            <w:pPr>
+              <w:snapToGrid w:val="0"/>
+              <w:jc w:val="center"/>
+              <w:rPr>
+                <w:rFonts w:ascii="游ゴシック" w:eastAsia="游ゴシック" w:hAnsi="游ゴシック"/>
+                <w:sz w:val="20"/>
+              </w:rPr>
+            </w:pPr>
+            <w:r>
+              <w:rPr>
+                <w:rFonts w:ascii="游ゴシック" w:eastAsia="游ゴシック" w:hAnsi="游ゴシック" w:hint="eastAsia"/>
+                <w:sz w:val="20"/>
+              </w:rPr>
+              <w:t>O</w:t>
+            </w:r>
+            <w:r>
+              <w:rPr>
+                <w:rFonts w:ascii="游ゴシック" w:eastAsia="游ゴシック" w:hAnsi="游ゴシック"/>
+                <w:sz w:val="20"/>
+              </w:rPr>
+              <w:t>K</w:t>
+            </w:r>
           </w:p>
         </w:tc>
         <w:tc>
@@ -4648,14 +5243,7 @@
                 <w:rFonts w:ascii="游ゴシック" w:eastAsia="游ゴシック" w:hAnsi="游ゴシック" w:hint="eastAsia"/>
                 <w:sz w:val="20"/>
               </w:rPr>
-              <w:t>「請求明細データ」テーブルの</w:t>
-            </w:r>
-            <w:r>
-              <w:rPr>
-                <w:rFonts w:ascii="游ゴシック" w:eastAsia="游ゴシック" w:hAnsi="游ゴシック" w:hint="eastAsia"/>
-                <w:sz w:val="20"/>
-              </w:rPr>
-              <w:t>レコード作成日にレコードが作られた日時が登録される</w:t>
+              <w:t>「請求明細データ」テーブルのレコード作成日にレコードが作られた日時が登録される</w:t>
             </w:r>
             <w:r>
               <w:rPr>
@@ -4677,33 +5265,60 @@
         <w:tc>
           <w:tcPr>
             <w:tcW w:w="1050" w:type="dxa"/>
-            <w:vAlign w:val="center"/>
-          </w:tcPr>
-          <w:p>
-            <w:pPr>
-              <w:snapToGrid w:val="0"/>
-              <w:jc w:val="center"/>
-              <w:rPr>
-                <w:rFonts w:ascii="游ゴシック" w:eastAsia="游ゴシック" w:hAnsi="游ゴシック"/>
-                <w:sz w:val="20"/>
-              </w:rPr>
-            </w:pPr>
+          </w:tcPr>
+          <w:p>
+            <w:pPr>
+              <w:snapToGrid w:val="0"/>
+              <w:jc w:val="center"/>
+              <w:rPr>
+                <w:rFonts w:ascii="游ゴシック" w:eastAsia="游ゴシック" w:hAnsi="游ゴシック"/>
+                <w:sz w:val="20"/>
+              </w:rPr>
+            </w:pPr>
+            <w:r>
+              <w:rPr>
+                <w:rFonts w:ascii="游ゴシック" w:eastAsia="游ゴシック" w:hAnsi="游ゴシック" w:hint="eastAsia"/>
+                <w:sz w:val="20"/>
+              </w:rPr>
+              <w:lastRenderedPageBreak/>
+              <w:t>8</w:t>
+            </w:r>
+            <w:r>
+              <w:rPr>
+                <w:rFonts w:ascii="游ゴシック" w:eastAsia="游ゴシック" w:hAnsi="游ゴシック"/>
+                <w:sz w:val="20"/>
+              </w:rPr>
+              <w:t>/28</w:t>
+            </w:r>
           </w:p>
         </w:tc>
         <w:tc>
           <w:tcPr>
             <w:tcW w:w="945" w:type="dxa"/>
-            <w:vAlign w:val="center"/>
-          </w:tcPr>
-          <w:p>
-            <w:pPr>
-              <w:snapToGrid w:val="0"/>
-              <w:jc w:val="center"/>
-              <w:rPr>
-                <w:rFonts w:ascii="游ゴシック" w:eastAsia="游ゴシック" w:hAnsi="游ゴシック"/>
-                <w:sz w:val="20"/>
-              </w:rPr>
-            </w:pPr>
+          </w:tcPr>
+          <w:p>
+            <w:pPr>
+              <w:snapToGrid w:val="0"/>
+              <w:jc w:val="center"/>
+              <w:rPr>
+                <w:rFonts w:ascii="游ゴシック" w:eastAsia="游ゴシック" w:hAnsi="游ゴシック"/>
+                <w:sz w:val="20"/>
+              </w:rPr>
+            </w:pPr>
+            <w:r>
+              <w:rPr>
+                <w:rFonts w:ascii="游ゴシック" w:eastAsia="游ゴシック" w:hAnsi="游ゴシック" w:hint="eastAsia"/>
+                <w:sz w:val="20"/>
+              </w:rPr>
+              <w:t>O</w:t>
+            </w:r>
+            <w:r>
+              <w:rPr>
+                <w:rFonts w:ascii="游ゴシック" w:eastAsia="游ゴシック" w:hAnsi="游ゴシック"/>
+                <w:sz w:val="20"/>
+              </w:rPr>
+              <w:t>K</w:t>
+            </w:r>
           </w:p>
         </w:tc>
         <w:tc>
@@ -4789,14 +5404,7 @@
                 <w:rFonts w:ascii="游ゴシック" w:eastAsia="游ゴシック" w:hAnsi="游ゴシック" w:hint="eastAsia"/>
                 <w:sz w:val="20"/>
               </w:rPr>
-              <w:t>「請求明細データ」テーブルの</w:t>
-            </w:r>
-            <w:r>
-              <w:rPr>
-                <w:rFonts w:ascii="游ゴシック" w:eastAsia="游ゴシック" w:hAnsi="游ゴシック" w:hint="eastAsia"/>
-                <w:sz w:val="20"/>
-              </w:rPr>
-              <w:t>レコード更新日にレコードが更新された日時が登録される(</w:t>
+              <w:t>「請求明細データ」テーブルのレコード更新日にレコードが更新された日時が登録される(</w:t>
             </w:r>
             <w:r>
               <w:rPr>
@@ -4810,33 +5418,59 @@
         <w:tc>
           <w:tcPr>
             <w:tcW w:w="1050" w:type="dxa"/>
-            <w:vAlign w:val="center"/>
-          </w:tcPr>
-          <w:p>
-            <w:pPr>
-              <w:snapToGrid w:val="0"/>
-              <w:jc w:val="center"/>
-              <w:rPr>
-                <w:rFonts w:ascii="游ゴシック" w:eastAsia="游ゴシック" w:hAnsi="游ゴシック"/>
-                <w:sz w:val="20"/>
-              </w:rPr>
-            </w:pPr>
+          </w:tcPr>
+          <w:p>
+            <w:pPr>
+              <w:snapToGrid w:val="0"/>
+              <w:jc w:val="center"/>
+              <w:rPr>
+                <w:rFonts w:ascii="游ゴシック" w:eastAsia="游ゴシック" w:hAnsi="游ゴシック"/>
+                <w:sz w:val="20"/>
+              </w:rPr>
+            </w:pPr>
+            <w:r>
+              <w:rPr>
+                <w:rFonts w:ascii="游ゴシック" w:eastAsia="游ゴシック" w:hAnsi="游ゴシック" w:hint="eastAsia"/>
+                <w:sz w:val="20"/>
+              </w:rPr>
+              <w:t>8</w:t>
+            </w:r>
+            <w:r>
+              <w:rPr>
+                <w:rFonts w:ascii="游ゴシック" w:eastAsia="游ゴシック" w:hAnsi="游ゴシック"/>
+                <w:sz w:val="20"/>
+              </w:rPr>
+              <w:t>/28</w:t>
+            </w:r>
           </w:p>
         </w:tc>
         <w:tc>
           <w:tcPr>
             <w:tcW w:w="945" w:type="dxa"/>
-            <w:vAlign w:val="center"/>
-          </w:tcPr>
-          <w:p>
-            <w:pPr>
-              <w:snapToGrid w:val="0"/>
-              <w:jc w:val="center"/>
-              <w:rPr>
-                <w:rFonts w:ascii="游ゴシック" w:eastAsia="游ゴシック" w:hAnsi="游ゴシック"/>
-                <w:sz w:val="20"/>
-              </w:rPr>
-            </w:pPr>
+          </w:tcPr>
+          <w:p>
+            <w:pPr>
+              <w:snapToGrid w:val="0"/>
+              <w:jc w:val="center"/>
+              <w:rPr>
+                <w:rFonts w:ascii="游ゴシック" w:eastAsia="游ゴシック" w:hAnsi="游ゴシック"/>
+                <w:sz w:val="20"/>
+              </w:rPr>
+            </w:pPr>
+            <w:r>
+              <w:rPr>
+                <w:rFonts w:ascii="游ゴシック" w:eastAsia="游ゴシック" w:hAnsi="游ゴシック" w:hint="eastAsia"/>
+                <w:sz w:val="20"/>
+              </w:rPr>
+              <w:t>O</w:t>
+            </w:r>
+            <w:r>
+              <w:rPr>
+                <w:rFonts w:ascii="游ゴシック" w:eastAsia="游ゴシック" w:hAnsi="游ゴシック"/>
+                <w:sz w:val="20"/>
+              </w:rPr>
+              <w:t>K</w:t>
+            </w:r>
           </w:p>
         </w:tc>
         <w:tc>
@@ -4972,33 +5606,59 @@
         <w:tc>
           <w:tcPr>
             <w:tcW w:w="1050" w:type="dxa"/>
-            <w:vAlign w:val="center"/>
-          </w:tcPr>
-          <w:p>
-            <w:pPr>
-              <w:snapToGrid w:val="0"/>
-              <w:jc w:val="center"/>
-              <w:rPr>
-                <w:rFonts w:ascii="游ゴシック" w:eastAsia="游ゴシック" w:hAnsi="游ゴシック"/>
-                <w:sz w:val="20"/>
-              </w:rPr>
-            </w:pPr>
+          </w:tcPr>
+          <w:p>
+            <w:pPr>
+              <w:snapToGrid w:val="0"/>
+              <w:jc w:val="center"/>
+              <w:rPr>
+                <w:rFonts w:ascii="游ゴシック" w:eastAsia="游ゴシック" w:hAnsi="游ゴシック"/>
+                <w:sz w:val="20"/>
+              </w:rPr>
+            </w:pPr>
+            <w:r>
+              <w:rPr>
+                <w:rFonts w:ascii="游ゴシック" w:eastAsia="游ゴシック" w:hAnsi="游ゴシック" w:hint="eastAsia"/>
+                <w:sz w:val="20"/>
+              </w:rPr>
+              <w:t>8</w:t>
+            </w:r>
+            <w:r>
+              <w:rPr>
+                <w:rFonts w:ascii="游ゴシック" w:eastAsia="游ゴシック" w:hAnsi="游ゴシック"/>
+                <w:sz w:val="20"/>
+              </w:rPr>
+              <w:t>/28</w:t>
+            </w:r>
           </w:p>
         </w:tc>
         <w:tc>
           <w:tcPr>
             <w:tcW w:w="945" w:type="dxa"/>
-            <w:vAlign w:val="center"/>
-          </w:tcPr>
-          <w:p>
-            <w:pPr>
-              <w:snapToGrid w:val="0"/>
-              <w:jc w:val="center"/>
-              <w:rPr>
-                <w:rFonts w:ascii="游ゴシック" w:eastAsia="游ゴシック" w:hAnsi="游ゴシック"/>
-                <w:sz w:val="20"/>
-              </w:rPr>
-            </w:pPr>
+          </w:tcPr>
+          <w:p>
+            <w:pPr>
+              <w:snapToGrid w:val="0"/>
+              <w:jc w:val="center"/>
+              <w:rPr>
+                <w:rFonts w:ascii="游ゴシック" w:eastAsia="游ゴシック" w:hAnsi="游ゴシック"/>
+                <w:sz w:val="20"/>
+              </w:rPr>
+            </w:pPr>
+            <w:r>
+              <w:rPr>
+                <w:rFonts w:ascii="游ゴシック" w:eastAsia="游ゴシック" w:hAnsi="游ゴシック" w:hint="eastAsia"/>
+                <w:sz w:val="20"/>
+              </w:rPr>
+              <w:t>O</w:t>
+            </w:r>
+            <w:r>
+              <w:rPr>
+                <w:rFonts w:ascii="游ゴシック" w:eastAsia="游ゴシック" w:hAnsi="游ゴシック"/>
+                <w:sz w:val="20"/>
+              </w:rPr>
+              <w:t>K</w:t>
+            </w:r>
           </w:p>
         </w:tc>
         <w:tc>
@@ -5098,33 +5758,59 @@
         <w:tc>
           <w:tcPr>
             <w:tcW w:w="1050" w:type="dxa"/>
-            <w:vAlign w:val="center"/>
-          </w:tcPr>
-          <w:p>
-            <w:pPr>
-              <w:snapToGrid w:val="0"/>
-              <w:jc w:val="center"/>
-              <w:rPr>
-                <w:rFonts w:ascii="游ゴシック" w:eastAsia="游ゴシック" w:hAnsi="游ゴシック"/>
-                <w:sz w:val="20"/>
-              </w:rPr>
-            </w:pPr>
+          </w:tcPr>
+          <w:p>
+            <w:pPr>
+              <w:snapToGrid w:val="0"/>
+              <w:jc w:val="center"/>
+              <w:rPr>
+                <w:rFonts w:ascii="游ゴシック" w:eastAsia="游ゴシック" w:hAnsi="游ゴシック"/>
+                <w:sz w:val="20"/>
+              </w:rPr>
+            </w:pPr>
+            <w:r>
+              <w:rPr>
+                <w:rFonts w:ascii="游ゴシック" w:eastAsia="游ゴシック" w:hAnsi="游ゴシック" w:hint="eastAsia"/>
+                <w:sz w:val="20"/>
+              </w:rPr>
+              <w:t>8</w:t>
+            </w:r>
+            <w:r>
+              <w:rPr>
+                <w:rFonts w:ascii="游ゴシック" w:eastAsia="游ゴシック" w:hAnsi="游ゴシック"/>
+                <w:sz w:val="20"/>
+              </w:rPr>
+              <w:t>/28</w:t>
+            </w:r>
           </w:p>
         </w:tc>
         <w:tc>
           <w:tcPr>
             <w:tcW w:w="945" w:type="dxa"/>
-            <w:vAlign w:val="center"/>
-          </w:tcPr>
-          <w:p>
-            <w:pPr>
-              <w:snapToGrid w:val="0"/>
-              <w:jc w:val="center"/>
-              <w:rPr>
-                <w:rFonts w:ascii="游ゴシック" w:eastAsia="游ゴシック" w:hAnsi="游ゴシック"/>
-                <w:sz w:val="20"/>
-              </w:rPr>
-            </w:pPr>
+          </w:tcPr>
+          <w:p>
+            <w:pPr>
+              <w:snapToGrid w:val="0"/>
+              <w:jc w:val="center"/>
+              <w:rPr>
+                <w:rFonts w:ascii="游ゴシック" w:eastAsia="游ゴシック" w:hAnsi="游ゴシック"/>
+                <w:sz w:val="20"/>
+              </w:rPr>
+            </w:pPr>
+            <w:r>
+              <w:rPr>
+                <w:rFonts w:ascii="游ゴシック" w:eastAsia="游ゴシック" w:hAnsi="游ゴシック" w:hint="eastAsia"/>
+                <w:sz w:val="20"/>
+              </w:rPr>
+              <w:t>O</w:t>
+            </w:r>
+            <w:r>
+              <w:rPr>
+                <w:rFonts w:ascii="游ゴシック" w:eastAsia="游ゴシック" w:hAnsi="游ゴシック"/>
+                <w:sz w:val="20"/>
+              </w:rPr>
+              <w:t>K</w:t>
+            </w:r>
           </w:p>
         </w:tc>
         <w:tc>
@@ -5224,33 +5910,59 @@
         <w:tc>
           <w:tcPr>
             <w:tcW w:w="1050" w:type="dxa"/>
-            <w:vAlign w:val="center"/>
-          </w:tcPr>
-          <w:p>
-            <w:pPr>
-              <w:snapToGrid w:val="0"/>
-              <w:jc w:val="center"/>
-              <w:rPr>
-                <w:rFonts w:ascii="游ゴシック" w:eastAsia="游ゴシック" w:hAnsi="游ゴシック"/>
-                <w:sz w:val="20"/>
-              </w:rPr>
-            </w:pPr>
+          </w:tcPr>
+          <w:p>
+            <w:pPr>
+              <w:snapToGrid w:val="0"/>
+              <w:jc w:val="center"/>
+              <w:rPr>
+                <w:rFonts w:ascii="游ゴシック" w:eastAsia="游ゴシック" w:hAnsi="游ゴシック"/>
+                <w:sz w:val="20"/>
+              </w:rPr>
+            </w:pPr>
+            <w:r>
+              <w:rPr>
+                <w:rFonts w:ascii="游ゴシック" w:eastAsia="游ゴシック" w:hAnsi="游ゴシック" w:hint="eastAsia"/>
+                <w:sz w:val="20"/>
+              </w:rPr>
+              <w:t>8</w:t>
+            </w:r>
+            <w:r>
+              <w:rPr>
+                <w:rFonts w:ascii="游ゴシック" w:eastAsia="游ゴシック" w:hAnsi="游ゴシック"/>
+                <w:sz w:val="20"/>
+              </w:rPr>
+              <w:t>/28</w:t>
+            </w:r>
           </w:p>
         </w:tc>
         <w:tc>
           <w:tcPr>
             <w:tcW w:w="945" w:type="dxa"/>
-            <w:vAlign w:val="center"/>
-          </w:tcPr>
-          <w:p>
-            <w:pPr>
-              <w:snapToGrid w:val="0"/>
-              <w:jc w:val="center"/>
-              <w:rPr>
-                <w:rFonts w:ascii="游ゴシック" w:eastAsia="游ゴシック" w:hAnsi="游ゴシック"/>
-                <w:sz w:val="20"/>
-              </w:rPr>
-            </w:pPr>
+          </w:tcPr>
+          <w:p>
+            <w:pPr>
+              <w:snapToGrid w:val="0"/>
+              <w:jc w:val="center"/>
+              <w:rPr>
+                <w:rFonts w:ascii="游ゴシック" w:eastAsia="游ゴシック" w:hAnsi="游ゴシック"/>
+                <w:sz w:val="20"/>
+              </w:rPr>
+            </w:pPr>
+            <w:r>
+              <w:rPr>
+                <w:rFonts w:ascii="游ゴシック" w:eastAsia="游ゴシック" w:hAnsi="游ゴシック" w:hint="eastAsia"/>
+                <w:sz w:val="20"/>
+              </w:rPr>
+              <w:t>O</w:t>
+            </w:r>
+            <w:r>
+              <w:rPr>
+                <w:rFonts w:ascii="游ゴシック" w:eastAsia="游ゴシック" w:hAnsi="游ゴシック"/>
+                <w:sz w:val="20"/>
+              </w:rPr>
+              <w:t>K</w:t>
+            </w:r>
           </w:p>
         </w:tc>
         <w:tc>
@@ -5350,33 +6062,59 @@
         <w:tc>
           <w:tcPr>
             <w:tcW w:w="1050" w:type="dxa"/>
-            <w:vAlign w:val="center"/>
-          </w:tcPr>
-          <w:p>
-            <w:pPr>
-              <w:snapToGrid w:val="0"/>
-              <w:jc w:val="center"/>
-              <w:rPr>
-                <w:rFonts w:ascii="游ゴシック" w:eastAsia="游ゴシック" w:hAnsi="游ゴシック"/>
-                <w:sz w:val="20"/>
-              </w:rPr>
-            </w:pPr>
+          </w:tcPr>
+          <w:p>
+            <w:pPr>
+              <w:snapToGrid w:val="0"/>
+              <w:jc w:val="center"/>
+              <w:rPr>
+                <w:rFonts w:ascii="游ゴシック" w:eastAsia="游ゴシック" w:hAnsi="游ゴシック"/>
+                <w:sz w:val="20"/>
+              </w:rPr>
+            </w:pPr>
+            <w:r>
+              <w:rPr>
+                <w:rFonts w:ascii="游ゴシック" w:eastAsia="游ゴシック" w:hAnsi="游ゴシック" w:hint="eastAsia"/>
+                <w:sz w:val="20"/>
+              </w:rPr>
+              <w:t>8</w:t>
+            </w:r>
+            <w:r>
+              <w:rPr>
+                <w:rFonts w:ascii="游ゴシック" w:eastAsia="游ゴシック" w:hAnsi="游ゴシック"/>
+                <w:sz w:val="20"/>
+              </w:rPr>
+              <w:t>/28</w:t>
+            </w:r>
           </w:p>
         </w:tc>
         <w:tc>
           <w:tcPr>
             <w:tcW w:w="945" w:type="dxa"/>
-            <w:vAlign w:val="center"/>
-          </w:tcPr>
-          <w:p>
-            <w:pPr>
-              <w:snapToGrid w:val="0"/>
-              <w:jc w:val="center"/>
-              <w:rPr>
-                <w:rFonts w:ascii="游ゴシック" w:eastAsia="游ゴシック" w:hAnsi="游ゴシック"/>
-                <w:sz w:val="20"/>
-              </w:rPr>
-            </w:pPr>
+          </w:tcPr>
+          <w:p>
+            <w:pPr>
+              <w:snapToGrid w:val="0"/>
+              <w:jc w:val="center"/>
+              <w:rPr>
+                <w:rFonts w:ascii="游ゴシック" w:eastAsia="游ゴシック" w:hAnsi="游ゴシック"/>
+                <w:sz w:val="20"/>
+              </w:rPr>
+            </w:pPr>
+            <w:r>
+              <w:rPr>
+                <w:rFonts w:ascii="游ゴシック" w:eastAsia="游ゴシック" w:hAnsi="游ゴシック" w:hint="eastAsia"/>
+                <w:sz w:val="20"/>
+              </w:rPr>
+              <w:t>O</w:t>
+            </w:r>
+            <w:r>
+              <w:rPr>
+                <w:rFonts w:ascii="游ゴシック" w:eastAsia="游ゴシック" w:hAnsi="游ゴシック"/>
+                <w:sz w:val="20"/>
+              </w:rPr>
+              <w:t>K</w:t>
+            </w:r>
           </w:p>
         </w:tc>
         <w:tc>
@@ -5476,33 +6214,59 @@
         <w:tc>
           <w:tcPr>
             <w:tcW w:w="1050" w:type="dxa"/>
-            <w:vAlign w:val="center"/>
-          </w:tcPr>
-          <w:p>
-            <w:pPr>
-              <w:snapToGrid w:val="0"/>
-              <w:jc w:val="center"/>
-              <w:rPr>
-                <w:rFonts w:ascii="游ゴシック" w:eastAsia="游ゴシック" w:hAnsi="游ゴシック"/>
-                <w:sz w:val="20"/>
-              </w:rPr>
-            </w:pPr>
+          </w:tcPr>
+          <w:p>
+            <w:pPr>
+              <w:snapToGrid w:val="0"/>
+              <w:jc w:val="center"/>
+              <w:rPr>
+                <w:rFonts w:ascii="游ゴシック" w:eastAsia="游ゴシック" w:hAnsi="游ゴシック"/>
+                <w:sz w:val="20"/>
+              </w:rPr>
+            </w:pPr>
+            <w:r>
+              <w:rPr>
+                <w:rFonts w:ascii="游ゴシック" w:eastAsia="游ゴシック" w:hAnsi="游ゴシック" w:hint="eastAsia"/>
+                <w:sz w:val="20"/>
+              </w:rPr>
+              <w:t>8</w:t>
+            </w:r>
+            <w:r>
+              <w:rPr>
+                <w:rFonts w:ascii="游ゴシック" w:eastAsia="游ゴシック" w:hAnsi="游ゴシック"/>
+                <w:sz w:val="20"/>
+              </w:rPr>
+              <w:t>/28</w:t>
+            </w:r>
           </w:p>
         </w:tc>
         <w:tc>
           <w:tcPr>
             <w:tcW w:w="945" w:type="dxa"/>
-            <w:vAlign w:val="center"/>
-          </w:tcPr>
-          <w:p>
-            <w:pPr>
-              <w:snapToGrid w:val="0"/>
-              <w:jc w:val="center"/>
-              <w:rPr>
-                <w:rFonts w:ascii="游ゴシック" w:eastAsia="游ゴシック" w:hAnsi="游ゴシック"/>
-                <w:sz w:val="20"/>
-              </w:rPr>
-            </w:pPr>
+          </w:tcPr>
+          <w:p>
+            <w:pPr>
+              <w:snapToGrid w:val="0"/>
+              <w:jc w:val="center"/>
+              <w:rPr>
+                <w:rFonts w:ascii="游ゴシック" w:eastAsia="游ゴシック" w:hAnsi="游ゴシック"/>
+                <w:sz w:val="20"/>
+              </w:rPr>
+            </w:pPr>
+            <w:r>
+              <w:rPr>
+                <w:rFonts w:ascii="游ゴシック" w:eastAsia="游ゴシック" w:hAnsi="游ゴシック" w:hint="eastAsia"/>
+                <w:sz w:val="20"/>
+              </w:rPr>
+              <w:t>O</w:t>
+            </w:r>
+            <w:r>
+              <w:rPr>
+                <w:rFonts w:ascii="游ゴシック" w:eastAsia="游ゴシック" w:hAnsi="游ゴシック"/>
+                <w:sz w:val="20"/>
+              </w:rPr>
+              <w:t>K</w:t>
+            </w:r>
           </w:p>
         </w:tc>
         <w:tc>
@@ -5602,33 +6366,59 @@
         <w:tc>
           <w:tcPr>
             <w:tcW w:w="1050" w:type="dxa"/>
-            <w:vAlign w:val="center"/>
-          </w:tcPr>
-          <w:p>
-            <w:pPr>
-              <w:snapToGrid w:val="0"/>
-              <w:jc w:val="center"/>
-              <w:rPr>
-                <w:rFonts w:ascii="游ゴシック" w:eastAsia="游ゴシック" w:hAnsi="游ゴシック"/>
-                <w:sz w:val="20"/>
-              </w:rPr>
-            </w:pPr>
+          </w:tcPr>
+          <w:p>
+            <w:pPr>
+              <w:snapToGrid w:val="0"/>
+              <w:jc w:val="center"/>
+              <w:rPr>
+                <w:rFonts w:ascii="游ゴシック" w:eastAsia="游ゴシック" w:hAnsi="游ゴシック"/>
+                <w:sz w:val="20"/>
+              </w:rPr>
+            </w:pPr>
+            <w:r>
+              <w:rPr>
+                <w:rFonts w:ascii="游ゴシック" w:eastAsia="游ゴシック" w:hAnsi="游ゴシック" w:hint="eastAsia"/>
+                <w:sz w:val="20"/>
+              </w:rPr>
+              <w:t>8</w:t>
+            </w:r>
+            <w:r>
+              <w:rPr>
+                <w:rFonts w:ascii="游ゴシック" w:eastAsia="游ゴシック" w:hAnsi="游ゴシック"/>
+                <w:sz w:val="20"/>
+              </w:rPr>
+              <w:t>/28</w:t>
+            </w:r>
           </w:p>
         </w:tc>
         <w:tc>
           <w:tcPr>
             <w:tcW w:w="945" w:type="dxa"/>
-            <w:vAlign w:val="center"/>
-          </w:tcPr>
-          <w:p>
-            <w:pPr>
-              <w:snapToGrid w:val="0"/>
-              <w:jc w:val="center"/>
-              <w:rPr>
-                <w:rFonts w:ascii="游ゴシック" w:eastAsia="游ゴシック" w:hAnsi="游ゴシック"/>
-                <w:sz w:val="20"/>
-              </w:rPr>
-            </w:pPr>
+          </w:tcPr>
+          <w:p>
+            <w:pPr>
+              <w:snapToGrid w:val="0"/>
+              <w:jc w:val="center"/>
+              <w:rPr>
+                <w:rFonts w:ascii="游ゴシック" w:eastAsia="游ゴシック" w:hAnsi="游ゴシック"/>
+                <w:sz w:val="20"/>
+              </w:rPr>
+            </w:pPr>
+            <w:r>
+              <w:rPr>
+                <w:rFonts w:ascii="游ゴシック" w:eastAsia="游ゴシック" w:hAnsi="游ゴシック" w:hint="eastAsia"/>
+                <w:sz w:val="20"/>
+              </w:rPr>
+              <w:t>O</w:t>
+            </w:r>
+            <w:r>
+              <w:rPr>
+                <w:rFonts w:ascii="游ゴシック" w:eastAsia="游ゴシック" w:hAnsi="游ゴシック"/>
+                <w:sz w:val="20"/>
+              </w:rPr>
+              <w:t>K</w:t>
+            </w:r>
           </w:p>
         </w:tc>
         <w:tc>
@@ -5735,33 +6525,59 @@
         <w:tc>
           <w:tcPr>
             <w:tcW w:w="1050" w:type="dxa"/>
-            <w:vAlign w:val="center"/>
-          </w:tcPr>
-          <w:p>
-            <w:pPr>
-              <w:snapToGrid w:val="0"/>
-              <w:jc w:val="center"/>
-              <w:rPr>
-                <w:rFonts w:ascii="游ゴシック" w:eastAsia="游ゴシック" w:hAnsi="游ゴシック"/>
-                <w:sz w:val="20"/>
-              </w:rPr>
-            </w:pPr>
+          </w:tcPr>
+          <w:p>
+            <w:pPr>
+              <w:snapToGrid w:val="0"/>
+              <w:jc w:val="center"/>
+              <w:rPr>
+                <w:rFonts w:ascii="游ゴシック" w:eastAsia="游ゴシック" w:hAnsi="游ゴシック"/>
+                <w:sz w:val="20"/>
+              </w:rPr>
+            </w:pPr>
+            <w:r>
+              <w:rPr>
+                <w:rFonts w:ascii="游ゴシック" w:eastAsia="游ゴシック" w:hAnsi="游ゴシック" w:hint="eastAsia"/>
+                <w:sz w:val="20"/>
+              </w:rPr>
+              <w:t>8</w:t>
+            </w:r>
+            <w:r>
+              <w:rPr>
+                <w:rFonts w:ascii="游ゴシック" w:eastAsia="游ゴシック" w:hAnsi="游ゴシック"/>
+                <w:sz w:val="20"/>
+              </w:rPr>
+              <w:t>/28</w:t>
+            </w:r>
           </w:p>
         </w:tc>
         <w:tc>
           <w:tcPr>
             <w:tcW w:w="945" w:type="dxa"/>
-            <w:vAlign w:val="center"/>
-          </w:tcPr>
-          <w:p>
-            <w:pPr>
-              <w:snapToGrid w:val="0"/>
-              <w:jc w:val="center"/>
-              <w:rPr>
-                <w:rFonts w:ascii="游ゴシック" w:eastAsia="游ゴシック" w:hAnsi="游ゴシック"/>
-                <w:sz w:val="20"/>
-              </w:rPr>
-            </w:pPr>
+          </w:tcPr>
+          <w:p>
+            <w:pPr>
+              <w:snapToGrid w:val="0"/>
+              <w:jc w:val="center"/>
+              <w:rPr>
+                <w:rFonts w:ascii="游ゴシック" w:eastAsia="游ゴシック" w:hAnsi="游ゴシック"/>
+                <w:sz w:val="20"/>
+              </w:rPr>
+            </w:pPr>
+            <w:r>
+              <w:rPr>
+                <w:rFonts w:ascii="游ゴシック" w:eastAsia="游ゴシック" w:hAnsi="游ゴシック" w:hint="eastAsia"/>
+                <w:sz w:val="20"/>
+              </w:rPr>
+              <w:t>O</w:t>
+            </w:r>
+            <w:r>
+              <w:rPr>
+                <w:rFonts w:ascii="游ゴシック" w:eastAsia="游ゴシック" w:hAnsi="游ゴシック"/>
+                <w:sz w:val="20"/>
+              </w:rPr>
+              <w:t>K</w:t>
+            </w:r>
           </w:p>
         </w:tc>
         <w:tc>
@@ -5883,33 +6699,59 @@
         <w:tc>
           <w:tcPr>
             <w:tcW w:w="1050" w:type="dxa"/>
-            <w:vAlign w:val="center"/>
-          </w:tcPr>
-          <w:p>
-            <w:pPr>
-              <w:snapToGrid w:val="0"/>
-              <w:jc w:val="center"/>
-              <w:rPr>
-                <w:rFonts w:ascii="游ゴシック" w:eastAsia="游ゴシック" w:hAnsi="游ゴシック"/>
-                <w:sz w:val="20"/>
-              </w:rPr>
-            </w:pPr>
+          </w:tcPr>
+          <w:p>
+            <w:pPr>
+              <w:snapToGrid w:val="0"/>
+              <w:jc w:val="center"/>
+              <w:rPr>
+                <w:rFonts w:ascii="游ゴシック" w:eastAsia="游ゴシック" w:hAnsi="游ゴシック"/>
+                <w:sz w:val="20"/>
+              </w:rPr>
+            </w:pPr>
+            <w:r>
+              <w:rPr>
+                <w:rFonts w:ascii="游ゴシック" w:eastAsia="游ゴシック" w:hAnsi="游ゴシック" w:hint="eastAsia"/>
+                <w:sz w:val="20"/>
+              </w:rPr>
+              <w:t>8</w:t>
+            </w:r>
+            <w:r>
+              <w:rPr>
+                <w:rFonts w:ascii="游ゴシック" w:eastAsia="游ゴシック" w:hAnsi="游ゴシック"/>
+                <w:sz w:val="20"/>
+              </w:rPr>
+              <w:t>/28</w:t>
+            </w:r>
           </w:p>
         </w:tc>
         <w:tc>
           <w:tcPr>
             <w:tcW w:w="945" w:type="dxa"/>
-            <w:vAlign w:val="center"/>
-          </w:tcPr>
-          <w:p>
-            <w:pPr>
-              <w:snapToGrid w:val="0"/>
-              <w:jc w:val="center"/>
-              <w:rPr>
-                <w:rFonts w:ascii="游ゴシック" w:eastAsia="游ゴシック" w:hAnsi="游ゴシック"/>
-                <w:sz w:val="20"/>
-              </w:rPr>
-            </w:pPr>
+          </w:tcPr>
+          <w:p>
+            <w:pPr>
+              <w:snapToGrid w:val="0"/>
+              <w:jc w:val="center"/>
+              <w:rPr>
+                <w:rFonts w:ascii="游ゴシック" w:eastAsia="游ゴシック" w:hAnsi="游ゴシック"/>
+                <w:sz w:val="20"/>
+              </w:rPr>
+            </w:pPr>
+            <w:r>
+              <w:rPr>
+                <w:rFonts w:ascii="游ゴシック" w:eastAsia="游ゴシック" w:hAnsi="游ゴシック" w:hint="eastAsia"/>
+                <w:sz w:val="20"/>
+              </w:rPr>
+              <w:t>O</w:t>
+            </w:r>
+            <w:r>
+              <w:rPr>
+                <w:rFonts w:ascii="游ゴシック" w:eastAsia="游ゴシック" w:hAnsi="游ゴシック"/>
+                <w:sz w:val="20"/>
+              </w:rPr>
+              <w:t>K</w:t>
+            </w:r>
           </w:p>
         </w:tc>
         <w:tc>
@@ -6023,33 +6865,59 @@
         <w:tc>
           <w:tcPr>
             <w:tcW w:w="1050" w:type="dxa"/>
-            <w:vAlign w:val="center"/>
-          </w:tcPr>
-          <w:p>
-            <w:pPr>
-              <w:snapToGrid w:val="0"/>
-              <w:jc w:val="center"/>
-              <w:rPr>
-                <w:rFonts w:ascii="游ゴシック" w:eastAsia="游ゴシック" w:hAnsi="游ゴシック"/>
-                <w:sz w:val="20"/>
-              </w:rPr>
-            </w:pPr>
+          </w:tcPr>
+          <w:p>
+            <w:pPr>
+              <w:snapToGrid w:val="0"/>
+              <w:jc w:val="center"/>
+              <w:rPr>
+                <w:rFonts w:ascii="游ゴシック" w:eastAsia="游ゴシック" w:hAnsi="游ゴシック"/>
+                <w:sz w:val="20"/>
+              </w:rPr>
+            </w:pPr>
+            <w:r>
+              <w:rPr>
+                <w:rFonts w:ascii="游ゴシック" w:eastAsia="游ゴシック" w:hAnsi="游ゴシック" w:hint="eastAsia"/>
+                <w:sz w:val="20"/>
+              </w:rPr>
+              <w:t>8</w:t>
+            </w:r>
+            <w:r>
+              <w:rPr>
+                <w:rFonts w:ascii="游ゴシック" w:eastAsia="游ゴシック" w:hAnsi="游ゴシック"/>
+                <w:sz w:val="20"/>
+              </w:rPr>
+              <w:t>/28</w:t>
+            </w:r>
           </w:p>
         </w:tc>
         <w:tc>
           <w:tcPr>
             <w:tcW w:w="945" w:type="dxa"/>
-            <w:vAlign w:val="center"/>
-          </w:tcPr>
-          <w:p>
-            <w:pPr>
-              <w:snapToGrid w:val="0"/>
-              <w:jc w:val="center"/>
-              <w:rPr>
-                <w:rFonts w:ascii="游ゴシック" w:eastAsia="游ゴシック" w:hAnsi="游ゴシック"/>
-                <w:sz w:val="20"/>
-              </w:rPr>
-            </w:pPr>
+          </w:tcPr>
+          <w:p>
+            <w:pPr>
+              <w:snapToGrid w:val="0"/>
+              <w:jc w:val="center"/>
+              <w:rPr>
+                <w:rFonts w:ascii="游ゴシック" w:eastAsia="游ゴシック" w:hAnsi="游ゴシック"/>
+                <w:sz w:val="20"/>
+              </w:rPr>
+            </w:pPr>
+            <w:r>
+              <w:rPr>
+                <w:rFonts w:ascii="游ゴシック" w:eastAsia="游ゴシック" w:hAnsi="游ゴシック" w:hint="eastAsia"/>
+                <w:sz w:val="20"/>
+              </w:rPr>
+              <w:t>O</w:t>
+            </w:r>
+            <w:r>
+              <w:rPr>
+                <w:rFonts w:ascii="游ゴシック" w:eastAsia="游ゴシック" w:hAnsi="游ゴシック"/>
+                <w:sz w:val="20"/>
+              </w:rPr>
+              <w:t>K</w:t>
+            </w:r>
           </w:p>
         </w:tc>
         <w:tc>
@@ -6163,33 +7031,59 @@
         <w:tc>
           <w:tcPr>
             <w:tcW w:w="1050" w:type="dxa"/>
-            <w:vAlign w:val="center"/>
-          </w:tcPr>
-          <w:p>
-            <w:pPr>
-              <w:snapToGrid w:val="0"/>
-              <w:jc w:val="center"/>
-              <w:rPr>
-                <w:rFonts w:ascii="游ゴシック" w:eastAsia="游ゴシック" w:hAnsi="游ゴシック"/>
-                <w:sz w:val="20"/>
-              </w:rPr>
-            </w:pPr>
+          </w:tcPr>
+          <w:p>
+            <w:pPr>
+              <w:snapToGrid w:val="0"/>
+              <w:jc w:val="center"/>
+              <w:rPr>
+                <w:rFonts w:ascii="游ゴシック" w:eastAsia="游ゴシック" w:hAnsi="游ゴシック"/>
+                <w:sz w:val="20"/>
+              </w:rPr>
+            </w:pPr>
+            <w:r>
+              <w:rPr>
+                <w:rFonts w:ascii="游ゴシック" w:eastAsia="游ゴシック" w:hAnsi="游ゴシック" w:hint="eastAsia"/>
+                <w:sz w:val="20"/>
+              </w:rPr>
+              <w:t>8</w:t>
+            </w:r>
+            <w:r>
+              <w:rPr>
+                <w:rFonts w:ascii="游ゴシック" w:eastAsia="游ゴシック" w:hAnsi="游ゴシック"/>
+                <w:sz w:val="20"/>
+              </w:rPr>
+              <w:t>/28</w:t>
+            </w:r>
           </w:p>
         </w:tc>
         <w:tc>
           <w:tcPr>
             <w:tcW w:w="945" w:type="dxa"/>
-            <w:vAlign w:val="center"/>
-          </w:tcPr>
-          <w:p>
-            <w:pPr>
-              <w:snapToGrid w:val="0"/>
-              <w:jc w:val="center"/>
-              <w:rPr>
-                <w:rFonts w:ascii="游ゴシック" w:eastAsia="游ゴシック" w:hAnsi="游ゴシック"/>
-                <w:sz w:val="20"/>
-              </w:rPr>
-            </w:pPr>
+          </w:tcPr>
+          <w:p>
+            <w:pPr>
+              <w:snapToGrid w:val="0"/>
+              <w:jc w:val="center"/>
+              <w:rPr>
+                <w:rFonts w:ascii="游ゴシック" w:eastAsia="游ゴシック" w:hAnsi="游ゴシック"/>
+                <w:sz w:val="20"/>
+              </w:rPr>
+            </w:pPr>
+            <w:r>
+              <w:rPr>
+                <w:rFonts w:ascii="游ゴシック" w:eastAsia="游ゴシック" w:hAnsi="游ゴシック" w:hint="eastAsia"/>
+                <w:sz w:val="20"/>
+              </w:rPr>
+              <w:t>O</w:t>
+            </w:r>
+            <w:r>
+              <w:rPr>
+                <w:rFonts w:ascii="游ゴシック" w:eastAsia="游ゴシック" w:hAnsi="游ゴシック"/>
+                <w:sz w:val="20"/>
+              </w:rPr>
+              <w:t>K</w:t>
+            </w:r>
           </w:p>
         </w:tc>
         <w:tc>
@@ -6304,33 +7198,59 @@
         <w:tc>
           <w:tcPr>
             <w:tcW w:w="1050" w:type="dxa"/>
-            <w:vAlign w:val="center"/>
-          </w:tcPr>
-          <w:p>
-            <w:pPr>
-              <w:snapToGrid w:val="0"/>
-              <w:jc w:val="center"/>
-              <w:rPr>
-                <w:rFonts w:ascii="游ゴシック" w:eastAsia="游ゴシック" w:hAnsi="游ゴシック"/>
-                <w:sz w:val="20"/>
-              </w:rPr>
-            </w:pPr>
+          </w:tcPr>
+          <w:p>
+            <w:pPr>
+              <w:snapToGrid w:val="0"/>
+              <w:jc w:val="center"/>
+              <w:rPr>
+                <w:rFonts w:ascii="游ゴシック" w:eastAsia="游ゴシック" w:hAnsi="游ゴシック"/>
+                <w:sz w:val="20"/>
+              </w:rPr>
+            </w:pPr>
+            <w:r>
+              <w:rPr>
+                <w:rFonts w:ascii="游ゴシック" w:eastAsia="游ゴシック" w:hAnsi="游ゴシック" w:hint="eastAsia"/>
+                <w:sz w:val="20"/>
+              </w:rPr>
+              <w:t>8</w:t>
+            </w:r>
+            <w:r>
+              <w:rPr>
+                <w:rFonts w:ascii="游ゴシック" w:eastAsia="游ゴシック" w:hAnsi="游ゴシック"/>
+                <w:sz w:val="20"/>
+              </w:rPr>
+              <w:t>/28</w:t>
+            </w:r>
           </w:p>
         </w:tc>
         <w:tc>
           <w:tcPr>
             <w:tcW w:w="945" w:type="dxa"/>
-            <w:vAlign w:val="center"/>
-          </w:tcPr>
-          <w:p>
-            <w:pPr>
-              <w:snapToGrid w:val="0"/>
-              <w:jc w:val="center"/>
-              <w:rPr>
-                <w:rFonts w:ascii="游ゴシック" w:eastAsia="游ゴシック" w:hAnsi="游ゴシック"/>
-                <w:sz w:val="20"/>
-              </w:rPr>
-            </w:pPr>
+          </w:tcPr>
+          <w:p>
+            <w:pPr>
+              <w:snapToGrid w:val="0"/>
+              <w:jc w:val="center"/>
+              <w:rPr>
+                <w:rFonts w:ascii="游ゴシック" w:eastAsia="游ゴシック" w:hAnsi="游ゴシック"/>
+                <w:sz w:val="20"/>
+              </w:rPr>
+            </w:pPr>
+            <w:r>
+              <w:rPr>
+                <w:rFonts w:ascii="游ゴシック" w:eastAsia="游ゴシック" w:hAnsi="游ゴシック" w:hint="eastAsia"/>
+                <w:sz w:val="20"/>
+              </w:rPr>
+              <w:t>O</w:t>
+            </w:r>
+            <w:r>
+              <w:rPr>
+                <w:rFonts w:ascii="游ゴシック" w:eastAsia="游ゴシック" w:hAnsi="游ゴシック"/>
+                <w:sz w:val="20"/>
+              </w:rPr>
+              <w:t>K</w:t>
+            </w:r>
           </w:p>
         </w:tc>
         <w:tc>
@@ -6444,33 +7364,59 @@
         <w:tc>
           <w:tcPr>
             <w:tcW w:w="1050" w:type="dxa"/>
-            <w:vAlign w:val="center"/>
-          </w:tcPr>
-          <w:p>
-            <w:pPr>
-              <w:snapToGrid w:val="0"/>
-              <w:jc w:val="center"/>
-              <w:rPr>
-                <w:rFonts w:ascii="游ゴシック" w:eastAsia="游ゴシック" w:hAnsi="游ゴシック"/>
-                <w:sz w:val="20"/>
-              </w:rPr>
-            </w:pPr>
+          </w:tcPr>
+          <w:p>
+            <w:pPr>
+              <w:snapToGrid w:val="0"/>
+              <w:jc w:val="center"/>
+              <w:rPr>
+                <w:rFonts w:ascii="游ゴシック" w:eastAsia="游ゴシック" w:hAnsi="游ゴシック"/>
+                <w:sz w:val="20"/>
+              </w:rPr>
+            </w:pPr>
+            <w:r>
+              <w:rPr>
+                <w:rFonts w:ascii="游ゴシック" w:eastAsia="游ゴシック" w:hAnsi="游ゴシック" w:hint="eastAsia"/>
+                <w:sz w:val="20"/>
+              </w:rPr>
+              <w:t>8</w:t>
+            </w:r>
+            <w:r>
+              <w:rPr>
+                <w:rFonts w:ascii="游ゴシック" w:eastAsia="游ゴシック" w:hAnsi="游ゴシック"/>
+                <w:sz w:val="20"/>
+              </w:rPr>
+              <w:t>/28</w:t>
+            </w:r>
           </w:p>
         </w:tc>
         <w:tc>
           <w:tcPr>
             <w:tcW w:w="945" w:type="dxa"/>
-            <w:vAlign w:val="center"/>
-          </w:tcPr>
-          <w:p>
-            <w:pPr>
-              <w:snapToGrid w:val="0"/>
-              <w:jc w:val="center"/>
-              <w:rPr>
-                <w:rFonts w:ascii="游ゴシック" w:eastAsia="游ゴシック" w:hAnsi="游ゴシック"/>
-                <w:sz w:val="20"/>
-              </w:rPr>
-            </w:pPr>
+          </w:tcPr>
+          <w:p>
+            <w:pPr>
+              <w:snapToGrid w:val="0"/>
+              <w:jc w:val="center"/>
+              <w:rPr>
+                <w:rFonts w:ascii="游ゴシック" w:eastAsia="游ゴシック" w:hAnsi="游ゴシック"/>
+                <w:sz w:val="20"/>
+              </w:rPr>
+            </w:pPr>
+            <w:r>
+              <w:rPr>
+                <w:rFonts w:ascii="游ゴシック" w:eastAsia="游ゴシック" w:hAnsi="游ゴシック" w:hint="eastAsia"/>
+                <w:sz w:val="20"/>
+              </w:rPr>
+              <w:t>O</w:t>
+            </w:r>
+            <w:r>
+              <w:rPr>
+                <w:rFonts w:ascii="游ゴシック" w:eastAsia="游ゴシック" w:hAnsi="游ゴシック"/>
+                <w:sz w:val="20"/>
+              </w:rPr>
+              <w:t>K</w:t>
+            </w:r>
           </w:p>
         </w:tc>
         <w:tc>
@@ -6584,33 +7530,59 @@
         <w:tc>
           <w:tcPr>
             <w:tcW w:w="1050" w:type="dxa"/>
-            <w:vAlign w:val="center"/>
-          </w:tcPr>
-          <w:p>
-            <w:pPr>
-              <w:snapToGrid w:val="0"/>
-              <w:jc w:val="center"/>
-              <w:rPr>
-                <w:rFonts w:ascii="游ゴシック" w:eastAsia="游ゴシック" w:hAnsi="游ゴシック"/>
-                <w:sz w:val="20"/>
-              </w:rPr>
-            </w:pPr>
+          </w:tcPr>
+          <w:p>
+            <w:pPr>
+              <w:snapToGrid w:val="0"/>
+              <w:jc w:val="center"/>
+              <w:rPr>
+                <w:rFonts w:ascii="游ゴシック" w:eastAsia="游ゴシック" w:hAnsi="游ゴシック"/>
+                <w:sz w:val="20"/>
+              </w:rPr>
+            </w:pPr>
+            <w:r>
+              <w:rPr>
+                <w:rFonts w:ascii="游ゴシック" w:eastAsia="游ゴシック" w:hAnsi="游ゴシック" w:hint="eastAsia"/>
+                <w:sz w:val="20"/>
+              </w:rPr>
+              <w:t>8</w:t>
+            </w:r>
+            <w:r>
+              <w:rPr>
+                <w:rFonts w:ascii="游ゴシック" w:eastAsia="游ゴシック" w:hAnsi="游ゴシック"/>
+                <w:sz w:val="20"/>
+              </w:rPr>
+              <w:t>/28</w:t>
+            </w:r>
           </w:p>
         </w:tc>
         <w:tc>
           <w:tcPr>
             <w:tcW w:w="945" w:type="dxa"/>
-            <w:vAlign w:val="center"/>
-          </w:tcPr>
-          <w:p>
-            <w:pPr>
-              <w:snapToGrid w:val="0"/>
-              <w:jc w:val="center"/>
-              <w:rPr>
-                <w:rFonts w:ascii="游ゴシック" w:eastAsia="游ゴシック" w:hAnsi="游ゴシック"/>
-                <w:sz w:val="20"/>
-              </w:rPr>
-            </w:pPr>
+          </w:tcPr>
+          <w:p>
+            <w:pPr>
+              <w:snapToGrid w:val="0"/>
+              <w:jc w:val="center"/>
+              <w:rPr>
+                <w:rFonts w:ascii="游ゴシック" w:eastAsia="游ゴシック" w:hAnsi="游ゴシック"/>
+                <w:sz w:val="20"/>
+              </w:rPr>
+            </w:pPr>
+            <w:r>
+              <w:rPr>
+                <w:rFonts w:ascii="游ゴシック" w:eastAsia="游ゴシック" w:hAnsi="游ゴシック" w:hint="eastAsia"/>
+                <w:sz w:val="20"/>
+              </w:rPr>
+              <w:t>O</w:t>
+            </w:r>
+            <w:r>
+              <w:rPr>
+                <w:rFonts w:ascii="游ゴシック" w:eastAsia="游ゴシック" w:hAnsi="游ゴシック"/>
+                <w:sz w:val="20"/>
+              </w:rPr>
+              <w:t>K</w:t>
+            </w:r>
           </w:p>
         </w:tc>
         <w:tc>
@@ -6738,33 +7710,59 @@
         <w:tc>
           <w:tcPr>
             <w:tcW w:w="1050" w:type="dxa"/>
-            <w:vAlign w:val="center"/>
-          </w:tcPr>
-          <w:p>
-            <w:pPr>
-              <w:snapToGrid w:val="0"/>
-              <w:jc w:val="center"/>
-              <w:rPr>
-                <w:rFonts w:ascii="游ゴシック" w:eastAsia="游ゴシック" w:hAnsi="游ゴシック"/>
-                <w:sz w:val="20"/>
-              </w:rPr>
-            </w:pPr>
+          </w:tcPr>
+          <w:p>
+            <w:pPr>
+              <w:snapToGrid w:val="0"/>
+              <w:jc w:val="center"/>
+              <w:rPr>
+                <w:rFonts w:ascii="游ゴシック" w:eastAsia="游ゴシック" w:hAnsi="游ゴシック"/>
+                <w:sz w:val="20"/>
+              </w:rPr>
+            </w:pPr>
+            <w:r>
+              <w:rPr>
+                <w:rFonts w:ascii="游ゴシック" w:eastAsia="游ゴシック" w:hAnsi="游ゴシック" w:hint="eastAsia"/>
+                <w:sz w:val="20"/>
+              </w:rPr>
+              <w:t>8</w:t>
+            </w:r>
+            <w:r>
+              <w:rPr>
+                <w:rFonts w:ascii="游ゴシック" w:eastAsia="游ゴシック" w:hAnsi="游ゴシック"/>
+                <w:sz w:val="20"/>
+              </w:rPr>
+              <w:t>/28</w:t>
+            </w:r>
           </w:p>
         </w:tc>
         <w:tc>
           <w:tcPr>
             <w:tcW w:w="945" w:type="dxa"/>
-            <w:vAlign w:val="center"/>
-          </w:tcPr>
-          <w:p>
-            <w:pPr>
-              <w:snapToGrid w:val="0"/>
-              <w:jc w:val="center"/>
-              <w:rPr>
-                <w:rFonts w:ascii="游ゴシック" w:eastAsia="游ゴシック" w:hAnsi="游ゴシック"/>
-                <w:sz w:val="20"/>
-              </w:rPr>
-            </w:pPr>
+          </w:tcPr>
+          <w:p>
+            <w:pPr>
+              <w:snapToGrid w:val="0"/>
+              <w:jc w:val="center"/>
+              <w:rPr>
+                <w:rFonts w:ascii="游ゴシック" w:eastAsia="游ゴシック" w:hAnsi="游ゴシック"/>
+                <w:sz w:val="20"/>
+              </w:rPr>
+            </w:pPr>
+            <w:r>
+              <w:rPr>
+                <w:rFonts w:ascii="游ゴシック" w:eastAsia="游ゴシック" w:hAnsi="游ゴシック" w:hint="eastAsia"/>
+                <w:sz w:val="20"/>
+              </w:rPr>
+              <w:t>O</w:t>
+            </w:r>
+            <w:r>
+              <w:rPr>
+                <w:rFonts w:ascii="游ゴシック" w:eastAsia="游ゴシック" w:hAnsi="游ゴシック"/>
+                <w:sz w:val="20"/>
+              </w:rPr>
+              <w:t>K</w:t>
+            </w:r>
           </w:p>
         </w:tc>
         <w:tc>
@@ -6934,33 +7932,59 @@
         <w:tc>
           <w:tcPr>
             <w:tcW w:w="1050" w:type="dxa"/>
-            <w:vAlign w:val="center"/>
-          </w:tcPr>
-          <w:p>
-            <w:pPr>
-              <w:snapToGrid w:val="0"/>
-              <w:jc w:val="center"/>
-              <w:rPr>
-                <w:rFonts w:ascii="游ゴシック" w:eastAsia="游ゴシック" w:hAnsi="游ゴシック"/>
-                <w:sz w:val="20"/>
-              </w:rPr>
-            </w:pPr>
+          </w:tcPr>
+          <w:p>
+            <w:pPr>
+              <w:snapToGrid w:val="0"/>
+              <w:jc w:val="center"/>
+              <w:rPr>
+                <w:rFonts w:ascii="游ゴシック" w:eastAsia="游ゴシック" w:hAnsi="游ゴシック"/>
+                <w:sz w:val="20"/>
+              </w:rPr>
+            </w:pPr>
+            <w:r>
+              <w:rPr>
+                <w:rFonts w:ascii="游ゴシック" w:eastAsia="游ゴシック" w:hAnsi="游ゴシック" w:hint="eastAsia"/>
+                <w:sz w:val="20"/>
+              </w:rPr>
+              <w:t>8</w:t>
+            </w:r>
+            <w:r>
+              <w:rPr>
+                <w:rFonts w:ascii="游ゴシック" w:eastAsia="游ゴシック" w:hAnsi="游ゴシック"/>
+                <w:sz w:val="20"/>
+              </w:rPr>
+              <w:t>/28</w:t>
+            </w:r>
           </w:p>
         </w:tc>
         <w:tc>
           <w:tcPr>
             <w:tcW w:w="945" w:type="dxa"/>
-            <w:vAlign w:val="center"/>
-          </w:tcPr>
-          <w:p>
-            <w:pPr>
-              <w:snapToGrid w:val="0"/>
-              <w:jc w:val="center"/>
-              <w:rPr>
-                <w:rFonts w:ascii="游ゴシック" w:eastAsia="游ゴシック" w:hAnsi="游ゴシック"/>
-                <w:sz w:val="20"/>
-              </w:rPr>
-            </w:pPr>
+          </w:tcPr>
+          <w:p>
+            <w:pPr>
+              <w:snapToGrid w:val="0"/>
+              <w:jc w:val="center"/>
+              <w:rPr>
+                <w:rFonts w:ascii="游ゴシック" w:eastAsia="游ゴシック" w:hAnsi="游ゴシック"/>
+                <w:sz w:val="20"/>
+              </w:rPr>
+            </w:pPr>
+            <w:r>
+              <w:rPr>
+                <w:rFonts w:ascii="游ゴシック" w:eastAsia="游ゴシック" w:hAnsi="游ゴシック" w:hint="eastAsia"/>
+                <w:sz w:val="20"/>
+              </w:rPr>
+              <w:t>O</w:t>
+            </w:r>
+            <w:r>
+              <w:rPr>
+                <w:rFonts w:ascii="游ゴシック" w:eastAsia="游ゴシック" w:hAnsi="游ゴシック"/>
+                <w:sz w:val="20"/>
+              </w:rPr>
+              <w:t>K</w:t>
+            </w:r>
           </w:p>
         </w:tc>
         <w:tc>
@@ -7088,33 +8112,59 @@
         <w:tc>
           <w:tcPr>
             <w:tcW w:w="1050" w:type="dxa"/>
-            <w:vAlign w:val="center"/>
-          </w:tcPr>
-          <w:p>
-            <w:pPr>
-              <w:snapToGrid w:val="0"/>
-              <w:jc w:val="center"/>
-              <w:rPr>
-                <w:rFonts w:ascii="游ゴシック" w:eastAsia="游ゴシック" w:hAnsi="游ゴシック"/>
-                <w:sz w:val="20"/>
-              </w:rPr>
-            </w:pPr>
+          </w:tcPr>
+          <w:p>
+            <w:pPr>
+              <w:snapToGrid w:val="0"/>
+              <w:jc w:val="center"/>
+              <w:rPr>
+                <w:rFonts w:ascii="游ゴシック" w:eastAsia="游ゴシック" w:hAnsi="游ゴシック"/>
+                <w:sz w:val="20"/>
+              </w:rPr>
+            </w:pPr>
+            <w:r>
+              <w:rPr>
+                <w:rFonts w:ascii="游ゴシック" w:eastAsia="游ゴシック" w:hAnsi="游ゴシック" w:hint="eastAsia"/>
+                <w:sz w:val="20"/>
+              </w:rPr>
+              <w:t>8</w:t>
+            </w:r>
+            <w:r>
+              <w:rPr>
+                <w:rFonts w:ascii="游ゴシック" w:eastAsia="游ゴシック" w:hAnsi="游ゴシック"/>
+                <w:sz w:val="20"/>
+              </w:rPr>
+              <w:t>/28</w:t>
+            </w:r>
           </w:p>
         </w:tc>
         <w:tc>
           <w:tcPr>
             <w:tcW w:w="945" w:type="dxa"/>
-            <w:vAlign w:val="center"/>
-          </w:tcPr>
-          <w:p>
-            <w:pPr>
-              <w:snapToGrid w:val="0"/>
-              <w:jc w:val="center"/>
-              <w:rPr>
-                <w:rFonts w:ascii="游ゴシック" w:eastAsia="游ゴシック" w:hAnsi="游ゴシック"/>
-                <w:sz w:val="20"/>
-              </w:rPr>
-            </w:pPr>
+          </w:tcPr>
+          <w:p>
+            <w:pPr>
+              <w:snapToGrid w:val="0"/>
+              <w:jc w:val="center"/>
+              <w:rPr>
+                <w:rFonts w:ascii="游ゴシック" w:eastAsia="游ゴシック" w:hAnsi="游ゴシック"/>
+                <w:sz w:val="20"/>
+              </w:rPr>
+            </w:pPr>
+            <w:r>
+              <w:rPr>
+                <w:rFonts w:ascii="游ゴシック" w:eastAsia="游ゴシック" w:hAnsi="游ゴシック" w:hint="eastAsia"/>
+                <w:sz w:val="20"/>
+              </w:rPr>
+              <w:t>O</w:t>
+            </w:r>
+            <w:r>
+              <w:rPr>
+                <w:rFonts w:ascii="游ゴシック" w:eastAsia="游ゴシック" w:hAnsi="游ゴシック"/>
+                <w:sz w:val="20"/>
+              </w:rPr>
+              <w:t>K</w:t>
+            </w:r>
           </w:p>
         </w:tc>
         <w:tc>
@@ -7270,33 +8320,59 @@
         <w:tc>
           <w:tcPr>
             <w:tcW w:w="1050" w:type="dxa"/>
-            <w:vAlign w:val="center"/>
-          </w:tcPr>
-          <w:p>
-            <w:pPr>
-              <w:snapToGrid w:val="0"/>
-              <w:jc w:val="center"/>
-              <w:rPr>
-                <w:rFonts w:ascii="游ゴシック" w:eastAsia="游ゴシック" w:hAnsi="游ゴシック"/>
-                <w:sz w:val="20"/>
-              </w:rPr>
-            </w:pPr>
+          </w:tcPr>
+          <w:p>
+            <w:pPr>
+              <w:snapToGrid w:val="0"/>
+              <w:jc w:val="center"/>
+              <w:rPr>
+                <w:rFonts w:ascii="游ゴシック" w:eastAsia="游ゴシック" w:hAnsi="游ゴシック"/>
+                <w:sz w:val="20"/>
+              </w:rPr>
+            </w:pPr>
+            <w:r>
+              <w:rPr>
+                <w:rFonts w:ascii="游ゴシック" w:eastAsia="游ゴシック" w:hAnsi="游ゴシック" w:hint="eastAsia"/>
+                <w:sz w:val="20"/>
+              </w:rPr>
+              <w:t>8</w:t>
+            </w:r>
+            <w:r>
+              <w:rPr>
+                <w:rFonts w:ascii="游ゴシック" w:eastAsia="游ゴシック" w:hAnsi="游ゴシック"/>
+                <w:sz w:val="20"/>
+              </w:rPr>
+              <w:t>/28</w:t>
+            </w:r>
           </w:p>
         </w:tc>
         <w:tc>
           <w:tcPr>
             <w:tcW w:w="945" w:type="dxa"/>
-            <w:vAlign w:val="center"/>
-          </w:tcPr>
-          <w:p>
-            <w:pPr>
-              <w:snapToGrid w:val="0"/>
-              <w:jc w:val="center"/>
-              <w:rPr>
-                <w:rFonts w:ascii="游ゴシック" w:eastAsia="游ゴシック" w:hAnsi="游ゴシック"/>
-                <w:sz w:val="20"/>
-              </w:rPr>
-            </w:pPr>
+          </w:tcPr>
+          <w:p>
+            <w:pPr>
+              <w:snapToGrid w:val="0"/>
+              <w:jc w:val="center"/>
+              <w:rPr>
+                <w:rFonts w:ascii="游ゴシック" w:eastAsia="游ゴシック" w:hAnsi="游ゴシック"/>
+                <w:sz w:val="20"/>
+              </w:rPr>
+            </w:pPr>
+            <w:r>
+              <w:rPr>
+                <w:rFonts w:ascii="游ゴシック" w:eastAsia="游ゴシック" w:hAnsi="游ゴシック" w:hint="eastAsia"/>
+                <w:sz w:val="20"/>
+              </w:rPr>
+              <w:t>O</w:t>
+            </w:r>
+            <w:r>
+              <w:rPr>
+                <w:rFonts w:ascii="游ゴシック" w:eastAsia="游ゴシック" w:hAnsi="游ゴシック"/>
+                <w:sz w:val="20"/>
+              </w:rPr>
+              <w:t>K</w:t>
+            </w:r>
           </w:p>
         </w:tc>
         <w:tc>
@@ -7445,33 +8521,59 @@
         <w:tc>
           <w:tcPr>
             <w:tcW w:w="1050" w:type="dxa"/>
-            <w:vAlign w:val="center"/>
-          </w:tcPr>
-          <w:p>
-            <w:pPr>
-              <w:snapToGrid w:val="0"/>
-              <w:jc w:val="center"/>
-              <w:rPr>
-                <w:rFonts w:ascii="游ゴシック" w:eastAsia="游ゴシック" w:hAnsi="游ゴシック"/>
-                <w:sz w:val="20"/>
-              </w:rPr>
-            </w:pPr>
+          </w:tcPr>
+          <w:p>
+            <w:pPr>
+              <w:snapToGrid w:val="0"/>
+              <w:jc w:val="center"/>
+              <w:rPr>
+                <w:rFonts w:ascii="游ゴシック" w:eastAsia="游ゴシック" w:hAnsi="游ゴシック"/>
+                <w:sz w:val="20"/>
+              </w:rPr>
+            </w:pPr>
+            <w:r>
+              <w:rPr>
+                <w:rFonts w:ascii="游ゴシック" w:eastAsia="游ゴシック" w:hAnsi="游ゴシック" w:hint="eastAsia"/>
+                <w:sz w:val="20"/>
+              </w:rPr>
+              <w:t>8</w:t>
+            </w:r>
+            <w:r>
+              <w:rPr>
+                <w:rFonts w:ascii="游ゴシック" w:eastAsia="游ゴシック" w:hAnsi="游ゴシック"/>
+                <w:sz w:val="20"/>
+              </w:rPr>
+              <w:t>/28</w:t>
+            </w:r>
           </w:p>
         </w:tc>
         <w:tc>
           <w:tcPr>
             <w:tcW w:w="945" w:type="dxa"/>
-            <w:vAlign w:val="center"/>
-          </w:tcPr>
-          <w:p>
-            <w:pPr>
-              <w:snapToGrid w:val="0"/>
-              <w:jc w:val="center"/>
-              <w:rPr>
-                <w:rFonts w:ascii="游ゴシック" w:eastAsia="游ゴシック" w:hAnsi="游ゴシック"/>
-                <w:sz w:val="20"/>
-              </w:rPr>
-            </w:pPr>
+          </w:tcPr>
+          <w:p>
+            <w:pPr>
+              <w:snapToGrid w:val="0"/>
+              <w:jc w:val="center"/>
+              <w:rPr>
+                <w:rFonts w:ascii="游ゴシック" w:eastAsia="游ゴシック" w:hAnsi="游ゴシック"/>
+                <w:sz w:val="20"/>
+              </w:rPr>
+            </w:pPr>
+            <w:r>
+              <w:rPr>
+                <w:rFonts w:ascii="游ゴシック" w:eastAsia="游ゴシック" w:hAnsi="游ゴシック" w:hint="eastAsia"/>
+                <w:sz w:val="20"/>
+              </w:rPr>
+              <w:t>O</w:t>
+            </w:r>
+            <w:r>
+              <w:rPr>
+                <w:rFonts w:ascii="游ゴシック" w:eastAsia="游ゴシック" w:hAnsi="游ゴシック"/>
+                <w:sz w:val="20"/>
+              </w:rPr>
+              <w:t>K</w:t>
+            </w:r>
           </w:p>
         </w:tc>
         <w:tc>
@@ -7606,33 +8708,59 @@
         <w:tc>
           <w:tcPr>
             <w:tcW w:w="1050" w:type="dxa"/>
-            <w:vAlign w:val="center"/>
-          </w:tcPr>
-          <w:p>
-            <w:pPr>
-              <w:snapToGrid w:val="0"/>
-              <w:jc w:val="center"/>
-              <w:rPr>
-                <w:rFonts w:ascii="游ゴシック" w:eastAsia="游ゴシック" w:hAnsi="游ゴシック"/>
-                <w:sz w:val="20"/>
-              </w:rPr>
-            </w:pPr>
+          </w:tcPr>
+          <w:p>
+            <w:pPr>
+              <w:snapToGrid w:val="0"/>
+              <w:jc w:val="center"/>
+              <w:rPr>
+                <w:rFonts w:ascii="游ゴシック" w:eastAsia="游ゴシック" w:hAnsi="游ゴシック"/>
+                <w:sz w:val="20"/>
+              </w:rPr>
+            </w:pPr>
+            <w:r>
+              <w:rPr>
+                <w:rFonts w:ascii="游ゴシック" w:eastAsia="游ゴシック" w:hAnsi="游ゴシック" w:hint="eastAsia"/>
+                <w:sz w:val="20"/>
+              </w:rPr>
+              <w:t>8</w:t>
+            </w:r>
+            <w:r>
+              <w:rPr>
+                <w:rFonts w:ascii="游ゴシック" w:eastAsia="游ゴシック" w:hAnsi="游ゴシック"/>
+                <w:sz w:val="20"/>
+              </w:rPr>
+              <w:t>/28</w:t>
+            </w:r>
           </w:p>
         </w:tc>
         <w:tc>
           <w:tcPr>
             <w:tcW w:w="945" w:type="dxa"/>
-            <w:vAlign w:val="center"/>
-          </w:tcPr>
-          <w:p>
-            <w:pPr>
-              <w:snapToGrid w:val="0"/>
-              <w:jc w:val="center"/>
-              <w:rPr>
-                <w:rFonts w:ascii="游ゴシック" w:eastAsia="游ゴシック" w:hAnsi="游ゴシック"/>
-                <w:sz w:val="20"/>
-              </w:rPr>
-            </w:pPr>
+          </w:tcPr>
+          <w:p>
+            <w:pPr>
+              <w:snapToGrid w:val="0"/>
+              <w:jc w:val="center"/>
+              <w:rPr>
+                <w:rFonts w:ascii="游ゴシック" w:eastAsia="游ゴシック" w:hAnsi="游ゴシック"/>
+                <w:sz w:val="20"/>
+              </w:rPr>
+            </w:pPr>
+            <w:r>
+              <w:rPr>
+                <w:rFonts w:ascii="游ゴシック" w:eastAsia="游ゴシック" w:hAnsi="游ゴシック" w:hint="eastAsia"/>
+                <w:sz w:val="20"/>
+              </w:rPr>
+              <w:t>O</w:t>
+            </w:r>
+            <w:r>
+              <w:rPr>
+                <w:rFonts w:ascii="游ゴシック" w:eastAsia="游ゴシック" w:hAnsi="游ゴシック"/>
+                <w:sz w:val="20"/>
+              </w:rPr>
+              <w:t>K</w:t>
+            </w:r>
           </w:p>
         </w:tc>
         <w:tc>
@@ -7746,40 +8874,66 @@
                 <w:rFonts w:ascii="游ゴシック" w:eastAsia="游ゴシック" w:hAnsi="游ゴシック" w:hint="eastAsia"/>
                 <w:sz w:val="20"/>
               </w:rPr>
-              <w:t>の料金情報が「請求データ」テーブルに登録されない</w:t>
+              <w:t>の料金情報が「請求データ」テーブルに登録される</w:t>
             </w:r>
           </w:p>
         </w:tc>
         <w:tc>
           <w:tcPr>
             <w:tcW w:w="1050" w:type="dxa"/>
-            <w:vAlign w:val="center"/>
-          </w:tcPr>
-          <w:p>
-            <w:pPr>
-              <w:snapToGrid w:val="0"/>
-              <w:jc w:val="center"/>
-              <w:rPr>
-                <w:rFonts w:ascii="游ゴシック" w:eastAsia="游ゴシック" w:hAnsi="游ゴシック"/>
-                <w:sz w:val="20"/>
-              </w:rPr>
-            </w:pPr>
+          </w:tcPr>
+          <w:p>
+            <w:pPr>
+              <w:snapToGrid w:val="0"/>
+              <w:jc w:val="center"/>
+              <w:rPr>
+                <w:rFonts w:ascii="游ゴシック" w:eastAsia="游ゴシック" w:hAnsi="游ゴシック"/>
+                <w:sz w:val="20"/>
+              </w:rPr>
+            </w:pPr>
+            <w:r>
+              <w:rPr>
+                <w:rFonts w:ascii="游ゴシック" w:eastAsia="游ゴシック" w:hAnsi="游ゴシック" w:hint="eastAsia"/>
+                <w:sz w:val="20"/>
+              </w:rPr>
+              <w:t>8</w:t>
+            </w:r>
+            <w:r>
+              <w:rPr>
+                <w:rFonts w:ascii="游ゴシック" w:eastAsia="游ゴシック" w:hAnsi="游ゴシック"/>
+                <w:sz w:val="20"/>
+              </w:rPr>
+              <w:t>/28</w:t>
+            </w:r>
           </w:p>
         </w:tc>
         <w:tc>
           <w:tcPr>
             <w:tcW w:w="945" w:type="dxa"/>
-            <w:vAlign w:val="center"/>
-          </w:tcPr>
-          <w:p>
-            <w:pPr>
-              <w:snapToGrid w:val="0"/>
-              <w:jc w:val="center"/>
-              <w:rPr>
-                <w:rFonts w:ascii="游ゴシック" w:eastAsia="游ゴシック" w:hAnsi="游ゴシック"/>
-                <w:sz w:val="20"/>
-              </w:rPr>
-            </w:pPr>
+          </w:tcPr>
+          <w:p>
+            <w:pPr>
+              <w:snapToGrid w:val="0"/>
+              <w:jc w:val="center"/>
+              <w:rPr>
+                <w:rFonts w:ascii="游ゴシック" w:eastAsia="游ゴシック" w:hAnsi="游ゴシック"/>
+                <w:sz w:val="20"/>
+              </w:rPr>
+            </w:pPr>
+            <w:r>
+              <w:rPr>
+                <w:rFonts w:ascii="游ゴシック" w:eastAsia="游ゴシック" w:hAnsi="游ゴシック" w:hint="eastAsia"/>
+                <w:sz w:val="20"/>
+              </w:rPr>
+              <w:t>O</w:t>
+            </w:r>
+            <w:r>
+              <w:rPr>
+                <w:rFonts w:ascii="游ゴシック" w:eastAsia="游ゴシック" w:hAnsi="游ゴシック"/>
+                <w:sz w:val="20"/>
+              </w:rPr>
+              <w:t>K</w:t>
+            </w:r>
           </w:p>
         </w:tc>
         <w:tc>
@@ -7907,33 +9061,59 @@
         <w:tc>
           <w:tcPr>
             <w:tcW w:w="1050" w:type="dxa"/>
-            <w:vAlign w:val="center"/>
-          </w:tcPr>
-          <w:p>
-            <w:pPr>
-              <w:snapToGrid w:val="0"/>
-              <w:jc w:val="center"/>
-              <w:rPr>
-                <w:rFonts w:ascii="游ゴシック" w:eastAsia="游ゴシック" w:hAnsi="游ゴシック"/>
-                <w:sz w:val="20"/>
-              </w:rPr>
-            </w:pPr>
+          </w:tcPr>
+          <w:p>
+            <w:pPr>
+              <w:snapToGrid w:val="0"/>
+              <w:jc w:val="center"/>
+              <w:rPr>
+                <w:rFonts w:ascii="游ゴシック" w:eastAsia="游ゴシック" w:hAnsi="游ゴシック"/>
+                <w:sz w:val="20"/>
+              </w:rPr>
+            </w:pPr>
+            <w:r>
+              <w:rPr>
+                <w:rFonts w:ascii="游ゴシック" w:eastAsia="游ゴシック" w:hAnsi="游ゴシック" w:hint="eastAsia"/>
+                <w:sz w:val="20"/>
+              </w:rPr>
+              <w:t>8</w:t>
+            </w:r>
+            <w:r>
+              <w:rPr>
+                <w:rFonts w:ascii="游ゴシック" w:eastAsia="游ゴシック" w:hAnsi="游ゴシック"/>
+                <w:sz w:val="20"/>
+              </w:rPr>
+              <w:t>/28</w:t>
+            </w:r>
           </w:p>
         </w:tc>
         <w:tc>
           <w:tcPr>
             <w:tcW w:w="945" w:type="dxa"/>
-            <w:vAlign w:val="center"/>
-          </w:tcPr>
-          <w:p>
-            <w:pPr>
-              <w:snapToGrid w:val="0"/>
-              <w:jc w:val="center"/>
-              <w:rPr>
-                <w:rFonts w:ascii="游ゴシック" w:eastAsia="游ゴシック" w:hAnsi="游ゴシック"/>
-                <w:sz w:val="20"/>
-              </w:rPr>
-            </w:pPr>
+          </w:tcPr>
+          <w:p>
+            <w:pPr>
+              <w:snapToGrid w:val="0"/>
+              <w:jc w:val="center"/>
+              <w:rPr>
+                <w:rFonts w:ascii="游ゴシック" w:eastAsia="游ゴシック" w:hAnsi="游ゴシック"/>
+                <w:sz w:val="20"/>
+              </w:rPr>
+            </w:pPr>
+            <w:r>
+              <w:rPr>
+                <w:rFonts w:ascii="游ゴシック" w:eastAsia="游ゴシック" w:hAnsi="游ゴシック" w:hint="eastAsia"/>
+                <w:sz w:val="20"/>
+              </w:rPr>
+              <w:t>O</w:t>
+            </w:r>
+            <w:r>
+              <w:rPr>
+                <w:rFonts w:ascii="游ゴシック" w:eastAsia="游ゴシック" w:hAnsi="游ゴシック"/>
+                <w:sz w:val="20"/>
+              </w:rPr>
+              <w:t>K</w:t>
+            </w:r>
           </w:p>
         </w:tc>
         <w:tc>
@@ -8096,33 +9276,59 @@
         <w:tc>
           <w:tcPr>
             <w:tcW w:w="1050" w:type="dxa"/>
-            <w:vAlign w:val="center"/>
-          </w:tcPr>
-          <w:p>
-            <w:pPr>
-              <w:snapToGrid w:val="0"/>
-              <w:jc w:val="center"/>
-              <w:rPr>
-                <w:rFonts w:ascii="游ゴシック" w:eastAsia="游ゴシック" w:hAnsi="游ゴシック"/>
-                <w:sz w:val="20"/>
-              </w:rPr>
-            </w:pPr>
+          </w:tcPr>
+          <w:p>
+            <w:pPr>
+              <w:snapToGrid w:val="0"/>
+              <w:jc w:val="center"/>
+              <w:rPr>
+                <w:rFonts w:ascii="游ゴシック" w:eastAsia="游ゴシック" w:hAnsi="游ゴシック"/>
+                <w:sz w:val="20"/>
+              </w:rPr>
+            </w:pPr>
+            <w:r>
+              <w:rPr>
+                <w:rFonts w:ascii="游ゴシック" w:eastAsia="游ゴシック" w:hAnsi="游ゴシック" w:hint="eastAsia"/>
+                <w:sz w:val="20"/>
+              </w:rPr>
+              <w:t>8</w:t>
+            </w:r>
+            <w:r>
+              <w:rPr>
+                <w:rFonts w:ascii="游ゴシック" w:eastAsia="游ゴシック" w:hAnsi="游ゴシック"/>
+                <w:sz w:val="20"/>
+              </w:rPr>
+              <w:t>/28</w:t>
+            </w:r>
           </w:p>
         </w:tc>
         <w:tc>
           <w:tcPr>
             <w:tcW w:w="945" w:type="dxa"/>
-            <w:vAlign w:val="center"/>
-          </w:tcPr>
-          <w:p>
-            <w:pPr>
-              <w:snapToGrid w:val="0"/>
-              <w:jc w:val="center"/>
-              <w:rPr>
-                <w:rFonts w:ascii="游ゴシック" w:eastAsia="游ゴシック" w:hAnsi="游ゴシック"/>
-                <w:sz w:val="20"/>
-              </w:rPr>
-            </w:pPr>
+          </w:tcPr>
+          <w:p>
+            <w:pPr>
+              <w:snapToGrid w:val="0"/>
+              <w:jc w:val="center"/>
+              <w:rPr>
+                <w:rFonts w:ascii="游ゴシック" w:eastAsia="游ゴシック" w:hAnsi="游ゴシック"/>
+                <w:sz w:val="20"/>
+              </w:rPr>
+            </w:pPr>
+            <w:r>
+              <w:rPr>
+                <w:rFonts w:ascii="游ゴシック" w:eastAsia="游ゴシック" w:hAnsi="游ゴシック" w:hint="eastAsia"/>
+                <w:sz w:val="20"/>
+              </w:rPr>
+              <w:t>O</w:t>
+            </w:r>
+            <w:r>
+              <w:rPr>
+                <w:rFonts w:ascii="游ゴシック" w:eastAsia="游ゴシック" w:hAnsi="游ゴシック"/>
+                <w:sz w:val="20"/>
+              </w:rPr>
+              <w:t>K</w:t>
+            </w:r>
           </w:p>
         </w:tc>
         <w:tc>
@@ -8264,33 +9470,59 @@
         <w:tc>
           <w:tcPr>
             <w:tcW w:w="1050" w:type="dxa"/>
-            <w:vAlign w:val="center"/>
-          </w:tcPr>
-          <w:p>
-            <w:pPr>
-              <w:snapToGrid w:val="0"/>
-              <w:jc w:val="center"/>
-              <w:rPr>
-                <w:rFonts w:ascii="游ゴシック" w:eastAsia="游ゴシック" w:hAnsi="游ゴシック"/>
-                <w:sz w:val="20"/>
-              </w:rPr>
-            </w:pPr>
+          </w:tcPr>
+          <w:p>
+            <w:pPr>
+              <w:snapToGrid w:val="0"/>
+              <w:jc w:val="center"/>
+              <w:rPr>
+                <w:rFonts w:ascii="游ゴシック" w:eastAsia="游ゴシック" w:hAnsi="游ゴシック"/>
+                <w:sz w:val="20"/>
+              </w:rPr>
+            </w:pPr>
+            <w:r>
+              <w:rPr>
+                <w:rFonts w:ascii="游ゴシック" w:eastAsia="游ゴシック" w:hAnsi="游ゴシック" w:hint="eastAsia"/>
+                <w:sz w:val="20"/>
+              </w:rPr>
+              <w:t>8</w:t>
+            </w:r>
+            <w:r>
+              <w:rPr>
+                <w:rFonts w:ascii="游ゴシック" w:eastAsia="游ゴシック" w:hAnsi="游ゴシック"/>
+                <w:sz w:val="20"/>
+              </w:rPr>
+              <w:t>/28</w:t>
+            </w:r>
           </w:p>
         </w:tc>
         <w:tc>
           <w:tcPr>
             <w:tcW w:w="945" w:type="dxa"/>
-            <w:vAlign w:val="center"/>
-          </w:tcPr>
-          <w:p>
-            <w:pPr>
-              <w:snapToGrid w:val="0"/>
-              <w:jc w:val="center"/>
-              <w:rPr>
-                <w:rFonts w:ascii="游ゴシック" w:eastAsia="游ゴシック" w:hAnsi="游ゴシック"/>
-                <w:sz w:val="20"/>
-              </w:rPr>
-            </w:pPr>
+          </w:tcPr>
+          <w:p>
+            <w:pPr>
+              <w:snapToGrid w:val="0"/>
+              <w:jc w:val="center"/>
+              <w:rPr>
+                <w:rFonts w:ascii="游ゴシック" w:eastAsia="游ゴシック" w:hAnsi="游ゴシック"/>
+                <w:sz w:val="20"/>
+              </w:rPr>
+            </w:pPr>
+            <w:r>
+              <w:rPr>
+                <w:rFonts w:ascii="游ゴシック" w:eastAsia="游ゴシック" w:hAnsi="游ゴシック" w:hint="eastAsia"/>
+                <w:sz w:val="20"/>
+              </w:rPr>
+              <w:t>O</w:t>
+            </w:r>
+            <w:r>
+              <w:rPr>
+                <w:rFonts w:ascii="游ゴシック" w:eastAsia="游ゴシック" w:hAnsi="游ゴシック"/>
+                <w:sz w:val="20"/>
+              </w:rPr>
+              <w:t>K</w:t>
+            </w:r>
           </w:p>
         </w:tc>
         <w:tc>
@@ -8460,33 +9692,59 @@
         <w:tc>
           <w:tcPr>
             <w:tcW w:w="1050" w:type="dxa"/>
-            <w:vAlign w:val="center"/>
-          </w:tcPr>
-          <w:p>
-            <w:pPr>
-              <w:snapToGrid w:val="0"/>
-              <w:jc w:val="center"/>
-              <w:rPr>
-                <w:rFonts w:ascii="游ゴシック" w:eastAsia="游ゴシック" w:hAnsi="游ゴシック"/>
-                <w:sz w:val="20"/>
-              </w:rPr>
-            </w:pPr>
+          </w:tcPr>
+          <w:p>
+            <w:pPr>
+              <w:snapToGrid w:val="0"/>
+              <w:jc w:val="center"/>
+              <w:rPr>
+                <w:rFonts w:ascii="游ゴシック" w:eastAsia="游ゴシック" w:hAnsi="游ゴシック"/>
+                <w:sz w:val="20"/>
+              </w:rPr>
+            </w:pPr>
+            <w:r>
+              <w:rPr>
+                <w:rFonts w:ascii="游ゴシック" w:eastAsia="游ゴシック" w:hAnsi="游ゴシック" w:hint="eastAsia"/>
+                <w:sz w:val="20"/>
+              </w:rPr>
+              <w:t>8</w:t>
+            </w:r>
+            <w:r>
+              <w:rPr>
+                <w:rFonts w:ascii="游ゴシック" w:eastAsia="游ゴシック" w:hAnsi="游ゴシック"/>
+                <w:sz w:val="20"/>
+              </w:rPr>
+              <w:t>/28</w:t>
+            </w:r>
           </w:p>
         </w:tc>
         <w:tc>
           <w:tcPr>
             <w:tcW w:w="945" w:type="dxa"/>
-            <w:vAlign w:val="center"/>
-          </w:tcPr>
-          <w:p>
-            <w:pPr>
-              <w:snapToGrid w:val="0"/>
-              <w:jc w:val="center"/>
-              <w:rPr>
-                <w:rFonts w:ascii="游ゴシック" w:eastAsia="游ゴシック" w:hAnsi="游ゴシック"/>
-                <w:sz w:val="20"/>
-              </w:rPr>
-            </w:pPr>
+          </w:tcPr>
+          <w:p>
+            <w:pPr>
+              <w:snapToGrid w:val="0"/>
+              <w:jc w:val="center"/>
+              <w:rPr>
+                <w:rFonts w:ascii="游ゴシック" w:eastAsia="游ゴシック" w:hAnsi="游ゴシック"/>
+                <w:sz w:val="20"/>
+              </w:rPr>
+            </w:pPr>
+            <w:r>
+              <w:rPr>
+                <w:rFonts w:ascii="游ゴシック" w:eastAsia="游ゴシック" w:hAnsi="游ゴシック" w:hint="eastAsia"/>
+                <w:sz w:val="20"/>
+              </w:rPr>
+              <w:t>O</w:t>
+            </w:r>
+            <w:r>
+              <w:rPr>
+                <w:rFonts w:ascii="游ゴシック" w:eastAsia="游ゴシック" w:hAnsi="游ゴシック"/>
+                <w:sz w:val="20"/>
+              </w:rPr>
+              <w:t>K</w:t>
+            </w:r>
           </w:p>
         </w:tc>
         <w:tc>
@@ -8650,33 +9908,59 @@
         <w:tc>
           <w:tcPr>
             <w:tcW w:w="1050" w:type="dxa"/>
-            <w:vAlign w:val="center"/>
-          </w:tcPr>
-          <w:p>
-            <w:pPr>
-              <w:snapToGrid w:val="0"/>
-              <w:jc w:val="center"/>
-              <w:rPr>
-                <w:rFonts w:ascii="游ゴシック" w:eastAsia="游ゴシック" w:hAnsi="游ゴシック"/>
-                <w:sz w:val="20"/>
-              </w:rPr>
-            </w:pPr>
+          </w:tcPr>
+          <w:p>
+            <w:pPr>
+              <w:snapToGrid w:val="0"/>
+              <w:jc w:val="center"/>
+              <w:rPr>
+                <w:rFonts w:ascii="游ゴシック" w:eastAsia="游ゴシック" w:hAnsi="游ゴシック"/>
+                <w:sz w:val="20"/>
+              </w:rPr>
+            </w:pPr>
+            <w:r>
+              <w:rPr>
+                <w:rFonts w:ascii="游ゴシック" w:eastAsia="游ゴシック" w:hAnsi="游ゴシック" w:hint="eastAsia"/>
+                <w:sz w:val="20"/>
+              </w:rPr>
+              <w:t>8</w:t>
+            </w:r>
+            <w:r>
+              <w:rPr>
+                <w:rFonts w:ascii="游ゴシック" w:eastAsia="游ゴシック" w:hAnsi="游ゴシック"/>
+                <w:sz w:val="20"/>
+              </w:rPr>
+              <w:t>/28</w:t>
+            </w:r>
           </w:p>
         </w:tc>
         <w:tc>
           <w:tcPr>
             <w:tcW w:w="945" w:type="dxa"/>
-            <w:vAlign w:val="center"/>
-          </w:tcPr>
-          <w:p>
-            <w:pPr>
-              <w:snapToGrid w:val="0"/>
-              <w:jc w:val="center"/>
-              <w:rPr>
-                <w:rFonts w:ascii="游ゴシック" w:eastAsia="游ゴシック" w:hAnsi="游ゴシック"/>
-                <w:sz w:val="20"/>
-              </w:rPr>
-            </w:pPr>
+          </w:tcPr>
+          <w:p>
+            <w:pPr>
+              <w:snapToGrid w:val="0"/>
+              <w:jc w:val="center"/>
+              <w:rPr>
+                <w:rFonts w:ascii="游ゴシック" w:eastAsia="游ゴシック" w:hAnsi="游ゴシック"/>
+                <w:sz w:val="20"/>
+              </w:rPr>
+            </w:pPr>
+            <w:r>
+              <w:rPr>
+                <w:rFonts w:ascii="游ゴシック" w:eastAsia="游ゴシック" w:hAnsi="游ゴシック" w:hint="eastAsia"/>
+                <w:sz w:val="20"/>
+              </w:rPr>
+              <w:t>O</w:t>
+            </w:r>
+            <w:r>
+              <w:rPr>
+                <w:rFonts w:ascii="游ゴシック" w:eastAsia="游ゴシック" w:hAnsi="游ゴシック"/>
+                <w:sz w:val="20"/>
+              </w:rPr>
+              <w:t>K</w:t>
+            </w:r>
           </w:p>
         </w:tc>
         <w:tc>
@@ -8825,33 +10109,59 @@
         <w:tc>
           <w:tcPr>
             <w:tcW w:w="1050" w:type="dxa"/>
-            <w:vAlign w:val="center"/>
-          </w:tcPr>
-          <w:p>
-            <w:pPr>
-              <w:snapToGrid w:val="0"/>
-              <w:jc w:val="center"/>
-              <w:rPr>
-                <w:rFonts w:ascii="游ゴシック" w:eastAsia="游ゴシック" w:hAnsi="游ゴシック"/>
-                <w:sz w:val="20"/>
-              </w:rPr>
-            </w:pPr>
+          </w:tcPr>
+          <w:p>
+            <w:pPr>
+              <w:snapToGrid w:val="0"/>
+              <w:jc w:val="center"/>
+              <w:rPr>
+                <w:rFonts w:ascii="游ゴシック" w:eastAsia="游ゴシック" w:hAnsi="游ゴシック"/>
+                <w:sz w:val="20"/>
+              </w:rPr>
+            </w:pPr>
+            <w:r>
+              <w:rPr>
+                <w:rFonts w:ascii="游ゴシック" w:eastAsia="游ゴシック" w:hAnsi="游ゴシック" w:hint="eastAsia"/>
+                <w:sz w:val="20"/>
+              </w:rPr>
+              <w:t>8</w:t>
+            </w:r>
+            <w:r>
+              <w:rPr>
+                <w:rFonts w:ascii="游ゴシック" w:eastAsia="游ゴシック" w:hAnsi="游ゴシック"/>
+                <w:sz w:val="20"/>
+              </w:rPr>
+              <w:t>/28</w:t>
+            </w:r>
           </w:p>
         </w:tc>
         <w:tc>
           <w:tcPr>
             <w:tcW w:w="945" w:type="dxa"/>
-            <w:vAlign w:val="center"/>
-          </w:tcPr>
-          <w:p>
-            <w:pPr>
-              <w:snapToGrid w:val="0"/>
-              <w:jc w:val="center"/>
-              <w:rPr>
-                <w:rFonts w:ascii="游ゴシック" w:eastAsia="游ゴシック" w:hAnsi="游ゴシック"/>
-                <w:sz w:val="20"/>
-              </w:rPr>
-            </w:pPr>
+          </w:tcPr>
+          <w:p>
+            <w:pPr>
+              <w:snapToGrid w:val="0"/>
+              <w:jc w:val="center"/>
+              <w:rPr>
+                <w:rFonts w:ascii="游ゴシック" w:eastAsia="游ゴシック" w:hAnsi="游ゴシック"/>
+                <w:sz w:val="20"/>
+              </w:rPr>
+            </w:pPr>
+            <w:r>
+              <w:rPr>
+                <w:rFonts w:ascii="游ゴシック" w:eastAsia="游ゴシック" w:hAnsi="游ゴシック" w:hint="eastAsia"/>
+                <w:sz w:val="20"/>
+              </w:rPr>
+              <w:t>O</w:t>
+            </w:r>
+            <w:r>
+              <w:rPr>
+                <w:rFonts w:ascii="游ゴシック" w:eastAsia="游ゴシック" w:hAnsi="游ゴシック"/>
+                <w:sz w:val="20"/>
+              </w:rPr>
+              <w:t>K</w:t>
+            </w:r>
           </w:p>
         </w:tc>
         <w:tc>
@@ -8972,33 +10282,59 @@
         <w:tc>
           <w:tcPr>
             <w:tcW w:w="1050" w:type="dxa"/>
-            <w:vAlign w:val="center"/>
-          </w:tcPr>
-          <w:p>
-            <w:pPr>
-              <w:snapToGrid w:val="0"/>
-              <w:jc w:val="center"/>
-              <w:rPr>
-                <w:rFonts w:ascii="游ゴシック" w:eastAsia="游ゴシック" w:hAnsi="游ゴシック"/>
-                <w:sz w:val="20"/>
-              </w:rPr>
-            </w:pPr>
+          </w:tcPr>
+          <w:p>
+            <w:pPr>
+              <w:snapToGrid w:val="0"/>
+              <w:jc w:val="center"/>
+              <w:rPr>
+                <w:rFonts w:ascii="游ゴシック" w:eastAsia="游ゴシック" w:hAnsi="游ゴシック"/>
+                <w:sz w:val="20"/>
+              </w:rPr>
+            </w:pPr>
+            <w:r>
+              <w:rPr>
+                <w:rFonts w:ascii="游ゴシック" w:eastAsia="游ゴシック" w:hAnsi="游ゴシック" w:hint="eastAsia"/>
+                <w:sz w:val="20"/>
+              </w:rPr>
+              <w:t>8</w:t>
+            </w:r>
+            <w:r>
+              <w:rPr>
+                <w:rFonts w:ascii="游ゴシック" w:eastAsia="游ゴシック" w:hAnsi="游ゴシック"/>
+                <w:sz w:val="20"/>
+              </w:rPr>
+              <w:t>/28</w:t>
+            </w:r>
           </w:p>
         </w:tc>
         <w:tc>
           <w:tcPr>
             <w:tcW w:w="945" w:type="dxa"/>
-            <w:vAlign w:val="center"/>
-          </w:tcPr>
-          <w:p>
-            <w:pPr>
-              <w:snapToGrid w:val="0"/>
-              <w:jc w:val="center"/>
-              <w:rPr>
-                <w:rFonts w:ascii="游ゴシック" w:eastAsia="游ゴシック" w:hAnsi="游ゴシック"/>
-                <w:sz w:val="20"/>
-              </w:rPr>
-            </w:pPr>
+          </w:tcPr>
+          <w:p>
+            <w:pPr>
+              <w:snapToGrid w:val="0"/>
+              <w:jc w:val="center"/>
+              <w:rPr>
+                <w:rFonts w:ascii="游ゴシック" w:eastAsia="游ゴシック" w:hAnsi="游ゴシック"/>
+                <w:sz w:val="20"/>
+              </w:rPr>
+            </w:pPr>
+            <w:r>
+              <w:rPr>
+                <w:rFonts w:ascii="游ゴシック" w:eastAsia="游ゴシック" w:hAnsi="游ゴシック" w:hint="eastAsia"/>
+                <w:sz w:val="20"/>
+              </w:rPr>
+              <w:t>O</w:t>
+            </w:r>
+            <w:r>
+              <w:rPr>
+                <w:rFonts w:ascii="游ゴシック" w:eastAsia="游ゴシック" w:hAnsi="游ゴシック"/>
+                <w:sz w:val="20"/>
+              </w:rPr>
+              <w:t>K</w:t>
+            </w:r>
           </w:p>
         </w:tc>
         <w:tc>
@@ -9140,33 +10476,59 @@
         <w:tc>
           <w:tcPr>
             <w:tcW w:w="1050" w:type="dxa"/>
-            <w:vAlign w:val="center"/>
-          </w:tcPr>
-          <w:p>
-            <w:pPr>
-              <w:snapToGrid w:val="0"/>
-              <w:jc w:val="center"/>
-              <w:rPr>
-                <w:rFonts w:ascii="游ゴシック" w:eastAsia="游ゴシック" w:hAnsi="游ゴシック"/>
-                <w:sz w:val="20"/>
-              </w:rPr>
-            </w:pPr>
+          </w:tcPr>
+          <w:p>
+            <w:pPr>
+              <w:snapToGrid w:val="0"/>
+              <w:jc w:val="center"/>
+              <w:rPr>
+                <w:rFonts w:ascii="游ゴシック" w:eastAsia="游ゴシック" w:hAnsi="游ゴシック"/>
+                <w:sz w:val="20"/>
+              </w:rPr>
+            </w:pPr>
+            <w:r>
+              <w:rPr>
+                <w:rFonts w:ascii="游ゴシック" w:eastAsia="游ゴシック" w:hAnsi="游ゴシック" w:hint="eastAsia"/>
+                <w:sz w:val="20"/>
+              </w:rPr>
+              <w:t>8</w:t>
+            </w:r>
+            <w:r>
+              <w:rPr>
+                <w:rFonts w:ascii="游ゴシック" w:eastAsia="游ゴシック" w:hAnsi="游ゴシック"/>
+                <w:sz w:val="20"/>
+              </w:rPr>
+              <w:t>/28</w:t>
+            </w:r>
           </w:p>
         </w:tc>
         <w:tc>
           <w:tcPr>
             <w:tcW w:w="945" w:type="dxa"/>
-            <w:vAlign w:val="center"/>
-          </w:tcPr>
-          <w:p>
-            <w:pPr>
-              <w:snapToGrid w:val="0"/>
-              <w:jc w:val="center"/>
-              <w:rPr>
-                <w:rFonts w:ascii="游ゴシック" w:eastAsia="游ゴシック" w:hAnsi="游ゴシック"/>
-                <w:sz w:val="20"/>
-              </w:rPr>
-            </w:pPr>
+          </w:tcPr>
+          <w:p>
+            <w:pPr>
+              <w:snapToGrid w:val="0"/>
+              <w:jc w:val="center"/>
+              <w:rPr>
+                <w:rFonts w:ascii="游ゴシック" w:eastAsia="游ゴシック" w:hAnsi="游ゴシック"/>
+                <w:sz w:val="20"/>
+              </w:rPr>
+            </w:pPr>
+            <w:r>
+              <w:rPr>
+                <w:rFonts w:ascii="游ゴシック" w:eastAsia="游ゴシック" w:hAnsi="游ゴシック" w:hint="eastAsia"/>
+                <w:sz w:val="20"/>
+              </w:rPr>
+              <w:t>O</w:t>
+            </w:r>
+            <w:r>
+              <w:rPr>
+                <w:rFonts w:ascii="游ゴシック" w:eastAsia="游ゴシック" w:hAnsi="游ゴシック"/>
+                <w:sz w:val="20"/>
+              </w:rPr>
+              <w:t>K</w:t>
+            </w:r>
           </w:p>
         </w:tc>
         <w:tc>
@@ -9298,33 +10660,59 @@
         <w:tc>
           <w:tcPr>
             <w:tcW w:w="1050" w:type="dxa"/>
-            <w:vAlign w:val="center"/>
-          </w:tcPr>
-          <w:p>
-            <w:pPr>
-              <w:snapToGrid w:val="0"/>
-              <w:jc w:val="center"/>
-              <w:rPr>
-                <w:rFonts w:ascii="游ゴシック" w:eastAsia="游ゴシック" w:hAnsi="游ゴシック"/>
-                <w:sz w:val="20"/>
-              </w:rPr>
-            </w:pPr>
+          </w:tcPr>
+          <w:p>
+            <w:pPr>
+              <w:snapToGrid w:val="0"/>
+              <w:jc w:val="center"/>
+              <w:rPr>
+                <w:rFonts w:ascii="游ゴシック" w:eastAsia="游ゴシック" w:hAnsi="游ゴシック"/>
+                <w:sz w:val="20"/>
+              </w:rPr>
+            </w:pPr>
+            <w:r>
+              <w:rPr>
+                <w:rFonts w:ascii="游ゴシック" w:eastAsia="游ゴシック" w:hAnsi="游ゴシック" w:hint="eastAsia"/>
+                <w:sz w:val="20"/>
+              </w:rPr>
+              <w:t>8</w:t>
+            </w:r>
+            <w:r>
+              <w:rPr>
+                <w:rFonts w:ascii="游ゴシック" w:eastAsia="游ゴシック" w:hAnsi="游ゴシック"/>
+                <w:sz w:val="20"/>
+              </w:rPr>
+              <w:t>/28</w:t>
+            </w:r>
           </w:p>
         </w:tc>
         <w:tc>
           <w:tcPr>
             <w:tcW w:w="945" w:type="dxa"/>
-            <w:vAlign w:val="center"/>
-          </w:tcPr>
-          <w:p>
-            <w:pPr>
-              <w:snapToGrid w:val="0"/>
-              <w:jc w:val="center"/>
-              <w:rPr>
-                <w:rFonts w:ascii="游ゴシック" w:eastAsia="游ゴシック" w:hAnsi="游ゴシック"/>
-                <w:sz w:val="20"/>
-              </w:rPr>
-            </w:pPr>
+          </w:tcPr>
+          <w:p>
+            <w:pPr>
+              <w:snapToGrid w:val="0"/>
+              <w:jc w:val="center"/>
+              <w:rPr>
+                <w:rFonts w:ascii="游ゴシック" w:eastAsia="游ゴシック" w:hAnsi="游ゴシック"/>
+                <w:sz w:val="20"/>
+              </w:rPr>
+            </w:pPr>
+            <w:r>
+              <w:rPr>
+                <w:rFonts w:ascii="游ゴシック" w:eastAsia="游ゴシック" w:hAnsi="游ゴシック" w:hint="eastAsia"/>
+                <w:sz w:val="20"/>
+              </w:rPr>
+              <w:t>O</w:t>
+            </w:r>
+            <w:r>
+              <w:rPr>
+                <w:rFonts w:ascii="游ゴシック" w:eastAsia="游ゴシック" w:hAnsi="游ゴシック"/>
+                <w:sz w:val="20"/>
+              </w:rPr>
+              <w:t>K</w:t>
+            </w:r>
           </w:p>
         </w:tc>
         <w:tc>
@@ -9458,48 +10846,124 @@
         <w:tc>
           <w:tcPr>
             <w:tcW w:w="1050" w:type="dxa"/>
-            <w:vAlign w:val="center"/>
-          </w:tcPr>
-          <w:p>
-            <w:pPr>
-              <w:snapToGrid w:val="0"/>
-              <w:jc w:val="center"/>
-              <w:rPr>
-                <w:rFonts w:ascii="游ゴシック" w:eastAsia="游ゴシック" w:hAnsi="游ゴシック"/>
-                <w:sz w:val="20"/>
-              </w:rPr>
-            </w:pPr>
+          </w:tcPr>
+          <w:p>
+            <w:pPr>
+              <w:snapToGrid w:val="0"/>
+              <w:jc w:val="center"/>
+              <w:rPr>
+                <w:rFonts w:ascii="游ゴシック" w:eastAsia="游ゴシック" w:hAnsi="游ゴシック"/>
+                <w:sz w:val="20"/>
+              </w:rPr>
+            </w:pPr>
+            <w:r>
+              <w:rPr>
+                <w:rFonts w:ascii="游ゴシック" w:eastAsia="游ゴシック" w:hAnsi="游ゴシック" w:hint="eastAsia"/>
+                <w:sz w:val="20"/>
+              </w:rPr>
+              <w:t>8</w:t>
+            </w:r>
+            <w:r>
+              <w:rPr>
+                <w:rFonts w:ascii="游ゴシック" w:eastAsia="游ゴシック" w:hAnsi="游ゴシック"/>
+                <w:sz w:val="20"/>
+              </w:rPr>
+              <w:t>/28</w:t>
+            </w:r>
           </w:p>
         </w:tc>
         <w:tc>
           <w:tcPr>
             <w:tcW w:w="945" w:type="dxa"/>
-            <w:vAlign w:val="center"/>
-          </w:tcPr>
-          <w:p>
-            <w:pPr>
-              <w:snapToGrid w:val="0"/>
-              <w:jc w:val="center"/>
-              <w:rPr>
-                <w:rFonts w:ascii="游ゴシック" w:eastAsia="游ゴシック" w:hAnsi="游ゴシック"/>
-                <w:sz w:val="20"/>
-              </w:rPr>
-            </w:pPr>
+          </w:tcPr>
+          <w:p>
+            <w:pPr>
+              <w:snapToGrid w:val="0"/>
+              <w:jc w:val="center"/>
+              <w:rPr>
+                <w:rFonts w:ascii="游ゴシック" w:eastAsia="游ゴシック" w:hAnsi="游ゴシック"/>
+                <w:sz w:val="20"/>
+              </w:rPr>
+            </w:pPr>
+            <w:r>
+              <w:rPr>
+                <w:rFonts w:ascii="游ゴシック" w:eastAsia="游ゴシック" w:hAnsi="游ゴシック" w:hint="eastAsia"/>
+                <w:sz w:val="20"/>
+              </w:rPr>
+              <w:t>O</w:t>
+            </w:r>
+            <w:r>
+              <w:rPr>
+                <w:rFonts w:ascii="游ゴシック" w:eastAsia="游ゴシック" w:hAnsi="游ゴシック"/>
+                <w:sz w:val="20"/>
+              </w:rPr>
+              <w:t>K</w:t>
+            </w:r>
           </w:p>
         </w:tc>
         <w:tc>
           <w:tcPr>
             <w:tcW w:w="2310" w:type="dxa"/>
-            <w:vAlign w:val="center"/>
-          </w:tcPr>
-          <w:p>
-            <w:pPr>
-              <w:snapToGrid w:val="0"/>
-              <w:rPr>
-                <w:rFonts w:ascii="游ゴシック" w:eastAsia="游ゴシック" w:hAnsi="游ゴシック"/>
-                <w:sz w:val="20"/>
-              </w:rPr>
-            </w:pPr>
+            <w:vMerge w:val="restart"/>
+            <w:vAlign w:val="center"/>
+          </w:tcPr>
+          <w:p>
+            <w:pPr>
+              <w:snapToGrid w:val="0"/>
+              <w:rPr>
+                <w:rFonts w:ascii="游ゴシック" w:eastAsia="游ゴシック" w:hAnsi="游ゴシック"/>
+                <w:sz w:val="20"/>
+              </w:rPr>
+            </w:pPr>
+            <w:r>
+              <w:rPr>
+                <w:rFonts w:ascii="游ゴシック" w:eastAsia="游ゴシック" w:hAnsi="游ゴシック" w:hint="eastAsia"/>
+                <w:sz w:val="20"/>
+              </w:rPr>
+              <w:t>T</w:t>
+            </w:r>
+            <w:r>
+              <w:rPr>
+                <w:rFonts w:ascii="游ゴシック" w:eastAsia="游ゴシック" w:hAnsi="游ゴシック"/>
+                <w:sz w:val="20"/>
+              </w:rPr>
+              <w:t>_BILLING_STATUS</w:t>
+            </w:r>
+            <w:r>
+              <w:rPr>
+                <w:rFonts w:ascii="游ゴシック" w:eastAsia="游ゴシック" w:hAnsi="游ゴシック" w:hint="eastAsia"/>
+                <w:sz w:val="20"/>
+              </w:rPr>
+              <w:t>テーブルのI</w:t>
+            </w:r>
+            <w:r>
+              <w:rPr>
+                <w:rFonts w:ascii="游ゴシック" w:eastAsia="游ゴシック" w:hAnsi="游ゴシック"/>
+                <w:sz w:val="20"/>
+              </w:rPr>
+              <w:t>S_COMMIT</w:t>
+            </w:r>
+            <w:r>
+              <w:rPr>
+                <w:rFonts w:ascii="游ゴシック" w:eastAsia="游ゴシック" w:hAnsi="游ゴシック" w:hint="eastAsia"/>
+                <w:sz w:val="20"/>
+              </w:rPr>
+              <w:t>カラムをF</w:t>
+            </w:r>
+            <w:r>
+              <w:rPr>
+                <w:rFonts w:ascii="游ゴシック" w:eastAsia="游ゴシック" w:hAnsi="游ゴシック"/>
+                <w:sz w:val="20"/>
+              </w:rPr>
+              <w:t>ALSE</w:t>
+            </w:r>
+            <w:r>
+              <w:rPr>
+                <w:rFonts w:ascii="游ゴシック" w:eastAsia="游ゴシック" w:hAnsi="游ゴシック" w:hint="eastAsia"/>
+                <w:sz w:val="20"/>
+              </w:rPr>
+              <w:t>にして実行すると表示される</w:t>
+            </w:r>
           </w:p>
         </w:tc>
       </w:tr>
@@ -9602,38 +11066,65 @@
         <w:tc>
           <w:tcPr>
             <w:tcW w:w="1050" w:type="dxa"/>
-            <w:vAlign w:val="center"/>
-          </w:tcPr>
-          <w:p>
-            <w:pPr>
-              <w:snapToGrid w:val="0"/>
-              <w:jc w:val="center"/>
-              <w:rPr>
-                <w:rFonts w:ascii="游ゴシック" w:eastAsia="游ゴシック" w:hAnsi="游ゴシック"/>
-                <w:sz w:val="20"/>
-              </w:rPr>
-            </w:pPr>
+          </w:tcPr>
+          <w:p>
+            <w:pPr>
+              <w:snapToGrid w:val="0"/>
+              <w:jc w:val="center"/>
+              <w:rPr>
+                <w:rFonts w:ascii="游ゴシック" w:eastAsia="游ゴシック" w:hAnsi="游ゴシック"/>
+                <w:sz w:val="20"/>
+              </w:rPr>
+            </w:pPr>
+            <w:r>
+              <w:rPr>
+                <w:rFonts w:ascii="游ゴシック" w:eastAsia="游ゴシック" w:hAnsi="游ゴシック" w:hint="eastAsia"/>
+                <w:sz w:val="20"/>
+              </w:rPr>
+              <w:t>8</w:t>
+            </w:r>
+            <w:r>
+              <w:rPr>
+                <w:rFonts w:ascii="游ゴシック" w:eastAsia="游ゴシック" w:hAnsi="游ゴシック"/>
+                <w:sz w:val="20"/>
+              </w:rPr>
+              <w:t>/28</w:t>
+            </w:r>
           </w:p>
         </w:tc>
         <w:tc>
           <w:tcPr>
             <w:tcW w:w="945" w:type="dxa"/>
-            <w:vAlign w:val="center"/>
-          </w:tcPr>
-          <w:p>
-            <w:pPr>
-              <w:snapToGrid w:val="0"/>
-              <w:jc w:val="center"/>
-              <w:rPr>
-                <w:rFonts w:ascii="游ゴシック" w:eastAsia="游ゴシック" w:hAnsi="游ゴシック"/>
-                <w:sz w:val="20"/>
-              </w:rPr>
-            </w:pPr>
+          </w:tcPr>
+          <w:p>
+            <w:pPr>
+              <w:snapToGrid w:val="0"/>
+              <w:jc w:val="center"/>
+              <w:rPr>
+                <w:rFonts w:ascii="游ゴシック" w:eastAsia="游ゴシック" w:hAnsi="游ゴシック"/>
+                <w:sz w:val="20"/>
+              </w:rPr>
+            </w:pPr>
+            <w:r>
+              <w:rPr>
+                <w:rFonts w:ascii="游ゴシック" w:eastAsia="游ゴシック" w:hAnsi="游ゴシック" w:hint="eastAsia"/>
+                <w:sz w:val="20"/>
+              </w:rPr>
+              <w:t>O</w:t>
+            </w:r>
+            <w:r>
+              <w:rPr>
+                <w:rFonts w:ascii="游ゴシック" w:eastAsia="游ゴシック" w:hAnsi="游ゴシック"/>
+                <w:sz w:val="20"/>
+              </w:rPr>
+              <w:t>K</w:t>
+            </w:r>
           </w:p>
         </w:tc>
         <w:tc>
           <w:tcPr>
             <w:tcW w:w="2310" w:type="dxa"/>
+            <w:vMerge/>
             <w:vAlign w:val="center"/>
           </w:tcPr>
           <w:p>
@@ -9755,38 +11246,65 @@
         <w:tc>
           <w:tcPr>
             <w:tcW w:w="1050" w:type="dxa"/>
-            <w:vAlign w:val="center"/>
-          </w:tcPr>
-          <w:p>
-            <w:pPr>
-              <w:snapToGrid w:val="0"/>
-              <w:jc w:val="center"/>
-              <w:rPr>
-                <w:rFonts w:ascii="游ゴシック" w:eastAsia="游ゴシック" w:hAnsi="游ゴシック"/>
-                <w:sz w:val="20"/>
-              </w:rPr>
-            </w:pPr>
+          </w:tcPr>
+          <w:p>
+            <w:pPr>
+              <w:snapToGrid w:val="0"/>
+              <w:jc w:val="center"/>
+              <w:rPr>
+                <w:rFonts w:ascii="游ゴシック" w:eastAsia="游ゴシック" w:hAnsi="游ゴシック"/>
+                <w:sz w:val="20"/>
+              </w:rPr>
+            </w:pPr>
+            <w:r>
+              <w:rPr>
+                <w:rFonts w:ascii="游ゴシック" w:eastAsia="游ゴシック" w:hAnsi="游ゴシック" w:hint="eastAsia"/>
+                <w:sz w:val="20"/>
+              </w:rPr>
+              <w:t>8</w:t>
+            </w:r>
+            <w:r>
+              <w:rPr>
+                <w:rFonts w:ascii="游ゴシック" w:eastAsia="游ゴシック" w:hAnsi="游ゴシック"/>
+                <w:sz w:val="20"/>
+              </w:rPr>
+              <w:t>/28</w:t>
+            </w:r>
           </w:p>
         </w:tc>
         <w:tc>
           <w:tcPr>
             <w:tcW w:w="945" w:type="dxa"/>
-            <w:vAlign w:val="center"/>
-          </w:tcPr>
-          <w:p>
-            <w:pPr>
-              <w:snapToGrid w:val="0"/>
-              <w:jc w:val="center"/>
-              <w:rPr>
-                <w:rFonts w:ascii="游ゴシック" w:eastAsia="游ゴシック" w:hAnsi="游ゴシック"/>
-                <w:sz w:val="20"/>
-              </w:rPr>
-            </w:pPr>
+          </w:tcPr>
+          <w:p>
+            <w:pPr>
+              <w:snapToGrid w:val="0"/>
+              <w:jc w:val="center"/>
+              <w:rPr>
+                <w:rFonts w:ascii="游ゴシック" w:eastAsia="游ゴシック" w:hAnsi="游ゴシック"/>
+                <w:sz w:val="20"/>
+              </w:rPr>
+            </w:pPr>
+            <w:r>
+              <w:rPr>
+                <w:rFonts w:ascii="游ゴシック" w:eastAsia="游ゴシック" w:hAnsi="游ゴシック" w:hint="eastAsia"/>
+                <w:sz w:val="20"/>
+              </w:rPr>
+              <w:t>O</w:t>
+            </w:r>
+            <w:r>
+              <w:rPr>
+                <w:rFonts w:ascii="游ゴシック" w:eastAsia="游ゴシック" w:hAnsi="游ゴシック"/>
+                <w:sz w:val="20"/>
+              </w:rPr>
+              <w:t>K</w:t>
+            </w:r>
           </w:p>
         </w:tc>
         <w:tc>
           <w:tcPr>
             <w:tcW w:w="2310" w:type="dxa"/>
+            <w:vMerge/>
             <w:vAlign w:val="center"/>
           </w:tcPr>
           <w:p>
@@ -9909,38 +11427,65 @@
         <w:tc>
           <w:tcPr>
             <w:tcW w:w="1050" w:type="dxa"/>
-            <w:vAlign w:val="center"/>
-          </w:tcPr>
-          <w:p>
-            <w:pPr>
-              <w:snapToGrid w:val="0"/>
-              <w:jc w:val="center"/>
-              <w:rPr>
-                <w:rFonts w:ascii="游ゴシック" w:eastAsia="游ゴシック" w:hAnsi="游ゴシック"/>
-                <w:sz w:val="20"/>
-              </w:rPr>
-            </w:pPr>
+          </w:tcPr>
+          <w:p>
+            <w:pPr>
+              <w:snapToGrid w:val="0"/>
+              <w:jc w:val="center"/>
+              <w:rPr>
+                <w:rFonts w:ascii="游ゴシック" w:eastAsia="游ゴシック" w:hAnsi="游ゴシック"/>
+                <w:sz w:val="20"/>
+              </w:rPr>
+            </w:pPr>
+            <w:r>
+              <w:rPr>
+                <w:rFonts w:ascii="游ゴシック" w:eastAsia="游ゴシック" w:hAnsi="游ゴシック" w:hint="eastAsia"/>
+                <w:sz w:val="20"/>
+              </w:rPr>
+              <w:t>8</w:t>
+            </w:r>
+            <w:r>
+              <w:rPr>
+                <w:rFonts w:ascii="游ゴシック" w:eastAsia="游ゴシック" w:hAnsi="游ゴシック"/>
+                <w:sz w:val="20"/>
+              </w:rPr>
+              <w:t>/28</w:t>
+            </w:r>
           </w:p>
         </w:tc>
         <w:tc>
           <w:tcPr>
             <w:tcW w:w="945" w:type="dxa"/>
-            <w:vAlign w:val="center"/>
-          </w:tcPr>
-          <w:p>
-            <w:pPr>
-              <w:snapToGrid w:val="0"/>
-              <w:jc w:val="center"/>
-              <w:rPr>
-                <w:rFonts w:ascii="游ゴシック" w:eastAsia="游ゴシック" w:hAnsi="游ゴシック"/>
-                <w:sz w:val="20"/>
-              </w:rPr>
-            </w:pPr>
+          </w:tcPr>
+          <w:p>
+            <w:pPr>
+              <w:snapToGrid w:val="0"/>
+              <w:jc w:val="center"/>
+              <w:rPr>
+                <w:rFonts w:ascii="游ゴシック" w:eastAsia="游ゴシック" w:hAnsi="游ゴシック"/>
+                <w:sz w:val="20"/>
+              </w:rPr>
+            </w:pPr>
+            <w:r>
+              <w:rPr>
+                <w:rFonts w:ascii="游ゴシック" w:eastAsia="游ゴシック" w:hAnsi="游ゴシック" w:hint="eastAsia"/>
+                <w:sz w:val="20"/>
+              </w:rPr>
+              <w:t>O</w:t>
+            </w:r>
+            <w:r>
+              <w:rPr>
+                <w:rFonts w:ascii="游ゴシック" w:eastAsia="游ゴシック" w:hAnsi="游ゴシック"/>
+                <w:sz w:val="20"/>
+              </w:rPr>
+              <w:t>K</w:t>
+            </w:r>
           </w:p>
         </w:tc>
         <w:tc>
           <w:tcPr>
             <w:tcW w:w="2310" w:type="dxa"/>
+            <w:vMerge/>
             <w:vAlign w:val="center"/>
           </w:tcPr>
           <w:p>
@@ -10019,19 +11564,19 @@
             </w:pPr>
             <w:r>
               <w:rPr>
-                <w:rFonts w:ascii="游ゴシック" w:eastAsia="游ゴシック" w:hAnsi="游ゴシック" w:hint="eastAsia"/>
+                <w:rFonts w:ascii="游ゴシック" w:eastAsia="游ゴシック" w:hAnsi="游ゴシック"/>
                 <w:color w:val="000000"/>
                 <w:sz w:val="20"/>
               </w:rPr>
-              <w:t>1</w:t>
-            </w:r>
-            <w:r>
-              <w:rPr>
-                <w:rFonts w:ascii="游ゴシック" w:eastAsia="游ゴシック" w:hAnsi="游ゴシック"/>
+              <w:t>5</w:t>
+            </w:r>
+            <w:r>
+              <w:rPr>
+                <w:rFonts w:ascii="游ゴシック" w:eastAsia="游ゴシック" w:hAnsi="游ゴシック" w:hint="eastAsia"/>
                 <w:color w:val="000000"/>
                 <w:sz w:val="20"/>
               </w:rPr>
-              <w:t>6</w:t>
+              <w:t>件追加しました。</w:t>
             </w:r>
             <w:r>
               <w:rPr>
@@ -10039,22 +11584,14 @@
                 <w:color w:val="000000"/>
                 <w:sz w:val="20"/>
               </w:rPr>
-              <w:t>件追加しました。</w:t>
-            </w:r>
-            <w:r>
-              <w:rPr>
-                <w:rFonts w:ascii="游ゴシック" w:eastAsia="游ゴシック" w:hAnsi="游ゴシック" w:hint="eastAsia"/>
+              <w:t>と表示される(更新された請求データの件数</w:t>
+            </w:r>
+            <w:r>
+              <w:rPr>
+                <w:rFonts w:ascii="游ゴシック" w:eastAsia="游ゴシック" w:hAnsi="游ゴシック"/>
                 <w:color w:val="000000"/>
                 <w:sz w:val="20"/>
               </w:rPr>
-              <w:t>と表示される(更新された請求データの件数</w:t>
-            </w:r>
-            <w:r>
-              <w:rPr>
-                <w:rFonts w:ascii="游ゴシック" w:eastAsia="游ゴシック" w:hAnsi="游ゴシック"/>
-                <w:color w:val="000000"/>
-                <w:sz w:val="20"/>
-              </w:rPr>
               <w:t>)</w:t>
             </w:r>
           </w:p>
@@ -10062,38 +11599,65 @@
         <w:tc>
           <w:tcPr>
             <w:tcW w:w="1050" w:type="dxa"/>
-            <w:vAlign w:val="center"/>
-          </w:tcPr>
-          <w:p>
-            <w:pPr>
-              <w:snapToGrid w:val="0"/>
-              <w:jc w:val="center"/>
-              <w:rPr>
-                <w:rFonts w:ascii="游ゴシック" w:eastAsia="游ゴシック" w:hAnsi="游ゴシック"/>
-                <w:sz w:val="20"/>
-              </w:rPr>
-            </w:pPr>
+          </w:tcPr>
+          <w:p>
+            <w:pPr>
+              <w:snapToGrid w:val="0"/>
+              <w:jc w:val="center"/>
+              <w:rPr>
+                <w:rFonts w:ascii="游ゴシック" w:eastAsia="游ゴシック" w:hAnsi="游ゴシック"/>
+                <w:sz w:val="20"/>
+              </w:rPr>
+            </w:pPr>
+            <w:r>
+              <w:rPr>
+                <w:rFonts w:ascii="游ゴシック" w:eastAsia="游ゴシック" w:hAnsi="游ゴシック" w:hint="eastAsia"/>
+                <w:sz w:val="20"/>
+              </w:rPr>
+              <w:t>8</w:t>
+            </w:r>
+            <w:r>
+              <w:rPr>
+                <w:rFonts w:ascii="游ゴシック" w:eastAsia="游ゴシック" w:hAnsi="游ゴシック"/>
+                <w:sz w:val="20"/>
+              </w:rPr>
+              <w:t>/28</w:t>
+            </w:r>
           </w:p>
         </w:tc>
         <w:tc>
           <w:tcPr>
             <w:tcW w:w="945" w:type="dxa"/>
-            <w:vAlign w:val="center"/>
-          </w:tcPr>
-          <w:p>
-            <w:pPr>
-              <w:snapToGrid w:val="0"/>
-              <w:jc w:val="center"/>
-              <w:rPr>
-                <w:rFonts w:ascii="游ゴシック" w:eastAsia="游ゴシック" w:hAnsi="游ゴシック"/>
-                <w:sz w:val="20"/>
-              </w:rPr>
-            </w:pPr>
+          </w:tcPr>
+          <w:p>
+            <w:pPr>
+              <w:snapToGrid w:val="0"/>
+              <w:jc w:val="center"/>
+              <w:rPr>
+                <w:rFonts w:ascii="游ゴシック" w:eastAsia="游ゴシック" w:hAnsi="游ゴシック"/>
+                <w:sz w:val="20"/>
+              </w:rPr>
+            </w:pPr>
+            <w:r>
+              <w:rPr>
+                <w:rFonts w:ascii="游ゴシック" w:eastAsia="游ゴシック" w:hAnsi="游ゴシック" w:hint="eastAsia"/>
+                <w:sz w:val="20"/>
+              </w:rPr>
+              <w:t>O</w:t>
+            </w:r>
+            <w:r>
+              <w:rPr>
+                <w:rFonts w:ascii="游ゴシック" w:eastAsia="游ゴシック" w:hAnsi="游ゴシック"/>
+                <w:sz w:val="20"/>
+              </w:rPr>
+              <w:t>K</w:t>
+            </w:r>
           </w:p>
         </w:tc>
         <w:tc>
           <w:tcPr>
             <w:tcW w:w="2310" w:type="dxa"/>
+            <w:vMerge/>
             <w:vAlign w:val="center"/>
           </w:tcPr>
           <w:p>
@@ -10199,38 +11763,65 @@
         <w:tc>
           <w:tcPr>
             <w:tcW w:w="1050" w:type="dxa"/>
-            <w:vAlign w:val="center"/>
-          </w:tcPr>
-          <w:p>
-            <w:pPr>
-              <w:snapToGrid w:val="0"/>
-              <w:jc w:val="center"/>
-              <w:rPr>
-                <w:rFonts w:ascii="游ゴシック" w:eastAsia="游ゴシック" w:hAnsi="游ゴシック"/>
-                <w:sz w:val="20"/>
-              </w:rPr>
-            </w:pPr>
+          </w:tcPr>
+          <w:p>
+            <w:pPr>
+              <w:snapToGrid w:val="0"/>
+              <w:jc w:val="center"/>
+              <w:rPr>
+                <w:rFonts w:ascii="游ゴシック" w:eastAsia="游ゴシック" w:hAnsi="游ゴシック"/>
+                <w:sz w:val="20"/>
+              </w:rPr>
+            </w:pPr>
+            <w:r>
+              <w:rPr>
+                <w:rFonts w:ascii="游ゴシック" w:eastAsia="游ゴシック" w:hAnsi="游ゴシック" w:hint="eastAsia"/>
+                <w:sz w:val="20"/>
+              </w:rPr>
+              <w:t>8</w:t>
+            </w:r>
+            <w:r>
+              <w:rPr>
+                <w:rFonts w:ascii="游ゴシック" w:eastAsia="游ゴシック" w:hAnsi="游ゴシック"/>
+                <w:sz w:val="20"/>
+              </w:rPr>
+              <w:t>/28</w:t>
+            </w:r>
           </w:p>
         </w:tc>
         <w:tc>
           <w:tcPr>
             <w:tcW w:w="945" w:type="dxa"/>
-            <w:vAlign w:val="center"/>
-          </w:tcPr>
-          <w:p>
-            <w:pPr>
-              <w:snapToGrid w:val="0"/>
-              <w:jc w:val="center"/>
-              <w:rPr>
-                <w:rFonts w:ascii="游ゴシック" w:eastAsia="游ゴシック" w:hAnsi="游ゴシック"/>
-                <w:sz w:val="20"/>
-              </w:rPr>
-            </w:pPr>
+          </w:tcPr>
+          <w:p>
+            <w:pPr>
+              <w:snapToGrid w:val="0"/>
+              <w:jc w:val="center"/>
+              <w:rPr>
+                <w:rFonts w:ascii="游ゴシック" w:eastAsia="游ゴシック" w:hAnsi="游ゴシック"/>
+                <w:sz w:val="20"/>
+              </w:rPr>
+            </w:pPr>
+            <w:r>
+              <w:rPr>
+                <w:rFonts w:ascii="游ゴシック" w:eastAsia="游ゴシック" w:hAnsi="游ゴシック" w:hint="eastAsia"/>
+                <w:sz w:val="20"/>
+              </w:rPr>
+              <w:t>O</w:t>
+            </w:r>
+            <w:r>
+              <w:rPr>
+                <w:rFonts w:ascii="游ゴシック" w:eastAsia="游ゴシック" w:hAnsi="游ゴシック"/>
+                <w:sz w:val="20"/>
+              </w:rPr>
+              <w:t>K</w:t>
+            </w:r>
           </w:p>
         </w:tc>
         <w:tc>
           <w:tcPr>
             <w:tcW w:w="2310" w:type="dxa"/>
+            <w:vMerge/>
             <w:vAlign w:val="center"/>
           </w:tcPr>
           <w:p>
@@ -10313,7 +11904,7 @@
                 <w:color w:val="000000"/>
                 <w:sz w:val="20"/>
               </w:rPr>
-              <w:t>3</w:t>
+              <w:t>2</w:t>
             </w:r>
             <w:r>
               <w:rPr>
@@ -10321,7 +11912,7 @@
                 <w:color w:val="000000"/>
                 <w:sz w:val="20"/>
               </w:rPr>
-              <w:t>2</w:t>
+              <w:t>5</w:t>
             </w:r>
             <w:r>
               <w:rPr>
@@ -10352,38 +11943,65 @@
         <w:tc>
           <w:tcPr>
             <w:tcW w:w="1050" w:type="dxa"/>
-            <w:vAlign w:val="center"/>
-          </w:tcPr>
-          <w:p>
-            <w:pPr>
-              <w:snapToGrid w:val="0"/>
-              <w:jc w:val="center"/>
-              <w:rPr>
-                <w:rFonts w:ascii="游ゴシック" w:eastAsia="游ゴシック" w:hAnsi="游ゴシック"/>
-                <w:sz w:val="20"/>
-              </w:rPr>
-            </w:pPr>
+          </w:tcPr>
+          <w:p>
+            <w:pPr>
+              <w:snapToGrid w:val="0"/>
+              <w:jc w:val="center"/>
+              <w:rPr>
+                <w:rFonts w:ascii="游ゴシック" w:eastAsia="游ゴシック" w:hAnsi="游ゴシック"/>
+                <w:sz w:val="20"/>
+              </w:rPr>
+            </w:pPr>
+            <w:r>
+              <w:rPr>
+                <w:rFonts w:ascii="游ゴシック" w:eastAsia="游ゴシック" w:hAnsi="游ゴシック" w:hint="eastAsia"/>
+                <w:sz w:val="20"/>
+              </w:rPr>
+              <w:t>8</w:t>
+            </w:r>
+            <w:r>
+              <w:rPr>
+                <w:rFonts w:ascii="游ゴシック" w:eastAsia="游ゴシック" w:hAnsi="游ゴシック"/>
+                <w:sz w:val="20"/>
+              </w:rPr>
+              <w:t>/28</w:t>
+            </w:r>
           </w:p>
         </w:tc>
         <w:tc>
           <w:tcPr>
             <w:tcW w:w="945" w:type="dxa"/>
-            <w:vAlign w:val="center"/>
-          </w:tcPr>
-          <w:p>
-            <w:pPr>
-              <w:snapToGrid w:val="0"/>
-              <w:jc w:val="center"/>
-              <w:rPr>
-                <w:rFonts w:ascii="游ゴシック" w:eastAsia="游ゴシック" w:hAnsi="游ゴシック"/>
-                <w:sz w:val="20"/>
-              </w:rPr>
-            </w:pPr>
+          </w:tcPr>
+          <w:p>
+            <w:pPr>
+              <w:snapToGrid w:val="0"/>
+              <w:jc w:val="center"/>
+              <w:rPr>
+                <w:rFonts w:ascii="游ゴシック" w:eastAsia="游ゴシック" w:hAnsi="游ゴシック"/>
+                <w:sz w:val="20"/>
+              </w:rPr>
+            </w:pPr>
+            <w:r>
+              <w:rPr>
+                <w:rFonts w:ascii="游ゴシック" w:eastAsia="游ゴシック" w:hAnsi="游ゴシック" w:hint="eastAsia"/>
+                <w:sz w:val="20"/>
+              </w:rPr>
+              <w:t>O</w:t>
+            </w:r>
+            <w:r>
+              <w:rPr>
+                <w:rFonts w:ascii="游ゴシック" w:eastAsia="游ゴシック" w:hAnsi="游ゴシック"/>
+                <w:sz w:val="20"/>
+              </w:rPr>
+              <w:t>K</w:t>
+            </w:r>
           </w:p>
         </w:tc>
         <w:tc>
           <w:tcPr>
             <w:tcW w:w="2310" w:type="dxa"/>
+            <w:vMerge/>
             <w:vAlign w:val="center"/>
           </w:tcPr>
           <w:p>
@@ -10409,8 +12027,8 @@
       <w:bookmarkEnd w:id="0"/>
     </w:p>
     <w:sectPr>
-      <w:headerReference w:type="default" r:id="rId10"/>
-      <w:footerReference w:type="even" r:id="rId11"/>
+      <w:headerReference w:type="default" r:id="rId11"/>
+      <w:footerReference w:type="even" r:id="rId12"/>
       <w:type w:val="continuous"/>
       <w:pgSz w:w="16838" w:h="11906" w:orient="landscape" w:code="9"/>
       <w:pgMar w:top="1134" w:right="567" w:bottom="397" w:left="567" w:header="510" w:footer="397" w:gutter="794"/>
@@ -12100,12 +13718,9 @@
 </file>
 
 <file path=customXml/item1.xml><?xml version="1.0" encoding="utf-8"?>
-<?mso-contentType ?>
-<FormTemplates xmlns="http://schemas.microsoft.com/sharepoint/v3/contenttype/forms">
-  <Display>DocumentLibraryForm</Display>
-  <Edit>DocumentLibraryForm</Edit>
-  <New>DocumentLibraryForm</New>
-</FormTemplates>
+<p:properties xmlns:p="http://schemas.microsoft.com/office/2006/metadata/properties" xmlns:xsi="http://www.w3.org/2001/XMLSchema-instance" xmlns:pc="http://schemas.microsoft.com/office/infopath/2007/PartnerControls">
+  <documentManagement/>
+</p:properties>
 </file>
 
 <file path=customXml/item2.xml><?xml version="1.0" encoding="utf-8"?>
@@ -12267,15 +13882,23 @@
 </file>
 
 <file path=customXml/item3.xml><?xml version="1.0" encoding="utf-8"?>
-<p:properties xmlns:p="http://schemas.microsoft.com/office/2006/metadata/properties" xmlns:xsi="http://www.w3.org/2001/XMLSchema-instance" xmlns:pc="http://schemas.microsoft.com/office/infopath/2007/PartnerControls">
-  <documentManagement/>
-</p:properties>
+<?mso-contentType ?>
+<FormTemplates xmlns="http://schemas.microsoft.com/sharepoint/v3/contenttype/forms">
+  <Display>DocumentLibraryForm</Display>
+  <Edit>DocumentLibraryForm</Edit>
+  <New>DocumentLibraryForm</New>
+</FormTemplates>
+</file>
+
+<file path=customXml/item4.xml><?xml version="1.0" encoding="utf-8"?>
+<b:Sources xmlns:b="http://schemas.openxmlformats.org/officeDocument/2006/bibliography" xmlns="http://schemas.openxmlformats.org/officeDocument/2006/bibliography" SelectedStyle="\APASixthEditionOfficeOnline.xsl" StyleName="APA" Version="6"/>
 </file>
 
 <file path=customXml/itemProps1.xml><?xml version="1.0" encoding="utf-8"?>
-<ds:datastoreItem xmlns:ds="http://schemas.openxmlformats.org/officeDocument/2006/customXml" ds:itemID="{F4DA52B9-D4DF-4BEC-A5A3-5484E5EB747B}">
+<ds:datastoreItem xmlns:ds="http://schemas.openxmlformats.org/officeDocument/2006/customXml" ds:itemID="{659CE7E0-3E2F-4787-B142-08E029C04E10}">
   <ds:schemaRefs>
-    <ds:schemaRef ds:uri="http://schemas.microsoft.com/sharepoint/v3/contenttype/forms"/>
+    <ds:schemaRef ds:uri="http://schemas.microsoft.com/office/2006/metadata/properties"/>
+    <ds:schemaRef ds:uri="http://schemas.microsoft.com/office/infopath/2007/PartnerControls"/>
   </ds:schemaRefs>
 </ds:datastoreItem>
 </file>
@@ -12299,10 +13922,17 @@
 </file>
 
 <file path=customXml/itemProps3.xml><?xml version="1.0" encoding="utf-8"?>
-<ds:datastoreItem xmlns:ds="http://schemas.openxmlformats.org/officeDocument/2006/customXml" ds:itemID="{659CE7E0-3E2F-4787-B142-08E029C04E10}">
+<ds:datastoreItem xmlns:ds="http://schemas.openxmlformats.org/officeDocument/2006/customXml" ds:itemID="{F4DA52B9-D4DF-4BEC-A5A3-5484E5EB747B}">
   <ds:schemaRefs>
-    <ds:schemaRef ds:uri="http://schemas.microsoft.com/office/2006/metadata/properties"/>
-    <ds:schemaRef ds:uri="http://schemas.microsoft.com/office/infopath/2007/PartnerControls"/>
+    <ds:schemaRef ds:uri="http://schemas.microsoft.com/sharepoint/v3/contenttype/forms"/>
+  </ds:schemaRefs>
+</ds:datastoreItem>
+</file>
+
+<file path=customXml/itemProps4.xml><?xml version="1.0" encoding="utf-8"?>
+<ds:datastoreItem xmlns:ds="http://schemas.openxmlformats.org/officeDocument/2006/customXml" ds:itemID="{0F33C8EA-96A8-401A-97DE-55F851782D0A}">
+  <ds:schemaRefs>
+    <ds:schemaRef ds:uri="http://schemas.openxmlformats.org/officeDocument/2006/bibliography"/>
   </ds:schemaRefs>
 </ds:datastoreItem>
 </file>
--- a/extra/report/No.バッチ_テストケース.docx
+++ b/extra/report/No.バッチ_テストケース.docx
@@ -356,7 +356,7 @@
               <w:snapToGrid w:val="0"/>
               <w:jc w:val="center"/>
               <w:rPr>
-                <w:rFonts w:ascii="游ゴシック" w:eastAsia="游ゴシック" w:hAnsi="游ゴシック" w:hint="eastAsia"/>
+                <w:rFonts w:ascii="游ゴシック" w:eastAsia="游ゴシック" w:hAnsi="游ゴシック"/>
                 <w:sz w:val="20"/>
               </w:rPr>
             </w:pPr>
@@ -548,7 +548,7 @@
               <w:snapToGrid w:val="0"/>
               <w:jc w:val="center"/>
               <w:rPr>
-                <w:rFonts w:ascii="游ゴシック" w:eastAsia="游ゴシック" w:hAnsi="游ゴシック" w:hint="eastAsia"/>
+                <w:rFonts w:ascii="游ゴシック" w:eastAsia="游ゴシック" w:hAnsi="游ゴシック"/>
                 <w:sz w:val="20"/>
               </w:rPr>
             </w:pPr>
@@ -3166,6 +3166,7 @@
                 <w:rFonts w:ascii="游ゴシック" w:eastAsia="游ゴシック" w:hAnsi="游ゴシック" w:hint="eastAsia"/>
                 <w:sz w:val="20"/>
               </w:rPr>
+              <w:lastRenderedPageBreak/>
               <w:t>1</w:t>
             </w:r>
             <w:r>
@@ -3311,7 +3312,6 @@
                 <w:rFonts w:ascii="游ゴシック" w:eastAsia="游ゴシック" w:hAnsi="游ゴシック" w:hint="eastAsia"/>
                 <w:sz w:val="20"/>
               </w:rPr>
-              <w:lastRenderedPageBreak/>
               <w:t>1</w:t>
             </w:r>
             <w:r>
@@ -5054,6 +5054,7 @@
                 <w:rFonts w:ascii="游ゴシック" w:eastAsia="游ゴシック" w:hAnsi="游ゴシック" w:hint="eastAsia"/>
                 <w:sz w:val="20"/>
               </w:rPr>
+              <w:lastRenderedPageBreak/>
               <w:t>2</w:t>
             </w:r>
             <w:r>
@@ -5243,15 +5244,7 @@
                 <w:rFonts w:ascii="游ゴシック" w:eastAsia="游ゴシック" w:hAnsi="游ゴシック" w:hint="eastAsia"/>
                 <w:sz w:val="20"/>
               </w:rPr>
-              <w:t>「請求明細データ」テーブルのレコード作成日にレコードが作られた日時が登録される</w:t>
-            </w:r>
-            <w:r>
-              <w:rPr>
-                <w:rFonts w:ascii="游ゴシック" w:eastAsia="游ゴシック" w:hAnsi="游ゴシック" w:hint="eastAsia"/>
-                <w:sz w:val="20"/>
-              </w:rPr>
-              <w:lastRenderedPageBreak/>
-              <w:t>(</w:t>
+              <w:t>「請求明細データ」テーブルのレコード作成日にレコードが作られた日時が登録される(</w:t>
             </w:r>
             <w:r>
               <w:rPr>
@@ -5280,7 +5273,6 @@
                 <w:rFonts w:ascii="游ゴシック" w:eastAsia="游ゴシック" w:hAnsi="游ゴシック" w:hint="eastAsia"/>
                 <w:sz w:val="20"/>
               </w:rPr>
-              <w:lastRenderedPageBreak/>
               <w:t>8</w:t>
             </w:r>
             <w:r>
@@ -6793,6 +6785,7 @@
                 <w:rFonts w:ascii="游ゴシック" w:eastAsia="游ゴシック" w:hAnsi="游ゴシック" w:hint="eastAsia"/>
                 <w:sz w:val="20"/>
               </w:rPr>
+              <w:lastRenderedPageBreak/>
               <w:t>4</w:t>
             </w:r>
             <w:r>
@@ -7125,7 +7118,6 @@
                 <w:rFonts w:ascii="游ゴシック" w:eastAsia="游ゴシック" w:hAnsi="游ゴシック" w:hint="eastAsia"/>
                 <w:sz w:val="20"/>
               </w:rPr>
-              <w:lastRenderedPageBreak/>
               <w:t>4</w:t>
             </w:r>
             <w:r>
@@ -9155,6 +9147,7 @@
                 <w:rFonts w:ascii="游ゴシック" w:eastAsia="游ゴシック" w:hAnsi="游ゴシック" w:hint="eastAsia"/>
                 <w:sz w:val="20"/>
               </w:rPr>
+              <w:lastRenderedPageBreak/>
               <w:t>5</w:t>
             </w:r>
             <w:r>
@@ -9786,7 +9779,6 @@
                 <w:rFonts w:ascii="游ゴシック" w:eastAsia="游ゴシック" w:hAnsi="游ゴシック" w:hint="eastAsia"/>
                 <w:sz w:val="20"/>
               </w:rPr>
-              <w:lastRenderedPageBreak/>
               <w:t>5</w:t>
             </w:r>
             <w:r>
@@ -11694,6 +11686,7 @@
                 <w:rFonts w:ascii="游ゴシック" w:eastAsia="游ゴシック" w:hAnsi="游ゴシック"/>
                 <w:sz w:val="20"/>
               </w:rPr>
+              <w:lastRenderedPageBreak/>
               <w:t>66</w:t>
             </w:r>
           </w:p>
@@ -12023,12 +12016,14 @@
         <w:spacing w:line="20" w:lineRule="atLeast"/>
         <w:jc w:val="left"/>
       </w:pPr>
-      <w:bookmarkStart w:id="0" w:name="_GoBack"/>
-      <w:bookmarkEnd w:id="0"/>
     </w:p>
     <w:sectPr>
-      <w:headerReference w:type="default" r:id="rId11"/>
-      <w:footerReference w:type="even" r:id="rId12"/>
+      <w:headerReference w:type="even" r:id="rId11"/>
+      <w:headerReference w:type="default" r:id="rId12"/>
+      <w:footerReference w:type="even" r:id="rId13"/>
+      <w:footerReference w:type="default" r:id="rId14"/>
+      <w:headerReference w:type="first" r:id="rId15"/>
+      <w:footerReference w:type="first" r:id="rId16"/>
       <w:type w:val="continuous"/>
       <w:pgSz w:w="16838" w:h="11906" w:orient="landscape" w:code="9"/>
       <w:pgMar w:top="1134" w:right="567" w:bottom="397" w:left="567" w:header="510" w:footer="397" w:gutter="794"/>
@@ -12095,6 +12090,26 @@
 </w:ftr>
 </file>
 
+<file path=word/footer2.xml><?xml version="1.0" encoding="utf-8"?>
+<w:ftr xmlns:wpc="http://schemas.microsoft.com/office/word/2010/wordprocessingCanvas" xmlns:cx="http://schemas.microsoft.com/office/drawing/2014/chartex" xmlns:cx1="http://schemas.microsoft.com/office/drawing/2015/9/8/chartex" xmlns:cx2="http://schemas.microsoft.com/office/drawing/2015/10/21/chartex" xmlns:cx3="http://schemas.microsoft.com/office/drawing/2016/5/9/chartex" xmlns:cx4="http://schemas.microsoft.com/office/drawing/2016/5/10/chartex" xmlns:cx5="http://schemas.microsoft.com/office/drawing/2016/5/11/chartex" xmlns:cx6="http://schemas.microsoft.com/office/drawing/2016/5/12/chartex" xmlns:cx7="http://schemas.microsoft.com/office/drawing/2016/5/13/chartex" xmlns:cx8="http://schemas.microsoft.com/office/drawing/2016/5/14/chartex" xmlns:mc="http://schemas.openxmlformats.org/markup-compatibility/2006" xmlns:aink="http://schemas.microsoft.com/office/drawing/2016/ink" xmlns:am3d="http://schemas.microsoft.com/office/drawing/2017/model3d" xmlns:o="urn:schemas-microsoft-com:office:office" xmlns:r="http://schemas.openxmlformats.org/officeDocument/2006/relationships" xmlns:m="http://schemas.openxmlformats.org/officeDocument/2006/math" xmlns:v="urn:schemas-microsoft-com:vml" xmlns:wp14="http://schemas.microsoft.com/office/word/2010/wordprocessingDrawing" xmlns:wp="http://schemas.openxmlformats.org/drawingml/2006/wordprocessingDrawing" xmlns:w10="urn:schemas-microsoft-com:office:word" xmlns:w="http://schemas.openxmlformats.org/wordprocessingml/2006/main" xmlns:w14="http://schemas.microsoft.com/office/word/2010/wordml" xmlns:w15="http://schemas.microsoft.com/office/word/2012/wordml" xmlns:w16cid="http://schemas.microsoft.com/office/word/2016/wordml/cid" xmlns:w16se="http://schemas.microsoft.com/office/word/2015/wordml/symex" xmlns:wpg="http://schemas.microsoft.com/office/word/2010/wordprocessingGroup" xmlns:wpi="http://schemas.microsoft.com/office/word/2010/wordprocessingInk" xmlns:wne="http://schemas.microsoft.com/office/word/2006/wordml" xmlns:wps="http://schemas.microsoft.com/office/word/2010/wordprocessingShape" mc:Ignorable="w14 w15 w16se w16cid wp14">
+  <w:p>
+    <w:pPr>
+      <w:pStyle w:val="a3"/>
+    </w:pPr>
+  </w:p>
+</w:ftr>
+</file>
+
+<file path=word/footer3.xml><?xml version="1.0" encoding="utf-8"?>
+<w:ftr xmlns:wpc="http://schemas.microsoft.com/office/word/2010/wordprocessingCanvas" xmlns:cx="http://schemas.microsoft.com/office/drawing/2014/chartex" xmlns:cx1="http://schemas.microsoft.com/office/drawing/2015/9/8/chartex" xmlns:cx2="http://schemas.microsoft.com/office/drawing/2015/10/21/chartex" xmlns:cx3="http://schemas.microsoft.com/office/drawing/2016/5/9/chartex" xmlns:cx4="http://schemas.microsoft.com/office/drawing/2016/5/10/chartex" xmlns:cx5="http://schemas.microsoft.com/office/drawing/2016/5/11/chartex" xmlns:cx6="http://schemas.microsoft.com/office/drawing/2016/5/12/chartex" xmlns:cx7="http://schemas.microsoft.com/office/drawing/2016/5/13/chartex" xmlns:cx8="http://schemas.microsoft.com/office/drawing/2016/5/14/chartex" xmlns:mc="http://schemas.openxmlformats.org/markup-compatibility/2006" xmlns:aink="http://schemas.microsoft.com/office/drawing/2016/ink" xmlns:am3d="http://schemas.microsoft.com/office/drawing/2017/model3d" xmlns:o="urn:schemas-microsoft-com:office:office" xmlns:r="http://schemas.openxmlformats.org/officeDocument/2006/relationships" xmlns:m="http://schemas.openxmlformats.org/officeDocument/2006/math" xmlns:v="urn:schemas-microsoft-com:vml" xmlns:wp14="http://schemas.microsoft.com/office/word/2010/wordprocessingDrawing" xmlns:wp="http://schemas.openxmlformats.org/drawingml/2006/wordprocessingDrawing" xmlns:w10="urn:schemas-microsoft-com:office:word" xmlns:w="http://schemas.openxmlformats.org/wordprocessingml/2006/main" xmlns:w14="http://schemas.microsoft.com/office/word/2010/wordml" xmlns:w15="http://schemas.microsoft.com/office/word/2012/wordml" xmlns:w16cid="http://schemas.microsoft.com/office/word/2016/wordml/cid" xmlns:w16se="http://schemas.microsoft.com/office/word/2015/wordml/symex" xmlns:wpg="http://schemas.microsoft.com/office/word/2010/wordprocessingGroup" xmlns:wpi="http://schemas.microsoft.com/office/word/2010/wordprocessingInk" xmlns:wne="http://schemas.microsoft.com/office/word/2006/wordml" xmlns:wps="http://schemas.microsoft.com/office/word/2010/wordprocessingShape" mc:Ignorable="w14 w15 w16se w16cid wp14">
+  <w:p>
+    <w:pPr>
+      <w:pStyle w:val="a3"/>
+    </w:pPr>
+  </w:p>
+</w:ftr>
+</file>
+
 <file path=word/footnotes.xml><?xml version="1.0" encoding="utf-8"?>
 <w:footnotes xmlns:wpc="http://schemas.microsoft.com/office/word/2010/wordprocessingCanvas" xmlns:cx="http://schemas.microsoft.com/office/drawing/2014/chartex" xmlns:cx1="http://schemas.microsoft.com/office/drawing/2015/9/8/chartex" xmlns:cx2="http://schemas.microsoft.com/office/drawing/2015/10/21/chartex" xmlns:cx3="http://schemas.microsoft.com/office/drawing/2016/5/9/chartex" xmlns:cx4="http://schemas.microsoft.com/office/drawing/2016/5/10/chartex" xmlns:cx5="http://schemas.microsoft.com/office/drawing/2016/5/11/chartex" xmlns:cx6="http://schemas.microsoft.com/office/drawing/2016/5/12/chartex" xmlns:cx7="http://schemas.microsoft.com/office/drawing/2016/5/13/chartex" xmlns:cx8="http://schemas.microsoft.com/office/drawing/2016/5/14/chartex" xmlns:mc="http://schemas.openxmlformats.org/markup-compatibility/2006" xmlns:aink="http://schemas.microsoft.com/office/drawing/2016/ink" xmlns:am3d="http://schemas.microsoft.com/office/drawing/2017/model3d" xmlns:o="urn:schemas-microsoft-com:office:office" xmlns:r="http://schemas.openxmlformats.org/officeDocument/2006/relationships" xmlns:m="http://schemas.openxmlformats.org/officeDocument/2006/math" xmlns:v="urn:schemas-microsoft-com:vml" xmlns:wp14="http://schemas.microsoft.com/office/word/2010/wordprocessingDrawing" xmlns:wp="http://schemas.openxmlformats.org/drawingml/2006/wordprocessingDrawing" xmlns:w10="urn:schemas-microsoft-com:office:word" xmlns:w="http://schemas.openxmlformats.org/wordprocessingml/2006/main" xmlns:w14="http://schemas.microsoft.com/office/word/2010/wordml" xmlns:w15="http://schemas.microsoft.com/office/word/2012/wordml" xmlns:w16cid="http://schemas.microsoft.com/office/word/2016/wordml/cid" xmlns:w16se="http://schemas.microsoft.com/office/word/2015/wordml/symex" xmlns:wpg="http://schemas.microsoft.com/office/word/2010/wordprocessingGroup" xmlns:wpi="http://schemas.microsoft.com/office/word/2010/wordprocessingInk" xmlns:wne="http://schemas.microsoft.com/office/word/2006/wordml" xmlns:wps="http://schemas.microsoft.com/office/word/2010/wordprocessingShape" mc:Ignorable="w14 w15 w16se w16cid wp14">
   <w:footnote w:type="separator" w:id="-1">
@@ -12115,6 +12130,16 @@
 </file>
 
 <file path=word/header1.xml><?xml version="1.0" encoding="utf-8"?>
+<w:hdr xmlns:wpc="http://schemas.microsoft.com/office/word/2010/wordprocessingCanvas" xmlns:cx="http://schemas.microsoft.com/office/drawing/2014/chartex" xmlns:cx1="http://schemas.microsoft.com/office/drawing/2015/9/8/chartex" xmlns:cx2="http://schemas.microsoft.com/office/drawing/2015/10/21/chartex" xmlns:cx3="http://schemas.microsoft.com/office/drawing/2016/5/9/chartex" xmlns:cx4="http://schemas.microsoft.com/office/drawing/2016/5/10/chartex" xmlns:cx5="http://schemas.microsoft.com/office/drawing/2016/5/11/chartex" xmlns:cx6="http://schemas.microsoft.com/office/drawing/2016/5/12/chartex" xmlns:cx7="http://schemas.microsoft.com/office/drawing/2016/5/13/chartex" xmlns:cx8="http://schemas.microsoft.com/office/drawing/2016/5/14/chartex" xmlns:mc="http://schemas.openxmlformats.org/markup-compatibility/2006" xmlns:aink="http://schemas.microsoft.com/office/drawing/2016/ink" xmlns:am3d="http://schemas.microsoft.com/office/drawing/2017/model3d" xmlns:o="urn:schemas-microsoft-com:office:office" xmlns:r="http://schemas.openxmlformats.org/officeDocument/2006/relationships" xmlns:m="http://schemas.openxmlformats.org/officeDocument/2006/math" xmlns:v="urn:schemas-microsoft-com:vml" xmlns:wp14="http://schemas.microsoft.com/office/word/2010/wordprocessingDrawing" xmlns:wp="http://schemas.openxmlformats.org/drawingml/2006/wordprocessingDrawing" xmlns:w10="urn:schemas-microsoft-com:office:word" xmlns:w="http://schemas.openxmlformats.org/wordprocessingml/2006/main" xmlns:w14="http://schemas.microsoft.com/office/word/2010/wordml" xmlns:w15="http://schemas.microsoft.com/office/word/2012/wordml" xmlns:w16cid="http://schemas.microsoft.com/office/word/2016/wordml/cid" xmlns:w16se="http://schemas.microsoft.com/office/word/2015/wordml/symex" xmlns:wpg="http://schemas.microsoft.com/office/word/2010/wordprocessingGroup" xmlns:wpi="http://schemas.microsoft.com/office/word/2010/wordprocessingInk" xmlns:wne="http://schemas.microsoft.com/office/word/2006/wordml" xmlns:wps="http://schemas.microsoft.com/office/word/2010/wordprocessingShape" mc:Ignorable="w14 w15 w16se w16cid wp14">
+  <w:p>
+    <w:pPr>
+      <w:pStyle w:val="a6"/>
+    </w:pPr>
+  </w:p>
+</w:hdr>
+</file>
+
+<file path=word/header2.xml><?xml version="1.0" encoding="utf-8"?>
 <w:hdr xmlns:wpc="http://schemas.microsoft.com/office/word/2010/wordprocessingCanvas" xmlns:cx="http://schemas.microsoft.com/office/drawing/2014/chartex" xmlns:cx1="http://schemas.microsoft.com/office/drawing/2015/9/8/chartex" xmlns:cx2="http://schemas.microsoft.com/office/drawing/2015/10/21/chartex" xmlns:cx3="http://schemas.microsoft.com/office/drawing/2016/5/9/chartex" xmlns:cx4="http://schemas.microsoft.com/office/drawing/2016/5/10/chartex" xmlns:cx5="http://schemas.microsoft.com/office/drawing/2016/5/11/chartex" xmlns:cx6="http://schemas.microsoft.com/office/drawing/2016/5/12/chartex" xmlns:cx7="http://schemas.microsoft.com/office/drawing/2016/5/13/chartex" xmlns:cx8="http://schemas.microsoft.com/office/drawing/2016/5/14/chartex" xmlns:mc="http://schemas.openxmlformats.org/markup-compatibility/2006" xmlns:aink="http://schemas.microsoft.com/office/drawing/2016/ink" xmlns:am3d="http://schemas.microsoft.com/office/drawing/2017/model3d" xmlns:o="urn:schemas-microsoft-com:office:office" xmlns:r="http://schemas.openxmlformats.org/officeDocument/2006/relationships" xmlns:m="http://schemas.openxmlformats.org/officeDocument/2006/math" xmlns:v="urn:schemas-microsoft-com:vml" xmlns:wp14="http://schemas.microsoft.com/office/word/2010/wordprocessingDrawing" xmlns:wp="http://schemas.openxmlformats.org/drawingml/2006/wordprocessingDrawing" xmlns:w10="urn:schemas-microsoft-com:office:word" xmlns:w="http://schemas.openxmlformats.org/wordprocessingml/2006/main" xmlns:w14="http://schemas.microsoft.com/office/word/2010/wordml" xmlns:w15="http://schemas.microsoft.com/office/word/2012/wordml" xmlns:w16cid="http://schemas.microsoft.com/office/word/2016/wordml/cid" xmlns:w16se="http://schemas.microsoft.com/office/word/2015/wordml/symex" xmlns:wpg="http://schemas.microsoft.com/office/word/2010/wordprocessingGroup" xmlns:wpi="http://schemas.microsoft.com/office/word/2010/wordprocessingInk" xmlns:wne="http://schemas.microsoft.com/office/word/2006/wordml" xmlns:wps="http://schemas.microsoft.com/office/word/2010/wordprocessingShape" mc:Ignorable="w14 w15 w16se w16cid wp14">
   <w:tbl>
     <w:tblPr>
@@ -12572,21 +12597,9 @@
             </w:rPr>
             <w:t>JavaTraning</w:t>
           </w:r>
+          <w:bookmarkStart w:id="0" w:name="_GoBack"/>
+          <w:bookmarkEnd w:id="0"/>
           <w:proofErr w:type="spellEnd"/>
-          <w:r>
-            <w:rPr>
-              <w:rFonts w:ascii="游ゴシック" w:eastAsia="游ゴシック" w:hAnsi="游ゴシック" w:cs="Arial Unicode MS" w:hint="eastAsia"/>
-              <w:sz w:val="20"/>
-            </w:rPr>
-            <w:t xml:space="preserve">　</w:t>
-          </w:r>
-          <w:r>
-            <w:rPr>
-              <w:rFonts w:ascii="游ゴシック" w:eastAsia="游ゴシック" w:hAnsi="游ゴシック" w:cs="Arial Unicode MS"/>
-              <w:sz w:val="20"/>
-            </w:rPr>
-            <w:t>a4ead469bd5550f3c355521970b0b23b6ab3306c</w:t>
-          </w:r>
         </w:p>
       </w:tc>
       <w:tc>
@@ -12733,6 +12746,16 @@
     </w:tr>
   </w:tbl>
   <w:p/>
+</w:hdr>
+</file>
+
+<file path=word/header3.xml><?xml version="1.0" encoding="utf-8"?>
+<w:hdr xmlns:wpc="http://schemas.microsoft.com/office/word/2010/wordprocessingCanvas" xmlns:cx="http://schemas.microsoft.com/office/drawing/2014/chartex" xmlns:cx1="http://schemas.microsoft.com/office/drawing/2015/9/8/chartex" xmlns:cx2="http://schemas.microsoft.com/office/drawing/2015/10/21/chartex" xmlns:cx3="http://schemas.microsoft.com/office/drawing/2016/5/9/chartex" xmlns:cx4="http://schemas.microsoft.com/office/drawing/2016/5/10/chartex" xmlns:cx5="http://schemas.microsoft.com/office/drawing/2016/5/11/chartex" xmlns:cx6="http://schemas.microsoft.com/office/drawing/2016/5/12/chartex" xmlns:cx7="http://schemas.microsoft.com/office/drawing/2016/5/13/chartex" xmlns:cx8="http://schemas.microsoft.com/office/drawing/2016/5/14/chartex" xmlns:mc="http://schemas.openxmlformats.org/markup-compatibility/2006" xmlns:aink="http://schemas.microsoft.com/office/drawing/2016/ink" xmlns:am3d="http://schemas.microsoft.com/office/drawing/2017/model3d" xmlns:o="urn:schemas-microsoft-com:office:office" xmlns:r="http://schemas.openxmlformats.org/officeDocument/2006/relationships" xmlns:m="http://schemas.openxmlformats.org/officeDocument/2006/math" xmlns:v="urn:schemas-microsoft-com:vml" xmlns:wp14="http://schemas.microsoft.com/office/word/2010/wordprocessingDrawing" xmlns:wp="http://schemas.openxmlformats.org/drawingml/2006/wordprocessingDrawing" xmlns:w10="urn:schemas-microsoft-com:office:word" xmlns:w="http://schemas.openxmlformats.org/wordprocessingml/2006/main" xmlns:w14="http://schemas.microsoft.com/office/word/2010/wordml" xmlns:w15="http://schemas.microsoft.com/office/word/2012/wordml" xmlns:w16cid="http://schemas.microsoft.com/office/word/2016/wordml/cid" xmlns:w16se="http://schemas.microsoft.com/office/word/2015/wordml/symex" xmlns:wpg="http://schemas.microsoft.com/office/word/2010/wordprocessingGroup" xmlns:wpi="http://schemas.microsoft.com/office/word/2010/wordprocessingInk" xmlns:wne="http://schemas.microsoft.com/office/word/2006/wordml" xmlns:wps="http://schemas.microsoft.com/office/word/2010/wordprocessingShape" mc:Ignorable="w14 w15 w16se w16cid wp14">
+  <w:p>
+    <w:pPr>
+      <w:pStyle w:val="a6"/>
+    </w:pPr>
+  </w:p>
 </w:hdr>
 </file>
 
@@ -13718,9 +13741,12 @@
 </file>
 
 <file path=customXml/item1.xml><?xml version="1.0" encoding="utf-8"?>
-<p:properties xmlns:p="http://schemas.microsoft.com/office/2006/metadata/properties" xmlns:xsi="http://www.w3.org/2001/XMLSchema-instance" xmlns:pc="http://schemas.microsoft.com/office/infopath/2007/PartnerControls">
-  <documentManagement/>
-</p:properties>
+<?mso-contentType ?>
+<FormTemplates xmlns="http://schemas.microsoft.com/sharepoint/v3/contenttype/forms">
+  <Display>DocumentLibraryForm</Display>
+  <Edit>DocumentLibraryForm</Edit>
+  <New>DocumentLibraryForm</New>
+</FormTemplates>
 </file>
 
 <file path=customXml/item2.xml><?xml version="1.0" encoding="utf-8"?>
@@ -13882,12 +13908,9 @@
 </file>
 
 <file path=customXml/item3.xml><?xml version="1.0" encoding="utf-8"?>
-<?mso-contentType ?>
-<FormTemplates xmlns="http://schemas.microsoft.com/sharepoint/v3/contenttype/forms">
-  <Display>DocumentLibraryForm</Display>
-  <Edit>DocumentLibraryForm</Edit>
-  <New>DocumentLibraryForm</New>
-</FormTemplates>
+<p:properties xmlns:p="http://schemas.microsoft.com/office/2006/metadata/properties" xmlns:xsi="http://www.w3.org/2001/XMLSchema-instance" xmlns:pc="http://schemas.microsoft.com/office/infopath/2007/PartnerControls">
+  <documentManagement/>
+</p:properties>
 </file>
 
 <file path=customXml/item4.xml><?xml version="1.0" encoding="utf-8"?>
@@ -13895,10 +13918,9 @@
 </file>
 
 <file path=customXml/itemProps1.xml><?xml version="1.0" encoding="utf-8"?>
-<ds:datastoreItem xmlns:ds="http://schemas.openxmlformats.org/officeDocument/2006/customXml" ds:itemID="{659CE7E0-3E2F-4787-B142-08E029C04E10}">
+<ds:datastoreItem xmlns:ds="http://schemas.openxmlformats.org/officeDocument/2006/customXml" ds:itemID="{F4DA52B9-D4DF-4BEC-A5A3-5484E5EB747B}">
   <ds:schemaRefs>
-    <ds:schemaRef ds:uri="http://schemas.microsoft.com/office/2006/metadata/properties"/>
-    <ds:schemaRef ds:uri="http://schemas.microsoft.com/office/infopath/2007/PartnerControls"/>
+    <ds:schemaRef ds:uri="http://schemas.microsoft.com/sharepoint/v3/contenttype/forms"/>
   </ds:schemaRefs>
 </ds:datastoreItem>
 </file>
@@ -13922,15 +13944,16 @@
 </file>
 
 <file path=customXml/itemProps3.xml><?xml version="1.0" encoding="utf-8"?>
-<ds:datastoreItem xmlns:ds="http://schemas.openxmlformats.org/officeDocument/2006/customXml" ds:itemID="{F4DA52B9-D4DF-4BEC-A5A3-5484E5EB747B}">
+<ds:datastoreItem xmlns:ds="http://schemas.openxmlformats.org/officeDocument/2006/customXml" ds:itemID="{659CE7E0-3E2F-4787-B142-08E029C04E10}">
   <ds:schemaRefs>
-    <ds:schemaRef ds:uri="http://schemas.microsoft.com/sharepoint/v3/contenttype/forms"/>
+    <ds:schemaRef ds:uri="http://schemas.microsoft.com/office/2006/metadata/properties"/>
+    <ds:schemaRef ds:uri="http://schemas.microsoft.com/office/infopath/2007/PartnerControls"/>
   </ds:schemaRefs>
 </ds:datastoreItem>
 </file>
 
 <file path=customXml/itemProps4.xml><?xml version="1.0" encoding="utf-8"?>
-<ds:datastoreItem xmlns:ds="http://schemas.openxmlformats.org/officeDocument/2006/customXml" ds:itemID="{0F33C8EA-96A8-401A-97DE-55F851782D0A}">
+<ds:datastoreItem xmlns:ds="http://schemas.openxmlformats.org/officeDocument/2006/customXml" ds:itemID="{152904B3-82F5-41DF-B759-46A3D6D296E1}">
   <ds:schemaRefs>
     <ds:schemaRef ds:uri="http://schemas.openxmlformats.org/officeDocument/2006/bibliography"/>
   </ds:schemaRefs>
